--- a/backend/templates/GSSG-HR_300-019_Employee_Information_Form.docx
+++ b/backend/templates/GSSG-HR_300-019_Employee_Information_Form.docx
@@ -4,1293 +4,8562 @@
   <w:body>
     <w:p>
       <w:pPr>
-        <w:jc w:val="center"/>
+        <w:autoSpaceDN w:val="0"/>
+        <w:autoSpaceDE w:val="0"/>
+        <w:widowControl/>
+        <w:spacing w:line="220" w:lineRule="exact" w:before="0" w:after="80"/>
+        <w:ind w:left="0" w:right="0"/>
       </w:pPr>
-      <w:r>
-        <w:rPr>
-          <w:b/>
-          <w:sz w:val="28"/>
-        </w:rPr>
-        <w:t>Global Security Services Group</w:t>
-        <w:br/>
-        <w:t>Employee Information Form</w:t>
-        <w:br/>
-        <w:t>GSSG-HR 300-019</w:t>
-      </w:r>
-    </w:p>
-    <w:p>
-      <w:r>
-        <w:rPr>
-          <w:i/>
-        </w:rPr>
-        <w:t>Proposed template — awaiting review. Source issue date 21-09-2026. Generated from the GSSG-HR PDF intake for in-app tokenized filling.</w:t>
-      </w:r>
     </w:p>
     <w:tbl>
       <w:tblPr>
-        <w:tblStyle w:val="TableGrid"/>
         <w:tblW w:type="auto" w:w="0"/>
+        <w:tblLayout w:type="fixed"/>
         <w:tblLook w:firstColumn="1" w:firstRow="1" w:lastColumn="0" w:lastRow="0" w:noHBand="0" w:noVBand="1" w:val="04A0"/>
+        <w:tblInd w:w="400.0" w:type="dxa"/>
       </w:tblPr>
       <w:tblGrid>
-        <w:gridCol w:w="4320"/>
-        <w:gridCol w:w="4320"/>
+        <w:gridCol w:w="2256"/>
+        <w:gridCol w:w="2256"/>
+        <w:gridCol w:w="2256"/>
+        <w:gridCol w:w="2256"/>
       </w:tblGrid>
       <w:tr>
+        <w:trPr>
+          <w:trHeight w:hRule="exact" w:val="260"/>
+        </w:trPr>
         <w:tc>
           <w:tcPr>
-            <w:tcW w:type="dxa" w:w="4320"/>
+            <w:tcW w:type="dxa" w:w="3380"/>
+            <w:vMerge w:val="restart"/>
+            <w:tcBorders/>
+            <w:tcMar>
+              <w:start w:w="0" w:type="dxa"/>
+              <w:end w:w="0" w:type="dxa"/>
+            </w:tcMar>
+            <w:tcMar>
+              <w:start w:w="0" w:type="dxa"/>
+              <w:end w:w="0" w:type="dxa"/>
+            </w:tcMar>
+            <w:tcMar>
+              <w:start w:w="0" w:type="dxa"/>
+              <w:end w:w="0" w:type="dxa"/>
+            </w:tcMar>
+            <w:tcMar>
+              <w:start w:w="0" w:type="dxa"/>
+              <w:end w:w="0" w:type="dxa"/>
+            </w:tcMar>
           </w:tcPr>
           <w:p>
+            <w:pPr>
+              <w:autoSpaceDN w:val="0"/>
+              <w:autoSpaceDE w:val="0"/>
+              <w:widowControl/>
+              <w:spacing w:line="240" w:lineRule="auto" w:before="40" w:after="0"/>
+              <w:ind w:left="400" w:right="0" w:firstLine="0"/>
+              <w:jc w:val="left"/>
+            </w:pPr>
             <w:r>
-              <w:t xml:space="preserve">Name / </w:t>
+              <w:drawing>
+                <wp:inline xmlns:a="http://schemas.openxmlformats.org/drawingml/2006/main" xmlns:pic="http://schemas.openxmlformats.org/drawingml/2006/picture">
+                  <wp:extent cx="1727200" cy="571500"/>
+                  <wp:docPr id="1" name="Picture 1"/>
+                  <wp:cNvGraphicFramePr>
+                    <a:graphicFrameLocks noChangeAspect="1"/>
+                  </wp:cNvGraphicFramePr>
+                  <a:graphic>
+                    <a:graphicData uri="http://schemas.openxmlformats.org/drawingml/2006/picture">
+                      <pic:pic>
+                        <pic:nvPicPr>
+                          <pic:cNvPr id="0" name="image.png"/>
+                          <pic:cNvPicPr/>
+                        </pic:nvPicPr>
+                        <pic:blipFill>
+                          <a:blip r:embed="rId9"/>
+                          <a:stretch>
+                            <a:fillRect/>
+                          </a:stretch>
+                        </pic:blipFill>
+                        <pic:spPr>
+                          <a:xfrm>
+                            <a:off x="0" y="0"/>
+                            <a:ext cx="1727200" cy="571500"/>
+                          </a:xfrm>
+                          <a:prstGeom prst="rect"/>
+                        </pic:spPr>
+                      </pic:pic>
+                    </a:graphicData>
+                  </a:graphic>
+                </wp:inline>
+              </w:drawing>
             </w:r>
           </w:p>
         </w:tc>
         <w:tc>
           <w:tcPr>
-            <w:tcW w:type="dxa" w:w="4320"/>
+            <w:tcW w:type="dxa" w:w="4060"/>
+            <w:vMerge w:val="restart"/>
+            <w:tcBorders/>
+            <w:tcMar>
+              <w:start w:w="0" w:type="dxa"/>
+              <w:end w:w="0" w:type="dxa"/>
+            </w:tcMar>
+            <w:tcMar>
+              <w:start w:w="0" w:type="dxa"/>
+              <w:end w:w="0" w:type="dxa"/>
+            </w:tcMar>
           </w:tcPr>
           <w:p>
+            <w:pPr>
+              <w:autoSpaceDN w:val="0"/>
+              <w:autoSpaceDE w:val="0"/>
+              <w:widowControl/>
+              <w:spacing w:line="230" w:lineRule="auto" w:before="0" w:after="0"/>
+              <w:ind w:left="286" w:right="0" w:firstLine="0"/>
+              <w:jc w:val="left"/>
+            </w:pPr>
             <w:r>
               <w:rPr>
-                <w:sz w:val="20"/>
+                <w:rFonts w:ascii="Univers" w:hAnsi="Univers" w:eastAsia="Univers"/>
+                <w:b/>
+                <w:i w:val="0"/>
+                <w:color w:val="000000"/>
+                <w:sz w:val="24"/>
               </w:rPr>
-              <w:t>{{ name }}</w:t>
+              <w:t xml:space="preserve">Global Security Services Group </w:t>
+            </w:r>
+          </w:p>
+        </w:tc>
+        <w:tc>
+          <w:tcPr>
+            <w:tcW w:type="dxa" w:w="1700"/>
+            <w:vMerge w:val="restart"/>
+            <w:tcBorders/>
+            <w:tcMar>
+              <w:start w:w="0" w:type="dxa"/>
+              <w:end w:w="0" w:type="dxa"/>
+            </w:tcMar>
+            <w:tcMar>
+              <w:start w:w="0" w:type="dxa"/>
+              <w:end w:w="0" w:type="dxa"/>
+            </w:tcMar>
+          </w:tcPr>
+          <w:p>
+            <w:pPr>
+              <w:autoSpaceDN w:val="0"/>
+              <w:autoSpaceDE w:val="0"/>
+              <w:widowControl/>
+              <w:spacing w:line="197" w:lineRule="auto" w:before="48" w:after="0"/>
+              <w:ind w:left="0" w:right="0" w:firstLine="0"/>
+              <w:jc w:val="center"/>
+            </w:pPr>
+            <w:r>
+              <w:rPr>
+                <w:rFonts w:ascii="Calibri" w:hAnsi="Calibri" w:eastAsia="Calibri"/>
+                <w:b/>
+                <w:i w:val="0"/>
+                <w:color w:val="000000"/>
+                <w:sz w:val="24"/>
+              </w:rPr>
+              <w:t xml:space="preserve">Date of Issue </w:t>
+            </w:r>
+          </w:p>
+        </w:tc>
+        <w:tc>
+          <w:tcPr>
+            <w:tcW w:type="dxa" w:w="1820"/>
+            <w:tcBorders/>
+            <w:tcMar>
+              <w:start w:w="0" w:type="dxa"/>
+              <w:end w:w="0" w:type="dxa"/>
+            </w:tcMar>
+          </w:tcPr>
+          <w:p>
+            <w:pPr>
+              <w:autoSpaceDN w:val="0"/>
+              <w:autoSpaceDE w:val="0"/>
+              <w:widowControl/>
+              <w:spacing w:line="197" w:lineRule="auto" w:before="40" w:after="0"/>
+              <w:ind w:left="196" w:right="0" w:firstLine="0"/>
+              <w:jc w:val="left"/>
+            </w:pPr>
+            <w:r>
+              <w:rPr>
+                <w:rFonts w:ascii="Calibri" w:hAnsi="Calibri" w:eastAsia="Calibri"/>
+                <w:b w:val="0"/>
+                <w:i w:val="0"/>
+                <w:color w:val="000000"/>
+                <w:sz w:val="22"/>
+              </w:rPr>
+              <w:t xml:space="preserve">21-09-2026 </w:t>
             </w:r>
           </w:p>
         </w:tc>
       </w:tr>
       <w:tr>
+        <w:trPr>
+          <w:trHeight w:hRule="exact" w:val="83"/>
+        </w:trPr>
         <w:tc>
           <w:tcPr>
-            <w:tcW w:type="dxa" w:w="4320"/>
+            <w:tcW w:type="dxa" w:w="2256"/>
+            <w:vMerge/>
+            <w:tcBorders/>
+          </w:tcPr>
+          <w:p/>
+        </w:tc>
+        <w:tc>
+          <w:tcPr>
+            <w:tcW w:type="dxa" w:w="2256"/>
+            <w:vMerge/>
+            <w:tcBorders/>
+          </w:tcPr>
+          <w:p/>
+        </w:tc>
+        <w:tc>
+          <w:tcPr>
+            <w:tcW w:type="dxa" w:w="2256"/>
+            <w:vMerge/>
+            <w:tcBorders/>
+          </w:tcPr>
+          <w:p/>
+        </w:tc>
+        <w:tc>
+          <w:tcPr>
+            <w:tcW w:type="dxa" w:w="1820"/>
+            <w:vMerge w:val="restart"/>
+            <w:tcBorders/>
+            <w:tcMar>
+              <w:start w:w="0" w:type="dxa"/>
+              <w:end w:w="0" w:type="dxa"/>
+            </w:tcMar>
+            <w:tcMar>
+              <w:start w:w="0" w:type="dxa"/>
+              <w:end w:w="0" w:type="dxa"/>
+            </w:tcMar>
           </w:tcPr>
           <w:p>
+            <w:pPr>
+              <w:autoSpaceDN w:val="0"/>
+              <w:autoSpaceDE w:val="0"/>
+              <w:widowControl/>
+              <w:spacing w:line="197" w:lineRule="auto" w:before="136" w:after="0"/>
+              <w:ind w:left="196" w:right="0" w:firstLine="0"/>
+              <w:jc w:val="left"/>
+            </w:pPr>
             <w:r>
-              <w:t xml:space="preserve">Employee Id / </w:t>
+              <w:rPr>
+                <w:rFonts w:ascii="Calibri" w:hAnsi="Calibri" w:eastAsia="Calibri"/>
+                <w:b w:val="0"/>
+                <w:i w:val="0"/>
+                <w:color w:val="000000"/>
+                <w:sz w:val="22"/>
+              </w:rPr>
+              <w:t xml:space="preserve">01 </w:t>
+            </w:r>
+          </w:p>
+        </w:tc>
+      </w:tr>
+      <w:tr>
+        <w:trPr>
+          <w:trHeight w:hRule="exact" w:val="277"/>
+        </w:trPr>
+        <w:tc>
+          <w:tcPr>
+            <w:tcW w:type="dxa" w:w="2256"/>
+            <w:vMerge/>
+            <w:tcBorders/>
+          </w:tcPr>
+          <w:p/>
+        </w:tc>
+        <w:tc>
+          <w:tcPr>
+            <w:tcW w:type="dxa" w:w="4060"/>
+            <w:tcBorders/>
+            <w:tcMar>
+              <w:start w:w="0" w:type="dxa"/>
+              <w:end w:w="0" w:type="dxa"/>
+            </w:tcMar>
+          </w:tcPr>
+          <w:p>
+            <w:pPr>
+              <w:autoSpaceDN w:val="0"/>
+              <w:autoSpaceDE w:val="0"/>
+              <w:widowControl/>
+              <w:spacing w:line="197" w:lineRule="auto" w:before="36" w:after="0"/>
+              <w:ind w:left="286" w:right="0" w:firstLine="0"/>
+              <w:jc w:val="left"/>
+            </w:pPr>
+            <w:r>
+              <w:rPr>
+                <w:rFonts w:ascii="Calibri" w:hAnsi="Calibri" w:eastAsia="Calibri"/>
+                <w:b/>
+                <w:i w:val="0"/>
+                <w:color w:val="000000"/>
+                <w:sz w:val="24"/>
+              </w:rPr>
+              <w:t xml:space="preserve">Employee Information Form </w:t>
             </w:r>
           </w:p>
         </w:tc>
         <w:tc>
           <w:tcPr>
-            <w:tcW w:type="dxa" w:w="4320"/>
+            <w:tcW w:type="dxa" w:w="1700"/>
+            <w:tcBorders/>
+            <w:tcMar>
+              <w:start w:w="0" w:type="dxa"/>
+              <w:end w:w="0" w:type="dxa"/>
+            </w:tcMar>
           </w:tcPr>
           <w:p>
+            <w:pPr>
+              <w:autoSpaceDN w:val="0"/>
+              <w:autoSpaceDE w:val="0"/>
+              <w:widowControl/>
+              <w:spacing w:line="197" w:lineRule="auto" w:before="36" w:after="0"/>
+              <w:ind w:left="168" w:right="0" w:firstLine="0"/>
+              <w:jc w:val="left"/>
+            </w:pPr>
             <w:r>
               <w:rPr>
+                <w:rFonts w:ascii="Calibri" w:hAnsi="Calibri" w:eastAsia="Calibri"/>
+                <w:b/>
+                <w:i w:val="0"/>
+                <w:color w:val="000000"/>
+                <w:sz w:val="24"/>
+              </w:rPr>
+              <w:t xml:space="preserve">Issue No </w:t>
+            </w:r>
+          </w:p>
+        </w:tc>
+        <w:tc>
+          <w:tcPr>
+            <w:tcW w:type="dxa" w:w="2256"/>
+            <w:vMerge/>
+            <w:tcBorders/>
+          </w:tcPr>
+          <w:p/>
+        </w:tc>
+      </w:tr>
+      <w:tr>
+        <w:trPr>
+          <w:trHeight w:hRule="exact" w:val="426"/>
+        </w:trPr>
+        <w:tc>
+          <w:tcPr>
+            <w:tcW w:type="dxa" w:w="2256"/>
+            <w:vMerge/>
+            <w:tcBorders/>
+          </w:tcPr>
+          <w:p/>
+        </w:tc>
+        <w:tc>
+          <w:tcPr>
+            <w:tcW w:type="dxa" w:w="4060"/>
+            <w:tcBorders/>
+            <w:tcMar>
+              <w:start w:w="0" w:type="dxa"/>
+              <w:end w:w="0" w:type="dxa"/>
+            </w:tcMar>
+          </w:tcPr>
+          <w:p>
+            <w:pPr>
+              <w:autoSpaceDN w:val="0"/>
+              <w:autoSpaceDE w:val="0"/>
+              <w:widowControl/>
+              <w:spacing w:line="197" w:lineRule="auto" w:before="126" w:after="0"/>
+              <w:ind w:left="286" w:right="0" w:firstLine="0"/>
+              <w:jc w:val="left"/>
+            </w:pPr>
+            <w:r>
+              <w:rPr>
+                <w:rFonts w:ascii="Calibri" w:hAnsi="Calibri" w:eastAsia="Calibri"/>
+                <w:b/>
+                <w:i w:val="0"/>
+                <w:color w:val="000000"/>
+                <w:sz w:val="24"/>
+              </w:rPr>
+              <w:t xml:space="preserve">GSSG-HR 300-019 </w:t>
+            </w:r>
+          </w:p>
+        </w:tc>
+        <w:tc>
+          <w:tcPr>
+            <w:tcW w:type="dxa" w:w="1700"/>
+            <w:tcBorders/>
+            <w:tcMar>
+              <w:start w:w="0" w:type="dxa"/>
+              <w:end w:w="0" w:type="dxa"/>
+            </w:tcMar>
+          </w:tcPr>
+          <w:p>
+            <w:pPr>
+              <w:autoSpaceDN w:val="0"/>
+              <w:autoSpaceDE w:val="0"/>
+              <w:widowControl/>
+              <w:spacing w:line="197" w:lineRule="auto" w:before="126" w:after="0"/>
+              <w:ind w:left="168" w:right="0" w:firstLine="0"/>
+              <w:jc w:val="left"/>
+            </w:pPr>
+            <w:r>
+              <w:rPr>
+                <w:rFonts w:ascii="Calibri" w:hAnsi="Calibri" w:eastAsia="Calibri"/>
+                <w:b/>
+                <w:i w:val="0"/>
+                <w:color w:val="000000"/>
+                <w:sz w:val="24"/>
+              </w:rPr>
+              <w:t xml:space="preserve">Revision: </w:t>
+            </w:r>
+          </w:p>
+        </w:tc>
+        <w:tc>
+          <w:tcPr>
+            <w:tcW w:type="dxa" w:w="1820"/>
+            <w:tcBorders/>
+            <w:tcMar>
+              <w:start w:w="0" w:type="dxa"/>
+              <w:end w:w="0" w:type="dxa"/>
+            </w:tcMar>
+          </w:tcPr>
+          <w:p>
+            <w:pPr>
+              <w:autoSpaceDN w:val="0"/>
+              <w:autoSpaceDE w:val="0"/>
+              <w:widowControl/>
+              <w:spacing w:line="197" w:lineRule="auto" w:before="122" w:after="0"/>
+              <w:ind w:left="196" w:right="0" w:firstLine="0"/>
+              <w:jc w:val="left"/>
+            </w:pPr>
+            <w:r>
+              <w:rPr>
+                <w:rFonts w:ascii="Calibri" w:hAnsi="Calibri" w:eastAsia="Calibri"/>
+                <w:b w:val="0"/>
+                <w:i w:val="0"/>
+                <w:color w:val="000000"/>
+                <w:sz w:val="22"/>
+              </w:rPr>
+              <w:t xml:space="preserve">00 </w:t>
+            </w:r>
+          </w:p>
+        </w:tc>
+      </w:tr>
+    </w:tbl>
+    <w:p>
+      <w:pPr>
+        <w:autoSpaceDN w:val="0"/>
+        <w:autoSpaceDE w:val="0"/>
+        <w:widowControl/>
+        <w:spacing w:line="240" w:lineRule="auto" w:before="294" w:after="398"/>
+        <w:ind w:left="1420" w:right="0" w:firstLine="0"/>
+        <w:jc w:val="left"/>
+      </w:pPr>
+      <w:r>
+        <w:drawing>
+          <wp:inline xmlns:a="http://schemas.openxmlformats.org/drawingml/2006/main" xmlns:pic="http://schemas.openxmlformats.org/drawingml/2006/picture">
+            <wp:extent cx="6654800" cy="215900"/>
+            <wp:docPr id="2" name="Picture 2"/>
+            <wp:cNvGraphicFramePr>
+              <a:graphicFrameLocks noChangeAspect="1"/>
+            </wp:cNvGraphicFramePr>
+            <a:graphic>
+              <a:graphicData uri="http://schemas.openxmlformats.org/drawingml/2006/picture">
+                <pic:pic>
+                  <pic:nvPicPr>
+                    <pic:cNvPr id="0" name="image.png"/>
+                    <pic:cNvPicPr/>
+                  </pic:nvPicPr>
+                  <pic:blipFill>
+                    <a:blip r:embed="rId10"/>
+                    <a:stretch>
+                      <a:fillRect/>
+                    </a:stretch>
+                  </pic:blipFill>
+                  <pic:spPr>
+                    <a:xfrm>
+                      <a:off x="0" y="0"/>
+                      <a:ext cx="6654800" cy="215900"/>
+                    </a:xfrm>
+                    <a:prstGeom prst="rect"/>
+                  </pic:spPr>
+                </pic:pic>
+              </a:graphicData>
+            </a:graphic>
+          </wp:inline>
+        </w:drawing>
+      </w:r>
+    </w:p>
+    <w:tbl>
+      <w:tblPr>
+        <w:tblW w:type="auto" w:w="0"/>
+        <w:tblLayout w:type="fixed"/>
+        <w:tblLook w:firstColumn="1" w:firstRow="1" w:lastColumn="0" w:lastRow="0" w:noHBand="0" w:noVBand="1" w:val="04A0"/>
+        <w:tblInd w:w="810.0" w:type="dxa"/>
+      </w:tblPr>
+      <w:tblGrid>
+        <w:gridCol w:w="1805"/>
+        <w:gridCol w:w="1805"/>
+        <w:gridCol w:w="1805"/>
+        <w:gridCol w:w="1805"/>
+        <w:gridCol w:w="1805"/>
+      </w:tblGrid>
+      <w:tr>
+        <w:trPr>
+          <w:trHeight w:hRule="exact" w:val="514"/>
+        </w:trPr>
+        <w:tc>
+          <w:tcPr>
+            <w:tcW w:type="dxa" w:w="10484"/>
+            <w:gridSpan w:val="5"/>
+            <w:tcBorders>
+              <w:start w:sz="4.0" w:val="single" w:color="#000000"/>
+              <w:top w:sz="4.0" w:val="single" w:color="#000000"/>
+              <w:end w:sz="3.199999999999818" w:val="single" w:color="#000000"/>
+              <w:bottom w:sz="4.0" w:val="single" w:color="#000000"/>
+            </w:tcBorders>
+            <w:shd w:fill="c00000"/>
+            <w:tcMar>
+              <w:start w:w="0" w:type="dxa"/>
+              <w:end w:w="0" w:type="dxa"/>
+            </w:tcMar>
+            <w:tcMar>
+              <w:start w:w="0" w:type="dxa"/>
+              <w:end w:w="0" w:type="dxa"/>
+            </w:tcMar>
+            <w:tcMar>
+              <w:start w:w="0" w:type="dxa"/>
+              <w:end w:w="0" w:type="dxa"/>
+            </w:tcMar>
+            <w:tcMar>
+              <w:start w:w="0" w:type="dxa"/>
+              <w:end w:w="0" w:type="dxa"/>
+            </w:tcMar>
+            <w:tcMar>
+              <w:start w:w="0" w:type="dxa"/>
+              <w:end w:w="0" w:type="dxa"/>
+            </w:tcMar>
+          </w:tcPr>
+          <w:p>
+            <w:pPr>
+              <w:autoSpaceDN w:val="0"/>
+              <w:autoSpaceDE w:val="0"/>
+              <w:widowControl/>
+              <w:spacing w:line="197" w:lineRule="auto" w:before="172" w:after="0"/>
+              <w:ind w:left="0" w:right="0" w:firstLine="0"/>
+              <w:jc w:val="center"/>
+            </w:pPr>
+            <w:r>
+              <w:rPr>
+                <w:rFonts w:ascii="Calibri" w:hAnsi="Calibri" w:eastAsia="Calibri"/>
+                <w:b/>
+                <w:i w:val="0"/>
+                <w:color w:val="FFFFFF"/>
                 <w:sz w:val="20"/>
               </w:rPr>
-              <w:t>{{ employee_id }}</w:t>
+              <w:t xml:space="preserve">Personal Data </w:t>
             </w:r>
           </w:p>
         </w:tc>
       </w:tr>
       <w:tr>
+        <w:trPr>
+          <w:trHeight w:hRule="exact" w:val="568"/>
+        </w:trPr>
         <w:tc>
           <w:tcPr>
-            <w:tcW w:type="dxa" w:w="4320"/>
+            <w:tcW w:type="dxa" w:w="1560"/>
+            <w:tcBorders>
+              <w:start w:sz="4.0" w:val="single" w:color="#000000"/>
+              <w:top w:sz="4.0" w:val="single" w:color="#000000"/>
+              <w:end w:sz="4.0" w:val="single" w:color="#000000"/>
+              <w:bottom w:sz="3.2000000000000455" w:val="single" w:color="#000000"/>
+            </w:tcBorders>
+            <w:shd w:fill="d8d9d8"/>
+            <w:tcMar>
+              <w:start w:w="0" w:type="dxa"/>
+              <w:end w:w="0" w:type="dxa"/>
+            </w:tcMar>
           </w:tcPr>
           <w:p>
+            <w:pPr>
+              <w:autoSpaceDN w:val="0"/>
+              <w:autoSpaceDE w:val="0"/>
+              <w:widowControl/>
+              <w:spacing w:line="197" w:lineRule="auto" w:before="198" w:after="0"/>
+              <w:ind w:left="100" w:right="0" w:firstLine="0"/>
+              <w:jc w:val="left"/>
+            </w:pPr>
             <w:r>
-              <w:t>Given Name / الاسم الأول</w:t>
+              <w:rPr>
+                <w:rFonts w:ascii="Calibri" w:hAnsi="Calibri" w:eastAsia="Calibri"/>
+                <w:b/>
+                <w:i w:val="0"/>
+                <w:color w:val="000000"/>
+                <w:sz w:val="20"/>
+              </w:rPr>
+              <w:t xml:space="preserve">Given Name </w:t>
             </w:r>
           </w:p>
         </w:tc>
         <w:tc>
           <w:tcPr>
-            <w:tcW w:type="dxa" w:w="4320"/>
+            <w:tcW w:type="dxa" w:w="2412"/>
+            <w:tcBorders>
+              <w:start w:sz="4.0" w:val="single" w:color="#000000"/>
+              <w:top w:sz="4.0" w:val="single" w:color="#000000"/>
+              <w:end w:sz="4.0" w:val="single" w:color="#000000"/>
+              <w:bottom w:sz="3.2000000000000455" w:val="single" w:color="#000000"/>
+            </w:tcBorders>
+            <w:tcMar>
+              <w:start w:w="0" w:type="dxa"/>
+              <w:end w:w="0" w:type="dxa"/>
+            </w:tcMar>
           </w:tcPr>
           <w:p>
             <w:r>
+              <w:t>{{ given_name }}</w:t>
+            </w:r>
+          </w:p>
+        </w:tc>
+        <w:tc>
+          <w:tcPr>
+            <w:tcW w:type="dxa" w:w="1560"/>
+            <w:tcBorders>
+              <w:start w:sz="4.0" w:val="single" w:color="#000000"/>
+              <w:top w:sz="4.0" w:val="single" w:color="#000000"/>
+              <w:end w:sz="4.0" w:val="single" w:color="#000000"/>
+              <w:bottom w:sz="3.2000000000000455" w:val="single" w:color="#000000"/>
+            </w:tcBorders>
+            <w:shd w:fill="d8d9d8"/>
+            <w:tcMar>
+              <w:start w:w="0" w:type="dxa"/>
+              <w:end w:w="0" w:type="dxa"/>
+            </w:tcMar>
+          </w:tcPr>
+          <w:p>
+            <w:pPr>
+              <w:autoSpaceDN w:val="0"/>
+              <w:autoSpaceDE w:val="0"/>
+              <w:widowControl/>
+              <w:spacing w:line="197" w:lineRule="auto" w:before="198" w:after="0"/>
+              <w:ind w:left="102" w:right="0" w:firstLine="0"/>
+              <w:jc w:val="left"/>
+            </w:pPr>
+            <w:r>
               <w:rPr>
+                <w:rFonts w:ascii="Calibri" w:hAnsi="Calibri" w:eastAsia="Calibri"/>
+                <w:b/>
+                <w:i w:val="0"/>
+                <w:color w:val="000000"/>
                 <w:sz w:val="20"/>
               </w:rPr>
-              <w:t>{{ given_name }}</w:t>
+              <w:t xml:space="preserve">Middle Name </w:t>
+            </w:r>
+          </w:p>
+        </w:tc>
+        <w:tc>
+          <w:tcPr>
+            <w:tcW w:type="dxa" w:w="2694"/>
+            <w:tcBorders>
+              <w:start w:sz="4.0" w:val="single" w:color="#000000"/>
+              <w:top w:sz="4.0" w:val="single" w:color="#000000"/>
+              <w:end w:sz="4.0" w:val="single" w:color="#000000"/>
+              <w:bottom w:sz="3.2000000000000455" w:val="single" w:color="#000000"/>
+            </w:tcBorders>
+            <w:tcMar>
+              <w:start w:w="0" w:type="dxa"/>
+              <w:end w:w="0" w:type="dxa"/>
+            </w:tcMar>
+          </w:tcPr>
+          <w:p>
+            <w:r>
+              <w:t>{{ middle_name }}</w:t>
+            </w:r>
+          </w:p>
+        </w:tc>
+        <w:tc>
+          <w:tcPr>
+            <w:tcW w:type="dxa" w:w="2258"/>
+            <w:vMerge w:val="restart"/>
+            <w:tcBorders>
+              <w:start w:sz="4.0" w:val="single" w:color="#000000"/>
+              <w:top w:sz="4.0" w:val="single" w:color="#000000"/>
+              <w:end w:sz="3.199999999999818" w:val="single" w:color="#000000"/>
+              <w:bottom w:sz="4.0" w:val="single" w:color="#000000"/>
+            </w:tcBorders>
+            <w:tcMar>
+              <w:start w:w="0" w:type="dxa"/>
+              <w:end w:w="0" w:type="dxa"/>
+            </w:tcMar>
+            <w:tcMar>
+              <w:start w:w="0" w:type="dxa"/>
+              <w:end w:w="0" w:type="dxa"/>
+            </w:tcMar>
+            <w:tcMar>
+              <w:start w:w="0" w:type="dxa"/>
+              <w:end w:w="0" w:type="dxa"/>
+            </w:tcMar>
+            <w:tcMar>
+              <w:start w:w="0" w:type="dxa"/>
+              <w:end w:w="0" w:type="dxa"/>
+            </w:tcMar>
+          </w:tcPr>
+          <w:p>
+            <w:pPr>
+              <w:autoSpaceDN w:val="0"/>
+              <w:autoSpaceDE w:val="0"/>
+              <w:widowControl/>
+              <w:spacing w:line="197" w:lineRule="auto" w:before="1118" w:after="0"/>
+              <w:ind w:left="0" w:right="0" w:firstLine="0"/>
+              <w:jc w:val="center"/>
+            </w:pPr>
+            <w:r>
+              <w:rPr>
+                <w:rFonts w:ascii="Calibri" w:hAnsi="Calibri" w:eastAsia="Calibri"/>
+                <w:b/>
+                <w:i w:val="0"/>
+                <w:color w:val="000000"/>
+                <w:sz w:val="20"/>
+              </w:rPr>
+              <w:t xml:space="preserve">Paste photo </w:t>
             </w:r>
           </w:p>
         </w:tc>
       </w:tr>
       <w:tr>
+        <w:trPr>
+          <w:trHeight w:hRule="exact" w:val="568"/>
+        </w:trPr>
         <w:tc>
           <w:tcPr>
-            <w:tcW w:type="dxa" w:w="4320"/>
+            <w:tcW w:type="dxa" w:w="1560"/>
+            <w:tcBorders>
+              <w:start w:sz="4.0" w:val="single" w:color="#000000"/>
+              <w:top w:sz="3.2000000000000455" w:val="single" w:color="#000000"/>
+              <w:end w:sz="4.0" w:val="single" w:color="#000000"/>
+              <w:bottom w:sz="4.0" w:val="single" w:color="#000000"/>
+            </w:tcBorders>
+            <w:shd w:fill="d8d9d8"/>
+            <w:tcMar>
+              <w:start w:w="0" w:type="dxa"/>
+              <w:end w:w="0" w:type="dxa"/>
+            </w:tcMar>
           </w:tcPr>
           <w:p>
+            <w:pPr>
+              <w:autoSpaceDN w:val="0"/>
+              <w:autoSpaceDE w:val="0"/>
+              <w:widowControl/>
+              <w:spacing w:line="194" w:lineRule="auto" w:before="200" w:after="0"/>
+              <w:ind w:left="100" w:right="0" w:firstLine="0"/>
+              <w:jc w:val="left"/>
+            </w:pPr>
             <w:r>
-              <w:t>Middle Name / الاسم الأوسط</w:t>
+              <w:rPr>
+                <w:rFonts w:ascii="Calibri" w:hAnsi="Calibri" w:eastAsia="Calibri"/>
+                <w:b/>
+                <w:i w:val="0"/>
+                <w:color w:val="000000"/>
+                <w:sz w:val="20"/>
+              </w:rPr>
+              <w:t xml:space="preserve">Sur Name </w:t>
             </w:r>
           </w:p>
         </w:tc>
         <w:tc>
           <w:tcPr>
-            <w:tcW w:type="dxa" w:w="4320"/>
+            <w:tcW w:type="dxa" w:w="2412"/>
+            <w:tcBorders>
+              <w:start w:sz="4.0" w:val="single" w:color="#000000"/>
+              <w:top w:sz="3.2000000000000455" w:val="single" w:color="#000000"/>
+              <w:end w:sz="4.0" w:val="single" w:color="#000000"/>
+              <w:bottom w:sz="4.0" w:val="single" w:color="#000000"/>
+            </w:tcBorders>
+            <w:tcMar>
+              <w:start w:w="0" w:type="dxa"/>
+              <w:end w:w="0" w:type="dxa"/>
+            </w:tcMar>
           </w:tcPr>
           <w:p>
             <w:r>
+              <w:t>{{ surname }}</w:t>
+            </w:r>
+          </w:p>
+        </w:tc>
+        <w:tc>
+          <w:tcPr>
+            <w:tcW w:type="dxa" w:w="1560"/>
+            <w:tcBorders>
+              <w:start w:sz="4.0" w:val="single" w:color="#000000"/>
+              <w:top w:sz="3.2000000000000455" w:val="single" w:color="#000000"/>
+              <w:end w:sz="4.0" w:val="single" w:color="#000000"/>
+              <w:bottom w:sz="4.0" w:val="single" w:color="#000000"/>
+            </w:tcBorders>
+            <w:shd w:fill="d8d9d8"/>
+            <w:tcMar>
+              <w:start w:w="0" w:type="dxa"/>
+              <w:end w:w="0" w:type="dxa"/>
+            </w:tcMar>
+          </w:tcPr>
+          <w:p>
+            <w:pPr>
+              <w:autoSpaceDN w:val="0"/>
+              <w:autoSpaceDE w:val="0"/>
+              <w:widowControl/>
+              <w:spacing w:line="194" w:lineRule="auto" w:before="200" w:after="0"/>
+              <w:ind w:left="102" w:right="0" w:firstLine="0"/>
+              <w:jc w:val="left"/>
+            </w:pPr>
+            <w:r>
               <w:rPr>
+                <w:rFonts w:ascii="Calibri" w:hAnsi="Calibri" w:eastAsia="Calibri"/>
+                <w:b/>
+                <w:i w:val="0"/>
+                <w:color w:val="000000"/>
                 <w:sz w:val="20"/>
               </w:rPr>
-              <w:t>{{ middle_name }}</w:t>
+              <w:t xml:space="preserve">Date of Birth </w:t>
+            </w:r>
+          </w:p>
+        </w:tc>
+        <w:tc>
+          <w:tcPr>
+            <w:tcW w:type="dxa" w:w="2694"/>
+            <w:tcBorders>
+              <w:start w:sz="4.0" w:val="single" w:color="#000000"/>
+              <w:top w:sz="3.2000000000000455" w:val="single" w:color="#000000"/>
+              <w:end w:sz="4.0" w:val="single" w:color="#000000"/>
+              <w:bottom w:sz="4.0" w:val="single" w:color="#000000"/>
+            </w:tcBorders>
+            <w:tcMar>
+              <w:start w:w="0" w:type="dxa"/>
+              <w:end w:w="0" w:type="dxa"/>
+            </w:tcMar>
+          </w:tcPr>
+          <w:p>
+            <w:r>
+              <w:t>{{ dob }}</w:t>
+            </w:r>
+          </w:p>
+        </w:tc>
+        <w:tc>
+          <w:tcPr>
+            <w:tcW w:type="dxa" w:w="1805"/>
+            <w:vMerge/>
+            <w:tcBorders>
+              <w:start w:sz="4.0" w:val="single" w:color="#000000"/>
+              <w:top w:sz="4.0" w:val="single" w:color="#000000"/>
+              <w:end w:sz="3.199999999999818" w:val="single" w:color="#000000"/>
+              <w:bottom w:sz="4.0" w:val="single" w:color="#000000"/>
+            </w:tcBorders>
+          </w:tcPr>
+          <w:p/>
+        </w:tc>
+      </w:tr>
+      <w:tr>
+        <w:trPr>
+          <w:trHeight w:hRule="exact" w:val="564"/>
+        </w:trPr>
+        <w:tc>
+          <w:tcPr>
+            <w:tcW w:type="dxa" w:w="1560"/>
+            <w:tcBorders>
+              <w:start w:sz="4.0" w:val="single" w:color="#000000"/>
+              <w:top w:sz="4.0" w:val="single" w:color="#000000"/>
+              <w:end w:sz="4.0" w:val="single" w:color="#000000"/>
+              <w:bottom w:sz="4.0" w:val="single" w:color="#000000"/>
+            </w:tcBorders>
+            <w:shd w:fill="d8d9d8"/>
+            <w:tcMar>
+              <w:start w:w="0" w:type="dxa"/>
+              <w:end w:w="0" w:type="dxa"/>
+            </w:tcMar>
+          </w:tcPr>
+          <w:p>
+            <w:pPr>
+              <w:autoSpaceDN w:val="0"/>
+              <w:autoSpaceDE w:val="0"/>
+              <w:widowControl/>
+              <w:spacing w:line="197" w:lineRule="auto" w:before="198" w:after="0"/>
+              <w:ind w:left="100" w:right="0" w:firstLine="0"/>
+              <w:jc w:val="left"/>
+            </w:pPr>
+            <w:r>
+              <w:rPr>
+                <w:rFonts w:ascii="Calibri" w:hAnsi="Calibri" w:eastAsia="Calibri"/>
+                <w:b/>
+                <w:i w:val="0"/>
+                <w:color w:val="000000"/>
+                <w:sz w:val="20"/>
+              </w:rPr>
+              <w:t xml:space="preserve">Place of Birth </w:t>
+            </w:r>
+          </w:p>
+        </w:tc>
+        <w:tc>
+          <w:tcPr>
+            <w:tcW w:type="dxa" w:w="2412"/>
+            <w:tcBorders>
+              <w:start w:sz="4.0" w:val="single" w:color="#000000"/>
+              <w:top w:sz="4.0" w:val="single" w:color="#000000"/>
+              <w:end w:sz="4.0" w:val="single" w:color="#000000"/>
+              <w:bottom w:sz="4.0" w:val="single" w:color="#000000"/>
+            </w:tcBorders>
+            <w:tcMar>
+              <w:start w:w="0" w:type="dxa"/>
+              <w:end w:w="0" w:type="dxa"/>
+            </w:tcMar>
+          </w:tcPr>
+          <w:p>
+            <w:r>
+              <w:t>{{ place_of_birth }}</w:t>
+            </w:r>
+          </w:p>
+        </w:tc>
+        <w:tc>
+          <w:tcPr>
+            <w:tcW w:type="dxa" w:w="1560"/>
+            <w:tcBorders>
+              <w:start w:sz="4.0" w:val="single" w:color="#000000"/>
+              <w:top w:sz="4.0" w:val="single" w:color="#000000"/>
+              <w:end w:sz="4.0" w:val="single" w:color="#000000"/>
+              <w:bottom w:sz="4.0" w:val="single" w:color="#000000"/>
+            </w:tcBorders>
+            <w:shd w:fill="d8d9d8"/>
+            <w:tcMar>
+              <w:start w:w="0" w:type="dxa"/>
+              <w:end w:w="0" w:type="dxa"/>
+            </w:tcMar>
+          </w:tcPr>
+          <w:p>
+            <w:pPr>
+              <w:autoSpaceDN w:val="0"/>
+              <w:autoSpaceDE w:val="0"/>
+              <w:widowControl/>
+              <w:spacing w:line="197" w:lineRule="auto" w:before="198" w:after="0"/>
+              <w:ind w:left="102" w:right="0" w:firstLine="0"/>
+              <w:jc w:val="left"/>
+            </w:pPr>
+            <w:r>
+              <w:rPr>
+                <w:rFonts w:ascii="Calibri" w:hAnsi="Calibri" w:eastAsia="Calibri"/>
+                <w:b/>
+                <w:i w:val="0"/>
+                <w:color w:val="000000"/>
+                <w:sz w:val="20"/>
+              </w:rPr>
+              <w:t xml:space="preserve">Religion </w:t>
+            </w:r>
+          </w:p>
+        </w:tc>
+        <w:tc>
+          <w:tcPr>
+            <w:tcW w:type="dxa" w:w="2694"/>
+            <w:tcBorders>
+              <w:start w:sz="4.0" w:val="single" w:color="#000000"/>
+              <w:top w:sz="4.0" w:val="single" w:color="#000000"/>
+              <w:end w:sz="4.0" w:val="single" w:color="#000000"/>
+              <w:bottom w:sz="4.0" w:val="single" w:color="#000000"/>
+            </w:tcBorders>
+            <w:tcMar>
+              <w:start w:w="0" w:type="dxa"/>
+              <w:end w:w="0" w:type="dxa"/>
+            </w:tcMar>
+          </w:tcPr>
+          <w:p>
+            <w:r>
+              <w:t>{{ religion }}</w:t>
+            </w:r>
+          </w:p>
+        </w:tc>
+        <w:tc>
+          <w:tcPr>
+            <w:tcW w:type="dxa" w:w="1805"/>
+            <w:vMerge/>
+            <w:tcBorders>
+              <w:start w:sz="4.0" w:val="single" w:color="#000000"/>
+              <w:top w:sz="4.0" w:val="single" w:color="#000000"/>
+              <w:end w:sz="3.199999999999818" w:val="single" w:color="#000000"/>
+              <w:bottom w:sz="4.0" w:val="single" w:color="#000000"/>
+            </w:tcBorders>
+          </w:tcPr>
+          <w:p/>
+        </w:tc>
+      </w:tr>
+      <w:tr>
+        <w:trPr>
+          <w:trHeight w:hRule="exact" w:val="704"/>
+        </w:trPr>
+        <w:tc>
+          <w:tcPr>
+            <w:tcW w:type="dxa" w:w="1560"/>
+            <w:tcBorders>
+              <w:start w:sz="4.0" w:val="single" w:color="#000000"/>
+              <w:top w:sz="4.0" w:val="single" w:color="#000000"/>
+              <w:end w:sz="4.0" w:val="single" w:color="#000000"/>
+              <w:bottom w:sz="4.0" w:val="single" w:color="#000000"/>
+            </w:tcBorders>
+            <w:tcMar>
+              <w:start w:w="0" w:type="dxa"/>
+              <w:end w:w="0" w:type="dxa"/>
+            </w:tcMar>
+          </w:tcPr>
+          <w:p>
+            <w:pPr>
+              <w:autoSpaceDN w:val="0"/>
+              <w:autoSpaceDE w:val="0"/>
+              <w:widowControl/>
+              <w:spacing w:line="197" w:lineRule="auto" w:before="268" w:after="0"/>
+              <w:ind w:left="100" w:right="0" w:firstLine="0"/>
+              <w:jc w:val="left"/>
+            </w:pPr>
+            <w:r>
+              <w:t>Current Nationality</w:t>
+            </w:r>
+          </w:p>
+        </w:tc>
+        <w:tc>
+          <w:tcPr>
+            <w:tcW w:type="dxa" w:w="2412"/>
+            <w:tcBorders>
+              <w:start w:sz="4.0" w:val="single" w:color="#000000"/>
+              <w:top w:sz="4.0" w:val="single" w:color="#000000"/>
+              <w:end w:sz="4.0" w:val="single" w:color="#000000"/>
+              <w:bottom w:sz="4.0" w:val="single" w:color="#000000"/>
+            </w:tcBorders>
+            <w:shd w:fill="ffffff"/>
+            <w:tcMar>
+              <w:start w:w="0" w:type="dxa"/>
+              <w:end w:w="0" w:type="dxa"/>
+            </w:tcMar>
+          </w:tcPr>
+          <w:p>
+            <w:pPr>
+              <w:autoSpaceDN w:val="0"/>
+              <w:autoSpaceDE w:val="0"/>
+              <w:widowControl/>
+              <w:spacing w:line="197" w:lineRule="auto" w:before="268" w:after="0"/>
+              <w:ind w:left="0" w:right="0" w:firstLine="0"/>
+              <w:jc w:val="left"/>
+            </w:pPr>
+            <w:r>
+              <w:t>{{ current_nationality }}</w:t>
+            </w:r>
+          </w:p>
+        </w:tc>
+        <w:tc>
+          <w:tcPr>
+            <w:tcW w:type="dxa" w:w="1560"/>
+            <w:tcBorders>
+              <w:start w:sz="4.0" w:val="single" w:color="#000000"/>
+              <w:top w:sz="4.0" w:val="single" w:color="#000000"/>
+              <w:end w:sz="4.0" w:val="single" w:color="#000000"/>
+              <w:bottom w:sz="4.0" w:val="single" w:color="#000000"/>
+            </w:tcBorders>
+            <w:shd w:fill="d8d9d8"/>
+            <w:tcMar>
+              <w:start w:w="0" w:type="dxa"/>
+              <w:end w:w="0" w:type="dxa"/>
+            </w:tcMar>
+          </w:tcPr>
+          <w:p>
+            <w:pPr>
+              <w:autoSpaceDN w:val="0"/>
+              <w:autoSpaceDE w:val="0"/>
+              <w:widowControl/>
+              <w:spacing w:line="245" w:lineRule="auto" w:before="146" w:after="0"/>
+              <w:ind w:left="102" w:right="432" w:firstLine="0"/>
+              <w:jc w:val="left"/>
+            </w:pPr>
+            <w:r>
+              <w:rPr>
+                <w:rFonts w:ascii="Calibri" w:hAnsi="Calibri" w:eastAsia="Calibri"/>
+                <w:b/>
+                <w:i w:val="0"/>
+                <w:color w:val="000000"/>
+                <w:sz w:val="20"/>
+              </w:rPr>
+              <w:t xml:space="preserve">Previous </w:t>
+            </w:r>
+            <w:r>
+              <w:br/>
+            </w:r>
+            <w:r>
+              <w:rPr>
+                <w:rFonts w:ascii="Calibri" w:hAnsi="Calibri" w:eastAsia="Calibri"/>
+                <w:b/>
+                <w:i w:val="0"/>
+                <w:color w:val="000000"/>
+                <w:sz w:val="20"/>
+              </w:rPr>
+              <w:t xml:space="preserve">Nationality </w:t>
+            </w:r>
+          </w:p>
+        </w:tc>
+        <w:tc>
+          <w:tcPr>
+            <w:tcW w:type="dxa" w:w="2694"/>
+            <w:tcBorders>
+              <w:start w:sz="4.0" w:val="single" w:color="#000000"/>
+              <w:top w:sz="4.0" w:val="single" w:color="#000000"/>
+              <w:end w:sz="4.0" w:val="single" w:color="#000000"/>
+              <w:bottom w:sz="4.0" w:val="single" w:color="#000000"/>
+            </w:tcBorders>
+            <w:tcMar>
+              <w:start w:w="0" w:type="dxa"/>
+              <w:end w:w="0" w:type="dxa"/>
+            </w:tcMar>
+          </w:tcPr>
+          <w:p>
+            <w:r>
+              <w:t>{{ previous_nationality }}</w:t>
+            </w:r>
+          </w:p>
+        </w:tc>
+        <w:tc>
+          <w:tcPr>
+            <w:tcW w:type="dxa" w:w="1805"/>
+            <w:vMerge/>
+            <w:tcBorders>
+              <w:start w:sz="4.0" w:val="single" w:color="#000000"/>
+              <w:top w:sz="4.0" w:val="single" w:color="#000000"/>
+              <w:end w:sz="3.199999999999818" w:val="single" w:color="#000000"/>
+              <w:bottom w:sz="4.0" w:val="single" w:color="#000000"/>
+            </w:tcBorders>
+          </w:tcPr>
+          <w:p/>
+        </w:tc>
+      </w:tr>
+    </w:tbl>
+    <w:p>
+      <w:pPr>
+        <w:autoSpaceDN w:val="0"/>
+        <w:autoSpaceDE w:val="0"/>
+        <w:widowControl/>
+        <w:spacing w:line="488" w:lineRule="exact" w:before="0" w:after="0"/>
+        <w:ind w:left="0" w:right="0"/>
+      </w:pPr>
+    </w:p>
+    <w:tbl>
+      <w:tblPr>
+        <w:tblW w:type="auto" w:w="0"/>
+        <w:tblLayout w:type="fixed"/>
+        <w:tblLook w:firstColumn="1" w:firstRow="1" w:lastColumn="0" w:lastRow="0" w:noHBand="0" w:noVBand="1" w:val="04A0"/>
+        <w:tblInd w:w="810.0" w:type="dxa"/>
+      </w:tblPr>
+      <w:tblGrid>
+        <w:gridCol w:w="2256"/>
+        <w:gridCol w:w="2256"/>
+        <w:gridCol w:w="2256"/>
+        <w:gridCol w:w="2256"/>
+      </w:tblGrid>
+      <w:tr>
+        <w:trPr>
+          <w:trHeight w:hRule="exact" w:val="476"/>
+        </w:trPr>
+        <w:tc>
+          <w:tcPr>
+            <w:tcW w:type="dxa" w:w="10484"/>
+            <w:gridSpan w:val="4"/>
+            <w:tcBorders>
+              <w:start w:sz="4.0" w:val="single" w:color="#000000"/>
+              <w:top w:sz="3.8399999141693115" w:val="single" w:color="#000000"/>
+              <w:end w:sz="3.199999999999818" w:val="single" w:color="#000000"/>
+              <w:bottom w:sz="4.0" w:val="single" w:color="#000000"/>
+            </w:tcBorders>
+            <w:shd w:fill="c00000"/>
+            <w:tcMar>
+              <w:start w:w="0" w:type="dxa"/>
+              <w:end w:w="0" w:type="dxa"/>
+            </w:tcMar>
+            <w:tcMar>
+              <w:start w:w="0" w:type="dxa"/>
+              <w:end w:w="0" w:type="dxa"/>
+            </w:tcMar>
+            <w:tcMar>
+              <w:start w:w="0" w:type="dxa"/>
+              <w:end w:w="0" w:type="dxa"/>
+            </w:tcMar>
+            <w:tcMar>
+              <w:start w:w="0" w:type="dxa"/>
+              <w:end w:w="0" w:type="dxa"/>
+            </w:tcMar>
+          </w:tcPr>
+          <w:p>
+            <w:pPr>
+              <w:autoSpaceDN w:val="0"/>
+              <w:autoSpaceDE w:val="0"/>
+              <w:widowControl/>
+              <w:spacing w:line="194" w:lineRule="auto" w:before="156" w:after="0"/>
+              <w:ind w:left="0" w:right="0" w:firstLine="0"/>
+              <w:jc w:val="center"/>
+            </w:pPr>
+            <w:r>
+              <w:rPr>
+                <w:rFonts w:ascii="Calibri" w:hAnsi="Calibri" w:eastAsia="Calibri"/>
+                <w:b/>
+                <w:i w:val="0"/>
+                <w:color w:val="FFFFFF"/>
+                <w:sz w:val="20"/>
+              </w:rPr>
+              <w:t xml:space="preserve">Passport Details </w:t>
             </w:r>
           </w:p>
         </w:tc>
       </w:tr>
       <w:tr>
+        <w:trPr>
+          <w:trHeight w:hRule="exact" w:val="580"/>
+        </w:trPr>
         <w:tc>
           <w:tcPr>
-            <w:tcW w:type="dxa" w:w="4320"/>
+            <w:tcW w:type="dxa" w:w="2978"/>
+            <w:tcBorders>
+              <w:start w:sz="4.0" w:val="single" w:color="#000000"/>
+              <w:top w:sz="4.0" w:val="single" w:color="#000000"/>
+              <w:end w:sz="4.0" w:val="single" w:color="#000000"/>
+              <w:bottom w:sz="4.0" w:val="single" w:color="#000000"/>
+            </w:tcBorders>
+            <w:shd w:fill="d8d9d8"/>
+            <w:tcMar>
+              <w:start w:w="0" w:type="dxa"/>
+              <w:end w:w="0" w:type="dxa"/>
+            </w:tcMar>
           </w:tcPr>
           <w:p>
+            <w:pPr>
+              <w:autoSpaceDN w:val="0"/>
+              <w:autoSpaceDE w:val="0"/>
+              <w:widowControl/>
+              <w:spacing w:line="194" w:lineRule="auto" w:before="204" w:after="0"/>
+              <w:ind w:left="100" w:right="0" w:firstLine="0"/>
+              <w:jc w:val="left"/>
+            </w:pPr>
             <w:r>
-              <w:t>Surname / اسم العائلة</w:t>
+              <w:rPr>
+                <w:rFonts w:ascii="Calibri" w:hAnsi="Calibri" w:eastAsia="Calibri"/>
+                <w:b/>
+                <w:i w:val="0"/>
+                <w:color w:val="000000"/>
+                <w:sz w:val="20"/>
+              </w:rPr>
+              <w:t xml:space="preserve">Passport No </w:t>
             </w:r>
           </w:p>
         </w:tc>
         <w:tc>
           <w:tcPr>
-            <w:tcW w:type="dxa" w:w="4320"/>
+            <w:tcW w:type="dxa" w:w="2554"/>
+            <w:tcBorders>
+              <w:start w:sz="4.0" w:val="single" w:color="#000000"/>
+              <w:top w:sz="4.0" w:val="single" w:color="#000000"/>
+              <w:end w:sz="4.0" w:val="single" w:color="#000000"/>
+              <w:bottom w:sz="4.0" w:val="single" w:color="#000000"/>
+            </w:tcBorders>
+            <w:shd w:fill="ffffff"/>
+            <w:tcMar>
+              <w:start w:w="0" w:type="dxa"/>
+              <w:end w:w="0" w:type="dxa"/>
+            </w:tcMar>
           </w:tcPr>
           <w:p>
             <w:r>
-              <w:rPr>
-                <w:sz w:val="20"/>
-              </w:rPr>
-              <w:t>{{ surname }}</w:t>
-            </w:r>
-          </w:p>
-        </w:tc>
-      </w:tr>
-      <w:tr>
-        <w:tc>
-          <w:tcPr>
-            <w:tcW w:type="dxa" w:w="4320"/>
-          </w:tcPr>
-          <w:p>
-            <w:r>
-              <w:t>Date of Birth / تاريخ الميلاد</w:t>
+              <w:t>{{ passport_no }}</w:t>
             </w:r>
           </w:p>
         </w:tc>
         <w:tc>
           <w:tcPr>
-            <w:tcW w:type="dxa" w:w="4320"/>
+            <w:tcW w:type="dxa" w:w="2552"/>
+            <w:tcBorders>
+              <w:start w:sz="4.0" w:val="single" w:color="#000000"/>
+              <w:top w:sz="4.0" w:val="single" w:color="#000000"/>
+              <w:end w:sz="3.199999999999818" w:val="single" w:color="#000000"/>
+              <w:bottom w:sz="4.0" w:val="single" w:color="#000000"/>
+            </w:tcBorders>
+            <w:shd w:fill="d8d9d8"/>
+            <w:tcMar>
+              <w:start w:w="0" w:type="dxa"/>
+              <w:end w:w="0" w:type="dxa"/>
+            </w:tcMar>
           </w:tcPr>
           <w:p>
+            <w:pPr>
+              <w:autoSpaceDN w:val="0"/>
+              <w:autoSpaceDE w:val="0"/>
+              <w:widowControl/>
+              <w:spacing w:line="194" w:lineRule="auto" w:before="204" w:after="0"/>
+              <w:ind w:left="100" w:right="0" w:firstLine="0"/>
+              <w:jc w:val="left"/>
+            </w:pPr>
             <w:r>
               <w:rPr>
+                <w:rFonts w:ascii="Calibri" w:hAnsi="Calibri" w:eastAsia="Calibri"/>
+                <w:b/>
+                <w:i w:val="0"/>
+                <w:color w:val="000000"/>
                 <w:sz w:val="20"/>
               </w:rPr>
-              <w:t>{{ dob }}</w:t>
-            </w:r>
-          </w:p>
-        </w:tc>
-      </w:tr>
-      <w:tr>
-        <w:tc>
-          <w:tcPr>
-            <w:tcW w:type="dxa" w:w="4320"/>
-          </w:tcPr>
-          <w:p>
-            <w:r>
-              <w:t>Place of Birth / مكان الميلاد</w:t>
+              <w:t xml:space="preserve">Place of issue </w:t>
             </w:r>
           </w:p>
         </w:tc>
         <w:tc>
           <w:tcPr>
-            <w:tcW w:type="dxa" w:w="4320"/>
+            <w:tcW w:type="dxa" w:w="2400"/>
+            <w:tcBorders>
+              <w:start w:sz="3.199999999999818" w:val="single" w:color="#000000"/>
+              <w:top w:sz="4.0" w:val="single" w:color="#000000"/>
+              <w:end w:sz="3.199999999999818" w:val="single" w:color="#000000"/>
+              <w:bottom w:sz="4.0" w:val="single" w:color="#000000"/>
+            </w:tcBorders>
+            <w:shd w:fill="ffffff"/>
+            <w:tcMar>
+              <w:start w:w="0" w:type="dxa"/>
+              <w:end w:w="0" w:type="dxa"/>
+            </w:tcMar>
           </w:tcPr>
           <w:p>
             <w:r>
-              <w:rPr>
-                <w:sz w:val="20"/>
-              </w:rPr>
-              <w:t>{{ place_of_birth }}</w:t>
-            </w:r>
-          </w:p>
-        </w:tc>
-      </w:tr>
-      <w:tr>
-        <w:tc>
-          <w:tcPr>
-            <w:tcW w:type="dxa" w:w="4320"/>
-          </w:tcPr>
-          <w:p>
-            <w:r>
-              <w:t>Religion / الديانة</w:t>
-            </w:r>
-          </w:p>
-        </w:tc>
-        <w:tc>
-          <w:tcPr>
-            <w:tcW w:type="dxa" w:w="4320"/>
-          </w:tcPr>
-          <w:p>
-            <w:r>
-              <w:rPr>
-                <w:sz w:val="20"/>
-              </w:rPr>
-              <w:t>{{ religion }}</w:t>
-            </w:r>
-          </w:p>
-        </w:tc>
-      </w:tr>
-      <w:tr>
-        <w:tc>
-          <w:tcPr>
-            <w:tcW w:type="dxa" w:w="4320"/>
-          </w:tcPr>
-          <w:p>
-            <w:r>
-              <w:t>Current Nationality / الجنسية الحالية</w:t>
-            </w:r>
-          </w:p>
-        </w:tc>
-        <w:tc>
-          <w:tcPr>
-            <w:tcW w:type="dxa" w:w="4320"/>
-          </w:tcPr>
-          <w:p>
-            <w:r>
-              <w:rPr>
-                <w:sz w:val="20"/>
-              </w:rPr>
-              <w:t>{{ current_nationality }}</w:t>
-            </w:r>
-          </w:p>
-        </w:tc>
-      </w:tr>
-      <w:tr>
-        <w:tc>
-          <w:tcPr>
-            <w:tcW w:type="dxa" w:w="4320"/>
-          </w:tcPr>
-          <w:p>
-            <w:r>
-              <w:t>Previous Nationality / الجنسية السابقة</w:t>
-            </w:r>
-          </w:p>
-        </w:tc>
-        <w:tc>
-          <w:tcPr>
-            <w:tcW w:type="dxa" w:w="4320"/>
-          </w:tcPr>
-          <w:p>
-            <w:r>
-              <w:rPr>
-                <w:sz w:val="20"/>
-              </w:rPr>
-              <w:t>{{ previous_nationality }}</w:t>
-            </w:r>
-          </w:p>
-        </w:tc>
-      </w:tr>
-      <w:tr>
-        <w:tc>
-          <w:tcPr>
-            <w:tcW w:type="dxa" w:w="4320"/>
-          </w:tcPr>
-          <w:p>
-            <w:r>
-              <w:t>Passport No / رقم جواز السفر</w:t>
-            </w:r>
-          </w:p>
-        </w:tc>
-        <w:tc>
-          <w:tcPr>
-            <w:tcW w:type="dxa" w:w="4320"/>
-          </w:tcPr>
-          <w:p>
-            <w:r>
-              <w:rPr>
-                <w:sz w:val="20"/>
-              </w:rPr>
-              <w:t>{{ passport_no }}</w:t>
-            </w:r>
-          </w:p>
-        </w:tc>
-      </w:tr>
-      <w:tr>
-        <w:tc>
-          <w:tcPr>
-            <w:tcW w:type="dxa" w:w="4320"/>
-          </w:tcPr>
-          <w:p>
-            <w:r>
-              <w:t>Passport Place of Issue / مكان إصدار الجواز</w:t>
-            </w:r>
-          </w:p>
-        </w:tc>
-        <w:tc>
-          <w:tcPr>
-            <w:tcW w:type="dxa" w:w="4320"/>
-          </w:tcPr>
-          <w:p>
-            <w:r>
-              <w:rPr>
-                <w:sz w:val="20"/>
-              </w:rPr>
               <w:t>{{ passport_place_of_issue }}</w:t>
             </w:r>
           </w:p>
         </w:tc>
       </w:tr>
       <w:tr>
+        <w:trPr>
+          <w:trHeight w:hRule="exact" w:val="582"/>
+        </w:trPr>
         <w:tc>
           <w:tcPr>
-            <w:tcW w:type="dxa" w:w="4320"/>
+            <w:tcW w:type="dxa" w:w="2978"/>
+            <w:tcBorders>
+              <w:start w:sz="4.0" w:val="single" w:color="#000000"/>
+              <w:top w:sz="4.0" w:val="single" w:color="#000000"/>
+              <w:end w:sz="4.0" w:val="single" w:color="#000000"/>
+              <w:bottom w:sz="4.0" w:val="single" w:color="#000000"/>
+            </w:tcBorders>
+            <w:shd w:fill="d8d9d8"/>
+            <w:tcMar>
+              <w:start w:w="0" w:type="dxa"/>
+              <w:end w:w="0" w:type="dxa"/>
+            </w:tcMar>
           </w:tcPr>
           <w:p>
+            <w:pPr>
+              <w:autoSpaceDN w:val="0"/>
+              <w:autoSpaceDE w:val="0"/>
+              <w:widowControl/>
+              <w:spacing w:line="197" w:lineRule="auto" w:before="204" w:after="0"/>
+              <w:ind w:left="100" w:right="0" w:firstLine="0"/>
+              <w:jc w:val="left"/>
+            </w:pPr>
             <w:r>
-              <w:t>Passport Issue Date / تاريخ إصدار الجواز</w:t>
+              <w:rPr>
+                <w:rFonts w:ascii="Calibri" w:hAnsi="Calibri" w:eastAsia="Calibri"/>
+                <w:b/>
+                <w:i w:val="0"/>
+                <w:color w:val="000000"/>
+                <w:sz w:val="20"/>
+              </w:rPr>
+              <w:t xml:space="preserve">Issue Date </w:t>
             </w:r>
           </w:p>
         </w:tc>
         <w:tc>
           <w:tcPr>
-            <w:tcW w:type="dxa" w:w="4320"/>
+            <w:tcW w:type="dxa" w:w="2554"/>
+            <w:tcBorders>
+              <w:start w:sz="4.0" w:val="single" w:color="#000000"/>
+              <w:top w:sz="4.0" w:val="single" w:color="#000000"/>
+              <w:end w:sz="4.0" w:val="single" w:color="#000000"/>
+              <w:bottom w:sz="4.0" w:val="single" w:color="#000000"/>
+            </w:tcBorders>
+            <w:shd w:fill="ffffff"/>
+            <w:tcMar>
+              <w:start w:w="0" w:type="dxa"/>
+              <w:end w:w="0" w:type="dxa"/>
+            </w:tcMar>
           </w:tcPr>
           <w:p>
             <w:r>
-              <w:rPr>
-                <w:sz w:val="20"/>
-              </w:rPr>
               <w:t>{{ passport_issue_date }}</w:t>
-            </w:r>
-          </w:p>
-        </w:tc>
-      </w:tr>
-      <w:tr>
-        <w:tc>
-          <w:tcPr>
-            <w:tcW w:type="dxa" w:w="4320"/>
-          </w:tcPr>
-          <w:p>
-            <w:r>
-              <w:t>Passport Expiry Date / تاريخ انتهاء الجواز</w:t>
             </w:r>
           </w:p>
         </w:tc>
         <w:tc>
           <w:tcPr>
-            <w:tcW w:type="dxa" w:w="4320"/>
+            <w:tcW w:type="dxa" w:w="2552"/>
+            <w:tcBorders>
+              <w:start w:sz="4.0" w:val="single" w:color="#000000"/>
+              <w:top w:sz="4.0" w:val="single" w:color="#000000"/>
+              <w:end w:sz="3.199999999999818" w:val="single" w:color="#000000"/>
+              <w:bottom w:sz="4.0" w:val="single" w:color="#000000"/>
+            </w:tcBorders>
+            <w:shd w:fill="d8d9d8"/>
+            <w:tcMar>
+              <w:start w:w="0" w:type="dxa"/>
+              <w:end w:w="0" w:type="dxa"/>
+            </w:tcMar>
+          </w:tcPr>
+          <w:p>
+            <w:pPr>
+              <w:autoSpaceDN w:val="0"/>
+              <w:autoSpaceDE w:val="0"/>
+              <w:widowControl/>
+              <w:spacing w:line="197" w:lineRule="auto" w:before="204" w:after="0"/>
+              <w:ind w:left="100" w:right="0" w:firstLine="0"/>
+              <w:jc w:val="left"/>
+            </w:pPr>
+            <w:r>
+              <w:rPr>
+                <w:rFonts w:ascii="Calibri" w:hAnsi="Calibri" w:eastAsia="Calibri"/>
+                <w:b/>
+                <w:i w:val="0"/>
+                <w:color w:val="000000"/>
+                <w:sz w:val="20"/>
+              </w:rPr>
+              <w:t xml:space="preserve">Expiry Date </w:t>
+            </w:r>
+          </w:p>
+        </w:tc>
+        <w:tc>
+          <w:tcPr>
+            <w:tcW w:type="dxa" w:w="2400"/>
+            <w:tcBorders>
+              <w:start w:sz="3.199999999999818" w:val="single" w:color="#000000"/>
+              <w:top w:sz="4.0" w:val="single" w:color="#000000"/>
+              <w:end w:sz="3.199999999999818" w:val="single" w:color="#000000"/>
+              <w:bottom w:sz="4.0" w:val="single" w:color="#000000"/>
+            </w:tcBorders>
+            <w:shd w:fill="ffffff"/>
+            <w:tcMar>
+              <w:start w:w="0" w:type="dxa"/>
+              <w:end w:w="0" w:type="dxa"/>
+            </w:tcMar>
           </w:tcPr>
           <w:p>
             <w:r>
-              <w:rPr>
-                <w:sz w:val="20"/>
-              </w:rPr>
               <w:t>{{ passport_expiry_date }}</w:t>
             </w:r>
           </w:p>
         </w:tc>
       </w:tr>
       <w:tr>
+        <w:trPr>
+          <w:trHeight w:hRule="exact" w:val="406"/>
+        </w:trPr>
         <w:tc>
           <w:tcPr>
-            <w:tcW w:type="dxa" w:w="4320"/>
+            <w:tcW w:type="dxa" w:w="10484"/>
+            <w:gridSpan w:val="4"/>
+            <w:tcBorders>
+              <w:start w:sz="4.0" w:val="single" w:color="#000000"/>
+              <w:top w:sz="4.0" w:val="single" w:color="#000000"/>
+              <w:end w:sz="3.199999999999818" w:val="single" w:color="#000000"/>
+              <w:bottom w:sz="4.0" w:val="single" w:color="#000000"/>
+            </w:tcBorders>
+            <w:shd w:fill="c00000"/>
+            <w:tcMar>
+              <w:start w:w="0" w:type="dxa"/>
+              <w:end w:w="0" w:type="dxa"/>
+            </w:tcMar>
+            <w:tcMar>
+              <w:start w:w="0" w:type="dxa"/>
+              <w:end w:w="0" w:type="dxa"/>
+            </w:tcMar>
+            <w:tcMar>
+              <w:start w:w="0" w:type="dxa"/>
+              <w:end w:w="0" w:type="dxa"/>
+            </w:tcMar>
+            <w:tcMar>
+              <w:start w:w="0" w:type="dxa"/>
+              <w:end w:w="0" w:type="dxa"/>
+            </w:tcMar>
           </w:tcPr>
           <w:p>
+            <w:pPr>
+              <w:autoSpaceDN w:val="0"/>
+              <w:autoSpaceDE w:val="0"/>
+              <w:widowControl/>
+              <w:spacing w:line="197" w:lineRule="auto" w:before="118" w:after="0"/>
+              <w:ind w:left="0" w:right="0" w:firstLine="0"/>
+              <w:jc w:val="center"/>
+            </w:pPr>
             <w:r>
-              <w:t>Date of Entry to UAE / تاريخ الدخول إلى الإمارات</w:t>
+              <w:rPr>
+                <w:rFonts w:ascii="Calibri" w:hAnsi="Calibri" w:eastAsia="Calibri"/>
+                <w:b/>
+                <w:i w:val="0"/>
+                <w:color w:val="FFFFFF"/>
+                <w:sz w:val="20"/>
+              </w:rPr>
+              <w:t xml:space="preserve">Non-UAE Citizens </w:t>
+            </w:r>
+          </w:p>
+        </w:tc>
+      </w:tr>
+      <w:tr>
+        <w:trPr>
+          <w:trHeight w:hRule="exact" w:val="568"/>
+        </w:trPr>
+        <w:tc>
+          <w:tcPr>
+            <w:tcW w:type="dxa" w:w="2978"/>
+            <w:tcBorders>
+              <w:start w:sz="4.0" w:val="single" w:color="#000000"/>
+              <w:top w:sz="4.0" w:val="single" w:color="#000000"/>
+              <w:end w:sz="4.0" w:val="single" w:color="#000000"/>
+              <w:bottom w:sz="4.0" w:val="single" w:color="#000000"/>
+            </w:tcBorders>
+            <w:shd w:fill="d8d9d8"/>
+            <w:tcMar>
+              <w:start w:w="0" w:type="dxa"/>
+              <w:end w:w="0" w:type="dxa"/>
+            </w:tcMar>
+          </w:tcPr>
+          <w:p>
+            <w:pPr>
+              <w:autoSpaceDN w:val="0"/>
+              <w:autoSpaceDE w:val="0"/>
+              <w:widowControl/>
+              <w:spacing w:line="197" w:lineRule="auto" w:before="200" w:after="0"/>
+              <w:ind w:left="100" w:right="0" w:firstLine="0"/>
+              <w:jc w:val="left"/>
+            </w:pPr>
+            <w:r>
+              <w:rPr>
+                <w:rFonts w:ascii="Calibri" w:hAnsi="Calibri" w:eastAsia="Calibri"/>
+                <w:b/>
+                <w:i w:val="0"/>
+                <w:color w:val="000000"/>
+                <w:sz w:val="20"/>
+              </w:rPr>
+              <w:t xml:space="preserve">Date of entry to UAE </w:t>
             </w:r>
           </w:p>
         </w:tc>
         <w:tc>
           <w:tcPr>
-            <w:tcW w:type="dxa" w:w="4320"/>
+            <w:tcW w:type="dxa" w:w="2554"/>
+            <w:tcBorders>
+              <w:start w:sz="4.0" w:val="single" w:color="#000000"/>
+              <w:top w:sz="4.0" w:val="single" w:color="#000000"/>
+              <w:end w:sz="4.0" w:val="single" w:color="#000000"/>
+              <w:bottom w:sz="4.0" w:val="single" w:color="#000000"/>
+            </w:tcBorders>
+            <w:shd w:fill="ffffff"/>
+            <w:tcMar>
+              <w:start w:w="0" w:type="dxa"/>
+              <w:end w:w="0" w:type="dxa"/>
+            </w:tcMar>
           </w:tcPr>
           <w:p>
             <w:r>
-              <w:rPr>
-                <w:sz w:val="20"/>
-              </w:rPr>
               <w:t>{{ uae_entry_date }}</w:t>
-            </w:r>
-          </w:p>
-        </w:tc>
-      </w:tr>
-      <w:tr>
-        <w:tc>
-          <w:tcPr>
-            <w:tcW w:type="dxa" w:w="4320"/>
-          </w:tcPr>
-          <w:p>
-            <w:r>
-              <w:t>Current Workplace / جهة العمل الحالية</w:t>
             </w:r>
           </w:p>
         </w:tc>
         <w:tc>
           <w:tcPr>
-            <w:tcW w:type="dxa" w:w="4320"/>
+            <w:tcW w:type="dxa" w:w="2552"/>
+            <w:tcBorders>
+              <w:start w:sz="4.0" w:val="single" w:color="#000000"/>
+              <w:top w:sz="4.0" w:val="single" w:color="#000000"/>
+              <w:end w:sz="3.199999999999818" w:val="single" w:color="#000000"/>
+              <w:bottom w:sz="4.0" w:val="single" w:color="#000000"/>
+            </w:tcBorders>
+            <w:shd w:fill="d8d9d8"/>
+            <w:tcMar>
+              <w:start w:w="0" w:type="dxa"/>
+              <w:end w:w="0" w:type="dxa"/>
+            </w:tcMar>
+          </w:tcPr>
+          <w:p>
+            <w:pPr>
+              <w:autoSpaceDN w:val="0"/>
+              <w:autoSpaceDE w:val="0"/>
+              <w:widowControl/>
+              <w:spacing w:line="197" w:lineRule="auto" w:before="200" w:after="0"/>
+              <w:ind w:left="100" w:right="0" w:firstLine="0"/>
+              <w:jc w:val="left"/>
+            </w:pPr>
+            <w:r>
+              <w:rPr>
+                <w:rFonts w:ascii="Calibri" w:hAnsi="Calibri" w:eastAsia="Calibri"/>
+                <w:b/>
+                <w:i w:val="0"/>
+                <w:color w:val="000000"/>
+                <w:sz w:val="20"/>
+              </w:rPr>
+              <w:t xml:space="preserve">Current Workplace </w:t>
+            </w:r>
+          </w:p>
+        </w:tc>
+        <w:tc>
+          <w:tcPr>
+            <w:tcW w:type="dxa" w:w="2400"/>
+            <w:tcBorders>
+              <w:start w:sz="3.199999999999818" w:val="single" w:color="#000000"/>
+              <w:top w:sz="4.0" w:val="single" w:color="#000000"/>
+              <w:end w:sz="3.199999999999818" w:val="single" w:color="#000000"/>
+              <w:bottom w:sz="4.0" w:val="single" w:color="#000000"/>
+            </w:tcBorders>
+            <w:shd w:fill="ffffff"/>
+            <w:tcMar>
+              <w:start w:w="0" w:type="dxa"/>
+              <w:end w:w="0" w:type="dxa"/>
+            </w:tcMar>
           </w:tcPr>
           <w:p>
             <w:r>
-              <w:rPr>
-                <w:sz w:val="20"/>
-              </w:rPr>
               <w:t>{{ current_workplace }}</w:t>
             </w:r>
           </w:p>
         </w:tc>
       </w:tr>
       <w:tr>
+        <w:trPr>
+          <w:trHeight w:hRule="exact" w:val="560"/>
+        </w:trPr>
         <w:tc>
           <w:tcPr>
-            <w:tcW w:type="dxa" w:w="4320"/>
+            <w:tcW w:type="dxa" w:w="2978"/>
+            <w:tcBorders>
+              <w:start w:sz="4.0" w:val="single" w:color="#000000"/>
+              <w:top w:sz="4.0" w:val="single" w:color="#000000"/>
+              <w:end w:sz="4.0" w:val="single" w:color="#000000"/>
+              <w:bottom w:sz="4.0" w:val="single" w:color="#000000"/>
+            </w:tcBorders>
+            <w:shd w:fill="d8d9d8"/>
+            <w:tcMar>
+              <w:start w:w="0" w:type="dxa"/>
+              <w:end w:w="0" w:type="dxa"/>
+            </w:tcMar>
           </w:tcPr>
           <w:p>
+            <w:pPr>
+              <w:autoSpaceDN w:val="0"/>
+              <w:autoSpaceDE w:val="0"/>
+              <w:widowControl/>
+              <w:spacing w:line="194" w:lineRule="auto" w:before="192" w:after="0"/>
+              <w:ind w:left="100" w:right="0" w:firstLine="0"/>
+              <w:jc w:val="left"/>
+            </w:pPr>
             <w:r>
-              <w:t>Current Sponsor / الكفيل الحالي</w:t>
+              <w:rPr>
+                <w:rFonts w:ascii="Calibri" w:hAnsi="Calibri" w:eastAsia="Calibri"/>
+                <w:b/>
+                <w:i w:val="0"/>
+                <w:color w:val="000000"/>
+                <w:sz w:val="20"/>
+              </w:rPr>
+              <w:t xml:space="preserve">Current Sponsor </w:t>
             </w:r>
           </w:p>
         </w:tc>
         <w:tc>
           <w:tcPr>
-            <w:tcW w:type="dxa" w:w="4320"/>
+            <w:tcW w:type="dxa" w:w="2554"/>
+            <w:tcBorders>
+              <w:start w:sz="4.0" w:val="single" w:color="#000000"/>
+              <w:top w:sz="4.0" w:val="single" w:color="#000000"/>
+              <w:end w:sz="4.0" w:val="single" w:color="#000000"/>
+              <w:bottom w:sz="4.0" w:val="single" w:color="#000000"/>
+            </w:tcBorders>
+            <w:shd w:fill="ffffff"/>
+            <w:tcMar>
+              <w:start w:w="0" w:type="dxa"/>
+              <w:end w:w="0" w:type="dxa"/>
+            </w:tcMar>
           </w:tcPr>
           <w:p>
             <w:r>
-              <w:rPr>
-                <w:sz w:val="20"/>
-              </w:rPr>
               <w:t>{{ current_sponsor }}</w:t>
-            </w:r>
-          </w:p>
-        </w:tc>
-      </w:tr>
-      <w:tr>
-        <w:tc>
-          <w:tcPr>
-            <w:tcW w:type="dxa" w:w="4320"/>
-          </w:tcPr>
-          <w:p>
-            <w:r>
-              <w:t>Current Position / المنصب الحالي</w:t>
             </w:r>
           </w:p>
         </w:tc>
         <w:tc>
           <w:tcPr>
-            <w:tcW w:type="dxa" w:w="4320"/>
+            <w:tcW w:type="dxa" w:w="2552"/>
+            <w:tcBorders>
+              <w:start w:sz="4.0" w:val="single" w:color="#000000"/>
+              <w:top w:sz="4.0" w:val="single" w:color="#000000"/>
+              <w:end w:sz="3.199999999999818" w:val="single" w:color="#000000"/>
+              <w:bottom w:sz="4.0" w:val="single" w:color="#000000"/>
+            </w:tcBorders>
+            <w:shd w:fill="d8d9d8"/>
+            <w:tcMar>
+              <w:start w:w="0" w:type="dxa"/>
+              <w:end w:w="0" w:type="dxa"/>
+            </w:tcMar>
+          </w:tcPr>
+          <w:p>
+            <w:pPr>
+              <w:autoSpaceDN w:val="0"/>
+              <w:autoSpaceDE w:val="0"/>
+              <w:widowControl/>
+              <w:spacing w:line="194" w:lineRule="auto" w:before="192" w:after="0"/>
+              <w:ind w:left="100" w:right="0" w:firstLine="0"/>
+              <w:jc w:val="left"/>
+            </w:pPr>
+            <w:r>
+              <w:rPr>
+                <w:rFonts w:ascii="Calibri" w:hAnsi="Calibri" w:eastAsia="Calibri"/>
+                <w:b/>
+                <w:i w:val="0"/>
+                <w:color w:val="000000"/>
+                <w:sz w:val="20"/>
+              </w:rPr>
+              <w:t xml:space="preserve">Current Position </w:t>
+            </w:r>
+          </w:p>
+        </w:tc>
+        <w:tc>
+          <w:tcPr>
+            <w:tcW w:type="dxa" w:w="2400"/>
+            <w:tcBorders>
+              <w:start w:sz="3.199999999999818" w:val="single" w:color="#000000"/>
+              <w:top w:sz="4.0" w:val="single" w:color="#000000"/>
+              <w:end w:sz="3.199999999999818" w:val="single" w:color="#000000"/>
+              <w:bottom w:sz="4.0" w:val="single" w:color="#000000"/>
+            </w:tcBorders>
+            <w:shd w:fill="ffffff"/>
+            <w:tcMar>
+              <w:start w:w="0" w:type="dxa"/>
+              <w:end w:w="0" w:type="dxa"/>
+            </w:tcMar>
           </w:tcPr>
           <w:p>
             <w:r>
-              <w:rPr>
-                <w:sz w:val="20"/>
-              </w:rPr>
               <w:t>{{ current_position }}</w:t>
             </w:r>
           </w:p>
         </w:tc>
       </w:tr>
       <w:tr>
+        <w:trPr>
+          <w:trHeight w:hRule="exact" w:val="556"/>
+        </w:trPr>
         <w:tc>
           <w:tcPr>
-            <w:tcW w:type="dxa" w:w="4320"/>
+            <w:tcW w:type="dxa" w:w="2978"/>
+            <w:tcBorders>
+              <w:start w:sz="4.0" w:val="single" w:color="#000000"/>
+              <w:top w:sz="4.0" w:val="single" w:color="#000000"/>
+              <w:end w:sz="4.0" w:val="single" w:color="#000000"/>
+              <w:bottom w:sz="4.0" w:val="single" w:color="#000000"/>
+            </w:tcBorders>
+            <w:shd w:fill="d8d9d8"/>
+            <w:tcMar>
+              <w:start w:w="0" w:type="dxa"/>
+              <w:end w:w="0" w:type="dxa"/>
+            </w:tcMar>
           </w:tcPr>
           <w:p>
+            <w:pPr>
+              <w:autoSpaceDN w:val="0"/>
+              <w:autoSpaceDE w:val="0"/>
+              <w:widowControl/>
+              <w:spacing w:line="197" w:lineRule="auto" w:before="190" w:after="0"/>
+              <w:ind w:left="100" w:right="0" w:firstLine="0"/>
+              <w:jc w:val="left"/>
+            </w:pPr>
             <w:r>
-              <w:t>Resident Visa No / رقم تأشيرة الإقامة</w:t>
+              <w:rPr>
+                <w:rFonts w:ascii="Calibri" w:hAnsi="Calibri" w:eastAsia="Calibri"/>
+                <w:b/>
+                <w:i w:val="0"/>
+                <w:color w:val="000000"/>
+                <w:sz w:val="20"/>
+              </w:rPr>
+              <w:t xml:space="preserve">Resident Visa No </w:t>
             </w:r>
           </w:p>
         </w:tc>
         <w:tc>
           <w:tcPr>
-            <w:tcW w:type="dxa" w:w="4320"/>
+            <w:tcW w:type="dxa" w:w="2554"/>
+            <w:tcBorders>
+              <w:start w:sz="4.0" w:val="single" w:color="#000000"/>
+              <w:top w:sz="4.0" w:val="single" w:color="#000000"/>
+              <w:end w:sz="4.0" w:val="single" w:color="#000000"/>
+              <w:bottom w:sz="4.0" w:val="single" w:color="#000000"/>
+            </w:tcBorders>
+            <w:shd w:fill="ffffff"/>
+            <w:tcMar>
+              <w:start w:w="0" w:type="dxa"/>
+              <w:end w:w="0" w:type="dxa"/>
+            </w:tcMar>
           </w:tcPr>
           <w:p>
             <w:r>
-              <w:rPr>
-                <w:sz w:val="20"/>
-              </w:rPr>
               <w:t>{{ resident_visa_no }}</w:t>
-            </w:r>
-          </w:p>
-        </w:tc>
-      </w:tr>
-      <w:tr>
-        <w:tc>
-          <w:tcPr>
-            <w:tcW w:type="dxa" w:w="4320"/>
-          </w:tcPr>
-          <w:p>
-            <w:r>
-              <w:t>Visa Issue Date / تاريخ إصدار التأشيرة</w:t>
             </w:r>
           </w:p>
         </w:tc>
         <w:tc>
           <w:tcPr>
-            <w:tcW w:type="dxa" w:w="4320"/>
+            <w:tcW w:type="dxa" w:w="2552"/>
+            <w:tcBorders>
+              <w:start w:sz="4.0" w:val="single" w:color="#000000"/>
+              <w:top w:sz="4.0" w:val="single" w:color="#000000"/>
+              <w:end w:sz="3.199999999999818" w:val="single" w:color="#000000"/>
+              <w:bottom w:sz="4.0" w:val="single" w:color="#000000"/>
+            </w:tcBorders>
+            <w:shd w:fill="d8d9d8"/>
+            <w:tcMar>
+              <w:start w:w="0" w:type="dxa"/>
+              <w:end w:w="0" w:type="dxa"/>
+            </w:tcMar>
+          </w:tcPr>
+          <w:p>
+            <w:pPr>
+              <w:autoSpaceDN w:val="0"/>
+              <w:autoSpaceDE w:val="0"/>
+              <w:widowControl/>
+              <w:spacing w:line="197" w:lineRule="auto" w:before="190" w:after="0"/>
+              <w:ind w:left="100" w:right="0" w:firstLine="0"/>
+              <w:jc w:val="left"/>
+            </w:pPr>
+            <w:r>
+              <w:rPr>
+                <w:rFonts w:ascii="Calibri" w:hAnsi="Calibri" w:eastAsia="Calibri"/>
+                <w:b/>
+                <w:i w:val="0"/>
+                <w:color w:val="000000"/>
+                <w:sz w:val="20"/>
+              </w:rPr>
+              <w:t xml:space="preserve">Issue Date </w:t>
+            </w:r>
+          </w:p>
+        </w:tc>
+        <w:tc>
+          <w:tcPr>
+            <w:tcW w:type="dxa" w:w="2400"/>
+            <w:tcBorders>
+              <w:start w:sz="3.199999999999818" w:val="single" w:color="#000000"/>
+              <w:top w:sz="4.0" w:val="single" w:color="#000000"/>
+              <w:end w:sz="3.199999999999818" w:val="single" w:color="#000000"/>
+              <w:bottom w:sz="4.0" w:val="single" w:color="#000000"/>
+            </w:tcBorders>
+            <w:shd w:fill="ffffff"/>
+            <w:tcMar>
+              <w:start w:w="0" w:type="dxa"/>
+              <w:end w:w="0" w:type="dxa"/>
+            </w:tcMar>
           </w:tcPr>
           <w:p>
             <w:r>
-              <w:rPr>
-                <w:sz w:val="20"/>
-              </w:rPr>
               <w:t>{{ visa_issue_date }}</w:t>
             </w:r>
           </w:p>
         </w:tc>
       </w:tr>
       <w:tr>
+        <w:trPr>
+          <w:trHeight w:hRule="exact" w:val="556"/>
+        </w:trPr>
         <w:tc>
           <w:tcPr>
-            <w:tcW w:type="dxa" w:w="4320"/>
+            <w:tcW w:type="dxa" w:w="2978"/>
+            <w:tcBorders>
+              <w:start w:sz="4.0" w:val="single" w:color="#000000"/>
+              <w:top w:sz="4.0" w:val="single" w:color="#000000"/>
+              <w:end w:sz="4.0" w:val="single" w:color="#000000"/>
+              <w:bottom w:sz="3.199999999999818" w:val="single" w:color="#000000"/>
+            </w:tcBorders>
+            <w:shd w:fill="d8d9d8"/>
+            <w:tcMar>
+              <w:start w:w="0" w:type="dxa"/>
+              <w:end w:w="0" w:type="dxa"/>
+            </w:tcMar>
           </w:tcPr>
           <w:p>
+            <w:pPr>
+              <w:autoSpaceDN w:val="0"/>
+              <w:autoSpaceDE w:val="0"/>
+              <w:widowControl/>
+              <w:spacing w:line="194" w:lineRule="auto" w:before="194" w:after="0"/>
+              <w:ind w:left="100" w:right="0" w:firstLine="0"/>
+              <w:jc w:val="left"/>
+            </w:pPr>
             <w:r>
-              <w:t>Visa Expiry Date / تاريخ انتهاء التأشيرة</w:t>
+              <w:rPr>
+                <w:rFonts w:ascii="Calibri" w:hAnsi="Calibri" w:eastAsia="Calibri"/>
+                <w:b/>
+                <w:i w:val="0"/>
+                <w:color w:val="000000"/>
+                <w:sz w:val="20"/>
+              </w:rPr>
+              <w:t xml:space="preserve">Expiry Date </w:t>
             </w:r>
           </w:p>
         </w:tc>
         <w:tc>
           <w:tcPr>
-            <w:tcW w:type="dxa" w:w="4320"/>
+            <w:tcW w:type="dxa" w:w="2554"/>
+            <w:tcBorders>
+              <w:start w:sz="4.0" w:val="single" w:color="#000000"/>
+              <w:top w:sz="4.0" w:val="single" w:color="#000000"/>
+              <w:end w:sz="4.0" w:val="single" w:color="#000000"/>
+              <w:bottom w:sz="3.199999999999818" w:val="single" w:color="#000000"/>
+            </w:tcBorders>
+            <w:shd w:fill="ffffff"/>
+            <w:tcMar>
+              <w:start w:w="0" w:type="dxa"/>
+              <w:end w:w="0" w:type="dxa"/>
+            </w:tcMar>
           </w:tcPr>
           <w:p>
             <w:r>
-              <w:rPr>
-                <w:sz w:val="20"/>
-              </w:rPr>
               <w:t>{{ visa_expiry_date }}</w:t>
-            </w:r>
-          </w:p>
-        </w:tc>
-      </w:tr>
-      <w:tr>
-        <w:tc>
-          <w:tcPr>
-            <w:tcW w:type="dxa" w:w="4320"/>
-          </w:tcPr>
-          <w:p>
-            <w:r>
-              <w:t>Visa Place of Issue / مكان إصدار التأشيرة</w:t>
             </w:r>
           </w:p>
         </w:tc>
         <w:tc>
           <w:tcPr>
-            <w:tcW w:type="dxa" w:w="4320"/>
+            <w:tcW w:type="dxa" w:w="2552"/>
+            <w:tcBorders>
+              <w:start w:sz="4.0" w:val="single" w:color="#000000"/>
+              <w:top w:sz="4.0" w:val="single" w:color="#000000"/>
+              <w:end w:sz="3.199999999999818" w:val="single" w:color="#000000"/>
+              <w:bottom w:sz="3.199999999999818" w:val="single" w:color="#000000"/>
+            </w:tcBorders>
+            <w:shd w:fill="d8d9d8"/>
+            <w:tcMar>
+              <w:start w:w="0" w:type="dxa"/>
+              <w:end w:w="0" w:type="dxa"/>
+            </w:tcMar>
+          </w:tcPr>
+          <w:p>
+            <w:pPr>
+              <w:autoSpaceDN w:val="0"/>
+              <w:autoSpaceDE w:val="0"/>
+              <w:widowControl/>
+              <w:spacing w:line="194" w:lineRule="auto" w:before="194" w:after="0"/>
+              <w:ind w:left="100" w:right="0" w:firstLine="0"/>
+              <w:jc w:val="left"/>
+            </w:pPr>
+            <w:r>
+              <w:rPr>
+                <w:rFonts w:ascii="Calibri" w:hAnsi="Calibri" w:eastAsia="Calibri"/>
+                <w:b/>
+                <w:i w:val="0"/>
+                <w:color w:val="000000"/>
+                <w:sz w:val="20"/>
+              </w:rPr>
+              <w:t xml:space="preserve">Place of Issue </w:t>
+            </w:r>
+          </w:p>
+        </w:tc>
+        <w:tc>
+          <w:tcPr>
+            <w:tcW w:type="dxa" w:w="2400"/>
+            <w:tcBorders>
+              <w:start w:sz="3.199999999999818" w:val="single" w:color="#000000"/>
+              <w:top w:sz="4.0" w:val="single" w:color="#000000"/>
+              <w:end w:sz="3.199999999999818" w:val="single" w:color="#000000"/>
+              <w:bottom w:sz="3.199999999999818" w:val="single" w:color="#000000"/>
+            </w:tcBorders>
+            <w:shd w:fill="ffffff"/>
+            <w:tcMar>
+              <w:start w:w="0" w:type="dxa"/>
+              <w:end w:w="0" w:type="dxa"/>
+            </w:tcMar>
           </w:tcPr>
           <w:p>
             <w:r>
-              <w:rPr>
-                <w:sz w:val="20"/>
-              </w:rPr>
               <w:t>{{ visa_place_of_issue }}</w:t>
             </w:r>
           </w:p>
         </w:tc>
       </w:tr>
       <w:tr>
+        <w:trPr>
+          <w:trHeight w:hRule="exact" w:val="438"/>
+        </w:trPr>
         <w:tc>
           <w:tcPr>
-            <w:tcW w:type="dxa" w:w="4320"/>
+            <w:tcW w:type="dxa" w:w="10484"/>
+            <w:gridSpan w:val="4"/>
+            <w:tcBorders>
+              <w:start w:sz="4.0" w:val="single" w:color="#000000"/>
+              <w:top w:sz="3.199999999999818" w:val="single" w:color="#000000"/>
+              <w:end w:sz="3.199999999999818" w:val="single" w:color="#000000"/>
+              <w:bottom w:sz="4.0" w:val="single" w:color="#000000"/>
+            </w:tcBorders>
+            <w:shd w:fill="c00000"/>
+            <w:tcMar>
+              <w:start w:w="0" w:type="dxa"/>
+              <w:end w:w="0" w:type="dxa"/>
+            </w:tcMar>
+            <w:tcMar>
+              <w:start w:w="0" w:type="dxa"/>
+              <w:end w:w="0" w:type="dxa"/>
+            </w:tcMar>
+            <w:tcMar>
+              <w:start w:w="0" w:type="dxa"/>
+              <w:end w:w="0" w:type="dxa"/>
+            </w:tcMar>
+            <w:tcMar>
+              <w:start w:w="0" w:type="dxa"/>
+              <w:end w:w="0" w:type="dxa"/>
+            </w:tcMar>
           </w:tcPr>
           <w:p>
+            <w:pPr>
+              <w:autoSpaceDN w:val="0"/>
+              <w:autoSpaceDE w:val="0"/>
+              <w:widowControl/>
+              <w:spacing w:line="197" w:lineRule="auto" w:before="136" w:after="0"/>
+              <w:ind w:left="0" w:right="0" w:firstLine="0"/>
+              <w:jc w:val="center"/>
+            </w:pPr>
             <w:r>
-              <w:t>Education Level / المستوى التعليمي</w:t>
+              <w:rPr>
+                <w:rFonts w:ascii="Calibri" w:hAnsi="Calibri" w:eastAsia="Calibri"/>
+                <w:b/>
+                <w:i w:val="0"/>
+                <w:color w:val="FFFFFF"/>
+                <w:sz w:val="20"/>
+              </w:rPr>
+              <w:t xml:space="preserve">Qualification </w:t>
+            </w:r>
+          </w:p>
+        </w:tc>
+      </w:tr>
+      <w:tr>
+        <w:trPr>
+          <w:trHeight w:hRule="exact" w:val="570"/>
+        </w:trPr>
+        <w:tc>
+          <w:tcPr>
+            <w:tcW w:type="dxa" w:w="2978"/>
+            <w:tcBorders>
+              <w:start w:sz="4.0" w:val="single" w:color="#000000"/>
+              <w:top w:sz="4.0" w:val="single" w:color="#000000"/>
+              <w:end w:sz="4.0" w:val="single" w:color="#000000"/>
+              <w:bottom w:sz="4.0" w:val="single" w:color="#000000"/>
+            </w:tcBorders>
+            <w:shd w:fill="d8d9d8"/>
+            <w:tcMar>
+              <w:start w:w="0" w:type="dxa"/>
+              <w:end w:w="0" w:type="dxa"/>
+            </w:tcMar>
+          </w:tcPr>
+          <w:p>
+            <w:pPr>
+              <w:autoSpaceDN w:val="0"/>
+              <w:autoSpaceDE w:val="0"/>
+              <w:widowControl/>
+              <w:spacing w:line="197" w:lineRule="auto" w:before="200" w:after="0"/>
+              <w:ind w:left="100" w:right="0" w:firstLine="0"/>
+              <w:jc w:val="left"/>
+            </w:pPr>
+            <w:r>
+              <w:rPr>
+                <w:rFonts w:ascii="Calibri" w:hAnsi="Calibri" w:eastAsia="Calibri"/>
+                <w:b/>
+                <w:i w:val="0"/>
+                <w:color w:val="000000"/>
+                <w:sz w:val="20"/>
+              </w:rPr>
+              <w:t xml:space="preserve">Education Level </w:t>
             </w:r>
           </w:p>
         </w:tc>
         <w:tc>
           <w:tcPr>
-            <w:tcW w:type="dxa" w:w="4320"/>
+            <w:tcW w:type="dxa" w:w="2554"/>
+            <w:tcBorders>
+              <w:start w:sz="4.0" w:val="single" w:color="#000000"/>
+              <w:top w:sz="4.0" w:val="single" w:color="#000000"/>
+              <w:end w:sz="4.0" w:val="single" w:color="#000000"/>
+              <w:bottom w:sz="4.0" w:val="single" w:color="#000000"/>
+            </w:tcBorders>
+            <w:shd w:fill="ffffff"/>
+            <w:tcMar>
+              <w:start w:w="0" w:type="dxa"/>
+              <w:end w:w="0" w:type="dxa"/>
+            </w:tcMar>
           </w:tcPr>
           <w:p>
             <w:r>
-              <w:rPr>
-                <w:sz w:val="20"/>
-              </w:rPr>
               <w:t>{{ education_level }}</w:t>
-            </w:r>
-          </w:p>
-        </w:tc>
-      </w:tr>
-      <w:tr>
-        <w:tc>
-          <w:tcPr>
-            <w:tcW w:type="dxa" w:w="4320"/>
-          </w:tcPr>
-          <w:p>
-            <w:r>
-              <w:t>Speciality / التخصص</w:t>
             </w:r>
           </w:p>
         </w:tc>
         <w:tc>
           <w:tcPr>
-            <w:tcW w:type="dxa" w:w="4320"/>
+            <w:tcW w:type="dxa" w:w="2552"/>
+            <w:tcBorders>
+              <w:start w:sz="4.0" w:val="single" w:color="#000000"/>
+              <w:top w:sz="4.0" w:val="single" w:color="#000000"/>
+              <w:end w:sz="3.199999999999818" w:val="single" w:color="#000000"/>
+              <w:bottom w:sz="4.0" w:val="single" w:color="#000000"/>
+            </w:tcBorders>
+            <w:shd w:fill="d8d9d8"/>
+            <w:tcMar>
+              <w:start w:w="0" w:type="dxa"/>
+              <w:end w:w="0" w:type="dxa"/>
+            </w:tcMar>
+          </w:tcPr>
+          <w:p>
+            <w:pPr>
+              <w:autoSpaceDN w:val="0"/>
+              <w:autoSpaceDE w:val="0"/>
+              <w:widowControl/>
+              <w:spacing w:line="197" w:lineRule="auto" w:before="200" w:after="0"/>
+              <w:ind w:left="100" w:right="0" w:firstLine="0"/>
+              <w:jc w:val="left"/>
+            </w:pPr>
+            <w:r>
+              <w:rPr>
+                <w:rFonts w:ascii="Calibri" w:hAnsi="Calibri" w:eastAsia="Calibri"/>
+                <w:b/>
+                <w:i w:val="0"/>
+                <w:color w:val="000000"/>
+                <w:sz w:val="20"/>
+              </w:rPr>
+              <w:t xml:space="preserve">Speciality </w:t>
+            </w:r>
+          </w:p>
+        </w:tc>
+        <w:tc>
+          <w:tcPr>
+            <w:tcW w:type="dxa" w:w="2400"/>
+            <w:tcBorders>
+              <w:start w:sz="3.199999999999818" w:val="single" w:color="#000000"/>
+              <w:top w:sz="4.0" w:val="single" w:color="#000000"/>
+              <w:end w:sz="3.199999999999818" w:val="single" w:color="#000000"/>
+              <w:bottom w:sz="4.0" w:val="single" w:color="#000000"/>
+            </w:tcBorders>
+            <w:shd w:fill="ffffff"/>
+            <w:tcMar>
+              <w:start w:w="0" w:type="dxa"/>
+              <w:end w:w="0" w:type="dxa"/>
+            </w:tcMar>
           </w:tcPr>
           <w:p>
             <w:r>
-              <w:rPr>
-                <w:sz w:val="20"/>
-              </w:rPr>
               <w:t>{{ speciality }}</w:t>
             </w:r>
           </w:p>
         </w:tc>
       </w:tr>
       <w:tr>
+        <w:trPr>
+          <w:trHeight w:hRule="exact" w:val="568"/>
+        </w:trPr>
         <w:tc>
           <w:tcPr>
-            <w:tcW w:type="dxa" w:w="4320"/>
+            <w:tcW w:type="dxa" w:w="2978"/>
+            <w:tcBorders>
+              <w:start w:sz="4.0" w:val="single" w:color="#000000"/>
+              <w:top w:sz="4.0" w:val="single" w:color="#000000"/>
+              <w:end w:sz="4.0" w:val="single" w:color="#000000"/>
+              <w:bottom w:sz="4.0" w:val="single" w:color="#000000"/>
+            </w:tcBorders>
+            <w:shd w:fill="d8d9d8"/>
+            <w:tcMar>
+              <w:start w:w="0" w:type="dxa"/>
+              <w:end w:w="0" w:type="dxa"/>
+            </w:tcMar>
           </w:tcPr>
           <w:p>
+            <w:pPr>
+              <w:autoSpaceDN w:val="0"/>
+              <w:autoSpaceDE w:val="0"/>
+              <w:widowControl/>
+              <w:spacing w:line="197" w:lineRule="auto" w:before="198" w:after="0"/>
+              <w:ind w:left="100" w:right="0" w:firstLine="0"/>
+              <w:jc w:val="left"/>
+            </w:pPr>
             <w:r>
-              <w:t>Graduated Date / تاريخ التخرج</w:t>
+              <w:rPr>
+                <w:rFonts w:ascii="Calibri" w:hAnsi="Calibri" w:eastAsia="Calibri"/>
+                <w:b/>
+                <w:i w:val="0"/>
+                <w:color w:val="000000"/>
+                <w:sz w:val="20"/>
+              </w:rPr>
+              <w:t xml:space="preserve">Graduated date </w:t>
             </w:r>
           </w:p>
         </w:tc>
         <w:tc>
           <w:tcPr>
-            <w:tcW w:type="dxa" w:w="4320"/>
+            <w:tcW w:type="dxa" w:w="2554"/>
+            <w:tcBorders>
+              <w:start w:sz="4.0" w:val="single" w:color="#000000"/>
+              <w:top w:sz="4.0" w:val="single" w:color="#000000"/>
+              <w:end w:sz="4.0" w:val="single" w:color="#000000"/>
+              <w:bottom w:sz="4.0" w:val="single" w:color="#000000"/>
+            </w:tcBorders>
+            <w:shd w:fill="ffffff"/>
+            <w:tcMar>
+              <w:start w:w="0" w:type="dxa"/>
+              <w:end w:w="0" w:type="dxa"/>
+            </w:tcMar>
           </w:tcPr>
           <w:p>
             <w:r>
-              <w:rPr>
-                <w:sz w:val="20"/>
-              </w:rPr>
               <w:t>{{ graduation_date }}</w:t>
-            </w:r>
-          </w:p>
-        </w:tc>
-      </w:tr>
-      <w:tr>
-        <w:tc>
-          <w:tcPr>
-            <w:tcW w:type="dxa" w:w="4320"/>
-          </w:tcPr>
-          <w:p>
-            <w:r>
-              <w:t>School / University / المدرسة / الجامعة</w:t>
             </w:r>
           </w:p>
         </w:tc>
         <w:tc>
           <w:tcPr>
-            <w:tcW w:type="dxa" w:w="4320"/>
+            <w:tcW w:type="dxa" w:w="2552"/>
+            <w:tcBorders>
+              <w:start w:sz="4.0" w:val="single" w:color="#000000"/>
+              <w:top w:sz="4.0" w:val="single" w:color="#000000"/>
+              <w:end w:sz="3.199999999999818" w:val="single" w:color="#000000"/>
+              <w:bottom w:sz="4.0" w:val="single" w:color="#000000"/>
+            </w:tcBorders>
+            <w:shd w:fill="d8d9d8"/>
+            <w:tcMar>
+              <w:start w:w="0" w:type="dxa"/>
+              <w:end w:w="0" w:type="dxa"/>
+            </w:tcMar>
+          </w:tcPr>
+          <w:p>
+            <w:pPr>
+              <w:autoSpaceDN w:val="0"/>
+              <w:autoSpaceDE w:val="0"/>
+              <w:widowControl/>
+              <w:spacing w:line="197" w:lineRule="auto" w:before="198" w:after="0"/>
+              <w:ind w:left="100" w:right="0" w:firstLine="0"/>
+              <w:jc w:val="left"/>
+            </w:pPr>
+            <w:r>
+              <w:rPr>
+                <w:rFonts w:ascii="Calibri" w:hAnsi="Calibri" w:eastAsia="Calibri"/>
+                <w:b/>
+                <w:i w:val="0"/>
+                <w:color w:val="000000"/>
+                <w:sz w:val="20"/>
+              </w:rPr>
+              <w:t xml:space="preserve">School/University </w:t>
+            </w:r>
+          </w:p>
+        </w:tc>
+        <w:tc>
+          <w:tcPr>
+            <w:tcW w:type="dxa" w:w="2400"/>
+            <w:tcBorders>
+              <w:start w:sz="3.199999999999818" w:val="single" w:color="#000000"/>
+              <w:top w:sz="4.0" w:val="single" w:color="#000000"/>
+              <w:end w:sz="3.199999999999818" w:val="single" w:color="#000000"/>
+              <w:bottom w:sz="4.0" w:val="single" w:color="#000000"/>
+            </w:tcBorders>
+            <w:shd w:fill="ffffff"/>
+            <w:tcMar>
+              <w:start w:w="0" w:type="dxa"/>
+              <w:end w:w="0" w:type="dxa"/>
+            </w:tcMar>
           </w:tcPr>
           <w:p>
             <w:r>
-              <w:rPr>
-                <w:sz w:val="20"/>
-              </w:rPr>
               <w:t>{{ school_university }}</w:t>
             </w:r>
           </w:p>
         </w:tc>
       </w:tr>
       <w:tr>
+        <w:trPr>
+          <w:trHeight w:hRule="exact" w:val="568"/>
+        </w:trPr>
         <w:tc>
           <w:tcPr>
-            <w:tcW w:type="dxa" w:w="4320"/>
+            <w:tcW w:type="dxa" w:w="2978"/>
+            <w:tcBorders>
+              <w:start w:sz="4.0" w:val="single" w:color="#000000"/>
+              <w:top w:sz="4.0" w:val="single" w:color="#000000"/>
+              <w:end w:sz="4.0" w:val="single" w:color="#000000"/>
+              <w:bottom w:sz="4.0" w:val="single" w:color="#000000"/>
+            </w:tcBorders>
+            <w:shd w:fill="d8d9d8"/>
+            <w:tcMar>
+              <w:start w:w="0" w:type="dxa"/>
+              <w:end w:w="0" w:type="dxa"/>
+            </w:tcMar>
           </w:tcPr>
           <w:p>
+            <w:pPr>
+              <w:autoSpaceDN w:val="0"/>
+              <w:autoSpaceDE w:val="0"/>
+              <w:widowControl/>
+              <w:spacing w:line="197" w:lineRule="auto" w:before="200" w:after="0"/>
+              <w:ind w:left="100" w:right="0" w:firstLine="0"/>
+              <w:jc w:val="left"/>
+            </w:pPr>
             <w:r>
-              <w:t>Spoken Languages / اللغات المحكية</w:t>
+              <w:rPr>
+                <w:rFonts w:ascii="Calibri" w:hAnsi="Calibri" w:eastAsia="Calibri"/>
+                <w:b/>
+                <w:i w:val="0"/>
+                <w:color w:val="000000"/>
+                <w:sz w:val="20"/>
+              </w:rPr>
+              <w:t xml:space="preserve">Spoken Languages </w:t>
             </w:r>
           </w:p>
         </w:tc>
         <w:tc>
           <w:tcPr>
-            <w:tcW w:type="dxa" w:w="4320"/>
+            <w:tcW w:type="dxa" w:w="2554"/>
+            <w:tcBorders>
+              <w:start w:sz="4.0" w:val="single" w:color="#000000"/>
+              <w:top w:sz="4.0" w:val="single" w:color="#000000"/>
+              <w:end w:sz="4.0" w:val="single" w:color="#000000"/>
+              <w:bottom w:sz="4.0" w:val="single" w:color="#000000"/>
+            </w:tcBorders>
+            <w:shd w:fill="ffffff"/>
+            <w:tcMar>
+              <w:start w:w="0" w:type="dxa"/>
+              <w:end w:w="0" w:type="dxa"/>
+            </w:tcMar>
           </w:tcPr>
           <w:p>
+            <w:pPr>
+              <w:autoSpaceDN w:val="0"/>
+              <w:autoSpaceDE w:val="0"/>
+              <w:widowControl/>
+              <w:spacing w:line="197" w:lineRule="auto" w:before="200" w:after="0"/>
+              <w:ind w:left="102" w:right="0" w:firstLine="0"/>
+              <w:jc w:val="left"/>
+            </w:pPr>
             <w:r>
               <w:rPr>
+                <w:rFonts w:ascii="Calibri" w:hAnsi="Calibri" w:eastAsia="Calibri"/>
+                <w:b/>
+                <w:i w:val="0"/>
+                <w:color w:val="000000"/>
                 <w:sz w:val="20"/>
               </w:rPr>
+              <w:t xml:space="preserve">1. </w:t>
+            </w:r>
+            <w:r>
               <w:t>{{ spoken_languages }}</w:t>
+            </w:r>
+          </w:p>
+        </w:tc>
+        <w:tc>
+          <w:tcPr>
+            <w:tcW w:type="dxa" w:w="2552"/>
+            <w:tcBorders>
+              <w:start w:sz="4.0" w:val="single" w:color="#000000"/>
+              <w:top w:sz="4.0" w:val="single" w:color="#000000"/>
+              <w:end w:sz="3.199999999999818" w:val="single" w:color="#000000"/>
+              <w:bottom w:sz="4.0" w:val="single" w:color="#000000"/>
+            </w:tcBorders>
+            <w:shd w:fill="ffffff"/>
+            <w:tcMar>
+              <w:start w:w="0" w:type="dxa"/>
+              <w:end w:w="0" w:type="dxa"/>
+            </w:tcMar>
+          </w:tcPr>
+          <w:p>
+            <w:pPr>
+              <w:autoSpaceDN w:val="0"/>
+              <w:autoSpaceDE w:val="0"/>
+              <w:widowControl/>
+              <w:spacing w:line="197" w:lineRule="auto" w:before="200" w:after="0"/>
+              <w:ind w:left="100" w:right="0" w:firstLine="0"/>
+              <w:jc w:val="left"/>
+            </w:pPr>
+            <w:r>
+              <w:rPr>
+                <w:rFonts w:ascii="Calibri" w:hAnsi="Calibri" w:eastAsia="Calibri"/>
+                <w:b/>
+                <w:i w:val="0"/>
+                <w:color w:val="000000"/>
+                <w:sz w:val="20"/>
+              </w:rPr>
+              <w:t xml:space="preserve">2. </w:t>
+            </w:r>
+          </w:p>
+        </w:tc>
+        <w:tc>
+          <w:tcPr>
+            <w:tcW w:type="dxa" w:w="2400"/>
+            <w:tcBorders>
+              <w:start w:sz="3.199999999999818" w:val="single" w:color="#000000"/>
+              <w:top w:sz="4.0" w:val="single" w:color="#000000"/>
+              <w:end w:sz="3.199999999999818" w:val="single" w:color="#000000"/>
+              <w:bottom w:sz="4.0" w:val="single" w:color="#000000"/>
+            </w:tcBorders>
+            <w:shd w:fill="ffffff"/>
+            <w:tcMar>
+              <w:start w:w="0" w:type="dxa"/>
+              <w:end w:w="0" w:type="dxa"/>
+            </w:tcMar>
+          </w:tcPr>
+          <w:p>
+            <w:pPr>
+              <w:autoSpaceDN w:val="0"/>
+              <w:autoSpaceDE w:val="0"/>
+              <w:widowControl/>
+              <w:spacing w:line="197" w:lineRule="auto" w:before="200" w:after="0"/>
+              <w:ind w:left="102" w:right="0" w:firstLine="0"/>
+              <w:jc w:val="left"/>
+            </w:pPr>
+            <w:r>
+              <w:rPr>
+                <w:rFonts w:ascii="Calibri" w:hAnsi="Calibri" w:eastAsia="Calibri"/>
+                <w:b/>
+                <w:i w:val="0"/>
+                <w:color w:val="000000"/>
+                <w:sz w:val="20"/>
+              </w:rPr>
+              <w:t xml:space="preserve">3. </w:t>
             </w:r>
           </w:p>
         </w:tc>
       </w:tr>
       <w:tr>
+        <w:trPr>
+          <w:trHeight w:hRule="exact" w:val="500"/>
+        </w:trPr>
         <w:tc>
           <w:tcPr>
-            <w:tcW w:type="dxa" w:w="4320"/>
+            <w:tcW w:type="dxa" w:w="10484"/>
+            <w:gridSpan w:val="4"/>
+            <w:tcBorders>
+              <w:start w:sz="4.0" w:val="single" w:color="#000000"/>
+              <w:top w:sz="4.0" w:val="single" w:color="#000000"/>
+              <w:end w:sz="3.199999999999818" w:val="single" w:color="#000000"/>
+              <w:bottom w:sz="4.0" w:val="single" w:color="#000000"/>
+            </w:tcBorders>
+            <w:shd w:fill="c00000"/>
+            <w:tcMar>
+              <w:start w:w="0" w:type="dxa"/>
+              <w:end w:w="0" w:type="dxa"/>
+            </w:tcMar>
+            <w:tcMar>
+              <w:start w:w="0" w:type="dxa"/>
+              <w:end w:w="0" w:type="dxa"/>
+            </w:tcMar>
+            <w:tcMar>
+              <w:start w:w="0" w:type="dxa"/>
+              <w:end w:w="0" w:type="dxa"/>
+            </w:tcMar>
+            <w:tcMar>
+              <w:start w:w="0" w:type="dxa"/>
+              <w:end w:w="0" w:type="dxa"/>
+            </w:tcMar>
           </w:tcPr>
           <w:p>
+            <w:pPr>
+              <w:autoSpaceDN w:val="0"/>
+              <w:autoSpaceDE w:val="0"/>
+              <w:widowControl/>
+              <w:spacing w:line="194" w:lineRule="auto" w:before="166" w:after="0"/>
+              <w:ind w:left="0" w:right="0" w:firstLine="0"/>
+              <w:jc w:val="center"/>
+            </w:pPr>
             <w:r>
-              <w:t>Marital Status / الحالة الاجتماعية</w:t>
+              <w:rPr>
+                <w:rFonts w:ascii="Calibri" w:hAnsi="Calibri" w:eastAsia="Calibri"/>
+                <w:b/>
+                <w:i w:val="0"/>
+                <w:color w:val="FFFFFF"/>
+                <w:sz w:val="20"/>
+              </w:rPr>
+              <w:t xml:space="preserve">Social Status </w:t>
+            </w:r>
+          </w:p>
+        </w:tc>
+      </w:tr>
+      <w:tr>
+        <w:trPr>
+          <w:trHeight w:hRule="exact" w:val="554"/>
+        </w:trPr>
+        <w:tc>
+          <w:tcPr>
+            <w:tcW w:type="dxa" w:w="2978"/>
+            <w:tcBorders>
+              <w:start w:sz="4.0" w:val="single" w:color="#000000"/>
+              <w:top w:sz="4.0" w:val="single" w:color="#000000"/>
+              <w:end w:sz="4.0" w:val="single" w:color="#000000"/>
+              <w:bottom w:sz="4.0" w:val="single" w:color="#000000"/>
+            </w:tcBorders>
+            <w:shd w:fill="d8d9d8"/>
+            <w:tcMar>
+              <w:start w:w="0" w:type="dxa"/>
+              <w:end w:w="0" w:type="dxa"/>
+            </w:tcMar>
+          </w:tcPr>
+          <w:p>
+            <w:pPr>
+              <w:autoSpaceDN w:val="0"/>
+              <w:autoSpaceDE w:val="0"/>
+              <w:widowControl/>
+              <w:spacing w:line="194" w:lineRule="auto" w:before="194" w:after="0"/>
+              <w:ind w:left="100" w:right="0" w:firstLine="0"/>
+              <w:jc w:val="left"/>
+            </w:pPr>
+            <w:r>
+              <w:rPr>
+                <w:rFonts w:ascii="Calibri" w:hAnsi="Calibri" w:eastAsia="Calibri"/>
+                <w:b/>
+                <w:i w:val="0"/>
+                <w:color w:val="000000"/>
+                <w:sz w:val="20"/>
+              </w:rPr>
+              <w:t xml:space="preserve">Marital Status </w:t>
             </w:r>
           </w:p>
         </w:tc>
         <w:tc>
           <w:tcPr>
-            <w:tcW w:type="dxa" w:w="4320"/>
+            <w:tcW w:type="dxa" w:w="2554"/>
+            <w:tcBorders>
+              <w:start w:sz="4.0" w:val="single" w:color="#000000"/>
+              <w:top w:sz="4.0" w:val="single" w:color="#000000"/>
+              <w:end w:sz="4.0" w:val="single" w:color="#000000"/>
+              <w:bottom w:sz="4.0" w:val="single" w:color="#000000"/>
+            </w:tcBorders>
+            <w:shd w:fill="ffffff"/>
+            <w:tcMar>
+              <w:start w:w="0" w:type="dxa"/>
+              <w:end w:w="0" w:type="dxa"/>
+            </w:tcMar>
           </w:tcPr>
           <w:p>
             <w:r>
-              <w:rPr>
-                <w:sz w:val="20"/>
-              </w:rPr>
               <w:t>{{ marital_status }}</w:t>
-            </w:r>
-          </w:p>
-        </w:tc>
-      </w:tr>
-      <w:tr>
-        <w:tc>
-          <w:tcPr>
-            <w:tcW w:type="dxa" w:w="4320"/>
-          </w:tcPr>
-          <w:p>
-            <w:r>
-              <w:t>Husband's / Spouse's Name / اسم الزوج / الزوجة</w:t>
             </w:r>
           </w:p>
         </w:tc>
         <w:tc>
           <w:tcPr>
-            <w:tcW w:type="dxa" w:w="4320"/>
+            <w:tcW w:type="dxa" w:w="2552"/>
+            <w:tcBorders>
+              <w:start w:sz="4.0" w:val="single" w:color="#000000"/>
+              <w:top w:sz="4.0" w:val="single" w:color="#000000"/>
+              <w:end w:sz="3.199999999999818" w:val="single" w:color="#000000"/>
+              <w:bottom w:sz="4.0" w:val="single" w:color="#000000"/>
+            </w:tcBorders>
+            <w:shd w:fill="d8d9d8"/>
+            <w:tcMar>
+              <w:start w:w="0" w:type="dxa"/>
+              <w:end w:w="0" w:type="dxa"/>
+            </w:tcMar>
+          </w:tcPr>
+          <w:p>
+            <w:pPr>
+              <w:autoSpaceDN w:val="0"/>
+              <w:autoSpaceDE w:val="0"/>
+              <w:widowControl/>
+              <w:spacing w:line="194" w:lineRule="auto" w:before="194" w:after="0"/>
+              <w:ind w:left="100" w:right="0" w:firstLine="0"/>
+              <w:jc w:val="left"/>
+            </w:pPr>
+            <w:r>
+              <w:rPr>
+                <w:rFonts w:ascii="Calibri" w:hAnsi="Calibri" w:eastAsia="Calibri"/>
+                <w:b/>
+                <w:i w:val="0"/>
+                <w:color w:val="000000"/>
+                <w:sz w:val="20"/>
+              </w:rPr>
+              <w:t xml:space="preserve">Husband/Spouse’s Name </w:t>
+            </w:r>
+          </w:p>
+        </w:tc>
+        <w:tc>
+          <w:tcPr>
+            <w:tcW w:type="dxa" w:w="2400"/>
+            <w:tcBorders>
+              <w:start w:sz="3.199999999999818" w:val="single" w:color="#000000"/>
+              <w:top w:sz="4.0" w:val="single" w:color="#000000"/>
+              <w:end w:sz="3.199999999999818" w:val="single" w:color="#000000"/>
+              <w:bottom w:sz="4.0" w:val="single" w:color="#000000"/>
+            </w:tcBorders>
+            <w:shd w:fill="ffffff"/>
+            <w:tcMar>
+              <w:start w:w="0" w:type="dxa"/>
+              <w:end w:w="0" w:type="dxa"/>
+            </w:tcMar>
           </w:tcPr>
           <w:p>
             <w:r>
-              <w:rPr>
-                <w:sz w:val="20"/>
-              </w:rPr>
               <w:t>{{ spouse_name }}</w:t>
             </w:r>
           </w:p>
         </w:tc>
       </w:tr>
       <w:tr>
+        <w:trPr>
+          <w:trHeight w:hRule="exact" w:val="558"/>
+        </w:trPr>
         <w:tc>
           <w:tcPr>
-            <w:tcW w:type="dxa" w:w="4320"/>
+            <w:tcW w:type="dxa" w:w="2978"/>
+            <w:tcBorders>
+              <w:start w:sz="4.0" w:val="single" w:color="#000000"/>
+              <w:top w:sz="4.0" w:val="single" w:color="#000000"/>
+              <w:end w:sz="4.0" w:val="single" w:color="#000000"/>
+              <w:bottom w:sz="4.0" w:val="single" w:color="#000000"/>
+            </w:tcBorders>
+            <w:shd w:fill="d8d9d8"/>
+            <w:tcMar>
+              <w:start w:w="0" w:type="dxa"/>
+              <w:end w:w="0" w:type="dxa"/>
+            </w:tcMar>
           </w:tcPr>
           <w:p>
+            <w:pPr>
+              <w:autoSpaceDN w:val="0"/>
+              <w:autoSpaceDE w:val="0"/>
+              <w:widowControl/>
+              <w:spacing w:line="197" w:lineRule="auto" w:before="194" w:after="0"/>
+              <w:ind w:left="100" w:right="0" w:firstLine="0"/>
+              <w:jc w:val="left"/>
+            </w:pPr>
             <w:r>
-              <w:t>Husband's / Spouse's Nationality / جنسية الزوج / الزوجة</w:t>
+              <w:rPr>
+                <w:rFonts w:ascii="Calibri" w:hAnsi="Calibri" w:eastAsia="Calibri"/>
+                <w:b/>
+                <w:i w:val="0"/>
+                <w:color w:val="000000"/>
+                <w:sz w:val="20"/>
+              </w:rPr>
+              <w:t xml:space="preserve">Husband/Spouse’s Nationality </w:t>
             </w:r>
           </w:p>
         </w:tc>
         <w:tc>
           <w:tcPr>
-            <w:tcW w:type="dxa" w:w="4320"/>
+            <w:tcW w:type="dxa" w:w="2554"/>
+            <w:tcBorders>
+              <w:start w:sz="4.0" w:val="single" w:color="#000000"/>
+              <w:top w:sz="4.0" w:val="single" w:color="#000000"/>
+              <w:end w:sz="4.0" w:val="single" w:color="#000000"/>
+              <w:bottom w:sz="4.0" w:val="single" w:color="#000000"/>
+            </w:tcBorders>
+            <w:shd w:fill="ffffff"/>
+            <w:tcMar>
+              <w:start w:w="0" w:type="dxa"/>
+              <w:end w:w="0" w:type="dxa"/>
+            </w:tcMar>
           </w:tcPr>
           <w:p>
             <w:r>
-              <w:rPr>
-                <w:sz w:val="20"/>
-              </w:rPr>
               <w:t>{{ spouse_nationality }}</w:t>
-            </w:r>
-          </w:p>
-        </w:tc>
-      </w:tr>
-      <w:tr>
-        <w:tc>
-          <w:tcPr>
-            <w:tcW w:type="dxa" w:w="4320"/>
-          </w:tcPr>
-          <w:p>
-            <w:r>
-              <w:t>Husband's / Spouse's Date of Birth / تاريخ ميلاد الزوج / الزوجة</w:t>
             </w:r>
           </w:p>
         </w:tc>
         <w:tc>
           <w:tcPr>
-            <w:tcW w:type="dxa" w:w="4320"/>
+            <w:tcW w:type="dxa" w:w="2552"/>
+            <w:tcBorders>
+              <w:start w:sz="4.0" w:val="single" w:color="#000000"/>
+              <w:top w:sz="4.0" w:val="single" w:color="#000000"/>
+              <w:end w:sz="3.199999999999818" w:val="single" w:color="#000000"/>
+              <w:bottom w:sz="4.0" w:val="single" w:color="#000000"/>
+            </w:tcBorders>
+            <w:shd w:fill="d8d9d8"/>
+            <w:tcMar>
+              <w:start w:w="0" w:type="dxa"/>
+              <w:end w:w="0" w:type="dxa"/>
+            </w:tcMar>
+          </w:tcPr>
+          <w:p>
+            <w:pPr>
+              <w:autoSpaceDN w:val="0"/>
+              <w:autoSpaceDE w:val="0"/>
+              <w:widowControl/>
+              <w:spacing w:line="245" w:lineRule="auto" w:before="72" w:after="0"/>
+              <w:ind w:left="100" w:right="720" w:firstLine="0"/>
+              <w:jc w:val="left"/>
+            </w:pPr>
+            <w:r>
+              <w:rPr>
+                <w:rFonts w:ascii="Calibri" w:hAnsi="Calibri" w:eastAsia="Calibri"/>
+                <w:b/>
+                <w:i w:val="0"/>
+                <w:color w:val="000000"/>
+                <w:sz w:val="20"/>
+              </w:rPr>
+              <w:t xml:space="preserve">Husband/Spouse’s </w:t>
+            </w:r>
+            <w:r>
+              <w:rPr>
+                <w:rFonts w:ascii="Calibri" w:hAnsi="Calibri" w:eastAsia="Calibri"/>
+                <w:b/>
+                <w:i w:val="0"/>
+                <w:color w:val="000000"/>
+                <w:sz w:val="20"/>
+              </w:rPr>
+              <w:t xml:space="preserve">Date of Birth </w:t>
+            </w:r>
+          </w:p>
+        </w:tc>
+        <w:tc>
+          <w:tcPr>
+            <w:tcW w:type="dxa" w:w="2400"/>
+            <w:tcBorders>
+              <w:start w:sz="3.199999999999818" w:val="single" w:color="#000000"/>
+              <w:top w:sz="4.0" w:val="single" w:color="#000000"/>
+              <w:end w:sz="3.199999999999818" w:val="single" w:color="#000000"/>
+              <w:bottom w:sz="4.0" w:val="single" w:color="#000000"/>
+            </w:tcBorders>
+            <w:shd w:fill="ffffff"/>
+            <w:tcMar>
+              <w:start w:w="0" w:type="dxa"/>
+              <w:end w:w="0" w:type="dxa"/>
+            </w:tcMar>
           </w:tcPr>
           <w:p>
             <w:r>
-              <w:rPr>
-                <w:sz w:val="20"/>
-              </w:rPr>
               <w:t>{{ spouse_dob }}</w:t>
             </w:r>
           </w:p>
         </w:tc>
       </w:tr>
       <w:tr>
+        <w:trPr>
+          <w:trHeight w:hRule="exact" w:val="558"/>
+        </w:trPr>
         <w:tc>
           <w:tcPr>
-            <w:tcW w:type="dxa" w:w="4320"/>
+            <w:tcW w:type="dxa" w:w="2978"/>
+            <w:tcBorders>
+              <w:start w:sz="4.0" w:val="single" w:color="#000000"/>
+              <w:top w:sz="4.0" w:val="single" w:color="#000000"/>
+              <w:end w:sz="4.0" w:val="single" w:color="#000000"/>
+              <w:bottom w:sz="4.0" w:val="single" w:color="#000000"/>
+            </w:tcBorders>
+            <w:shd w:fill="d8d9d8"/>
+            <w:tcMar>
+              <w:start w:w="0" w:type="dxa"/>
+              <w:end w:w="0" w:type="dxa"/>
+            </w:tcMar>
           </w:tcPr>
           <w:p>
+            <w:pPr>
+              <w:autoSpaceDN w:val="0"/>
+              <w:autoSpaceDE w:val="0"/>
+              <w:widowControl/>
+              <w:spacing w:line="194" w:lineRule="auto" w:before="196" w:after="0"/>
+              <w:ind w:left="100" w:right="0" w:firstLine="0"/>
+              <w:jc w:val="left"/>
+            </w:pPr>
             <w:r>
-              <w:t>Father's Name / اسم الأب</w:t>
+              <w:rPr>
+                <w:rFonts w:ascii="Calibri" w:hAnsi="Calibri" w:eastAsia="Calibri"/>
+                <w:b/>
+                <w:i w:val="0"/>
+                <w:color w:val="000000"/>
+                <w:sz w:val="20"/>
+              </w:rPr>
+              <w:t xml:space="preserve">Father’s Name </w:t>
             </w:r>
           </w:p>
         </w:tc>
         <w:tc>
           <w:tcPr>
-            <w:tcW w:type="dxa" w:w="4320"/>
+            <w:tcW w:type="dxa" w:w="2554"/>
+            <w:tcBorders>
+              <w:start w:sz="4.0" w:val="single" w:color="#000000"/>
+              <w:top w:sz="4.0" w:val="single" w:color="#000000"/>
+              <w:end w:sz="4.0" w:val="single" w:color="#000000"/>
+              <w:bottom w:sz="4.0" w:val="single" w:color="#000000"/>
+            </w:tcBorders>
+            <w:shd w:fill="ffffff"/>
+            <w:tcMar>
+              <w:start w:w="0" w:type="dxa"/>
+              <w:end w:w="0" w:type="dxa"/>
+            </w:tcMar>
           </w:tcPr>
           <w:p>
             <w:r>
+              <w:t>{{ father_name }}</w:t>
+            </w:r>
+          </w:p>
+        </w:tc>
+        <w:tc>
+          <w:tcPr>
+            <w:tcW w:type="dxa" w:w="2552"/>
+            <w:tcBorders>
+              <w:start w:sz="4.0" w:val="single" w:color="#000000"/>
+              <w:top w:sz="4.0" w:val="single" w:color="#000000"/>
+              <w:end w:sz="3.199999999999818" w:val="single" w:color="#000000"/>
+              <w:bottom w:sz="4.0" w:val="single" w:color="#000000"/>
+            </w:tcBorders>
+            <w:shd w:fill="d8d9d8"/>
+            <w:tcMar>
+              <w:start w:w="0" w:type="dxa"/>
+              <w:end w:w="0" w:type="dxa"/>
+            </w:tcMar>
+          </w:tcPr>
+          <w:p>
+            <w:pPr>
+              <w:autoSpaceDN w:val="0"/>
+              <w:autoSpaceDE w:val="0"/>
+              <w:widowControl/>
+              <w:spacing w:line="194" w:lineRule="auto" w:before="196" w:after="0"/>
+              <w:ind w:left="100" w:right="0" w:firstLine="0"/>
+              <w:jc w:val="left"/>
+            </w:pPr>
+            <w:r>
               <w:rPr>
+                <w:rFonts w:ascii="Calibri" w:hAnsi="Calibri" w:eastAsia="Calibri"/>
+                <w:b/>
+                <w:i w:val="0"/>
+                <w:color w:val="000000"/>
                 <w:sz w:val="20"/>
               </w:rPr>
-              <w:t>{{ father_name }}</w:t>
+              <w:t xml:space="preserve">Father’s Nationality </w:t>
+            </w:r>
+          </w:p>
+        </w:tc>
+        <w:tc>
+          <w:tcPr>
+            <w:tcW w:type="dxa" w:w="2400"/>
+            <w:tcBorders>
+              <w:start w:sz="3.199999999999818" w:val="single" w:color="#000000"/>
+              <w:top w:sz="4.0" w:val="single" w:color="#000000"/>
+              <w:end w:sz="3.199999999999818" w:val="single" w:color="#000000"/>
+              <w:bottom w:sz="4.0" w:val="single" w:color="#000000"/>
+            </w:tcBorders>
+            <w:shd w:fill="ffffff"/>
+            <w:tcMar>
+              <w:start w:w="0" w:type="dxa"/>
+              <w:end w:w="0" w:type="dxa"/>
+            </w:tcMar>
+          </w:tcPr>
+          <w:p>
+            <w:r>
+              <w:t>{{ father_nationality }}</w:t>
+            </w:r>
+          </w:p>
+        </w:tc>
+      </w:tr>
+    </w:tbl>
+    <w:p>
+      <w:pPr>
+        <w:autoSpaceDN w:val="0"/>
+        <w:autoSpaceDE w:val="0"/>
+        <w:widowControl/>
+        <w:spacing w:line="240" w:lineRule="auto" w:before="478" w:after="356"/>
+        <w:ind w:left="0" w:right="0" w:firstLine="0"/>
+        <w:jc w:val="left"/>
+      </w:pPr>
+      <w:r>
+        <w:drawing>
+          <wp:inline xmlns:a="http://schemas.openxmlformats.org/drawingml/2006/main" xmlns:pic="http://schemas.openxmlformats.org/drawingml/2006/picture">
+            <wp:extent cx="6616700" cy="203200"/>
+            <wp:docPr id="3" name="Picture 3"/>
+            <wp:cNvGraphicFramePr>
+              <a:graphicFrameLocks noChangeAspect="1"/>
+            </wp:cNvGraphicFramePr>
+            <a:graphic>
+              <a:graphicData uri="http://schemas.openxmlformats.org/drawingml/2006/picture">
+                <pic:pic>
+                  <pic:nvPicPr>
+                    <pic:cNvPr id="0" name="image.png"/>
+                    <pic:cNvPicPr/>
+                  </pic:nvPicPr>
+                  <pic:blipFill>
+                    <a:blip r:embed="rId11"/>
+                    <a:stretch>
+                      <a:fillRect/>
+                    </a:stretch>
+                  </pic:blipFill>
+                  <pic:spPr>
+                    <a:xfrm>
+                      <a:off x="0" y="0"/>
+                      <a:ext cx="6616700" cy="203200"/>
+                    </a:xfrm>
+                    <a:prstGeom prst="rect"/>
+                  </pic:spPr>
+                </pic:pic>
+              </a:graphicData>
+            </a:graphic>
+          </wp:inline>
+        </w:drawing>
+      </w:r>
+    </w:p>
+    <w:tbl>
+      <w:tblPr>
+        <w:tblW w:type="auto" w:w="0"/>
+        <w:tblLayout w:type="fixed"/>
+        <w:tblLook w:firstColumn="1" w:firstRow="1" w:lastColumn="0" w:lastRow="0" w:noHBand="0" w:noVBand="1" w:val="04A0"/>
+        <w:tblInd w:w="620.0" w:type="dxa"/>
+      </w:tblPr>
+      <w:tblGrid>
+        <w:gridCol w:w="1504"/>
+        <w:gridCol w:w="1504"/>
+        <w:gridCol w:w="1504"/>
+        <w:gridCol w:w="1504"/>
+        <w:gridCol w:w="1504"/>
+        <w:gridCol w:w="1504"/>
+      </w:tblGrid>
+      <w:tr>
+        <w:trPr>
+          <w:trHeight w:hRule="exact" w:val="292"/>
+        </w:trPr>
+        <w:tc>
+          <w:tcPr>
+            <w:tcW w:type="dxa" w:w="1080"/>
+            <w:vMerge w:val="restart"/>
+            <w:tcBorders/>
+            <w:tcMar>
+              <w:start w:w="0" w:type="dxa"/>
+              <w:end w:w="0" w:type="dxa"/>
+            </w:tcMar>
+            <w:tcMar>
+              <w:start w:w="0" w:type="dxa"/>
+              <w:end w:w="0" w:type="dxa"/>
+            </w:tcMar>
+          </w:tcPr>
+          <w:p>
+            <w:pPr>
+              <w:autoSpaceDN w:val="0"/>
+              <w:autoSpaceDE w:val="0"/>
+              <w:widowControl/>
+              <w:spacing w:line="240" w:lineRule="auto" w:before="110" w:after="0"/>
+              <w:ind w:left="0" w:right="40" w:firstLine="0"/>
+              <w:jc w:val="right"/>
+            </w:pPr>
+            <w:r>
+              <w:drawing>
+                <wp:inline xmlns:a="http://schemas.openxmlformats.org/drawingml/2006/main" xmlns:pic="http://schemas.openxmlformats.org/drawingml/2006/picture">
+                  <wp:extent cx="251459" cy="252730"/>
+                  <wp:docPr id="4" name="Picture 4"/>
+                  <wp:cNvGraphicFramePr>
+                    <a:graphicFrameLocks noChangeAspect="1"/>
+                  </wp:cNvGraphicFramePr>
+                  <a:graphic>
+                    <a:graphicData uri="http://schemas.openxmlformats.org/drawingml/2006/picture">
+                      <pic:pic>
+                        <pic:nvPicPr>
+                          <pic:cNvPr id="0" name="image.png"/>
+                          <pic:cNvPicPr/>
+                        </pic:nvPicPr>
+                        <pic:blipFill>
+                          <a:blip r:embed="rId12"/>
+                          <a:stretch>
+                            <a:fillRect/>
+                          </a:stretch>
+                        </pic:blipFill>
+                        <pic:spPr>
+                          <a:xfrm>
+                            <a:off x="0" y="0"/>
+                            <a:ext cx="251459" cy="252730"/>
+                          </a:xfrm>
+                          <a:prstGeom prst="rect"/>
+                        </pic:spPr>
+                      </pic:pic>
+                    </a:graphicData>
+                  </a:graphic>
+                </wp:inline>
+              </w:drawing>
+            </w:r>
+          </w:p>
+        </w:tc>
+        <w:tc>
+          <w:tcPr>
+            <w:tcW w:type="dxa" w:w="2460"/>
+            <w:vMerge w:val="restart"/>
+            <w:tcBorders/>
+            <w:tcMar>
+              <w:start w:w="0" w:type="dxa"/>
+              <w:end w:w="0" w:type="dxa"/>
+            </w:tcMar>
+            <w:tcMar>
+              <w:start w:w="0" w:type="dxa"/>
+              <w:end w:w="0" w:type="dxa"/>
+            </w:tcMar>
+          </w:tcPr>
+          <w:p>
+            <w:pPr>
+              <w:autoSpaceDN w:val="0"/>
+              <w:autoSpaceDE w:val="0"/>
+              <w:widowControl/>
+              <w:spacing w:line="197" w:lineRule="auto" w:before="248" w:after="0"/>
+              <w:ind w:left="48" w:right="0" w:firstLine="0"/>
+              <w:jc w:val="left"/>
+            </w:pPr>
+            <w:r>
+              <w:rPr>
+                <w:rFonts w:ascii="Calibri" w:hAnsi="Calibri" w:eastAsia="Calibri"/>
+                <w:b w:val="0"/>
+                <w:i w:val="0"/>
+                <w:color w:val="A09F9F"/>
+                <w:sz w:val="16"/>
+              </w:rPr>
+              <w:t>Abu Dhabi, United Arab Emirates</w:t>
+            </w:r>
+          </w:p>
+        </w:tc>
+        <w:tc>
+          <w:tcPr>
+            <w:tcW w:type="dxa" w:w="980"/>
+            <w:vMerge w:val="restart"/>
+            <w:tcBorders/>
+            <w:tcMar>
+              <w:start w:w="0" w:type="dxa"/>
+              <w:end w:w="0" w:type="dxa"/>
+            </w:tcMar>
+            <w:tcMar>
+              <w:start w:w="0" w:type="dxa"/>
+              <w:end w:w="0" w:type="dxa"/>
+            </w:tcMar>
+          </w:tcPr>
+          <w:p>
+            <w:pPr>
+              <w:autoSpaceDN w:val="0"/>
+              <w:autoSpaceDE w:val="0"/>
+              <w:widowControl/>
+              <w:spacing w:line="240" w:lineRule="auto" w:before="78" w:after="0"/>
+              <w:ind w:left="0" w:right="112" w:firstLine="0"/>
+              <w:jc w:val="right"/>
+            </w:pPr>
+            <w:r>
+              <w:drawing>
+                <wp:inline xmlns:a="http://schemas.openxmlformats.org/drawingml/2006/main" xmlns:pic="http://schemas.openxmlformats.org/drawingml/2006/picture">
+                  <wp:extent cx="251460" cy="252729"/>
+                  <wp:docPr id="5" name="Picture 5"/>
+                  <wp:cNvGraphicFramePr>
+                    <a:graphicFrameLocks noChangeAspect="1"/>
+                  </wp:cNvGraphicFramePr>
+                  <a:graphic>
+                    <a:graphicData uri="http://schemas.openxmlformats.org/drawingml/2006/picture">
+                      <pic:pic>
+                        <pic:nvPicPr>
+                          <pic:cNvPr id="0" name="image.png"/>
+                          <pic:cNvPicPr/>
+                        </pic:nvPicPr>
+                        <pic:blipFill>
+                          <a:blip r:embed="rId13"/>
+                          <a:stretch>
+                            <a:fillRect/>
+                          </a:stretch>
+                        </pic:blipFill>
+                        <pic:spPr>
+                          <a:xfrm>
+                            <a:off x="0" y="0"/>
+                            <a:ext cx="251460" cy="252729"/>
+                          </a:xfrm>
+                          <a:prstGeom prst="rect"/>
+                        </pic:spPr>
+                      </pic:pic>
+                    </a:graphicData>
+                  </a:graphic>
+                </wp:inline>
+              </w:drawing>
+            </w:r>
+          </w:p>
+        </w:tc>
+        <w:tc>
+          <w:tcPr>
+            <w:tcW w:type="dxa" w:w="2200"/>
+            <w:tcBorders/>
+            <w:tcMar>
+              <w:start w:w="0" w:type="dxa"/>
+              <w:end w:w="0" w:type="dxa"/>
+            </w:tcMar>
+          </w:tcPr>
+          <w:p>
+            <w:pPr>
+              <w:autoSpaceDN w:val="0"/>
+              <w:autoSpaceDE w:val="0"/>
+              <w:widowControl/>
+              <w:spacing w:line="175" w:lineRule="auto" w:before="48" w:after="0"/>
+              <w:ind w:left="136" w:right="0" w:firstLine="0"/>
+              <w:jc w:val="left"/>
+            </w:pPr>
+            <w:r>
+              <w:rPr>
+                <w:rFonts w:ascii="Myanmar Text" w:hAnsi="Myanmar Text" w:eastAsia="Myanmar Text"/>
+                <w:b w:val="0"/>
+                <w:i w:val="0"/>
+                <w:color w:val="A09F9F"/>
+                <w:sz w:val="18"/>
+              </w:rPr>
+              <w:hyperlink r:id="rId14" w:history="1">
+                <w:r>
+                  <w:rPr>
+                    <w:rStyle w:val="Hyperlink"/>
+                  </w:rPr>
+                  <w:t>info@gss-group.net</w:t>
+                </w:r>
+              </w:hyperlink>
+            </w:r>
+          </w:p>
+        </w:tc>
+        <w:tc>
+          <w:tcPr>
+            <w:tcW w:type="dxa" w:w="1120"/>
+            <w:vMerge w:val="restart"/>
+            <w:tcBorders/>
+            <w:tcMar>
+              <w:start w:w="0" w:type="dxa"/>
+              <w:end w:w="0" w:type="dxa"/>
+            </w:tcMar>
+            <w:tcMar>
+              <w:start w:w="0" w:type="dxa"/>
+              <w:end w:w="0" w:type="dxa"/>
+            </w:tcMar>
+          </w:tcPr>
+          <w:p>
+            <w:pPr>
+              <w:autoSpaceDN w:val="0"/>
+              <w:autoSpaceDE w:val="0"/>
+              <w:widowControl/>
+              <w:spacing w:line="240" w:lineRule="auto" w:before="92" w:after="0"/>
+              <w:ind w:left="0" w:right="76" w:firstLine="0"/>
+              <w:jc w:val="right"/>
+            </w:pPr>
+            <w:r>
+              <w:drawing>
+                <wp:inline xmlns:a="http://schemas.openxmlformats.org/drawingml/2006/main" xmlns:pic="http://schemas.openxmlformats.org/drawingml/2006/picture">
+                  <wp:extent cx="251460" cy="252729"/>
+                  <wp:docPr id="6" name="Picture 6"/>
+                  <wp:cNvGraphicFramePr>
+                    <a:graphicFrameLocks noChangeAspect="1"/>
+                  </wp:cNvGraphicFramePr>
+                  <a:graphic>
+                    <a:graphicData uri="http://schemas.openxmlformats.org/drawingml/2006/picture">
+                      <pic:pic>
+                        <pic:nvPicPr>
+                          <pic:cNvPr id="0" name="image.png"/>
+                          <pic:cNvPicPr/>
+                        </pic:nvPicPr>
+                        <pic:blipFill>
+                          <a:blip r:embed="rId15"/>
+                          <a:stretch>
+                            <a:fillRect/>
+                          </a:stretch>
+                        </pic:blipFill>
+                        <pic:spPr>
+                          <a:xfrm>
+                            <a:off x="0" y="0"/>
+                            <a:ext cx="251460" cy="252729"/>
+                          </a:xfrm>
+                          <a:prstGeom prst="rect"/>
+                        </pic:spPr>
+                      </pic:pic>
+                    </a:graphicData>
+                  </a:graphic>
+                </wp:inline>
+              </w:drawing>
+            </w:r>
+          </w:p>
+        </w:tc>
+        <w:tc>
+          <w:tcPr>
+            <w:tcW w:type="dxa" w:w="2600"/>
+            <w:tcBorders/>
+            <w:tcMar>
+              <w:start w:w="0" w:type="dxa"/>
+              <w:end w:w="0" w:type="dxa"/>
+            </w:tcMar>
+          </w:tcPr>
+          <w:p>
+            <w:pPr>
+              <w:autoSpaceDN w:val="0"/>
+              <w:autoSpaceDE w:val="0"/>
+              <w:widowControl/>
+              <w:spacing w:line="175" w:lineRule="auto" w:before="46" w:after="0"/>
+              <w:ind w:left="112" w:right="0" w:firstLine="0"/>
+              <w:jc w:val="left"/>
+            </w:pPr>
+            <w:r>
+              <w:rPr>
+                <w:rFonts w:ascii="Myanmar Text" w:hAnsi="Myanmar Text" w:eastAsia="Myanmar Text"/>
+                <w:b w:val="0"/>
+                <w:i w:val="0"/>
+                <w:color w:val="A09F9F"/>
+                <w:sz w:val="18"/>
+              </w:rPr>
+              <w:t>Phone: +9712 6666898</w:t>
             </w:r>
           </w:p>
         </w:tc>
       </w:tr>
       <w:tr>
+        <w:trPr>
+          <w:trHeight w:hRule="exact" w:val="220"/>
+        </w:trPr>
         <w:tc>
           <w:tcPr>
-            <w:tcW w:type="dxa" w:w="4320"/>
+            <w:tcW w:type="dxa" w:w="1504"/>
+            <w:vMerge/>
+            <w:tcBorders/>
+          </w:tcPr>
+          <w:p/>
+        </w:tc>
+        <w:tc>
+          <w:tcPr>
+            <w:tcW w:type="dxa" w:w="1504"/>
+            <w:vMerge/>
+            <w:tcBorders/>
+          </w:tcPr>
+          <w:p/>
+        </w:tc>
+        <w:tc>
+          <w:tcPr>
+            <w:tcW w:type="dxa" w:w="1504"/>
+            <w:vMerge/>
+            <w:tcBorders/>
+          </w:tcPr>
+          <w:p/>
+        </w:tc>
+        <w:tc>
+          <w:tcPr>
+            <w:tcW w:type="dxa" w:w="2200"/>
+            <w:tcBorders/>
+            <w:tcMar>
+              <w:start w:w="0" w:type="dxa"/>
+              <w:end w:w="0" w:type="dxa"/>
+            </w:tcMar>
           </w:tcPr>
           <w:p>
+            <w:pPr>
+              <w:autoSpaceDN w:val="0"/>
+              <w:autoSpaceDE w:val="0"/>
+              <w:widowControl/>
+              <w:spacing w:line="175" w:lineRule="auto" w:before="0" w:after="0"/>
+              <w:ind w:left="152" w:right="0" w:firstLine="0"/>
+              <w:jc w:val="left"/>
+            </w:pPr>
             <w:r>
-              <w:t>Father's Nationality / جنسية الأب</w:t>
+              <w:rPr>
+                <w:rFonts w:ascii="Myanmar Text" w:hAnsi="Myanmar Text" w:eastAsia="Myanmar Text"/>
+                <w:b w:val="0"/>
+                <w:i w:val="0"/>
+                <w:color w:val="A09F9F"/>
+                <w:sz w:val="18"/>
+              </w:rPr>
+              <w:hyperlink r:id="rId14" w:history="1">
+                <w:r>
+                  <w:rPr>
+                    <w:rStyle w:val="Hyperlink"/>
+                  </w:rPr>
+                  <w:t>www.gss-group.net</w:t>
+                </w:r>
+              </w:hyperlink>
             </w:r>
           </w:p>
         </w:tc>
         <w:tc>
           <w:tcPr>
-            <w:tcW w:type="dxa" w:w="4320"/>
+            <w:tcW w:type="dxa" w:w="1504"/>
+            <w:vMerge/>
+            <w:tcBorders/>
+          </w:tcPr>
+          <w:p/>
+        </w:tc>
+        <w:tc>
+          <w:tcPr>
+            <w:tcW w:type="dxa" w:w="2600"/>
+            <w:tcBorders/>
+            <w:tcMar>
+              <w:start w:w="0" w:type="dxa"/>
+              <w:end w:w="0" w:type="dxa"/>
+            </w:tcMar>
           </w:tcPr>
           <w:p>
+            <w:pPr>
+              <w:autoSpaceDN w:val="0"/>
+              <w:autoSpaceDE w:val="0"/>
+              <w:widowControl/>
+              <w:spacing w:line="240" w:lineRule="auto" w:before="0" w:after="0"/>
+              <w:ind w:left="112" w:right="0" w:firstLine="0"/>
+              <w:jc w:val="left"/>
+            </w:pPr>
             <w:r>
               <w:rPr>
-                <w:sz w:val="20"/>
+                <w:rFonts w:ascii="Gill Sans MT" w:hAnsi="Gill Sans MT" w:eastAsia="Gill Sans MT"/>
+                <w:b w:val="0"/>
+                <w:i w:val="0"/>
+                <w:color w:val="A09F9F"/>
+                <w:sz w:val="19"/>
               </w:rPr>
-              <w:t>{{ father_nationality }}</w:t>
+              <w:t>Fax: +971 2 666 8980</w:t>
             </w:r>
           </w:p>
         </w:tc>
       </w:tr>
+    </w:tbl>
+    <w:p>
+      <w:pPr>
+        <w:autoSpaceDN w:val="0"/>
+        <w:autoSpaceDE w:val="0"/>
+        <w:widowControl/>
+        <w:spacing w:line="14" w:lineRule="exact" w:before="0" w:after="0"/>
+        <w:ind w:left="0" w:right="0"/>
+      </w:pPr>
+    </w:p>
+    <w:p>
+      <w:pPr>
+        <w:sectPr>
+          <w:pgSz w:w="11906" w:h="16838"/>
+          <w:pgMar w:top="300" w:right="0" w:bottom="226" w:left="0" w:header="720" w:footer="720" w:gutter="0"/>
+          <w:cols/>
+          <w:docGrid w:linePitch="360"/>
+        </w:sectPr>
+      </w:pPr>
+    </w:p>
+    <w:p>
+      <w:pPr>
+        <w:autoSpaceDN w:val="0"/>
+        <w:autoSpaceDE w:val="0"/>
+        <w:widowControl/>
+        <w:spacing w:line="220" w:lineRule="exact" w:before="0" w:after="220"/>
+        <w:ind w:left="0" w:right="0"/>
+      </w:pPr>
+    </w:p>
+    <w:p>
+      <w:pPr>
+        <w:autoSpaceDN w:val="0"/>
+        <w:autoSpaceDE w:val="0"/>
+        <w:widowControl/>
+        <w:spacing w:line="240" w:lineRule="auto" w:before="0" w:after="0"/>
+        <w:ind w:left="800" w:right="0" w:firstLine="0"/>
+        <w:jc w:val="left"/>
+      </w:pPr>
+      <w:r>
+        <w:drawing>
+          <wp:inline xmlns:a="http://schemas.openxmlformats.org/drawingml/2006/main" xmlns:pic="http://schemas.openxmlformats.org/drawingml/2006/picture">
+            <wp:extent cx="2070100" cy="457200"/>
+            <wp:docPr id="7" name="Picture 7"/>
+            <wp:cNvGraphicFramePr>
+              <a:graphicFrameLocks noChangeAspect="1"/>
+            </wp:cNvGraphicFramePr>
+            <a:graphic>
+              <a:graphicData uri="http://schemas.openxmlformats.org/drawingml/2006/picture">
+                <pic:pic>
+                  <pic:nvPicPr>
+                    <pic:cNvPr id="0" name="image.png"/>
+                    <pic:cNvPicPr/>
+                  </pic:nvPicPr>
+                  <pic:blipFill>
+                    <a:blip r:embed="rId16"/>
+                    <a:stretch>
+                      <a:fillRect/>
+                    </a:stretch>
+                  </pic:blipFill>
+                  <pic:spPr>
+                    <a:xfrm>
+                      <a:off x="0" y="0"/>
+                      <a:ext cx="2070100" cy="457200"/>
+                    </a:xfrm>
+                    <a:prstGeom prst="rect"/>
+                  </pic:spPr>
+                </pic:pic>
+              </a:graphicData>
+            </a:graphic>
+          </wp:inline>
+        </w:drawing>
+      </w:r>
+    </w:p>
+    <w:p>
+      <w:pPr>
+        <w:autoSpaceDN w:val="0"/>
+        <w:autoSpaceDE w:val="0"/>
+        <w:widowControl/>
+        <w:spacing w:line="240" w:lineRule="auto" w:before="380" w:after="362"/>
+        <w:ind w:left="1420" w:right="0" w:firstLine="0"/>
+        <w:jc w:val="left"/>
+      </w:pPr>
+      <w:r>
+        <w:drawing>
+          <wp:inline xmlns:a="http://schemas.openxmlformats.org/drawingml/2006/main" xmlns:pic="http://schemas.openxmlformats.org/drawingml/2006/picture">
+            <wp:extent cx="6654800" cy="203200"/>
+            <wp:docPr id="8" name="Picture 8"/>
+            <wp:cNvGraphicFramePr>
+              <a:graphicFrameLocks noChangeAspect="1"/>
+            </wp:cNvGraphicFramePr>
+            <a:graphic>
+              <a:graphicData uri="http://schemas.openxmlformats.org/drawingml/2006/picture">
+                <pic:pic>
+                  <pic:nvPicPr>
+                    <pic:cNvPr id="0" name="image.png"/>
+                    <pic:cNvPicPr/>
+                  </pic:nvPicPr>
+                  <pic:blipFill>
+                    <a:blip r:embed="rId17"/>
+                    <a:stretch>
+                      <a:fillRect/>
+                    </a:stretch>
+                  </pic:blipFill>
+                  <pic:spPr>
+                    <a:xfrm>
+                      <a:off x="0" y="0"/>
+                      <a:ext cx="6654800" cy="203200"/>
+                    </a:xfrm>
+                    <a:prstGeom prst="rect"/>
+                  </pic:spPr>
+                </pic:pic>
+              </a:graphicData>
+            </a:graphic>
+          </wp:inline>
+        </w:drawing>
+      </w:r>
+    </w:p>
+    <w:tbl>
+      <w:tblPr>
+        <w:tblW w:type="auto" w:w="0"/>
+        <w:tblLayout w:type="fixed"/>
+        <w:tblLook w:firstColumn="1" w:firstRow="1" w:lastColumn="0" w:lastRow="0" w:noHBand="0" w:noVBand="1" w:val="04A0"/>
+        <w:tblInd w:w="810.0" w:type="dxa"/>
+      </w:tblPr>
+      <w:tblGrid>
+        <w:gridCol w:w="1128"/>
+        <w:gridCol w:w="1128"/>
+        <w:gridCol w:w="1128"/>
+        <w:gridCol w:w="1128"/>
+        <w:gridCol w:w="1128"/>
+        <w:gridCol w:w="1128"/>
+        <w:gridCol w:w="1128"/>
+        <w:gridCol w:w="1128"/>
+      </w:tblGrid>
       <w:tr>
+        <w:trPr>
+          <w:trHeight w:hRule="exact" w:val="558"/>
+        </w:trPr>
         <w:tc>
           <w:tcPr>
-            <w:tcW w:type="dxa" w:w="4320"/>
+            <w:tcW w:type="dxa" w:w="2978"/>
+            <w:gridSpan w:val="2"/>
+            <w:tcBorders>
+              <w:start w:sz="4.0" w:val="single" w:color="#000000"/>
+              <w:top w:sz="4.0" w:val="single" w:color="#000000"/>
+              <w:end w:sz="4.0" w:val="single" w:color="#000000"/>
+              <w:bottom w:sz="4.0" w:val="single" w:color="#000000"/>
+            </w:tcBorders>
+            <w:shd w:fill="d8d9d8"/>
+            <w:tcMar>
+              <w:start w:w="0" w:type="dxa"/>
+              <w:end w:w="0" w:type="dxa"/>
+            </w:tcMar>
+            <w:tcMar>
+              <w:start w:w="0" w:type="dxa"/>
+              <w:end w:w="0" w:type="dxa"/>
+            </w:tcMar>
           </w:tcPr>
           <w:p>
+            <w:pPr>
+              <w:autoSpaceDN w:val="0"/>
+              <w:autoSpaceDE w:val="0"/>
+              <w:widowControl/>
+              <w:spacing w:line="194" w:lineRule="auto" w:before="194" w:after="0"/>
+              <w:ind w:left="100" w:right="0" w:firstLine="0"/>
+              <w:jc w:val="left"/>
+            </w:pPr>
             <w:r>
-              <w:t>Father's Date of Birth / تاريخ ميلاد الأب</w:t>
+              <w:rPr>
+                <w:rFonts w:ascii="Calibri" w:hAnsi="Calibri" w:eastAsia="Calibri"/>
+                <w:b/>
+                <w:i w:val="0"/>
+                <w:color w:val="000000"/>
+                <w:sz w:val="20"/>
+              </w:rPr>
+              <w:t xml:space="preserve">Father’s Date of Birth </w:t>
             </w:r>
           </w:p>
         </w:tc>
         <w:tc>
           <w:tcPr>
-            <w:tcW w:type="dxa" w:w="4320"/>
+            <w:tcW w:type="dxa" w:w="2554"/>
+            <w:gridSpan w:val="2"/>
+            <w:tcBorders>
+              <w:start w:sz="4.0" w:val="single" w:color="#000000"/>
+              <w:top w:sz="4.0" w:val="single" w:color="#000000"/>
+              <w:end w:sz="4.0" w:val="single" w:color="#000000"/>
+              <w:bottom w:sz="4.0" w:val="single" w:color="#000000"/>
+            </w:tcBorders>
+            <w:shd w:fill="ffffff"/>
+            <w:tcMar>
+              <w:start w:w="0" w:type="dxa"/>
+              <w:end w:w="0" w:type="dxa"/>
+            </w:tcMar>
+            <w:tcMar>
+              <w:start w:w="0" w:type="dxa"/>
+              <w:end w:w="0" w:type="dxa"/>
+            </w:tcMar>
           </w:tcPr>
           <w:p>
             <w:r>
-              <w:rPr>
-                <w:sz w:val="20"/>
-              </w:rPr>
               <w:t>{{ father_dob }}</w:t>
-            </w:r>
-          </w:p>
-        </w:tc>
-      </w:tr>
-      <w:tr>
-        <w:tc>
-          <w:tcPr>
-            <w:tcW w:type="dxa" w:w="4320"/>
-          </w:tcPr>
-          <w:p>
-            <w:r>
-              <w:t>Mother's Name / اسم الأم</w:t>
             </w:r>
           </w:p>
         </w:tc>
         <w:tc>
           <w:tcPr>
-            <w:tcW w:type="dxa" w:w="4320"/>
+            <w:tcW w:type="dxa" w:w="2552"/>
+            <w:gridSpan w:val="2"/>
+            <w:tcBorders>
+              <w:start w:sz="4.0" w:val="single" w:color="#000000"/>
+              <w:top w:sz="4.0" w:val="single" w:color="#000000"/>
+              <w:end w:sz="3.199999999999818" w:val="single" w:color="#000000"/>
+              <w:bottom w:sz="4.0" w:val="single" w:color="#000000"/>
+            </w:tcBorders>
+            <w:shd w:fill="d8d9d8"/>
+            <w:tcMar>
+              <w:start w:w="0" w:type="dxa"/>
+              <w:end w:w="0" w:type="dxa"/>
+            </w:tcMar>
+            <w:tcMar>
+              <w:start w:w="0" w:type="dxa"/>
+              <w:end w:w="0" w:type="dxa"/>
+            </w:tcMar>
+          </w:tcPr>
+          <w:p>
+            <w:pPr>
+              <w:autoSpaceDN w:val="0"/>
+              <w:autoSpaceDE w:val="0"/>
+              <w:widowControl/>
+              <w:spacing w:line="194" w:lineRule="auto" w:before="194" w:after="0"/>
+              <w:ind w:left="100" w:right="0" w:firstLine="0"/>
+              <w:jc w:val="left"/>
+            </w:pPr>
+            <w:r>
+              <w:rPr>
+                <w:rFonts w:ascii="Calibri" w:hAnsi="Calibri" w:eastAsia="Calibri"/>
+                <w:b/>
+                <w:i w:val="0"/>
+                <w:color w:val="000000"/>
+                <w:sz w:val="20"/>
+              </w:rPr>
+              <w:t xml:space="preserve">Mother’s Name </w:t>
+            </w:r>
+          </w:p>
+        </w:tc>
+        <w:tc>
+          <w:tcPr>
+            <w:tcW w:type="dxa" w:w="2400"/>
+            <w:gridSpan w:val="2"/>
+            <w:tcBorders>
+              <w:start w:sz="3.199999999999818" w:val="single" w:color="#000000"/>
+              <w:top w:sz="4.0" w:val="single" w:color="#000000"/>
+              <w:end w:sz="3.199999999999818" w:val="single" w:color="#000000"/>
+              <w:bottom w:sz="4.0" w:val="single" w:color="#000000"/>
+            </w:tcBorders>
+            <w:shd w:fill="ffffff"/>
+            <w:tcMar>
+              <w:start w:w="0" w:type="dxa"/>
+              <w:end w:w="0" w:type="dxa"/>
+            </w:tcMar>
+            <w:tcMar>
+              <w:start w:w="0" w:type="dxa"/>
+              <w:end w:w="0" w:type="dxa"/>
+            </w:tcMar>
           </w:tcPr>
           <w:p>
             <w:r>
-              <w:rPr>
-                <w:sz w:val="20"/>
-              </w:rPr>
               <w:t>{{ mother_name }}</w:t>
             </w:r>
           </w:p>
         </w:tc>
       </w:tr>
       <w:tr>
+        <w:trPr>
+          <w:trHeight w:hRule="exact" w:val="558"/>
+        </w:trPr>
         <w:tc>
           <w:tcPr>
-            <w:tcW w:type="dxa" w:w="4320"/>
+            <w:tcW w:type="dxa" w:w="2978"/>
+            <w:gridSpan w:val="2"/>
+            <w:tcBorders>
+              <w:start w:sz="4.0" w:val="single" w:color="#000000"/>
+              <w:top w:sz="4.0" w:val="single" w:color="#000000"/>
+              <w:end w:sz="4.0" w:val="single" w:color="#000000"/>
+              <w:bottom w:sz="4.0" w:val="single" w:color="#000000"/>
+            </w:tcBorders>
+            <w:shd w:fill="d8d9d8"/>
+            <w:tcMar>
+              <w:start w:w="0" w:type="dxa"/>
+              <w:end w:w="0" w:type="dxa"/>
+            </w:tcMar>
+            <w:tcMar>
+              <w:start w:w="0" w:type="dxa"/>
+              <w:end w:w="0" w:type="dxa"/>
+            </w:tcMar>
           </w:tcPr>
           <w:p>
+            <w:pPr>
+              <w:autoSpaceDN w:val="0"/>
+              <w:autoSpaceDE w:val="0"/>
+              <w:widowControl/>
+              <w:spacing w:line="197" w:lineRule="auto" w:before="194" w:after="0"/>
+              <w:ind w:left="100" w:right="0" w:firstLine="0"/>
+              <w:jc w:val="left"/>
+            </w:pPr>
             <w:r>
-              <w:t>Mother's Nationality / جنسية الأم</w:t>
+              <w:rPr>
+                <w:rFonts w:ascii="Calibri" w:hAnsi="Calibri" w:eastAsia="Calibri"/>
+                <w:b/>
+                <w:i w:val="0"/>
+                <w:color w:val="000000"/>
+                <w:sz w:val="20"/>
+              </w:rPr>
+              <w:t xml:space="preserve">Mother’s Nationality </w:t>
             </w:r>
           </w:p>
         </w:tc>
         <w:tc>
           <w:tcPr>
-            <w:tcW w:type="dxa" w:w="4320"/>
+            <w:tcW w:type="dxa" w:w="2554"/>
+            <w:gridSpan w:val="2"/>
+            <w:tcBorders>
+              <w:start w:sz="4.0" w:val="single" w:color="#000000"/>
+              <w:top w:sz="4.0" w:val="single" w:color="#000000"/>
+              <w:end w:sz="4.0" w:val="single" w:color="#000000"/>
+              <w:bottom w:sz="4.0" w:val="single" w:color="#000000"/>
+            </w:tcBorders>
+            <w:shd w:fill="ffffff"/>
+            <w:tcMar>
+              <w:start w:w="0" w:type="dxa"/>
+              <w:end w:w="0" w:type="dxa"/>
+            </w:tcMar>
+            <w:tcMar>
+              <w:start w:w="0" w:type="dxa"/>
+              <w:end w:w="0" w:type="dxa"/>
+            </w:tcMar>
           </w:tcPr>
           <w:p>
             <w:r>
-              <w:rPr>
-                <w:sz w:val="20"/>
-              </w:rPr>
               <w:t>{{ mother_nationality }}</w:t>
-            </w:r>
-          </w:p>
-        </w:tc>
-      </w:tr>
-      <w:tr>
-        <w:tc>
-          <w:tcPr>
-            <w:tcW w:type="dxa" w:w="4320"/>
-          </w:tcPr>
-          <w:p>
-            <w:r>
-              <w:t>Mother's Date of Birth / تاريخ ميلاد الأم</w:t>
             </w:r>
           </w:p>
         </w:tc>
         <w:tc>
           <w:tcPr>
-            <w:tcW w:type="dxa" w:w="4320"/>
+            <w:tcW w:type="dxa" w:w="2552"/>
+            <w:gridSpan w:val="2"/>
+            <w:tcBorders>
+              <w:start w:sz="4.0" w:val="single" w:color="#000000"/>
+              <w:top w:sz="4.0" w:val="single" w:color="#000000"/>
+              <w:end w:sz="3.199999999999818" w:val="single" w:color="#000000"/>
+              <w:bottom w:sz="4.0" w:val="single" w:color="#000000"/>
+            </w:tcBorders>
+            <w:shd w:fill="d8d9d8"/>
+            <w:tcMar>
+              <w:start w:w="0" w:type="dxa"/>
+              <w:end w:w="0" w:type="dxa"/>
+            </w:tcMar>
+            <w:tcMar>
+              <w:start w:w="0" w:type="dxa"/>
+              <w:end w:w="0" w:type="dxa"/>
+            </w:tcMar>
+          </w:tcPr>
+          <w:p>
+            <w:pPr>
+              <w:autoSpaceDN w:val="0"/>
+              <w:autoSpaceDE w:val="0"/>
+              <w:widowControl/>
+              <w:spacing w:line="197" w:lineRule="auto" w:before="194" w:after="0"/>
+              <w:ind w:left="100" w:right="0" w:firstLine="0"/>
+              <w:jc w:val="left"/>
+            </w:pPr>
+            <w:r>
+              <w:rPr>
+                <w:rFonts w:ascii="Calibri" w:hAnsi="Calibri" w:eastAsia="Calibri"/>
+                <w:b/>
+                <w:i w:val="0"/>
+                <w:color w:val="000000"/>
+                <w:sz w:val="20"/>
+              </w:rPr>
+              <w:t xml:space="preserve">Mother’s Date of Birth </w:t>
+            </w:r>
+          </w:p>
+        </w:tc>
+        <w:tc>
+          <w:tcPr>
+            <w:tcW w:type="dxa" w:w="2400"/>
+            <w:gridSpan w:val="2"/>
+            <w:tcBorders>
+              <w:start w:sz="3.199999999999818" w:val="single" w:color="#000000"/>
+              <w:top w:sz="4.0" w:val="single" w:color="#000000"/>
+              <w:end w:sz="3.199999999999818" w:val="single" w:color="#000000"/>
+              <w:bottom w:sz="4.0" w:val="single" w:color="#000000"/>
+            </w:tcBorders>
+            <w:shd w:fill="ffffff"/>
+            <w:tcMar>
+              <w:start w:w="0" w:type="dxa"/>
+              <w:end w:w="0" w:type="dxa"/>
+            </w:tcMar>
+            <w:tcMar>
+              <w:start w:w="0" w:type="dxa"/>
+              <w:end w:w="0" w:type="dxa"/>
+            </w:tcMar>
           </w:tcPr>
           <w:p>
             <w:r>
-              <w:rPr>
-                <w:sz w:val="20"/>
-              </w:rPr>
               <w:t>{{ mother_dob }}</w:t>
             </w:r>
           </w:p>
         </w:tc>
       </w:tr>
       <w:tr>
+        <w:trPr>
+          <w:trHeight w:hRule="exact" w:val="554"/>
+        </w:trPr>
         <w:tc>
           <w:tcPr>
-            <w:tcW w:type="dxa" w:w="4320"/>
+            <w:tcW w:type="dxa" w:w="2978"/>
+            <w:gridSpan w:val="2"/>
+            <w:vMerge w:val="restart"/>
+            <w:tcBorders>
+              <w:start w:sz="4.0" w:val="single" w:color="#000000"/>
+              <w:top w:sz="4.0" w:val="single" w:color="#000000"/>
+              <w:end w:sz="4.0" w:val="single" w:color="#000000"/>
+              <w:bottom w:sz="4.0" w:val="single" w:color="#000000"/>
+            </w:tcBorders>
+            <w:shd w:fill="d8d9d8"/>
+            <w:tcMar>
+              <w:start w:w="0" w:type="dxa"/>
+              <w:end w:w="0" w:type="dxa"/>
+            </w:tcMar>
+            <w:tcMar>
+              <w:start w:w="0" w:type="dxa"/>
+              <w:end w:w="0" w:type="dxa"/>
+            </w:tcMar>
+            <w:tcMar>
+              <w:start w:w="0" w:type="dxa"/>
+              <w:end w:w="0" w:type="dxa"/>
+            </w:tcMar>
+            <w:tcMar>
+              <w:start w:w="0" w:type="dxa"/>
+              <w:end w:w="0" w:type="dxa"/>
+            </w:tcMar>
           </w:tcPr>
           <w:p>
+            <w:pPr>
+              <w:autoSpaceDN w:val="0"/>
+              <w:autoSpaceDE w:val="0"/>
+              <w:widowControl/>
+              <w:spacing w:line="194" w:lineRule="auto" w:before="472" w:after="0"/>
+              <w:ind w:left="100" w:right="0" w:firstLine="0"/>
+              <w:jc w:val="left"/>
+            </w:pPr>
             <w:r>
-              <w:t>Children's Names / أسماء الأبناء</w:t>
+              <w:rPr>
+                <w:rFonts w:ascii="Calibri" w:hAnsi="Calibri" w:eastAsia="Calibri"/>
+                <w:b/>
+                <w:i w:val="0"/>
+                <w:color w:val="000000"/>
+                <w:sz w:val="20"/>
+              </w:rPr>
+              <w:t xml:space="preserve">Children’s Name </w:t>
             </w:r>
           </w:p>
         </w:tc>
         <w:tc>
           <w:tcPr>
-            <w:tcW w:type="dxa" w:w="4320"/>
+            <w:tcW w:type="dxa" w:w="2554"/>
+            <w:gridSpan w:val="2"/>
+            <w:tcBorders>
+              <w:start w:sz="4.0" w:val="single" w:color="#000000"/>
+              <w:top w:sz="4.0" w:val="single" w:color="#000000"/>
+              <w:end w:sz="4.0" w:val="single" w:color="#000000"/>
+              <w:bottom w:sz="4.0" w:val="single" w:color="#000000"/>
+            </w:tcBorders>
+            <w:shd w:fill="ffffff"/>
+            <w:tcMar>
+              <w:start w:w="0" w:type="dxa"/>
+              <w:end w:w="0" w:type="dxa"/>
+            </w:tcMar>
+            <w:tcMar>
+              <w:start w:w="0" w:type="dxa"/>
+              <w:end w:w="0" w:type="dxa"/>
+            </w:tcMar>
           </w:tcPr>
           <w:p>
+            <w:pPr>
+              <w:autoSpaceDN w:val="0"/>
+              <w:autoSpaceDE w:val="0"/>
+              <w:widowControl/>
+              <w:spacing w:line="197" w:lineRule="auto" w:before="192" w:after="0"/>
+              <w:ind w:left="102" w:right="0" w:firstLine="0"/>
+              <w:jc w:val="left"/>
+            </w:pPr>
             <w:r>
               <w:rPr>
+                <w:rFonts w:ascii="Calibri" w:hAnsi="Calibri" w:eastAsia="Calibri"/>
+                <w:b/>
+                <w:i w:val="0"/>
+                <w:color w:val="000000"/>
                 <w:sz w:val="20"/>
               </w:rPr>
+              <w:t xml:space="preserve">1. </w:t>
+            </w:r>
+            <w:r>
               <w:t>{{ children_names }}</w:t>
+            </w:r>
+          </w:p>
+        </w:tc>
+        <w:tc>
+          <w:tcPr>
+            <w:tcW w:type="dxa" w:w="2552"/>
+            <w:gridSpan w:val="2"/>
+            <w:tcBorders>
+              <w:start w:sz="4.0" w:val="single" w:color="#000000"/>
+              <w:top w:sz="4.0" w:val="single" w:color="#000000"/>
+              <w:end w:sz="3.199999999999818" w:val="single" w:color="#000000"/>
+              <w:bottom w:sz="4.0" w:val="single" w:color="#000000"/>
+            </w:tcBorders>
+            <w:shd w:fill="ffffff"/>
+            <w:tcMar>
+              <w:start w:w="0" w:type="dxa"/>
+              <w:end w:w="0" w:type="dxa"/>
+            </w:tcMar>
+            <w:tcMar>
+              <w:start w:w="0" w:type="dxa"/>
+              <w:end w:w="0" w:type="dxa"/>
+            </w:tcMar>
+          </w:tcPr>
+          <w:p>
+            <w:pPr>
+              <w:autoSpaceDN w:val="0"/>
+              <w:autoSpaceDE w:val="0"/>
+              <w:widowControl/>
+              <w:spacing w:line="197" w:lineRule="auto" w:before="192" w:after="0"/>
+              <w:ind w:left="100" w:right="0" w:firstLine="0"/>
+              <w:jc w:val="left"/>
+            </w:pPr>
+            <w:r>
+              <w:rPr>
+                <w:rFonts w:ascii="Calibri" w:hAnsi="Calibri" w:eastAsia="Calibri"/>
+                <w:b/>
+                <w:i w:val="0"/>
+                <w:color w:val="000000"/>
+                <w:sz w:val="20"/>
+              </w:rPr>
+              <w:t xml:space="preserve">2. </w:t>
+            </w:r>
+          </w:p>
+        </w:tc>
+        <w:tc>
+          <w:tcPr>
+            <w:tcW w:type="dxa" w:w="2400"/>
+            <w:gridSpan w:val="2"/>
+            <w:tcBorders>
+              <w:start w:sz="3.199999999999818" w:val="single" w:color="#000000"/>
+              <w:top w:sz="4.0" w:val="single" w:color="#000000"/>
+              <w:end w:sz="3.199999999999818" w:val="single" w:color="#000000"/>
+              <w:bottom w:sz="4.0" w:val="single" w:color="#000000"/>
+            </w:tcBorders>
+            <w:shd w:fill="ffffff"/>
+            <w:tcMar>
+              <w:start w:w="0" w:type="dxa"/>
+              <w:end w:w="0" w:type="dxa"/>
+            </w:tcMar>
+            <w:tcMar>
+              <w:start w:w="0" w:type="dxa"/>
+              <w:end w:w="0" w:type="dxa"/>
+            </w:tcMar>
+          </w:tcPr>
+          <w:p>
+            <w:pPr>
+              <w:autoSpaceDN w:val="0"/>
+              <w:autoSpaceDE w:val="0"/>
+              <w:widowControl/>
+              <w:spacing w:line="197" w:lineRule="auto" w:before="192" w:after="0"/>
+              <w:ind w:left="102" w:right="0" w:firstLine="0"/>
+              <w:jc w:val="left"/>
+            </w:pPr>
+            <w:r>
+              <w:rPr>
+                <w:rFonts w:ascii="Calibri" w:hAnsi="Calibri" w:eastAsia="Calibri"/>
+                <w:b/>
+                <w:i w:val="0"/>
+                <w:color w:val="000000"/>
+                <w:sz w:val="20"/>
+              </w:rPr>
+              <w:t xml:space="preserve">3. </w:t>
             </w:r>
           </w:p>
         </w:tc>
       </w:tr>
       <w:tr>
+        <w:trPr>
+          <w:trHeight w:hRule="exact" w:val="560"/>
+        </w:trPr>
         <w:tc>
           <w:tcPr>
-            <w:tcW w:type="dxa" w:w="4320"/>
+            <w:tcW w:type="dxa" w:w="2256"/>
+            <w:gridSpan w:val="2"/>
+            <w:vMerge/>
+            <w:tcBorders>
+              <w:start w:sz="4.0" w:val="single" w:color="#000000"/>
+              <w:top w:sz="4.0" w:val="single" w:color="#000000"/>
+              <w:end w:sz="4.0" w:val="single" w:color="#000000"/>
+              <w:bottom w:sz="4.0" w:val="single" w:color="#000000"/>
+            </w:tcBorders>
+          </w:tcPr>
+          <w:p/>
+        </w:tc>
+        <w:tc>
+          <w:tcPr>
+            <w:tcW w:type="dxa" w:w="2554"/>
+            <w:gridSpan w:val="2"/>
+            <w:tcBorders>
+              <w:start w:sz="4.0" w:val="single" w:color="#000000"/>
+              <w:top w:sz="4.0" w:val="single" w:color="#000000"/>
+              <w:end w:sz="4.0" w:val="single" w:color="#000000"/>
+              <w:bottom w:sz="4.0" w:val="single" w:color="#000000"/>
+            </w:tcBorders>
+            <w:shd w:fill="ffffff"/>
+            <w:tcMar>
+              <w:start w:w="0" w:type="dxa"/>
+              <w:end w:w="0" w:type="dxa"/>
+            </w:tcMar>
+            <w:tcMar>
+              <w:start w:w="0" w:type="dxa"/>
+              <w:end w:w="0" w:type="dxa"/>
+            </w:tcMar>
           </w:tcPr>
           <w:p>
+            <w:pPr>
+              <w:autoSpaceDN w:val="0"/>
+              <w:autoSpaceDE w:val="0"/>
+              <w:widowControl/>
+              <w:spacing w:line="197" w:lineRule="auto" w:before="194" w:after="0"/>
+              <w:ind w:left="102" w:right="0" w:firstLine="0"/>
+              <w:jc w:val="left"/>
+            </w:pPr>
             <w:r>
-              <w:t>Emirate / الإمارة</w:t>
+              <w:rPr>
+                <w:rFonts w:ascii="Calibri" w:hAnsi="Calibri" w:eastAsia="Calibri"/>
+                <w:b/>
+                <w:i w:val="0"/>
+                <w:color w:val="000000"/>
+                <w:sz w:val="20"/>
+              </w:rPr>
+              <w:t xml:space="preserve">4. </w:t>
             </w:r>
           </w:p>
         </w:tc>
         <w:tc>
           <w:tcPr>
-            <w:tcW w:type="dxa" w:w="4320"/>
+            <w:tcW w:type="dxa" w:w="2552"/>
+            <w:gridSpan w:val="2"/>
+            <w:tcBorders>
+              <w:start w:sz="4.0" w:val="single" w:color="#000000"/>
+              <w:top w:sz="4.0" w:val="single" w:color="#000000"/>
+              <w:end w:sz="3.199999999999818" w:val="single" w:color="#000000"/>
+              <w:bottom w:sz="4.0" w:val="single" w:color="#000000"/>
+            </w:tcBorders>
+            <w:shd w:fill="ffffff"/>
+            <w:tcMar>
+              <w:start w:w="0" w:type="dxa"/>
+              <w:end w:w="0" w:type="dxa"/>
+            </w:tcMar>
+            <w:tcMar>
+              <w:start w:w="0" w:type="dxa"/>
+              <w:end w:w="0" w:type="dxa"/>
+            </w:tcMar>
           </w:tcPr>
           <w:p>
+            <w:pPr>
+              <w:autoSpaceDN w:val="0"/>
+              <w:autoSpaceDE w:val="0"/>
+              <w:widowControl/>
+              <w:spacing w:line="197" w:lineRule="auto" w:before="194" w:after="0"/>
+              <w:ind w:left="100" w:right="0" w:firstLine="0"/>
+              <w:jc w:val="left"/>
+            </w:pPr>
             <w:r>
               <w:rPr>
+                <w:rFonts w:ascii="Calibri" w:hAnsi="Calibri" w:eastAsia="Calibri"/>
+                <w:b/>
+                <w:i w:val="0"/>
+                <w:color w:val="000000"/>
                 <w:sz w:val="20"/>
               </w:rPr>
-              <w:t>{{ emirate }}</w:t>
+              <w:t xml:space="preserve">5. </w:t>
+            </w:r>
+          </w:p>
+        </w:tc>
+        <w:tc>
+          <w:tcPr>
+            <w:tcW w:type="dxa" w:w="2400"/>
+            <w:gridSpan w:val="2"/>
+            <w:tcBorders>
+              <w:start w:sz="3.199999999999818" w:val="single" w:color="#000000"/>
+              <w:top w:sz="4.0" w:val="single" w:color="#000000"/>
+              <w:end w:sz="3.199999999999818" w:val="single" w:color="#000000"/>
+              <w:bottom w:sz="4.0" w:val="single" w:color="#000000"/>
+            </w:tcBorders>
+            <w:shd w:fill="ffffff"/>
+            <w:tcMar>
+              <w:start w:w="0" w:type="dxa"/>
+              <w:end w:w="0" w:type="dxa"/>
+            </w:tcMar>
+            <w:tcMar>
+              <w:start w:w="0" w:type="dxa"/>
+              <w:end w:w="0" w:type="dxa"/>
+            </w:tcMar>
+          </w:tcPr>
+          <w:p>
+            <w:pPr>
+              <w:autoSpaceDN w:val="0"/>
+              <w:autoSpaceDE w:val="0"/>
+              <w:widowControl/>
+              <w:spacing w:line="197" w:lineRule="auto" w:before="194" w:after="0"/>
+              <w:ind w:left="102" w:right="0" w:firstLine="0"/>
+              <w:jc w:val="left"/>
+            </w:pPr>
+            <w:r>
+              <w:rPr>
+                <w:rFonts w:ascii="Calibri" w:hAnsi="Calibri" w:eastAsia="Calibri"/>
+                <w:b/>
+                <w:i w:val="0"/>
+                <w:color w:val="000000"/>
+                <w:sz w:val="20"/>
+              </w:rPr>
+              <w:t xml:space="preserve">6. </w:t>
             </w:r>
           </w:p>
         </w:tc>
       </w:tr>
       <w:tr>
+        <w:trPr>
+          <w:trHeight w:hRule="exact" w:val="404"/>
+        </w:trPr>
         <w:tc>
           <w:tcPr>
-            <w:tcW w:type="dxa" w:w="4320"/>
+            <w:tcW w:type="dxa" w:w="10484"/>
+            <w:gridSpan w:val="8"/>
+            <w:tcBorders>
+              <w:start w:sz="4.0" w:val="single" w:color="#000000"/>
+              <w:top w:sz="4.0" w:val="single" w:color="#000000"/>
+              <w:end w:sz="3.199999999999818" w:val="single" w:color="#000000"/>
+              <w:bottom w:sz="3.199999999999818" w:val="single" w:color="#000000"/>
+            </w:tcBorders>
+            <w:shd w:fill="c00000"/>
+            <w:tcMar>
+              <w:start w:w="0" w:type="dxa"/>
+              <w:end w:w="0" w:type="dxa"/>
+            </w:tcMar>
+            <w:tcMar>
+              <w:start w:w="0" w:type="dxa"/>
+              <w:end w:w="0" w:type="dxa"/>
+            </w:tcMar>
+            <w:tcMar>
+              <w:start w:w="0" w:type="dxa"/>
+              <w:end w:w="0" w:type="dxa"/>
+            </w:tcMar>
+            <w:tcMar>
+              <w:start w:w="0" w:type="dxa"/>
+              <w:end w:w="0" w:type="dxa"/>
+            </w:tcMar>
+            <w:tcMar>
+              <w:start w:w="0" w:type="dxa"/>
+              <w:end w:w="0" w:type="dxa"/>
+            </w:tcMar>
+            <w:tcMar>
+              <w:start w:w="0" w:type="dxa"/>
+              <w:end w:w="0" w:type="dxa"/>
+            </w:tcMar>
+            <w:tcMar>
+              <w:start w:w="0" w:type="dxa"/>
+              <w:end w:w="0" w:type="dxa"/>
+            </w:tcMar>
+            <w:tcMar>
+              <w:start w:w="0" w:type="dxa"/>
+              <w:end w:w="0" w:type="dxa"/>
+            </w:tcMar>
           </w:tcPr>
           <w:p>
+            <w:pPr>
+              <w:autoSpaceDN w:val="0"/>
+              <w:autoSpaceDE w:val="0"/>
+              <w:widowControl/>
+              <w:spacing w:line="197" w:lineRule="auto" w:before="116" w:after="0"/>
+              <w:ind w:left="0" w:right="0" w:firstLine="0"/>
+              <w:jc w:val="center"/>
+            </w:pPr>
             <w:r>
-              <w:t>City / المدينة</w:t>
+              <w:rPr>
+                <w:rFonts w:ascii="Calibri" w:hAnsi="Calibri" w:eastAsia="Calibri"/>
+                <w:b/>
+                <w:i w:val="0"/>
+                <w:color w:val="FFFFFF"/>
+                <w:sz w:val="20"/>
+              </w:rPr>
+              <w:t xml:space="preserve">Residency Details </w:t>
+            </w:r>
+          </w:p>
+        </w:tc>
+      </w:tr>
+      <w:tr>
+        <w:trPr>
+          <w:trHeight w:hRule="exact" w:val="558"/>
+        </w:trPr>
+        <w:tc>
+          <w:tcPr>
+            <w:tcW w:type="dxa" w:w="2978"/>
+            <w:gridSpan w:val="2"/>
+            <w:tcBorders>
+              <w:start w:sz="4.0" w:val="single" w:color="#000000"/>
+              <w:top w:sz="3.199999999999818" w:val="single" w:color="#000000"/>
+              <w:end w:sz="4.0" w:val="single" w:color="#000000"/>
+              <w:bottom w:sz="4.0" w:val="single" w:color="#000000"/>
+            </w:tcBorders>
+            <w:shd w:fill="d8d9d8"/>
+            <w:tcMar>
+              <w:start w:w="0" w:type="dxa"/>
+              <w:end w:w="0" w:type="dxa"/>
+            </w:tcMar>
+            <w:tcMar>
+              <w:start w:w="0" w:type="dxa"/>
+              <w:end w:w="0" w:type="dxa"/>
+            </w:tcMar>
+          </w:tcPr>
+          <w:p>
+            <w:pPr>
+              <w:autoSpaceDN w:val="0"/>
+              <w:autoSpaceDE w:val="0"/>
+              <w:widowControl/>
+              <w:spacing w:line="197" w:lineRule="auto" w:before="194" w:after="0"/>
+              <w:ind w:left="100" w:right="0" w:firstLine="0"/>
+              <w:jc w:val="left"/>
+            </w:pPr>
+            <w:r>
+              <w:rPr>
+                <w:rFonts w:ascii="Calibri" w:hAnsi="Calibri" w:eastAsia="Calibri"/>
+                <w:b/>
+                <w:i w:val="0"/>
+                <w:color w:val="000000"/>
+                <w:sz w:val="20"/>
+              </w:rPr>
+              <w:t xml:space="preserve">Emirate </w:t>
             </w:r>
           </w:p>
         </w:tc>
         <w:tc>
           <w:tcPr>
-            <w:tcW w:type="dxa" w:w="4320"/>
+            <w:tcW w:type="dxa" w:w="2554"/>
+            <w:gridSpan w:val="2"/>
+            <w:tcBorders>
+              <w:start w:sz="4.0" w:val="single" w:color="#000000"/>
+              <w:top w:sz="3.199999999999818" w:val="single" w:color="#000000"/>
+              <w:end w:sz="4.0" w:val="single" w:color="#000000"/>
+              <w:bottom w:sz="4.0" w:val="single" w:color="#000000"/>
+            </w:tcBorders>
+            <w:shd w:fill="ffffff"/>
+            <w:tcMar>
+              <w:start w:w="0" w:type="dxa"/>
+              <w:end w:w="0" w:type="dxa"/>
+            </w:tcMar>
+            <w:tcMar>
+              <w:start w:w="0" w:type="dxa"/>
+              <w:end w:w="0" w:type="dxa"/>
+            </w:tcMar>
           </w:tcPr>
           <w:p>
             <w:r>
+              <w:t>{{ emirate }}</w:t>
+            </w:r>
+          </w:p>
+        </w:tc>
+        <w:tc>
+          <w:tcPr>
+            <w:tcW w:type="dxa" w:w="2552"/>
+            <w:gridSpan w:val="2"/>
+            <w:tcBorders>
+              <w:start w:sz="4.0" w:val="single" w:color="#000000"/>
+              <w:top w:sz="3.199999999999818" w:val="single" w:color="#000000"/>
+              <w:end w:sz="3.199999999999818" w:val="single" w:color="#000000"/>
+              <w:bottom w:sz="4.0" w:val="single" w:color="#000000"/>
+            </w:tcBorders>
+            <w:shd w:fill="d8d9d8"/>
+            <w:tcMar>
+              <w:start w:w="0" w:type="dxa"/>
+              <w:end w:w="0" w:type="dxa"/>
+            </w:tcMar>
+            <w:tcMar>
+              <w:start w:w="0" w:type="dxa"/>
+              <w:end w:w="0" w:type="dxa"/>
+            </w:tcMar>
+          </w:tcPr>
+          <w:p>
+            <w:pPr>
+              <w:autoSpaceDN w:val="0"/>
+              <w:autoSpaceDE w:val="0"/>
+              <w:widowControl/>
+              <w:spacing w:line="197" w:lineRule="auto" w:before="194" w:after="0"/>
+              <w:ind w:left="100" w:right="0" w:firstLine="0"/>
+              <w:jc w:val="left"/>
+            </w:pPr>
+            <w:r>
               <w:rPr>
+                <w:rFonts w:ascii="Calibri" w:hAnsi="Calibri" w:eastAsia="Calibri"/>
+                <w:b/>
+                <w:i w:val="0"/>
+                <w:color w:val="000000"/>
                 <w:sz w:val="20"/>
               </w:rPr>
+              <w:t xml:space="preserve">City </w:t>
+            </w:r>
+          </w:p>
+        </w:tc>
+        <w:tc>
+          <w:tcPr>
+            <w:tcW w:type="dxa" w:w="2400"/>
+            <w:gridSpan w:val="2"/>
+            <w:tcBorders>
+              <w:start w:sz="3.199999999999818" w:val="single" w:color="#000000"/>
+              <w:top w:sz="3.199999999999818" w:val="single" w:color="#000000"/>
+              <w:end w:sz="3.199999999999818" w:val="single" w:color="#000000"/>
+              <w:bottom w:sz="4.0" w:val="single" w:color="#000000"/>
+            </w:tcBorders>
+            <w:shd w:fill="ffffff"/>
+            <w:tcMar>
+              <w:start w:w="0" w:type="dxa"/>
+              <w:end w:w="0" w:type="dxa"/>
+            </w:tcMar>
+            <w:tcMar>
+              <w:start w:w="0" w:type="dxa"/>
+              <w:end w:w="0" w:type="dxa"/>
+            </w:tcMar>
+          </w:tcPr>
+          <w:p>
+            <w:r>
               <w:t>{{ city }}</w:t>
             </w:r>
           </w:p>
         </w:tc>
       </w:tr>
       <w:tr>
+        <w:trPr>
+          <w:trHeight w:hRule="exact" w:val="560"/>
+        </w:trPr>
         <w:tc>
           <w:tcPr>
-            <w:tcW w:type="dxa" w:w="4320"/>
+            <w:tcW w:type="dxa" w:w="2978"/>
+            <w:gridSpan w:val="2"/>
+            <w:tcBorders>
+              <w:start w:sz="4.0" w:val="single" w:color="#000000"/>
+              <w:top w:sz="4.0" w:val="single" w:color="#000000"/>
+              <w:end w:sz="4.0" w:val="single" w:color="#000000"/>
+              <w:bottom w:sz="4.0" w:val="single" w:color="#000000"/>
+            </w:tcBorders>
+            <w:shd w:fill="d8d9d8"/>
+            <w:tcMar>
+              <w:start w:w="0" w:type="dxa"/>
+              <w:end w:w="0" w:type="dxa"/>
+            </w:tcMar>
+            <w:tcMar>
+              <w:start w:w="0" w:type="dxa"/>
+              <w:end w:w="0" w:type="dxa"/>
+            </w:tcMar>
           </w:tcPr>
           <w:p>
+            <w:pPr>
+              <w:autoSpaceDN w:val="0"/>
+              <w:autoSpaceDE w:val="0"/>
+              <w:widowControl/>
+              <w:spacing w:line="194" w:lineRule="auto" w:before="194" w:after="0"/>
+              <w:ind w:left="100" w:right="0" w:firstLine="0"/>
+              <w:jc w:val="left"/>
+            </w:pPr>
             <w:r>
-              <w:t>Area / المنطقة</w:t>
+              <w:rPr>
+                <w:rFonts w:ascii="Calibri" w:hAnsi="Calibri" w:eastAsia="Calibri"/>
+                <w:b/>
+                <w:i w:val="0"/>
+                <w:color w:val="000000"/>
+                <w:sz w:val="20"/>
+              </w:rPr>
+              <w:t xml:space="preserve">Area </w:t>
             </w:r>
           </w:p>
         </w:tc>
         <w:tc>
           <w:tcPr>
-            <w:tcW w:type="dxa" w:w="4320"/>
+            <w:tcW w:type="dxa" w:w="2554"/>
+            <w:gridSpan w:val="2"/>
+            <w:tcBorders>
+              <w:start w:sz="4.0" w:val="single" w:color="#000000"/>
+              <w:top w:sz="4.0" w:val="single" w:color="#000000"/>
+              <w:end w:sz="4.0" w:val="single" w:color="#000000"/>
+              <w:bottom w:sz="4.0" w:val="single" w:color="#000000"/>
+            </w:tcBorders>
+            <w:shd w:fill="ffffff"/>
+            <w:tcMar>
+              <w:start w:w="0" w:type="dxa"/>
+              <w:end w:w="0" w:type="dxa"/>
+            </w:tcMar>
+            <w:tcMar>
+              <w:start w:w="0" w:type="dxa"/>
+              <w:end w:w="0" w:type="dxa"/>
+            </w:tcMar>
           </w:tcPr>
           <w:p>
             <w:r>
-              <w:rPr>
-                <w:sz w:val="20"/>
-              </w:rPr>
               <w:t>{{ area }}</w:t>
-            </w:r>
-          </w:p>
-        </w:tc>
-      </w:tr>
-      <w:tr>
-        <w:tc>
-          <w:tcPr>
-            <w:tcW w:type="dxa" w:w="4320"/>
-          </w:tcPr>
-          <w:p>
-            <w:r>
-              <w:t>Street / الشارع</w:t>
             </w:r>
           </w:p>
         </w:tc>
         <w:tc>
           <w:tcPr>
-            <w:tcW w:type="dxa" w:w="4320"/>
+            <w:tcW w:type="dxa" w:w="2552"/>
+            <w:gridSpan w:val="2"/>
+            <w:tcBorders>
+              <w:start w:sz="4.0" w:val="single" w:color="#000000"/>
+              <w:top w:sz="4.0" w:val="single" w:color="#000000"/>
+              <w:end w:sz="3.199999999999818" w:val="single" w:color="#000000"/>
+              <w:bottom w:sz="4.0" w:val="single" w:color="#000000"/>
+            </w:tcBorders>
+            <w:shd w:fill="d8d9d8"/>
+            <w:tcMar>
+              <w:start w:w="0" w:type="dxa"/>
+              <w:end w:w="0" w:type="dxa"/>
+            </w:tcMar>
+            <w:tcMar>
+              <w:start w:w="0" w:type="dxa"/>
+              <w:end w:w="0" w:type="dxa"/>
+            </w:tcMar>
+          </w:tcPr>
+          <w:p>
+            <w:pPr>
+              <w:autoSpaceDN w:val="0"/>
+              <w:autoSpaceDE w:val="0"/>
+              <w:widowControl/>
+              <w:spacing w:line="194" w:lineRule="auto" w:before="194" w:after="0"/>
+              <w:ind w:left="100" w:right="0" w:firstLine="0"/>
+              <w:jc w:val="left"/>
+            </w:pPr>
+            <w:r>
+              <w:rPr>
+                <w:rFonts w:ascii="Calibri" w:hAnsi="Calibri" w:eastAsia="Calibri"/>
+                <w:b/>
+                <w:i w:val="0"/>
+                <w:color w:val="000000"/>
+                <w:sz w:val="20"/>
+              </w:rPr>
+              <w:t xml:space="preserve">Street </w:t>
+            </w:r>
+          </w:p>
+        </w:tc>
+        <w:tc>
+          <w:tcPr>
+            <w:tcW w:type="dxa" w:w="2400"/>
+            <w:gridSpan w:val="2"/>
+            <w:tcBorders>
+              <w:start w:sz="3.199999999999818" w:val="single" w:color="#000000"/>
+              <w:top w:sz="4.0" w:val="single" w:color="#000000"/>
+              <w:end w:sz="3.199999999999818" w:val="single" w:color="#000000"/>
+              <w:bottom w:sz="4.0" w:val="single" w:color="#000000"/>
+            </w:tcBorders>
+            <w:shd w:fill="ffffff"/>
+            <w:tcMar>
+              <w:start w:w="0" w:type="dxa"/>
+              <w:end w:w="0" w:type="dxa"/>
+            </w:tcMar>
+            <w:tcMar>
+              <w:start w:w="0" w:type="dxa"/>
+              <w:end w:w="0" w:type="dxa"/>
+            </w:tcMar>
           </w:tcPr>
           <w:p>
             <w:r>
-              <w:rPr>
-                <w:sz w:val="20"/>
-              </w:rPr>
               <w:t>{{ street }}</w:t>
             </w:r>
           </w:p>
         </w:tc>
       </w:tr>
       <w:tr>
+        <w:trPr>
+          <w:trHeight w:hRule="exact" w:val="554"/>
+        </w:trPr>
         <w:tc>
           <w:tcPr>
-            <w:tcW w:type="dxa" w:w="4320"/>
+            <w:tcW w:type="dxa" w:w="2978"/>
+            <w:gridSpan w:val="2"/>
+            <w:tcBorders>
+              <w:start w:sz="4.0" w:val="single" w:color="#000000"/>
+              <w:top w:sz="4.0" w:val="single" w:color="#000000"/>
+              <w:end w:sz="4.0" w:val="single" w:color="#000000"/>
+              <w:bottom w:sz="4.0" w:val="single" w:color="#000000"/>
+            </w:tcBorders>
+            <w:shd w:fill="d8d9d8"/>
+            <w:tcMar>
+              <w:start w:w="0" w:type="dxa"/>
+              <w:end w:w="0" w:type="dxa"/>
+            </w:tcMar>
+            <w:tcMar>
+              <w:start w:w="0" w:type="dxa"/>
+              <w:end w:w="0" w:type="dxa"/>
+            </w:tcMar>
           </w:tcPr>
           <w:p>
+            <w:pPr>
+              <w:autoSpaceDN w:val="0"/>
+              <w:autoSpaceDE w:val="0"/>
+              <w:widowControl/>
+              <w:spacing w:line="197" w:lineRule="auto" w:before="192" w:after="0"/>
+              <w:ind w:left="100" w:right="0" w:firstLine="0"/>
+              <w:jc w:val="left"/>
+            </w:pPr>
             <w:r>
-              <w:t>Building / Villa No / رقم المبنى / الفيلا</w:t>
+              <w:rPr>
+                <w:rFonts w:ascii="Calibri" w:hAnsi="Calibri" w:eastAsia="Calibri"/>
+                <w:b/>
+                <w:i w:val="0"/>
+                <w:color w:val="000000"/>
+                <w:sz w:val="20"/>
+              </w:rPr>
+              <w:t xml:space="preserve">Building/Villa No </w:t>
             </w:r>
           </w:p>
         </w:tc>
         <w:tc>
           <w:tcPr>
-            <w:tcW w:type="dxa" w:w="4320"/>
+            <w:tcW w:type="dxa" w:w="2554"/>
+            <w:gridSpan w:val="2"/>
+            <w:tcBorders>
+              <w:start w:sz="4.0" w:val="single" w:color="#000000"/>
+              <w:top w:sz="4.0" w:val="single" w:color="#000000"/>
+              <w:end w:sz="4.0" w:val="single" w:color="#000000"/>
+              <w:bottom w:sz="4.0" w:val="single" w:color="#000000"/>
+            </w:tcBorders>
+            <w:shd w:fill="ffffff"/>
+            <w:tcMar>
+              <w:start w:w="0" w:type="dxa"/>
+              <w:end w:w="0" w:type="dxa"/>
+            </w:tcMar>
+            <w:tcMar>
+              <w:start w:w="0" w:type="dxa"/>
+              <w:end w:w="0" w:type="dxa"/>
+            </w:tcMar>
           </w:tcPr>
           <w:p>
             <w:r>
-              <w:rPr>
-                <w:sz w:val="20"/>
-              </w:rPr>
               <w:t>{{ building_villa_no }}</w:t>
-            </w:r>
-          </w:p>
-        </w:tc>
-      </w:tr>
-      <w:tr>
-        <w:tc>
-          <w:tcPr>
-            <w:tcW w:type="dxa" w:w="4320"/>
-          </w:tcPr>
-          <w:p>
-            <w:r>
-              <w:t>Flat No / رقم الشقة</w:t>
             </w:r>
           </w:p>
         </w:tc>
         <w:tc>
           <w:tcPr>
-            <w:tcW w:type="dxa" w:w="4320"/>
+            <w:tcW w:type="dxa" w:w="2552"/>
+            <w:gridSpan w:val="2"/>
+            <w:tcBorders>
+              <w:start w:sz="4.0" w:val="single" w:color="#000000"/>
+              <w:top w:sz="4.0" w:val="single" w:color="#000000"/>
+              <w:end w:sz="3.199999999999818" w:val="single" w:color="#000000"/>
+              <w:bottom w:sz="4.0" w:val="single" w:color="#000000"/>
+            </w:tcBorders>
+            <w:shd w:fill="d8d9d8"/>
+            <w:tcMar>
+              <w:start w:w="0" w:type="dxa"/>
+              <w:end w:w="0" w:type="dxa"/>
+            </w:tcMar>
+            <w:tcMar>
+              <w:start w:w="0" w:type="dxa"/>
+              <w:end w:w="0" w:type="dxa"/>
+            </w:tcMar>
+          </w:tcPr>
+          <w:p>
+            <w:pPr>
+              <w:autoSpaceDN w:val="0"/>
+              <w:autoSpaceDE w:val="0"/>
+              <w:widowControl/>
+              <w:spacing w:line="197" w:lineRule="auto" w:before="192" w:after="0"/>
+              <w:ind w:left="100" w:right="0" w:firstLine="0"/>
+              <w:jc w:val="left"/>
+            </w:pPr>
+            <w:r>
+              <w:rPr>
+                <w:rFonts w:ascii="Calibri" w:hAnsi="Calibri" w:eastAsia="Calibri"/>
+                <w:b/>
+                <w:i w:val="0"/>
+                <w:color w:val="000000"/>
+                <w:sz w:val="20"/>
+              </w:rPr>
+              <w:t xml:space="preserve">Flat No </w:t>
+            </w:r>
+          </w:p>
+        </w:tc>
+        <w:tc>
+          <w:tcPr>
+            <w:tcW w:type="dxa" w:w="2400"/>
+            <w:gridSpan w:val="2"/>
+            <w:tcBorders>
+              <w:start w:sz="3.199999999999818" w:val="single" w:color="#000000"/>
+              <w:top w:sz="4.0" w:val="single" w:color="#000000"/>
+              <w:end w:sz="3.199999999999818" w:val="single" w:color="#000000"/>
+              <w:bottom w:sz="4.0" w:val="single" w:color="#000000"/>
+            </w:tcBorders>
+            <w:shd w:fill="ffffff"/>
+            <w:tcMar>
+              <w:start w:w="0" w:type="dxa"/>
+              <w:end w:w="0" w:type="dxa"/>
+            </w:tcMar>
+            <w:tcMar>
+              <w:start w:w="0" w:type="dxa"/>
+              <w:end w:w="0" w:type="dxa"/>
+            </w:tcMar>
           </w:tcPr>
           <w:p>
             <w:r>
-              <w:rPr>
-                <w:sz w:val="20"/>
-              </w:rPr>
               <w:t>{{ flat_no }}</w:t>
             </w:r>
           </w:p>
         </w:tc>
       </w:tr>
       <w:tr>
+        <w:trPr>
+          <w:trHeight w:hRule="exact" w:val="308"/>
+        </w:trPr>
         <w:tc>
           <w:tcPr>
-            <w:tcW w:type="dxa" w:w="4320"/>
+            <w:tcW w:type="dxa" w:w="10484"/>
+            <w:gridSpan w:val="8"/>
+            <w:tcBorders>
+              <w:start w:sz="4.0" w:val="single" w:color="#000000"/>
+              <w:top w:sz="4.0" w:val="single" w:color="#000000"/>
+              <w:end w:sz="3.199999999999818" w:val="single" w:color="#000000"/>
+              <w:bottom w:sz="3.199999999999818" w:val="single" w:color="#000000"/>
+            </w:tcBorders>
+            <w:shd w:fill="c00000"/>
+            <w:tcMar>
+              <w:start w:w="0" w:type="dxa"/>
+              <w:end w:w="0" w:type="dxa"/>
+            </w:tcMar>
+            <w:tcMar>
+              <w:start w:w="0" w:type="dxa"/>
+              <w:end w:w="0" w:type="dxa"/>
+            </w:tcMar>
+            <w:tcMar>
+              <w:start w:w="0" w:type="dxa"/>
+              <w:end w:w="0" w:type="dxa"/>
+            </w:tcMar>
+            <w:tcMar>
+              <w:start w:w="0" w:type="dxa"/>
+              <w:end w:w="0" w:type="dxa"/>
+            </w:tcMar>
+            <w:tcMar>
+              <w:start w:w="0" w:type="dxa"/>
+              <w:end w:w="0" w:type="dxa"/>
+            </w:tcMar>
+            <w:tcMar>
+              <w:start w:w="0" w:type="dxa"/>
+              <w:end w:w="0" w:type="dxa"/>
+            </w:tcMar>
+            <w:tcMar>
+              <w:start w:w="0" w:type="dxa"/>
+              <w:end w:w="0" w:type="dxa"/>
+            </w:tcMar>
+            <w:tcMar>
+              <w:start w:w="0" w:type="dxa"/>
+              <w:end w:w="0" w:type="dxa"/>
+            </w:tcMar>
           </w:tcPr>
           <w:p>
+            <w:pPr>
+              <w:autoSpaceDN w:val="0"/>
+              <w:autoSpaceDE w:val="0"/>
+              <w:widowControl/>
+              <w:spacing w:line="197" w:lineRule="auto" w:before="68" w:after="0"/>
+              <w:ind w:left="0" w:right="0" w:firstLine="0"/>
+              <w:jc w:val="center"/>
+            </w:pPr>
             <w:r>
-              <w:t>Mobile No / رقم الجوال</w:t>
+              <w:rPr>
+                <w:rFonts w:ascii="Calibri" w:hAnsi="Calibri" w:eastAsia="Calibri"/>
+                <w:b/>
+                <w:i w:val="0"/>
+                <w:color w:val="FFFFFF"/>
+                <w:sz w:val="20"/>
+              </w:rPr>
+              <w:t xml:space="preserve">Contact Details </w:t>
+            </w:r>
+          </w:p>
+        </w:tc>
+      </w:tr>
+      <w:tr>
+        <w:trPr>
+          <w:trHeight w:hRule="exact" w:val="558"/>
+        </w:trPr>
+        <w:tc>
+          <w:tcPr>
+            <w:tcW w:type="dxa" w:w="2978"/>
+            <w:gridSpan w:val="2"/>
+            <w:tcBorders>
+              <w:start w:sz="4.0" w:val="single" w:color="#000000"/>
+              <w:top w:sz="3.199999999999818" w:val="single" w:color="#000000"/>
+              <w:end w:sz="4.0" w:val="single" w:color="#000000"/>
+              <w:bottom w:sz="4.0" w:val="single" w:color="#000000"/>
+            </w:tcBorders>
+            <w:shd w:fill="d8d9d8"/>
+            <w:tcMar>
+              <w:start w:w="0" w:type="dxa"/>
+              <w:end w:w="0" w:type="dxa"/>
+            </w:tcMar>
+            <w:tcMar>
+              <w:start w:w="0" w:type="dxa"/>
+              <w:end w:w="0" w:type="dxa"/>
+            </w:tcMar>
+          </w:tcPr>
+          <w:p>
+            <w:pPr>
+              <w:autoSpaceDN w:val="0"/>
+              <w:autoSpaceDE w:val="0"/>
+              <w:widowControl/>
+              <w:spacing w:line="197" w:lineRule="auto" w:before="194" w:after="0"/>
+              <w:ind w:left="100" w:right="0" w:firstLine="0"/>
+              <w:jc w:val="left"/>
+            </w:pPr>
+            <w:r>
+              <w:rPr>
+                <w:rFonts w:ascii="Calibri" w:hAnsi="Calibri" w:eastAsia="Calibri"/>
+                <w:b/>
+                <w:i w:val="0"/>
+                <w:color w:val="000000"/>
+                <w:sz w:val="20"/>
+              </w:rPr>
+              <w:t xml:space="preserve">Mobile No </w:t>
             </w:r>
           </w:p>
         </w:tc>
         <w:tc>
           <w:tcPr>
-            <w:tcW w:type="dxa" w:w="4320"/>
+            <w:tcW w:type="dxa" w:w="2554"/>
+            <w:gridSpan w:val="2"/>
+            <w:tcBorders>
+              <w:start w:sz="4.0" w:val="single" w:color="#000000"/>
+              <w:top w:sz="3.199999999999818" w:val="single" w:color="#000000"/>
+              <w:end w:sz="4.0" w:val="single" w:color="#000000"/>
+              <w:bottom w:sz="4.0" w:val="single" w:color="#000000"/>
+            </w:tcBorders>
+            <w:shd w:fill="ffffff"/>
+            <w:tcMar>
+              <w:start w:w="0" w:type="dxa"/>
+              <w:end w:w="0" w:type="dxa"/>
+            </w:tcMar>
+            <w:tcMar>
+              <w:start w:w="0" w:type="dxa"/>
+              <w:end w:w="0" w:type="dxa"/>
+            </w:tcMar>
           </w:tcPr>
           <w:p>
             <w:r>
-              <w:rPr>
-                <w:sz w:val="20"/>
-              </w:rPr>
               <w:t>{{ mobile_no }}</w:t>
-            </w:r>
-          </w:p>
-        </w:tc>
-      </w:tr>
-      <w:tr>
-        <w:tc>
-          <w:tcPr>
-            <w:tcW w:type="dxa" w:w="4320"/>
-          </w:tcPr>
-          <w:p>
-            <w:r>
-              <w:t>Alternative Mobile No / رقم جوال بديل</w:t>
             </w:r>
           </w:p>
         </w:tc>
         <w:tc>
           <w:tcPr>
-            <w:tcW w:type="dxa" w:w="4320"/>
+            <w:tcW w:type="dxa" w:w="2552"/>
+            <w:gridSpan w:val="2"/>
+            <w:tcBorders>
+              <w:start w:sz="4.0" w:val="single" w:color="#000000"/>
+              <w:top w:sz="3.199999999999818" w:val="single" w:color="#000000"/>
+              <w:end w:sz="3.199999999999818" w:val="single" w:color="#000000"/>
+              <w:bottom w:sz="4.0" w:val="single" w:color="#000000"/>
+            </w:tcBorders>
+            <w:shd w:fill="d8d9d8"/>
+            <w:tcMar>
+              <w:start w:w="0" w:type="dxa"/>
+              <w:end w:w="0" w:type="dxa"/>
+            </w:tcMar>
+            <w:tcMar>
+              <w:start w:w="0" w:type="dxa"/>
+              <w:end w:w="0" w:type="dxa"/>
+            </w:tcMar>
+          </w:tcPr>
+          <w:p>
+            <w:pPr>
+              <w:autoSpaceDN w:val="0"/>
+              <w:autoSpaceDE w:val="0"/>
+              <w:widowControl/>
+              <w:spacing w:line="197" w:lineRule="auto" w:before="194" w:after="0"/>
+              <w:ind w:left="100" w:right="0" w:firstLine="0"/>
+              <w:jc w:val="left"/>
+            </w:pPr>
+            <w:r>
+              <w:rPr>
+                <w:rFonts w:ascii="Calibri" w:hAnsi="Calibri" w:eastAsia="Calibri"/>
+                <w:b/>
+                <w:i w:val="0"/>
+                <w:color w:val="000000"/>
+                <w:sz w:val="20"/>
+              </w:rPr>
+              <w:t xml:space="preserve">Alternative Mobile No </w:t>
+            </w:r>
+          </w:p>
+        </w:tc>
+        <w:tc>
+          <w:tcPr>
+            <w:tcW w:type="dxa" w:w="2400"/>
+            <w:gridSpan w:val="2"/>
+            <w:tcBorders>
+              <w:start w:sz="3.199999999999818" w:val="single" w:color="#000000"/>
+              <w:top w:sz="3.199999999999818" w:val="single" w:color="#000000"/>
+              <w:end w:sz="3.199999999999818" w:val="single" w:color="#000000"/>
+              <w:bottom w:sz="4.0" w:val="single" w:color="#000000"/>
+            </w:tcBorders>
+            <w:shd w:fill="ffffff"/>
+            <w:tcMar>
+              <w:start w:w="0" w:type="dxa"/>
+              <w:end w:w="0" w:type="dxa"/>
+            </w:tcMar>
+            <w:tcMar>
+              <w:start w:w="0" w:type="dxa"/>
+              <w:end w:w="0" w:type="dxa"/>
+            </w:tcMar>
           </w:tcPr>
           <w:p>
             <w:r>
-              <w:rPr>
-                <w:sz w:val="20"/>
-              </w:rPr>
               <w:t>{{ alt_mobile_no }}</w:t>
             </w:r>
           </w:p>
         </w:tc>
       </w:tr>
       <w:tr>
+        <w:trPr>
+          <w:trHeight w:hRule="exact" w:val="556"/>
+        </w:trPr>
         <w:tc>
           <w:tcPr>
-            <w:tcW w:type="dxa" w:w="4320"/>
+            <w:tcW w:type="dxa" w:w="2978"/>
+            <w:gridSpan w:val="2"/>
+            <w:tcBorders>
+              <w:start w:sz="4.0" w:val="single" w:color="#000000"/>
+              <w:top w:sz="4.0" w:val="single" w:color="#000000"/>
+              <w:end w:sz="4.0" w:val="single" w:color="#000000"/>
+              <w:bottom w:sz="3.199999999999818" w:val="single" w:color="#000000"/>
+            </w:tcBorders>
+            <w:shd w:fill="d8d9d8"/>
+            <w:tcMar>
+              <w:start w:w="0" w:type="dxa"/>
+              <w:end w:w="0" w:type="dxa"/>
+            </w:tcMar>
+            <w:tcMar>
+              <w:start w:w="0" w:type="dxa"/>
+              <w:end w:w="0" w:type="dxa"/>
+            </w:tcMar>
           </w:tcPr>
           <w:p>
+            <w:pPr>
+              <w:autoSpaceDN w:val="0"/>
+              <w:autoSpaceDE w:val="0"/>
+              <w:widowControl/>
+              <w:spacing w:line="197" w:lineRule="auto" w:before="194" w:after="0"/>
+              <w:ind w:left="100" w:right="0" w:firstLine="0"/>
+              <w:jc w:val="left"/>
+            </w:pPr>
             <w:r>
-              <w:t>Land Line No / الهاتف الأرضي</w:t>
+              <w:rPr>
+                <w:rFonts w:ascii="Calibri" w:hAnsi="Calibri" w:eastAsia="Calibri"/>
+                <w:b/>
+                <w:i w:val="0"/>
+                <w:color w:val="000000"/>
+                <w:sz w:val="20"/>
+              </w:rPr>
+              <w:t xml:space="preserve">Land Line No </w:t>
             </w:r>
           </w:p>
         </w:tc>
         <w:tc>
           <w:tcPr>
-            <w:tcW w:type="dxa" w:w="4320"/>
+            <w:tcW w:type="dxa" w:w="2554"/>
+            <w:gridSpan w:val="2"/>
+            <w:tcBorders>
+              <w:start w:sz="4.0" w:val="single" w:color="#000000"/>
+              <w:top w:sz="4.0" w:val="single" w:color="#000000"/>
+              <w:end w:sz="4.0" w:val="single" w:color="#000000"/>
+              <w:bottom w:sz="3.199999999999818" w:val="single" w:color="#000000"/>
+            </w:tcBorders>
+            <w:shd w:fill="ffffff"/>
+            <w:tcMar>
+              <w:start w:w="0" w:type="dxa"/>
+              <w:end w:w="0" w:type="dxa"/>
+            </w:tcMar>
+            <w:tcMar>
+              <w:start w:w="0" w:type="dxa"/>
+              <w:end w:w="0" w:type="dxa"/>
+            </w:tcMar>
           </w:tcPr>
           <w:p>
             <w:r>
-              <w:rPr>
-                <w:sz w:val="20"/>
-              </w:rPr>
               <w:t>{{ landline_no }}</w:t>
-            </w:r>
-          </w:p>
-        </w:tc>
-      </w:tr>
-      <w:tr>
-        <w:tc>
-          <w:tcPr>
-            <w:tcW w:type="dxa" w:w="4320"/>
-          </w:tcPr>
-          <w:p>
-            <w:r>
-              <w:t>Email Address / البريد الإلكتروني</w:t>
             </w:r>
           </w:p>
         </w:tc>
         <w:tc>
           <w:tcPr>
-            <w:tcW w:type="dxa" w:w="4320"/>
+            <w:tcW w:type="dxa" w:w="2552"/>
+            <w:gridSpan w:val="2"/>
+            <w:tcBorders>
+              <w:start w:sz="4.0" w:val="single" w:color="#000000"/>
+              <w:top w:sz="4.0" w:val="single" w:color="#000000"/>
+              <w:end w:sz="3.199999999999818" w:val="single" w:color="#000000"/>
+              <w:bottom w:sz="3.199999999999818" w:val="single" w:color="#000000"/>
+            </w:tcBorders>
+            <w:shd w:fill="d8d9d8"/>
+            <w:tcMar>
+              <w:start w:w="0" w:type="dxa"/>
+              <w:end w:w="0" w:type="dxa"/>
+            </w:tcMar>
+            <w:tcMar>
+              <w:start w:w="0" w:type="dxa"/>
+              <w:end w:w="0" w:type="dxa"/>
+            </w:tcMar>
+          </w:tcPr>
+          <w:p>
+            <w:pPr>
+              <w:autoSpaceDN w:val="0"/>
+              <w:autoSpaceDE w:val="0"/>
+              <w:widowControl/>
+              <w:spacing w:line="197" w:lineRule="auto" w:before="194" w:after="0"/>
+              <w:ind w:left="100" w:right="0" w:firstLine="0"/>
+              <w:jc w:val="left"/>
+            </w:pPr>
+            <w:r>
+              <w:rPr>
+                <w:rFonts w:ascii="Calibri" w:hAnsi="Calibri" w:eastAsia="Calibri"/>
+                <w:b/>
+                <w:i w:val="0"/>
+                <w:color w:val="000000"/>
+                <w:sz w:val="20"/>
+              </w:rPr>
+              <w:t xml:space="preserve">Email Address </w:t>
+            </w:r>
+          </w:p>
+        </w:tc>
+        <w:tc>
+          <w:tcPr>
+            <w:tcW w:type="dxa" w:w="2400"/>
+            <w:gridSpan w:val="2"/>
+            <w:tcBorders>
+              <w:start w:sz="3.199999999999818" w:val="single" w:color="#000000"/>
+              <w:top w:sz="4.0" w:val="single" w:color="#000000"/>
+              <w:end w:sz="3.199999999999818" w:val="single" w:color="#000000"/>
+              <w:bottom w:sz="3.199999999999818" w:val="single" w:color="#000000"/>
+            </w:tcBorders>
+            <w:shd w:fill="ffffff"/>
+            <w:tcMar>
+              <w:start w:w="0" w:type="dxa"/>
+              <w:end w:w="0" w:type="dxa"/>
+            </w:tcMar>
+            <w:tcMar>
+              <w:start w:w="0" w:type="dxa"/>
+              <w:end w:w="0" w:type="dxa"/>
+            </w:tcMar>
           </w:tcPr>
           <w:p>
             <w:r>
-              <w:rPr>
-                <w:sz w:val="20"/>
-              </w:rPr>
               <w:t>{{ email }}</w:t>
             </w:r>
           </w:p>
         </w:tc>
       </w:tr>
       <w:tr>
+        <w:trPr>
+          <w:trHeight w:hRule="exact" w:val="314"/>
+        </w:trPr>
         <w:tc>
           <w:tcPr>
-            <w:tcW w:type="dxa" w:w="4320"/>
+            <w:tcW w:type="dxa" w:w="10484"/>
+            <w:gridSpan w:val="8"/>
+            <w:tcBorders>
+              <w:start w:sz="4.0" w:val="single" w:color="#000000"/>
+              <w:top w:sz="3.199999999999818" w:val="single" w:color="#000000"/>
+              <w:end w:sz="3.199999999999818" w:val="single" w:color="#000000"/>
+              <w:bottom w:sz="4.0" w:val="single" w:color="#000000"/>
+            </w:tcBorders>
+            <w:shd w:fill="c00000"/>
+            <w:tcMar>
+              <w:start w:w="0" w:type="dxa"/>
+              <w:end w:w="0" w:type="dxa"/>
+            </w:tcMar>
+            <w:tcMar>
+              <w:start w:w="0" w:type="dxa"/>
+              <w:end w:w="0" w:type="dxa"/>
+            </w:tcMar>
+            <w:tcMar>
+              <w:start w:w="0" w:type="dxa"/>
+              <w:end w:w="0" w:type="dxa"/>
+            </w:tcMar>
+            <w:tcMar>
+              <w:start w:w="0" w:type="dxa"/>
+              <w:end w:w="0" w:type="dxa"/>
+            </w:tcMar>
+            <w:tcMar>
+              <w:start w:w="0" w:type="dxa"/>
+              <w:end w:w="0" w:type="dxa"/>
+            </w:tcMar>
+            <w:tcMar>
+              <w:start w:w="0" w:type="dxa"/>
+              <w:end w:w="0" w:type="dxa"/>
+            </w:tcMar>
+            <w:tcMar>
+              <w:start w:w="0" w:type="dxa"/>
+              <w:end w:w="0" w:type="dxa"/>
+            </w:tcMar>
+            <w:tcMar>
+              <w:start w:w="0" w:type="dxa"/>
+              <w:end w:w="0" w:type="dxa"/>
+            </w:tcMar>
           </w:tcPr>
           <w:p>
+            <w:pPr>
+              <w:autoSpaceDN w:val="0"/>
+              <w:autoSpaceDE w:val="0"/>
+              <w:widowControl/>
+              <w:spacing w:line="197" w:lineRule="auto" w:before="74" w:after="0"/>
+              <w:ind w:left="0" w:right="0" w:firstLine="0"/>
+              <w:jc w:val="center"/>
+            </w:pPr>
             <w:r>
-              <w:t>Relatives in UAE (name, nationality, relation, workplace, contact) / الأقارب في الإمارات</w:t>
+              <w:rPr>
+                <w:rFonts w:ascii="Calibri" w:hAnsi="Calibri" w:eastAsia="Calibri"/>
+                <w:b/>
+                <w:i w:val="0"/>
+                <w:color w:val="FFFFFF"/>
+                <w:sz w:val="20"/>
+              </w:rPr>
+              <w:t xml:space="preserve">Relatives in UAE </w:t>
+            </w:r>
+          </w:p>
+        </w:tc>
+      </w:tr>
+      <w:tr>
+        <w:trPr>
+          <w:trHeight w:hRule="exact" w:val="556"/>
+        </w:trPr>
+        <w:tc>
+          <w:tcPr>
+            <w:tcW w:type="dxa" w:w="2096"/>
+            <w:tcBorders>
+              <w:start w:sz="4.0" w:val="single" w:color="#000000"/>
+              <w:top w:sz="4.0" w:val="single" w:color="#000000"/>
+              <w:end w:sz="4.0" w:val="single" w:color="#000000"/>
+              <w:bottom w:sz="4.0" w:val="single" w:color="#000000"/>
+            </w:tcBorders>
+            <w:shd w:fill="d8d9d8"/>
+            <w:tcMar>
+              <w:start w:w="0" w:type="dxa"/>
+              <w:end w:w="0" w:type="dxa"/>
+            </w:tcMar>
+          </w:tcPr>
+          <w:p>
+            <w:pPr>
+              <w:autoSpaceDN w:val="0"/>
+              <w:autoSpaceDE w:val="0"/>
+              <w:widowControl/>
+              <w:spacing w:line="194" w:lineRule="auto" w:before="196" w:after="0"/>
+              <w:ind w:left="0" w:right="0" w:firstLine="0"/>
+              <w:jc w:val="center"/>
+            </w:pPr>
+            <w:r>
+              <w:rPr>
+                <w:rFonts w:ascii="Calibri" w:hAnsi="Calibri" w:eastAsia="Calibri"/>
+                <w:b/>
+                <w:i w:val="0"/>
+                <w:color w:val="000000"/>
+                <w:sz w:val="20"/>
+              </w:rPr>
+              <w:t xml:space="preserve">Name </w:t>
             </w:r>
           </w:p>
         </w:tc>
         <w:tc>
           <w:tcPr>
-            <w:tcW w:type="dxa" w:w="4320"/>
+            <w:tcW w:type="dxa" w:w="2098"/>
+            <w:gridSpan w:val="2"/>
+            <w:tcBorders>
+              <w:start w:sz="4.0" w:val="single" w:color="#000000"/>
+              <w:top w:sz="4.0" w:val="single" w:color="#000000"/>
+              <w:end w:sz="4.0" w:val="single" w:color="#000000"/>
+              <w:bottom w:sz="4.0" w:val="single" w:color="#000000"/>
+            </w:tcBorders>
+            <w:shd w:fill="d8d9d8"/>
+            <w:tcMar>
+              <w:start w:w="0" w:type="dxa"/>
+              <w:end w:w="0" w:type="dxa"/>
+            </w:tcMar>
+            <w:tcMar>
+              <w:start w:w="0" w:type="dxa"/>
+              <w:end w:w="0" w:type="dxa"/>
+            </w:tcMar>
           </w:tcPr>
           <w:p>
+            <w:pPr>
+              <w:autoSpaceDN w:val="0"/>
+              <w:autoSpaceDE w:val="0"/>
+              <w:widowControl/>
+              <w:spacing w:line="194" w:lineRule="auto" w:before="196" w:after="0"/>
+              <w:ind w:left="0" w:right="0" w:firstLine="0"/>
+              <w:jc w:val="center"/>
+            </w:pPr>
             <w:r>
               <w:rPr>
+                <w:rFonts w:ascii="Calibri" w:hAnsi="Calibri" w:eastAsia="Calibri"/>
+                <w:b/>
+                <w:i w:val="0"/>
+                <w:color w:val="000000"/>
                 <w:sz w:val="20"/>
               </w:rPr>
-              <w:t>{{ relatives_uae }}</w:t>
+              <w:t xml:space="preserve">Nationality </w:t>
+            </w:r>
+          </w:p>
+        </w:tc>
+        <w:tc>
+          <w:tcPr>
+            <w:tcW w:type="dxa" w:w="2098"/>
+            <w:gridSpan w:val="2"/>
+            <w:tcBorders>
+              <w:start w:sz="4.0" w:val="single" w:color="#000000"/>
+              <w:top w:sz="4.0" w:val="single" w:color="#000000"/>
+              <w:end w:sz="4.0" w:val="single" w:color="#000000"/>
+              <w:bottom w:sz="4.0" w:val="single" w:color="#000000"/>
+            </w:tcBorders>
+            <w:shd w:fill="d8d9d8"/>
+            <w:tcMar>
+              <w:start w:w="0" w:type="dxa"/>
+              <w:end w:w="0" w:type="dxa"/>
+            </w:tcMar>
+            <w:tcMar>
+              <w:start w:w="0" w:type="dxa"/>
+              <w:end w:w="0" w:type="dxa"/>
+            </w:tcMar>
+          </w:tcPr>
+          <w:p>
+            <w:pPr>
+              <w:autoSpaceDN w:val="0"/>
+              <w:autoSpaceDE w:val="0"/>
+              <w:widowControl/>
+              <w:spacing w:line="194" w:lineRule="auto" w:before="196" w:after="0"/>
+              <w:ind w:left="0" w:right="0" w:firstLine="0"/>
+              <w:jc w:val="center"/>
+            </w:pPr>
+            <w:r>
+              <w:rPr>
+                <w:rFonts w:ascii="Calibri" w:hAnsi="Calibri" w:eastAsia="Calibri"/>
+                <w:b/>
+                <w:i w:val="0"/>
+                <w:color w:val="000000"/>
+                <w:sz w:val="20"/>
+              </w:rPr>
+              <w:t xml:space="preserve">Relation </w:t>
+            </w:r>
+          </w:p>
+        </w:tc>
+        <w:tc>
+          <w:tcPr>
+            <w:tcW w:type="dxa" w:w="2096"/>
+            <w:gridSpan w:val="2"/>
+            <w:tcBorders>
+              <w:start w:sz="4.0" w:val="single" w:color="#000000"/>
+              <w:top w:sz="4.0" w:val="single" w:color="#000000"/>
+              <w:end w:sz="4.0" w:val="single" w:color="#000000"/>
+              <w:bottom w:sz="4.0" w:val="single" w:color="#000000"/>
+            </w:tcBorders>
+            <w:shd w:fill="d8d9d8"/>
+            <w:tcMar>
+              <w:start w:w="0" w:type="dxa"/>
+              <w:end w:w="0" w:type="dxa"/>
+            </w:tcMar>
+            <w:tcMar>
+              <w:start w:w="0" w:type="dxa"/>
+              <w:end w:w="0" w:type="dxa"/>
+            </w:tcMar>
+          </w:tcPr>
+          <w:p>
+            <w:pPr>
+              <w:autoSpaceDN w:val="0"/>
+              <w:autoSpaceDE w:val="0"/>
+              <w:widowControl/>
+              <w:spacing w:line="194" w:lineRule="auto" w:before="196" w:after="0"/>
+              <w:ind w:left="0" w:right="0" w:firstLine="0"/>
+              <w:jc w:val="center"/>
+            </w:pPr>
+            <w:r>
+              <w:rPr>
+                <w:rFonts w:ascii="Calibri" w:hAnsi="Calibri" w:eastAsia="Calibri"/>
+                <w:b/>
+                <w:i w:val="0"/>
+                <w:color w:val="000000"/>
+                <w:sz w:val="20"/>
+              </w:rPr>
+              <w:t xml:space="preserve">Workplace </w:t>
+            </w:r>
+          </w:p>
+        </w:tc>
+        <w:tc>
+          <w:tcPr>
+            <w:tcW w:type="dxa" w:w="2096"/>
+            <w:tcBorders>
+              <w:start w:sz="4.0" w:val="single" w:color="#000000"/>
+              <w:top w:sz="4.0" w:val="single" w:color="#000000"/>
+              <w:end w:sz="3.199999999999818" w:val="single" w:color="#000000"/>
+              <w:bottom w:sz="4.0" w:val="single" w:color="#000000"/>
+            </w:tcBorders>
+            <w:shd w:fill="d8d9d8"/>
+            <w:tcMar>
+              <w:start w:w="0" w:type="dxa"/>
+              <w:end w:w="0" w:type="dxa"/>
+            </w:tcMar>
+          </w:tcPr>
+          <w:p>
+            <w:pPr>
+              <w:autoSpaceDN w:val="0"/>
+              <w:autoSpaceDE w:val="0"/>
+              <w:widowControl/>
+              <w:spacing w:line="194" w:lineRule="auto" w:before="196" w:after="0"/>
+              <w:ind w:left="0" w:right="0" w:firstLine="0"/>
+              <w:jc w:val="center"/>
+            </w:pPr>
+            <w:r>
+              <w:rPr>
+                <w:rFonts w:ascii="Calibri" w:hAnsi="Calibri" w:eastAsia="Calibri"/>
+                <w:b/>
+                <w:i w:val="0"/>
+                <w:color w:val="000000"/>
+                <w:sz w:val="20"/>
+              </w:rPr>
+              <w:t xml:space="preserve">Contact No </w:t>
             </w:r>
           </w:p>
         </w:tc>
       </w:tr>
       <w:tr>
+        <w:trPr>
+          <w:trHeight w:hRule="exact" w:val="558"/>
+        </w:trPr>
         <w:tc>
           <w:tcPr>
-            <w:tcW w:type="dxa" w:w="4320"/>
+            <w:tcW w:type="dxa" w:w="2096"/>
+            <w:tcBorders>
+              <w:start w:sz="4.0" w:val="single" w:color="#000000"/>
+              <w:top w:sz="4.0" w:val="single" w:color="#000000"/>
+              <w:end w:sz="4.0" w:val="single" w:color="#000000"/>
+              <w:bottom w:sz="4.0" w:val="single" w:color="#000000"/>
+            </w:tcBorders>
+            <w:shd w:fill="ffffff"/>
+            <w:tcMar>
+              <w:start w:w="0" w:type="dxa"/>
+              <w:end w:w="0" w:type="dxa"/>
+            </w:tcMar>
           </w:tcPr>
           <w:p>
             <w:r>
-              <w:t>Relatives in Home Country (name, nationality, relation, workplace, contact) / الأقارب في بلد الإقامة الأصلي</w:t>
+              <w:t>{{ relatives_uae }}</w:t>
             </w:r>
           </w:p>
         </w:tc>
         <w:tc>
           <w:tcPr>
-            <w:tcW w:type="dxa" w:w="4320"/>
+            <w:tcW w:type="dxa" w:w="2098"/>
+            <w:gridSpan w:val="2"/>
+            <w:tcBorders>
+              <w:start w:sz="4.0" w:val="single" w:color="#000000"/>
+              <w:top w:sz="4.0" w:val="single" w:color="#000000"/>
+              <w:end w:sz="4.0" w:val="single" w:color="#000000"/>
+              <w:bottom w:sz="4.0" w:val="single" w:color="#000000"/>
+            </w:tcBorders>
+            <w:shd w:fill="ffffff"/>
+            <w:tcMar>
+              <w:start w:w="0" w:type="dxa"/>
+              <w:end w:w="0" w:type="dxa"/>
+            </w:tcMar>
+            <w:tcMar>
+              <w:start w:w="0" w:type="dxa"/>
+              <w:end w:w="0" w:type="dxa"/>
+            </w:tcMar>
+          </w:tcPr>
+          <w:p/>
+        </w:tc>
+        <w:tc>
+          <w:tcPr>
+            <w:tcW w:type="dxa" w:w="2098"/>
+            <w:gridSpan w:val="2"/>
+            <w:tcBorders>
+              <w:start w:sz="4.0" w:val="single" w:color="#000000"/>
+              <w:top w:sz="4.0" w:val="single" w:color="#000000"/>
+              <w:end w:sz="4.0" w:val="single" w:color="#000000"/>
+              <w:bottom w:sz="4.0" w:val="single" w:color="#000000"/>
+            </w:tcBorders>
+            <w:shd w:fill="ffffff"/>
+            <w:tcMar>
+              <w:start w:w="0" w:type="dxa"/>
+              <w:end w:w="0" w:type="dxa"/>
+            </w:tcMar>
+            <w:tcMar>
+              <w:start w:w="0" w:type="dxa"/>
+              <w:end w:w="0" w:type="dxa"/>
+            </w:tcMar>
+          </w:tcPr>
+          <w:p/>
+        </w:tc>
+        <w:tc>
+          <w:tcPr>
+            <w:tcW w:type="dxa" w:w="2096"/>
+            <w:gridSpan w:val="2"/>
+            <w:tcBorders>
+              <w:start w:sz="4.0" w:val="single" w:color="#000000"/>
+              <w:top w:sz="4.0" w:val="single" w:color="#000000"/>
+              <w:end w:sz="4.0" w:val="single" w:color="#000000"/>
+              <w:bottom w:sz="4.0" w:val="single" w:color="#000000"/>
+            </w:tcBorders>
+            <w:shd w:fill="ffffff"/>
+            <w:tcMar>
+              <w:start w:w="0" w:type="dxa"/>
+              <w:end w:w="0" w:type="dxa"/>
+            </w:tcMar>
+            <w:tcMar>
+              <w:start w:w="0" w:type="dxa"/>
+              <w:end w:w="0" w:type="dxa"/>
+            </w:tcMar>
+          </w:tcPr>
+          <w:p/>
+        </w:tc>
+        <w:tc>
+          <w:tcPr>
+            <w:tcW w:type="dxa" w:w="2096"/>
+            <w:tcBorders>
+              <w:start w:sz="4.0" w:val="single" w:color="#000000"/>
+              <w:top w:sz="4.0" w:val="single" w:color="#000000"/>
+              <w:end w:sz="3.199999999999818" w:val="single" w:color="#000000"/>
+              <w:bottom w:sz="4.0" w:val="single" w:color="#000000"/>
+            </w:tcBorders>
+            <w:shd w:fill="ffffff"/>
+            <w:tcMar>
+              <w:start w:w="0" w:type="dxa"/>
+              <w:end w:w="0" w:type="dxa"/>
+            </w:tcMar>
+          </w:tcPr>
+          <w:p/>
+        </w:tc>
+      </w:tr>
+      <w:tr>
+        <w:trPr>
+          <w:trHeight w:hRule="exact" w:val="558"/>
+        </w:trPr>
+        <w:tc>
+          <w:tcPr>
+            <w:tcW w:type="dxa" w:w="2096"/>
+            <w:tcBorders>
+              <w:start w:sz="4.0" w:val="single" w:color="#000000"/>
+              <w:top w:sz="4.0" w:val="single" w:color="#000000"/>
+              <w:end w:sz="4.0" w:val="single" w:color="#000000"/>
+              <w:bottom w:sz="4.0" w:val="single" w:color="#000000"/>
+            </w:tcBorders>
+            <w:shd w:fill="ffffff"/>
+            <w:tcMar>
+              <w:start w:w="0" w:type="dxa"/>
+              <w:end w:w="0" w:type="dxa"/>
+            </w:tcMar>
+          </w:tcPr>
+          <w:p/>
+        </w:tc>
+        <w:tc>
+          <w:tcPr>
+            <w:tcW w:type="dxa" w:w="2098"/>
+            <w:gridSpan w:val="2"/>
+            <w:tcBorders>
+              <w:start w:sz="4.0" w:val="single" w:color="#000000"/>
+              <w:top w:sz="4.0" w:val="single" w:color="#000000"/>
+              <w:end w:sz="4.0" w:val="single" w:color="#000000"/>
+              <w:bottom w:sz="4.0" w:val="single" w:color="#000000"/>
+            </w:tcBorders>
+            <w:shd w:fill="ffffff"/>
+            <w:tcMar>
+              <w:start w:w="0" w:type="dxa"/>
+              <w:end w:w="0" w:type="dxa"/>
+            </w:tcMar>
+            <w:tcMar>
+              <w:start w:w="0" w:type="dxa"/>
+              <w:end w:w="0" w:type="dxa"/>
+            </w:tcMar>
+          </w:tcPr>
+          <w:p/>
+        </w:tc>
+        <w:tc>
+          <w:tcPr>
+            <w:tcW w:type="dxa" w:w="2098"/>
+            <w:gridSpan w:val="2"/>
+            <w:tcBorders>
+              <w:start w:sz="4.0" w:val="single" w:color="#000000"/>
+              <w:top w:sz="4.0" w:val="single" w:color="#000000"/>
+              <w:end w:sz="4.0" w:val="single" w:color="#000000"/>
+              <w:bottom w:sz="4.0" w:val="single" w:color="#000000"/>
+            </w:tcBorders>
+            <w:shd w:fill="ffffff"/>
+            <w:tcMar>
+              <w:start w:w="0" w:type="dxa"/>
+              <w:end w:w="0" w:type="dxa"/>
+            </w:tcMar>
+            <w:tcMar>
+              <w:start w:w="0" w:type="dxa"/>
+              <w:end w:w="0" w:type="dxa"/>
+            </w:tcMar>
+          </w:tcPr>
+          <w:p/>
+        </w:tc>
+        <w:tc>
+          <w:tcPr>
+            <w:tcW w:type="dxa" w:w="2096"/>
+            <w:gridSpan w:val="2"/>
+            <w:tcBorders>
+              <w:start w:sz="4.0" w:val="single" w:color="#000000"/>
+              <w:top w:sz="4.0" w:val="single" w:color="#000000"/>
+              <w:end w:sz="4.0" w:val="single" w:color="#000000"/>
+              <w:bottom w:sz="4.0" w:val="single" w:color="#000000"/>
+            </w:tcBorders>
+            <w:shd w:fill="ffffff"/>
+            <w:tcMar>
+              <w:start w:w="0" w:type="dxa"/>
+              <w:end w:w="0" w:type="dxa"/>
+            </w:tcMar>
+            <w:tcMar>
+              <w:start w:w="0" w:type="dxa"/>
+              <w:end w:w="0" w:type="dxa"/>
+            </w:tcMar>
+          </w:tcPr>
+          <w:p/>
+        </w:tc>
+        <w:tc>
+          <w:tcPr>
+            <w:tcW w:type="dxa" w:w="2096"/>
+            <w:tcBorders>
+              <w:start w:sz="4.0" w:val="single" w:color="#000000"/>
+              <w:top w:sz="4.0" w:val="single" w:color="#000000"/>
+              <w:end w:sz="3.199999999999818" w:val="single" w:color="#000000"/>
+              <w:bottom w:sz="4.0" w:val="single" w:color="#000000"/>
+            </w:tcBorders>
+            <w:shd w:fill="ffffff"/>
+            <w:tcMar>
+              <w:start w:w="0" w:type="dxa"/>
+              <w:end w:w="0" w:type="dxa"/>
+            </w:tcMar>
+          </w:tcPr>
+          <w:p/>
+        </w:tc>
+      </w:tr>
+      <w:tr>
+        <w:trPr>
+          <w:trHeight w:hRule="exact" w:val="312"/>
+        </w:trPr>
+        <w:tc>
+          <w:tcPr>
+            <w:tcW w:type="dxa" w:w="10484"/>
+            <w:gridSpan w:val="8"/>
+            <w:tcBorders>
+              <w:start w:sz="4.0" w:val="single" w:color="#000000"/>
+              <w:top w:sz="4.0" w:val="single" w:color="#000000"/>
+              <w:end w:sz="3.199999999999818" w:val="single" w:color="#000000"/>
+              <w:bottom w:sz="4.0" w:val="single" w:color="#000000"/>
+            </w:tcBorders>
+            <w:shd w:fill="c00000"/>
+            <w:tcMar>
+              <w:start w:w="0" w:type="dxa"/>
+              <w:end w:w="0" w:type="dxa"/>
+            </w:tcMar>
+            <w:tcMar>
+              <w:start w:w="0" w:type="dxa"/>
+              <w:end w:w="0" w:type="dxa"/>
+            </w:tcMar>
+            <w:tcMar>
+              <w:start w:w="0" w:type="dxa"/>
+              <w:end w:w="0" w:type="dxa"/>
+            </w:tcMar>
+            <w:tcMar>
+              <w:start w:w="0" w:type="dxa"/>
+              <w:end w:w="0" w:type="dxa"/>
+            </w:tcMar>
+            <w:tcMar>
+              <w:start w:w="0" w:type="dxa"/>
+              <w:end w:w="0" w:type="dxa"/>
+            </w:tcMar>
+            <w:tcMar>
+              <w:start w:w="0" w:type="dxa"/>
+              <w:end w:w="0" w:type="dxa"/>
+            </w:tcMar>
+            <w:tcMar>
+              <w:start w:w="0" w:type="dxa"/>
+              <w:end w:w="0" w:type="dxa"/>
+            </w:tcMar>
+            <w:tcMar>
+              <w:start w:w="0" w:type="dxa"/>
+              <w:end w:w="0" w:type="dxa"/>
+            </w:tcMar>
+          </w:tcPr>
+          <w:p>
+            <w:pPr>
+              <w:autoSpaceDN w:val="0"/>
+              <w:autoSpaceDE w:val="0"/>
+              <w:widowControl/>
+              <w:spacing w:line="194" w:lineRule="auto" w:before="74" w:after="0"/>
+              <w:ind w:left="0" w:right="0" w:firstLine="0"/>
+              <w:jc w:val="center"/>
+            </w:pPr>
+            <w:r>
+              <w:rPr>
+                <w:rFonts w:ascii="Calibri" w:hAnsi="Calibri" w:eastAsia="Calibri"/>
+                <w:b/>
+                <w:i w:val="0"/>
+                <w:color w:val="FFFFFF"/>
+                <w:sz w:val="20"/>
+              </w:rPr>
+              <w:t xml:space="preserve">Relatives in Home Country </w:t>
+            </w:r>
+          </w:p>
+        </w:tc>
+      </w:tr>
+      <w:tr>
+        <w:trPr>
+          <w:trHeight w:hRule="exact" w:val="558"/>
+        </w:trPr>
+        <w:tc>
+          <w:tcPr>
+            <w:tcW w:type="dxa" w:w="2096"/>
+            <w:tcBorders>
+              <w:start w:sz="4.0" w:val="single" w:color="#000000"/>
+              <w:top w:sz="4.0" w:val="single" w:color="#000000"/>
+              <w:end w:sz="4.0" w:val="single" w:color="#000000"/>
+              <w:bottom w:sz="4.0" w:val="single" w:color="#000000"/>
+            </w:tcBorders>
+            <w:shd w:fill="d8d9d8"/>
+            <w:tcMar>
+              <w:start w:w="0" w:type="dxa"/>
+              <w:end w:w="0" w:type="dxa"/>
+            </w:tcMar>
+          </w:tcPr>
+          <w:p>
+            <w:pPr>
+              <w:autoSpaceDN w:val="0"/>
+              <w:autoSpaceDE w:val="0"/>
+              <w:widowControl/>
+              <w:spacing w:line="197" w:lineRule="auto" w:before="194" w:after="0"/>
+              <w:ind w:left="100" w:right="0" w:firstLine="0"/>
+              <w:jc w:val="left"/>
+            </w:pPr>
+            <w:r>
+              <w:rPr>
+                <w:rFonts w:ascii="Calibri" w:hAnsi="Calibri" w:eastAsia="Calibri"/>
+                <w:b/>
+                <w:i w:val="0"/>
+                <w:color w:val="000000"/>
+                <w:sz w:val="20"/>
+              </w:rPr>
+              <w:t xml:space="preserve">Name </w:t>
+            </w:r>
+          </w:p>
+        </w:tc>
+        <w:tc>
+          <w:tcPr>
+            <w:tcW w:type="dxa" w:w="2098"/>
+            <w:gridSpan w:val="2"/>
+            <w:tcBorders>
+              <w:start w:sz="4.0" w:val="single" w:color="#000000"/>
+              <w:top w:sz="4.0" w:val="single" w:color="#000000"/>
+              <w:end w:sz="4.0" w:val="single" w:color="#000000"/>
+              <w:bottom w:sz="4.0" w:val="single" w:color="#000000"/>
+            </w:tcBorders>
+            <w:shd w:fill="d8d9d8"/>
+            <w:tcMar>
+              <w:start w:w="0" w:type="dxa"/>
+              <w:end w:w="0" w:type="dxa"/>
+            </w:tcMar>
+            <w:tcMar>
+              <w:start w:w="0" w:type="dxa"/>
+              <w:end w:w="0" w:type="dxa"/>
+            </w:tcMar>
+          </w:tcPr>
+          <w:p>
+            <w:pPr>
+              <w:autoSpaceDN w:val="0"/>
+              <w:autoSpaceDE w:val="0"/>
+              <w:widowControl/>
+              <w:spacing w:line="197" w:lineRule="auto" w:before="194" w:after="0"/>
+              <w:ind w:left="102" w:right="0" w:firstLine="0"/>
+              <w:jc w:val="left"/>
+            </w:pPr>
+            <w:r>
+              <w:rPr>
+                <w:rFonts w:ascii="Calibri" w:hAnsi="Calibri" w:eastAsia="Calibri"/>
+                <w:b/>
+                <w:i w:val="0"/>
+                <w:color w:val="000000"/>
+                <w:sz w:val="20"/>
+              </w:rPr>
+              <w:t xml:space="preserve">Nationality </w:t>
+            </w:r>
+          </w:p>
+        </w:tc>
+        <w:tc>
+          <w:tcPr>
+            <w:tcW w:type="dxa" w:w="2098"/>
+            <w:gridSpan w:val="2"/>
+            <w:tcBorders>
+              <w:start w:sz="4.0" w:val="single" w:color="#000000"/>
+              <w:top w:sz="4.0" w:val="single" w:color="#000000"/>
+              <w:end w:sz="4.0" w:val="single" w:color="#000000"/>
+              <w:bottom w:sz="4.0" w:val="single" w:color="#000000"/>
+            </w:tcBorders>
+            <w:shd w:fill="d8d9d8"/>
+            <w:tcMar>
+              <w:start w:w="0" w:type="dxa"/>
+              <w:end w:w="0" w:type="dxa"/>
+            </w:tcMar>
+            <w:tcMar>
+              <w:start w:w="0" w:type="dxa"/>
+              <w:end w:w="0" w:type="dxa"/>
+            </w:tcMar>
+          </w:tcPr>
+          <w:p>
+            <w:pPr>
+              <w:autoSpaceDN w:val="0"/>
+              <w:autoSpaceDE w:val="0"/>
+              <w:widowControl/>
+              <w:spacing w:line="197" w:lineRule="auto" w:before="194" w:after="0"/>
+              <w:ind w:left="102" w:right="0" w:firstLine="0"/>
+              <w:jc w:val="left"/>
+            </w:pPr>
+            <w:r>
+              <w:rPr>
+                <w:rFonts w:ascii="Calibri" w:hAnsi="Calibri" w:eastAsia="Calibri"/>
+                <w:b/>
+                <w:i w:val="0"/>
+                <w:color w:val="000000"/>
+                <w:sz w:val="20"/>
+              </w:rPr>
+              <w:t xml:space="preserve">Relation </w:t>
+            </w:r>
+          </w:p>
+        </w:tc>
+        <w:tc>
+          <w:tcPr>
+            <w:tcW w:type="dxa" w:w="2096"/>
+            <w:gridSpan w:val="2"/>
+            <w:tcBorders>
+              <w:start w:sz="4.0" w:val="single" w:color="#000000"/>
+              <w:top w:sz="4.0" w:val="single" w:color="#000000"/>
+              <w:end w:sz="4.0" w:val="single" w:color="#000000"/>
+              <w:bottom w:sz="4.0" w:val="single" w:color="#000000"/>
+            </w:tcBorders>
+            <w:shd w:fill="d8d9d8"/>
+            <w:tcMar>
+              <w:start w:w="0" w:type="dxa"/>
+              <w:end w:w="0" w:type="dxa"/>
+            </w:tcMar>
+            <w:tcMar>
+              <w:start w:w="0" w:type="dxa"/>
+              <w:end w:w="0" w:type="dxa"/>
+            </w:tcMar>
+          </w:tcPr>
+          <w:p>
+            <w:pPr>
+              <w:autoSpaceDN w:val="0"/>
+              <w:autoSpaceDE w:val="0"/>
+              <w:widowControl/>
+              <w:spacing w:line="197" w:lineRule="auto" w:before="194" w:after="0"/>
+              <w:ind w:left="98" w:right="0" w:firstLine="0"/>
+              <w:jc w:val="left"/>
+            </w:pPr>
+            <w:r>
+              <w:rPr>
+                <w:rFonts w:ascii="Calibri" w:hAnsi="Calibri" w:eastAsia="Calibri"/>
+                <w:b/>
+                <w:i w:val="0"/>
+                <w:color w:val="000000"/>
+                <w:sz w:val="20"/>
+              </w:rPr>
+              <w:t xml:space="preserve">Workplace </w:t>
+            </w:r>
+          </w:p>
+        </w:tc>
+        <w:tc>
+          <w:tcPr>
+            <w:tcW w:type="dxa" w:w="2096"/>
+            <w:tcBorders>
+              <w:start w:sz="4.0" w:val="single" w:color="#000000"/>
+              <w:top w:sz="4.0" w:val="single" w:color="#000000"/>
+              <w:end w:sz="3.199999999999818" w:val="single" w:color="#000000"/>
+              <w:bottom w:sz="4.0" w:val="single" w:color="#000000"/>
+            </w:tcBorders>
+            <w:shd w:fill="d8d9d8"/>
+            <w:tcMar>
+              <w:start w:w="0" w:type="dxa"/>
+              <w:end w:w="0" w:type="dxa"/>
+            </w:tcMar>
+          </w:tcPr>
+          <w:p>
+            <w:pPr>
+              <w:autoSpaceDN w:val="0"/>
+              <w:autoSpaceDE w:val="0"/>
+              <w:widowControl/>
+              <w:spacing w:line="197" w:lineRule="auto" w:before="194" w:after="0"/>
+              <w:ind w:left="102" w:right="0" w:firstLine="0"/>
+              <w:jc w:val="left"/>
+            </w:pPr>
+            <w:r>
+              <w:rPr>
+                <w:rFonts w:ascii="Calibri" w:hAnsi="Calibri" w:eastAsia="Calibri"/>
+                <w:b/>
+                <w:i w:val="0"/>
+                <w:color w:val="000000"/>
+                <w:sz w:val="20"/>
+              </w:rPr>
+              <w:t xml:space="preserve">Contact No </w:t>
+            </w:r>
+          </w:p>
+        </w:tc>
+      </w:tr>
+      <w:tr>
+        <w:trPr>
+          <w:trHeight w:hRule="exact" w:val="558"/>
+        </w:trPr>
+        <w:tc>
+          <w:tcPr>
+            <w:tcW w:type="dxa" w:w="2096"/>
+            <w:tcBorders>
+              <w:start w:sz="4.0" w:val="single" w:color="#000000"/>
+              <w:top w:sz="4.0" w:val="single" w:color="#000000"/>
+              <w:end w:sz="4.0" w:val="single" w:color="#000000"/>
+              <w:bottom w:sz="4.0" w:val="single" w:color="#000000"/>
+            </w:tcBorders>
+            <w:shd w:fill="ffffff"/>
+            <w:tcMar>
+              <w:start w:w="0" w:type="dxa"/>
+              <w:end w:w="0" w:type="dxa"/>
+            </w:tcMar>
           </w:tcPr>
           <w:p>
             <w:r>
+              <w:t>{{ relatives_home }}</w:t>
+            </w:r>
+          </w:p>
+        </w:tc>
+        <w:tc>
+          <w:tcPr>
+            <w:tcW w:type="dxa" w:w="2098"/>
+            <w:gridSpan w:val="2"/>
+            <w:tcBorders>
+              <w:start w:sz="4.0" w:val="single" w:color="#000000"/>
+              <w:top w:sz="4.0" w:val="single" w:color="#000000"/>
+              <w:end w:sz="4.0" w:val="single" w:color="#000000"/>
+              <w:bottom w:sz="4.0" w:val="single" w:color="#000000"/>
+            </w:tcBorders>
+            <w:shd w:fill="ffffff"/>
+            <w:tcMar>
+              <w:start w:w="0" w:type="dxa"/>
+              <w:end w:w="0" w:type="dxa"/>
+            </w:tcMar>
+            <w:tcMar>
+              <w:start w:w="0" w:type="dxa"/>
+              <w:end w:w="0" w:type="dxa"/>
+            </w:tcMar>
+          </w:tcPr>
+          <w:p/>
+        </w:tc>
+        <w:tc>
+          <w:tcPr>
+            <w:tcW w:type="dxa" w:w="2098"/>
+            <w:gridSpan w:val="2"/>
+            <w:tcBorders>
+              <w:start w:sz="4.0" w:val="single" w:color="#000000"/>
+              <w:top w:sz="4.0" w:val="single" w:color="#000000"/>
+              <w:end w:sz="4.0" w:val="single" w:color="#000000"/>
+              <w:bottom w:sz="4.0" w:val="single" w:color="#000000"/>
+            </w:tcBorders>
+            <w:shd w:fill="ffffff"/>
+            <w:tcMar>
+              <w:start w:w="0" w:type="dxa"/>
+              <w:end w:w="0" w:type="dxa"/>
+            </w:tcMar>
+            <w:tcMar>
+              <w:start w:w="0" w:type="dxa"/>
+              <w:end w:w="0" w:type="dxa"/>
+            </w:tcMar>
+          </w:tcPr>
+          <w:p/>
+        </w:tc>
+        <w:tc>
+          <w:tcPr>
+            <w:tcW w:type="dxa" w:w="2096"/>
+            <w:gridSpan w:val="2"/>
+            <w:tcBorders>
+              <w:start w:sz="4.0" w:val="single" w:color="#000000"/>
+              <w:top w:sz="4.0" w:val="single" w:color="#000000"/>
+              <w:end w:sz="4.0" w:val="single" w:color="#000000"/>
+              <w:bottom w:sz="4.0" w:val="single" w:color="#000000"/>
+            </w:tcBorders>
+            <w:shd w:fill="ffffff"/>
+            <w:tcMar>
+              <w:start w:w="0" w:type="dxa"/>
+              <w:end w:w="0" w:type="dxa"/>
+            </w:tcMar>
+            <w:tcMar>
+              <w:start w:w="0" w:type="dxa"/>
+              <w:end w:w="0" w:type="dxa"/>
+            </w:tcMar>
+          </w:tcPr>
+          <w:p/>
+        </w:tc>
+        <w:tc>
+          <w:tcPr>
+            <w:tcW w:type="dxa" w:w="2096"/>
+            <w:tcBorders>
+              <w:start w:sz="4.0" w:val="single" w:color="#000000"/>
+              <w:top w:sz="4.0" w:val="single" w:color="#000000"/>
+              <w:end w:sz="3.199999999999818" w:val="single" w:color="#000000"/>
+              <w:bottom w:sz="4.0" w:val="single" w:color="#000000"/>
+            </w:tcBorders>
+            <w:shd w:fill="ffffff"/>
+            <w:tcMar>
+              <w:start w:w="0" w:type="dxa"/>
+              <w:end w:w="0" w:type="dxa"/>
+            </w:tcMar>
+          </w:tcPr>
+          <w:p/>
+        </w:tc>
+      </w:tr>
+      <w:tr>
+        <w:trPr>
+          <w:trHeight w:hRule="exact" w:val="556"/>
+        </w:trPr>
+        <w:tc>
+          <w:tcPr>
+            <w:tcW w:type="dxa" w:w="2096"/>
+            <w:tcBorders>
+              <w:start w:sz="4.0" w:val="single" w:color="#000000"/>
+              <w:top w:sz="4.0" w:val="single" w:color="#000000"/>
+              <w:end w:sz="4.0" w:val="single" w:color="#000000"/>
+              <w:bottom w:sz="4.0" w:val="single" w:color="#000000"/>
+            </w:tcBorders>
+            <w:shd w:fill="ffffff"/>
+            <w:tcMar>
+              <w:start w:w="0" w:type="dxa"/>
+              <w:end w:w="0" w:type="dxa"/>
+            </w:tcMar>
+          </w:tcPr>
+          <w:p/>
+        </w:tc>
+        <w:tc>
+          <w:tcPr>
+            <w:tcW w:type="dxa" w:w="2098"/>
+            <w:gridSpan w:val="2"/>
+            <w:tcBorders>
+              <w:start w:sz="4.0" w:val="single" w:color="#000000"/>
+              <w:top w:sz="4.0" w:val="single" w:color="#000000"/>
+              <w:end w:sz="4.0" w:val="single" w:color="#000000"/>
+              <w:bottom w:sz="4.0" w:val="single" w:color="#000000"/>
+            </w:tcBorders>
+            <w:shd w:fill="ffffff"/>
+            <w:tcMar>
+              <w:start w:w="0" w:type="dxa"/>
+              <w:end w:w="0" w:type="dxa"/>
+            </w:tcMar>
+            <w:tcMar>
+              <w:start w:w="0" w:type="dxa"/>
+              <w:end w:w="0" w:type="dxa"/>
+            </w:tcMar>
+          </w:tcPr>
+          <w:p/>
+        </w:tc>
+        <w:tc>
+          <w:tcPr>
+            <w:tcW w:type="dxa" w:w="2098"/>
+            <w:gridSpan w:val="2"/>
+            <w:tcBorders>
+              <w:start w:sz="4.0" w:val="single" w:color="#000000"/>
+              <w:top w:sz="4.0" w:val="single" w:color="#000000"/>
+              <w:end w:sz="4.0" w:val="single" w:color="#000000"/>
+              <w:bottom w:sz="4.0" w:val="single" w:color="#000000"/>
+            </w:tcBorders>
+            <w:shd w:fill="ffffff"/>
+            <w:tcMar>
+              <w:start w:w="0" w:type="dxa"/>
+              <w:end w:w="0" w:type="dxa"/>
+            </w:tcMar>
+            <w:tcMar>
+              <w:start w:w="0" w:type="dxa"/>
+              <w:end w:w="0" w:type="dxa"/>
+            </w:tcMar>
+          </w:tcPr>
+          <w:p/>
+        </w:tc>
+        <w:tc>
+          <w:tcPr>
+            <w:tcW w:type="dxa" w:w="2096"/>
+            <w:gridSpan w:val="2"/>
+            <w:tcBorders>
+              <w:start w:sz="4.0" w:val="single" w:color="#000000"/>
+              <w:top w:sz="4.0" w:val="single" w:color="#000000"/>
+              <w:end w:sz="4.0" w:val="single" w:color="#000000"/>
+              <w:bottom w:sz="4.0" w:val="single" w:color="#000000"/>
+            </w:tcBorders>
+            <w:shd w:fill="ffffff"/>
+            <w:tcMar>
+              <w:start w:w="0" w:type="dxa"/>
+              <w:end w:w="0" w:type="dxa"/>
+            </w:tcMar>
+            <w:tcMar>
+              <w:start w:w="0" w:type="dxa"/>
+              <w:end w:w="0" w:type="dxa"/>
+            </w:tcMar>
+          </w:tcPr>
+          <w:p/>
+        </w:tc>
+        <w:tc>
+          <w:tcPr>
+            <w:tcW w:type="dxa" w:w="2096"/>
+            <w:tcBorders>
+              <w:start w:sz="4.0" w:val="single" w:color="#000000"/>
+              <w:top w:sz="4.0" w:val="single" w:color="#000000"/>
+              <w:end w:sz="3.199999999999818" w:val="single" w:color="#000000"/>
+              <w:bottom w:sz="4.0" w:val="single" w:color="#000000"/>
+            </w:tcBorders>
+            <w:shd w:fill="ffffff"/>
+            <w:tcMar>
+              <w:start w:w="0" w:type="dxa"/>
+              <w:end w:w="0" w:type="dxa"/>
+            </w:tcMar>
+          </w:tcPr>
+          <w:p/>
+        </w:tc>
+      </w:tr>
+      <w:tr>
+        <w:trPr>
+          <w:trHeight w:hRule="exact" w:val="466"/>
+        </w:trPr>
+        <w:tc>
+          <w:tcPr>
+            <w:tcW w:type="dxa" w:w="10484"/>
+            <w:gridSpan w:val="8"/>
+            <w:tcBorders>
+              <w:start w:sz="4.0" w:val="single" w:color="#000000"/>
+              <w:top w:sz="4.0" w:val="single" w:color="#000000"/>
+              <w:end w:sz="3.199999999999818" w:val="single" w:color="#000000"/>
+              <w:bottom w:sz="3.2000000000007276" w:val="single" w:color="#000000"/>
+            </w:tcBorders>
+            <w:shd w:fill="c00000"/>
+            <w:tcMar>
+              <w:start w:w="0" w:type="dxa"/>
+              <w:end w:w="0" w:type="dxa"/>
+            </w:tcMar>
+            <w:tcMar>
+              <w:start w:w="0" w:type="dxa"/>
+              <w:end w:w="0" w:type="dxa"/>
+            </w:tcMar>
+            <w:tcMar>
+              <w:start w:w="0" w:type="dxa"/>
+              <w:end w:w="0" w:type="dxa"/>
+            </w:tcMar>
+            <w:tcMar>
+              <w:start w:w="0" w:type="dxa"/>
+              <w:end w:w="0" w:type="dxa"/>
+            </w:tcMar>
+            <w:tcMar>
+              <w:start w:w="0" w:type="dxa"/>
+              <w:end w:w="0" w:type="dxa"/>
+            </w:tcMar>
+            <w:tcMar>
+              <w:start w:w="0" w:type="dxa"/>
+              <w:end w:w="0" w:type="dxa"/>
+            </w:tcMar>
+            <w:tcMar>
+              <w:start w:w="0" w:type="dxa"/>
+              <w:end w:w="0" w:type="dxa"/>
+            </w:tcMar>
+            <w:tcMar>
+              <w:start w:w="0" w:type="dxa"/>
+              <w:end w:w="0" w:type="dxa"/>
+            </w:tcMar>
+          </w:tcPr>
+          <w:p>
+            <w:pPr>
+              <w:autoSpaceDN w:val="0"/>
+              <w:autoSpaceDE w:val="0"/>
+              <w:widowControl/>
+              <w:spacing w:line="194" w:lineRule="auto" w:before="148" w:after="0"/>
+              <w:ind w:left="0" w:right="0" w:firstLine="0"/>
+              <w:jc w:val="center"/>
+            </w:pPr>
+            <w:r>
               <w:rPr>
+                <w:rFonts w:ascii="Calibri" w:hAnsi="Calibri" w:eastAsia="Calibri"/>
+                <w:b/>
+                <w:i w:val="0"/>
+                <w:color w:val="FFFFFF"/>
                 <w:sz w:val="20"/>
               </w:rPr>
-              <w:t>{{ relatives_home }}</w:t>
+              <w:t xml:space="preserve">Friends in UAE </w:t>
+            </w:r>
+          </w:p>
+        </w:tc>
+      </w:tr>
+      <w:tr>
+        <w:trPr>
+          <w:trHeight w:hRule="exact" w:val="560"/>
+        </w:trPr>
+        <w:tc>
+          <w:tcPr>
+            <w:tcW w:type="dxa" w:w="2096"/>
+            <w:tcBorders>
+              <w:start w:sz="4.0" w:val="single" w:color="#000000"/>
+              <w:top w:sz="3.2000000000007276" w:val="single" w:color="#000000"/>
+              <w:end w:sz="4.0" w:val="single" w:color="#000000"/>
+              <w:bottom w:sz="4.0" w:val="single" w:color="#000000"/>
+            </w:tcBorders>
+            <w:shd w:fill="d8d9d8"/>
+            <w:tcMar>
+              <w:start w:w="0" w:type="dxa"/>
+              <w:end w:w="0" w:type="dxa"/>
+            </w:tcMar>
+          </w:tcPr>
+          <w:p>
+            <w:pPr>
+              <w:autoSpaceDN w:val="0"/>
+              <w:autoSpaceDE w:val="0"/>
+              <w:widowControl/>
+              <w:spacing w:line="197" w:lineRule="auto" w:before="194" w:after="0"/>
+              <w:ind w:left="100" w:right="0" w:firstLine="0"/>
+              <w:jc w:val="left"/>
+            </w:pPr>
+            <w:r>
+              <w:rPr>
+                <w:rFonts w:ascii="Calibri" w:hAnsi="Calibri" w:eastAsia="Calibri"/>
+                <w:b/>
+                <w:i w:val="0"/>
+                <w:color w:val="000000"/>
+                <w:sz w:val="20"/>
+              </w:rPr>
+              <w:t xml:space="preserve">Name </w:t>
+            </w:r>
+          </w:p>
+        </w:tc>
+        <w:tc>
+          <w:tcPr>
+            <w:tcW w:type="dxa" w:w="2098"/>
+            <w:gridSpan w:val="2"/>
+            <w:tcBorders>
+              <w:start w:sz="4.0" w:val="single" w:color="#000000"/>
+              <w:top w:sz="3.2000000000007276" w:val="single" w:color="#000000"/>
+              <w:end w:sz="4.0" w:val="single" w:color="#000000"/>
+              <w:bottom w:sz="4.0" w:val="single" w:color="#000000"/>
+            </w:tcBorders>
+            <w:shd w:fill="d8d9d8"/>
+            <w:tcMar>
+              <w:start w:w="0" w:type="dxa"/>
+              <w:end w:w="0" w:type="dxa"/>
+            </w:tcMar>
+            <w:tcMar>
+              <w:start w:w="0" w:type="dxa"/>
+              <w:end w:w="0" w:type="dxa"/>
+            </w:tcMar>
+          </w:tcPr>
+          <w:p>
+            <w:pPr>
+              <w:autoSpaceDN w:val="0"/>
+              <w:autoSpaceDE w:val="0"/>
+              <w:widowControl/>
+              <w:spacing w:line="197" w:lineRule="auto" w:before="194" w:after="0"/>
+              <w:ind w:left="102" w:right="0" w:firstLine="0"/>
+              <w:jc w:val="left"/>
+            </w:pPr>
+            <w:r>
+              <w:rPr>
+                <w:rFonts w:ascii="Calibri" w:hAnsi="Calibri" w:eastAsia="Calibri"/>
+                <w:b/>
+                <w:i w:val="0"/>
+                <w:color w:val="000000"/>
+                <w:sz w:val="20"/>
+              </w:rPr>
+              <w:t xml:space="preserve">Nationality </w:t>
+            </w:r>
+          </w:p>
+        </w:tc>
+        <w:tc>
+          <w:tcPr>
+            <w:tcW w:type="dxa" w:w="2098"/>
+            <w:gridSpan w:val="2"/>
+            <w:tcBorders>
+              <w:start w:sz="4.0" w:val="single" w:color="#000000"/>
+              <w:top w:sz="3.2000000000007276" w:val="single" w:color="#000000"/>
+              <w:end w:sz="4.0" w:val="single" w:color="#000000"/>
+              <w:bottom w:sz="4.0" w:val="single" w:color="#000000"/>
+            </w:tcBorders>
+            <w:shd w:fill="d8d9d8"/>
+            <w:tcMar>
+              <w:start w:w="0" w:type="dxa"/>
+              <w:end w:w="0" w:type="dxa"/>
+            </w:tcMar>
+            <w:tcMar>
+              <w:start w:w="0" w:type="dxa"/>
+              <w:end w:w="0" w:type="dxa"/>
+            </w:tcMar>
+          </w:tcPr>
+          <w:p>
+            <w:pPr>
+              <w:autoSpaceDN w:val="0"/>
+              <w:autoSpaceDE w:val="0"/>
+              <w:widowControl/>
+              <w:spacing w:line="197" w:lineRule="auto" w:before="194" w:after="0"/>
+              <w:ind w:left="102" w:right="0" w:firstLine="0"/>
+              <w:jc w:val="left"/>
+            </w:pPr>
+            <w:r>
+              <w:rPr>
+                <w:rFonts w:ascii="Calibri" w:hAnsi="Calibri" w:eastAsia="Calibri"/>
+                <w:b/>
+                <w:i w:val="0"/>
+                <w:color w:val="000000"/>
+                <w:sz w:val="20"/>
+              </w:rPr>
+              <w:t xml:space="preserve">Relation </w:t>
+            </w:r>
+          </w:p>
+        </w:tc>
+        <w:tc>
+          <w:tcPr>
+            <w:tcW w:type="dxa" w:w="2096"/>
+            <w:gridSpan w:val="2"/>
+            <w:tcBorders>
+              <w:start w:sz="4.0" w:val="single" w:color="#000000"/>
+              <w:top w:sz="3.2000000000007276" w:val="single" w:color="#000000"/>
+              <w:end w:sz="4.0" w:val="single" w:color="#000000"/>
+              <w:bottom w:sz="4.0" w:val="single" w:color="#000000"/>
+            </w:tcBorders>
+            <w:shd w:fill="d8d9d8"/>
+            <w:tcMar>
+              <w:start w:w="0" w:type="dxa"/>
+              <w:end w:w="0" w:type="dxa"/>
+            </w:tcMar>
+            <w:tcMar>
+              <w:start w:w="0" w:type="dxa"/>
+              <w:end w:w="0" w:type="dxa"/>
+            </w:tcMar>
+          </w:tcPr>
+          <w:p>
+            <w:pPr>
+              <w:autoSpaceDN w:val="0"/>
+              <w:autoSpaceDE w:val="0"/>
+              <w:widowControl/>
+              <w:spacing w:line="197" w:lineRule="auto" w:before="194" w:after="0"/>
+              <w:ind w:left="98" w:right="0" w:firstLine="0"/>
+              <w:jc w:val="left"/>
+            </w:pPr>
+            <w:r>
+              <w:rPr>
+                <w:rFonts w:ascii="Calibri" w:hAnsi="Calibri" w:eastAsia="Calibri"/>
+                <w:b/>
+                <w:i w:val="0"/>
+                <w:color w:val="000000"/>
+                <w:sz w:val="20"/>
+              </w:rPr>
+              <w:t xml:space="preserve">Workplace </w:t>
+            </w:r>
+          </w:p>
+        </w:tc>
+        <w:tc>
+          <w:tcPr>
+            <w:tcW w:type="dxa" w:w="2096"/>
+            <w:tcBorders>
+              <w:start w:sz="4.0" w:val="single" w:color="#000000"/>
+              <w:top w:sz="3.2000000000007276" w:val="single" w:color="#000000"/>
+              <w:end w:sz="3.199999999999818" w:val="single" w:color="#000000"/>
+              <w:bottom w:sz="4.0" w:val="single" w:color="#000000"/>
+            </w:tcBorders>
+            <w:shd w:fill="d8d9d8"/>
+            <w:tcMar>
+              <w:start w:w="0" w:type="dxa"/>
+              <w:end w:w="0" w:type="dxa"/>
+            </w:tcMar>
+          </w:tcPr>
+          <w:p>
+            <w:pPr>
+              <w:autoSpaceDN w:val="0"/>
+              <w:autoSpaceDE w:val="0"/>
+              <w:widowControl/>
+              <w:spacing w:line="197" w:lineRule="auto" w:before="194" w:after="0"/>
+              <w:ind w:left="102" w:right="0" w:firstLine="0"/>
+              <w:jc w:val="left"/>
+            </w:pPr>
+            <w:r>
+              <w:rPr>
+                <w:rFonts w:ascii="Calibri" w:hAnsi="Calibri" w:eastAsia="Calibri"/>
+                <w:b/>
+                <w:i w:val="0"/>
+                <w:color w:val="000000"/>
+                <w:sz w:val="20"/>
+              </w:rPr>
+              <w:t xml:space="preserve">Contact No </w:t>
+            </w:r>
+          </w:p>
+        </w:tc>
+      </w:tr>
+      <w:tr>
+        <w:trPr>
+          <w:trHeight w:hRule="exact" w:val="556"/>
+        </w:trPr>
+        <w:tc>
+          <w:tcPr>
+            <w:tcW w:type="dxa" w:w="2096"/>
+            <w:tcBorders>
+              <w:start w:sz="4.0" w:val="single" w:color="#000000"/>
+              <w:top w:sz="4.0" w:val="single" w:color="#000000"/>
+              <w:end w:sz="4.0" w:val="single" w:color="#000000"/>
+              <w:bottom w:sz="3.199999999999818" w:val="single" w:color="#000000"/>
+            </w:tcBorders>
+            <w:shd w:fill="ffffff"/>
+            <w:tcMar>
+              <w:start w:w="0" w:type="dxa"/>
+              <w:end w:w="0" w:type="dxa"/>
+            </w:tcMar>
+          </w:tcPr>
+          <w:p/>
+        </w:tc>
+        <w:tc>
+          <w:tcPr>
+            <w:tcW w:type="dxa" w:w="2098"/>
+            <w:gridSpan w:val="2"/>
+            <w:tcBorders>
+              <w:start w:sz="4.0" w:val="single" w:color="#000000"/>
+              <w:top w:sz="4.0" w:val="single" w:color="#000000"/>
+              <w:end w:sz="4.0" w:val="single" w:color="#000000"/>
+              <w:bottom w:sz="3.199999999999818" w:val="single" w:color="#000000"/>
+            </w:tcBorders>
+            <w:shd w:fill="ffffff"/>
+            <w:tcMar>
+              <w:start w:w="0" w:type="dxa"/>
+              <w:end w:w="0" w:type="dxa"/>
+            </w:tcMar>
+            <w:tcMar>
+              <w:start w:w="0" w:type="dxa"/>
+              <w:end w:w="0" w:type="dxa"/>
+            </w:tcMar>
+          </w:tcPr>
+          <w:p/>
+        </w:tc>
+        <w:tc>
+          <w:tcPr>
+            <w:tcW w:type="dxa" w:w="2098"/>
+            <w:gridSpan w:val="2"/>
+            <w:tcBorders>
+              <w:start w:sz="4.0" w:val="single" w:color="#000000"/>
+              <w:top w:sz="4.0" w:val="single" w:color="#000000"/>
+              <w:end w:sz="4.0" w:val="single" w:color="#000000"/>
+              <w:bottom w:sz="3.199999999999818" w:val="single" w:color="#000000"/>
+            </w:tcBorders>
+            <w:shd w:fill="ffffff"/>
+            <w:tcMar>
+              <w:start w:w="0" w:type="dxa"/>
+              <w:end w:w="0" w:type="dxa"/>
+            </w:tcMar>
+            <w:tcMar>
+              <w:start w:w="0" w:type="dxa"/>
+              <w:end w:w="0" w:type="dxa"/>
+            </w:tcMar>
+          </w:tcPr>
+          <w:p/>
+        </w:tc>
+        <w:tc>
+          <w:tcPr>
+            <w:tcW w:type="dxa" w:w="2096"/>
+            <w:gridSpan w:val="2"/>
+            <w:tcBorders>
+              <w:start w:sz="4.0" w:val="single" w:color="#000000"/>
+              <w:top w:sz="4.0" w:val="single" w:color="#000000"/>
+              <w:end w:sz="4.0" w:val="single" w:color="#000000"/>
+              <w:bottom w:sz="3.199999999999818" w:val="single" w:color="#000000"/>
+            </w:tcBorders>
+            <w:shd w:fill="ffffff"/>
+            <w:tcMar>
+              <w:start w:w="0" w:type="dxa"/>
+              <w:end w:w="0" w:type="dxa"/>
+            </w:tcMar>
+            <w:tcMar>
+              <w:start w:w="0" w:type="dxa"/>
+              <w:end w:w="0" w:type="dxa"/>
+            </w:tcMar>
+          </w:tcPr>
+          <w:p/>
+        </w:tc>
+        <w:tc>
+          <w:tcPr>
+            <w:tcW w:type="dxa" w:w="2096"/>
+            <w:tcBorders>
+              <w:start w:sz="4.0" w:val="single" w:color="#000000"/>
+              <w:top w:sz="4.0" w:val="single" w:color="#000000"/>
+              <w:end w:sz="3.199999999999818" w:val="single" w:color="#000000"/>
+              <w:bottom w:sz="3.199999999999818" w:val="single" w:color="#000000"/>
+            </w:tcBorders>
+            <w:shd w:fill="ffffff"/>
+            <w:tcMar>
+              <w:start w:w="0" w:type="dxa"/>
+              <w:end w:w="0" w:type="dxa"/>
+            </w:tcMar>
+          </w:tcPr>
+          <w:p/>
+        </w:tc>
+      </w:tr>
+      <w:tr>
+        <w:trPr>
+          <w:trHeight w:hRule="exact" w:val="556"/>
+        </w:trPr>
+        <w:tc>
+          <w:tcPr>
+            <w:tcW w:type="dxa" w:w="2096"/>
+            <w:tcBorders>
+              <w:start w:sz="4.0" w:val="single" w:color="#000000"/>
+              <w:top w:sz="3.199999999999818" w:val="single" w:color="#000000"/>
+              <w:end w:sz="4.0" w:val="single" w:color="#000000"/>
+              <w:bottom w:sz="4.0" w:val="single" w:color="#000000"/>
+            </w:tcBorders>
+            <w:shd w:fill="ffffff"/>
+            <w:tcMar>
+              <w:start w:w="0" w:type="dxa"/>
+              <w:end w:w="0" w:type="dxa"/>
+            </w:tcMar>
+          </w:tcPr>
+          <w:p/>
+        </w:tc>
+        <w:tc>
+          <w:tcPr>
+            <w:tcW w:type="dxa" w:w="2098"/>
+            <w:gridSpan w:val="2"/>
+            <w:tcBorders>
+              <w:start w:sz="4.0" w:val="single" w:color="#000000"/>
+              <w:top w:sz="3.199999999999818" w:val="single" w:color="#000000"/>
+              <w:end w:sz="4.0" w:val="single" w:color="#000000"/>
+              <w:bottom w:sz="4.0" w:val="single" w:color="#000000"/>
+            </w:tcBorders>
+            <w:shd w:fill="ffffff"/>
+            <w:tcMar>
+              <w:start w:w="0" w:type="dxa"/>
+              <w:end w:w="0" w:type="dxa"/>
+            </w:tcMar>
+            <w:tcMar>
+              <w:start w:w="0" w:type="dxa"/>
+              <w:end w:w="0" w:type="dxa"/>
+            </w:tcMar>
+          </w:tcPr>
+          <w:p/>
+        </w:tc>
+        <w:tc>
+          <w:tcPr>
+            <w:tcW w:type="dxa" w:w="2098"/>
+            <w:gridSpan w:val="2"/>
+            <w:tcBorders>
+              <w:start w:sz="4.0" w:val="single" w:color="#000000"/>
+              <w:top w:sz="3.199999999999818" w:val="single" w:color="#000000"/>
+              <w:end w:sz="4.0" w:val="single" w:color="#000000"/>
+              <w:bottom w:sz="4.0" w:val="single" w:color="#000000"/>
+            </w:tcBorders>
+            <w:shd w:fill="ffffff"/>
+            <w:tcMar>
+              <w:start w:w="0" w:type="dxa"/>
+              <w:end w:w="0" w:type="dxa"/>
+            </w:tcMar>
+            <w:tcMar>
+              <w:start w:w="0" w:type="dxa"/>
+              <w:end w:w="0" w:type="dxa"/>
+            </w:tcMar>
+          </w:tcPr>
+          <w:p/>
+        </w:tc>
+        <w:tc>
+          <w:tcPr>
+            <w:tcW w:type="dxa" w:w="2096"/>
+            <w:gridSpan w:val="2"/>
+            <w:tcBorders>
+              <w:start w:sz="4.0" w:val="single" w:color="#000000"/>
+              <w:top w:sz="3.199999999999818" w:val="single" w:color="#000000"/>
+              <w:end w:sz="4.0" w:val="single" w:color="#000000"/>
+              <w:bottom w:sz="4.0" w:val="single" w:color="#000000"/>
+            </w:tcBorders>
+            <w:shd w:fill="ffffff"/>
+            <w:tcMar>
+              <w:start w:w="0" w:type="dxa"/>
+              <w:end w:w="0" w:type="dxa"/>
+            </w:tcMar>
+            <w:tcMar>
+              <w:start w:w="0" w:type="dxa"/>
+              <w:end w:w="0" w:type="dxa"/>
+            </w:tcMar>
+          </w:tcPr>
+          <w:p/>
+        </w:tc>
+        <w:tc>
+          <w:tcPr>
+            <w:tcW w:type="dxa" w:w="2096"/>
+            <w:tcBorders>
+              <w:start w:sz="4.0" w:val="single" w:color="#000000"/>
+              <w:top w:sz="3.199999999999818" w:val="single" w:color="#000000"/>
+              <w:end w:sz="3.199999999999818" w:val="single" w:color="#000000"/>
+              <w:bottom w:sz="4.0" w:val="single" w:color="#000000"/>
+            </w:tcBorders>
+            <w:shd w:fill="ffffff"/>
+            <w:tcMar>
+              <w:start w:w="0" w:type="dxa"/>
+              <w:end w:w="0" w:type="dxa"/>
+            </w:tcMar>
+          </w:tcPr>
+          <w:p/>
+        </w:tc>
+      </w:tr>
+      <w:tr>
+        <w:trPr>
+          <w:trHeight w:hRule="exact" w:val="558"/>
+        </w:trPr>
+        <w:tc>
+          <w:tcPr>
+            <w:tcW w:type="dxa" w:w="2096"/>
+            <w:tcBorders>
+              <w:start w:sz="4.0" w:val="single" w:color="#000000"/>
+              <w:top w:sz="4.0" w:val="single" w:color="#000000"/>
+              <w:end w:sz="4.0" w:val="single" w:color="#000000"/>
+              <w:bottom w:sz="3.2000000000007276" w:val="single" w:color="#000000"/>
+            </w:tcBorders>
+            <w:shd w:fill="ffffff"/>
+            <w:tcMar>
+              <w:start w:w="0" w:type="dxa"/>
+              <w:end w:w="0" w:type="dxa"/>
+            </w:tcMar>
+          </w:tcPr>
+          <w:p/>
+        </w:tc>
+        <w:tc>
+          <w:tcPr>
+            <w:tcW w:type="dxa" w:w="2098"/>
+            <w:gridSpan w:val="2"/>
+            <w:tcBorders>
+              <w:start w:sz="4.0" w:val="single" w:color="#000000"/>
+              <w:top w:sz="4.0" w:val="single" w:color="#000000"/>
+              <w:end w:sz="4.0" w:val="single" w:color="#000000"/>
+              <w:bottom w:sz="3.2000000000007276" w:val="single" w:color="#000000"/>
+            </w:tcBorders>
+            <w:shd w:fill="ffffff"/>
+            <w:tcMar>
+              <w:start w:w="0" w:type="dxa"/>
+              <w:end w:w="0" w:type="dxa"/>
+            </w:tcMar>
+            <w:tcMar>
+              <w:start w:w="0" w:type="dxa"/>
+              <w:end w:w="0" w:type="dxa"/>
+            </w:tcMar>
+          </w:tcPr>
+          <w:p/>
+        </w:tc>
+        <w:tc>
+          <w:tcPr>
+            <w:tcW w:type="dxa" w:w="2098"/>
+            <w:gridSpan w:val="2"/>
+            <w:tcBorders>
+              <w:start w:sz="4.0" w:val="single" w:color="#000000"/>
+              <w:top w:sz="4.0" w:val="single" w:color="#000000"/>
+              <w:end w:sz="4.0" w:val="single" w:color="#000000"/>
+              <w:bottom w:sz="3.2000000000007276" w:val="single" w:color="#000000"/>
+            </w:tcBorders>
+            <w:shd w:fill="ffffff"/>
+            <w:tcMar>
+              <w:start w:w="0" w:type="dxa"/>
+              <w:end w:w="0" w:type="dxa"/>
+            </w:tcMar>
+            <w:tcMar>
+              <w:start w:w="0" w:type="dxa"/>
+              <w:end w:w="0" w:type="dxa"/>
+            </w:tcMar>
+          </w:tcPr>
+          <w:p/>
+        </w:tc>
+        <w:tc>
+          <w:tcPr>
+            <w:tcW w:type="dxa" w:w="2096"/>
+            <w:gridSpan w:val="2"/>
+            <w:tcBorders>
+              <w:start w:sz="4.0" w:val="single" w:color="#000000"/>
+              <w:top w:sz="4.0" w:val="single" w:color="#000000"/>
+              <w:end w:sz="4.0" w:val="single" w:color="#000000"/>
+              <w:bottom w:sz="3.2000000000007276" w:val="single" w:color="#000000"/>
+            </w:tcBorders>
+            <w:shd w:fill="ffffff"/>
+            <w:tcMar>
+              <w:start w:w="0" w:type="dxa"/>
+              <w:end w:w="0" w:type="dxa"/>
+            </w:tcMar>
+            <w:tcMar>
+              <w:start w:w="0" w:type="dxa"/>
+              <w:end w:w="0" w:type="dxa"/>
+            </w:tcMar>
+          </w:tcPr>
+          <w:p/>
+        </w:tc>
+        <w:tc>
+          <w:tcPr>
+            <w:tcW w:type="dxa" w:w="2096"/>
+            <w:tcBorders>
+              <w:start w:sz="4.0" w:val="single" w:color="#000000"/>
+              <w:top w:sz="4.0" w:val="single" w:color="#000000"/>
+              <w:end w:sz="3.199999999999818" w:val="single" w:color="#000000"/>
+              <w:bottom w:sz="3.2000000000007276" w:val="single" w:color="#000000"/>
+            </w:tcBorders>
+            <w:shd w:fill="ffffff"/>
+            <w:tcMar>
+              <w:start w:w="0" w:type="dxa"/>
+              <w:end w:w="0" w:type="dxa"/>
+            </w:tcMar>
+          </w:tcPr>
+          <w:p/>
+        </w:tc>
+      </w:tr>
+    </w:tbl>
+    <w:p>
+      <w:pPr>
+        <w:autoSpaceDN w:val="0"/>
+        <w:autoSpaceDE w:val="0"/>
+        <w:widowControl/>
+        <w:spacing w:line="240" w:lineRule="auto" w:before="76" w:after="396"/>
+        <w:ind w:left="0" w:right="0" w:firstLine="0"/>
+        <w:jc w:val="left"/>
+      </w:pPr>
+      <w:r>
+        <w:drawing>
+          <wp:inline xmlns:a="http://schemas.openxmlformats.org/drawingml/2006/main" xmlns:pic="http://schemas.openxmlformats.org/drawingml/2006/picture">
+            <wp:extent cx="6616700" cy="203200"/>
+            <wp:docPr id="9" name="Picture 9"/>
+            <wp:cNvGraphicFramePr>
+              <a:graphicFrameLocks noChangeAspect="1"/>
+            </wp:cNvGraphicFramePr>
+            <a:graphic>
+              <a:graphicData uri="http://schemas.openxmlformats.org/drawingml/2006/picture">
+                <pic:pic>
+                  <pic:nvPicPr>
+                    <pic:cNvPr id="0" name="image.png"/>
+                    <pic:cNvPicPr/>
+                  </pic:nvPicPr>
+                  <pic:blipFill>
+                    <a:blip r:embed="rId18"/>
+                    <a:stretch>
+                      <a:fillRect/>
+                    </a:stretch>
+                  </pic:blipFill>
+                  <pic:spPr>
+                    <a:xfrm>
+                      <a:off x="0" y="0"/>
+                      <a:ext cx="6616700" cy="203200"/>
+                    </a:xfrm>
+                    <a:prstGeom prst="rect"/>
+                  </pic:spPr>
+                </pic:pic>
+              </a:graphicData>
+            </a:graphic>
+          </wp:inline>
+        </w:drawing>
+      </w:r>
+    </w:p>
+    <w:tbl>
+      <w:tblPr>
+        <w:tblW w:type="auto" w:w="0"/>
+        <w:tblLayout w:type="fixed"/>
+        <w:tblLook w:firstColumn="1" w:firstRow="1" w:lastColumn="0" w:lastRow="0" w:noHBand="0" w:noVBand="1" w:val="04A0"/>
+        <w:tblInd w:w="620.0" w:type="dxa"/>
+      </w:tblPr>
+      <w:tblGrid>
+        <w:gridCol w:w="1504"/>
+        <w:gridCol w:w="1504"/>
+        <w:gridCol w:w="1504"/>
+        <w:gridCol w:w="1504"/>
+        <w:gridCol w:w="1504"/>
+        <w:gridCol w:w="1504"/>
+      </w:tblGrid>
+      <w:tr>
+        <w:trPr>
+          <w:trHeight w:hRule="exact" w:val="292"/>
+        </w:trPr>
+        <w:tc>
+          <w:tcPr>
+            <w:tcW w:type="dxa" w:w="1080"/>
+            <w:vMerge w:val="restart"/>
+            <w:tcBorders/>
+            <w:tcMar>
+              <w:start w:w="0" w:type="dxa"/>
+              <w:end w:w="0" w:type="dxa"/>
+            </w:tcMar>
+            <w:tcMar>
+              <w:start w:w="0" w:type="dxa"/>
+              <w:end w:w="0" w:type="dxa"/>
+            </w:tcMar>
+          </w:tcPr>
+          <w:p>
+            <w:pPr>
+              <w:autoSpaceDN w:val="0"/>
+              <w:autoSpaceDE w:val="0"/>
+              <w:widowControl/>
+              <w:spacing w:line="240" w:lineRule="auto" w:before="110" w:after="0"/>
+              <w:ind w:left="0" w:right="40" w:firstLine="0"/>
+              <w:jc w:val="right"/>
+            </w:pPr>
+            <w:r>
+              <w:drawing>
+                <wp:inline xmlns:a="http://schemas.openxmlformats.org/drawingml/2006/main" xmlns:pic="http://schemas.openxmlformats.org/drawingml/2006/picture">
+                  <wp:extent cx="251459" cy="252730"/>
+                  <wp:docPr id="10" name="Picture 10"/>
+                  <wp:cNvGraphicFramePr>
+                    <a:graphicFrameLocks noChangeAspect="1"/>
+                  </wp:cNvGraphicFramePr>
+                  <a:graphic>
+                    <a:graphicData uri="http://schemas.openxmlformats.org/drawingml/2006/picture">
+                      <pic:pic>
+                        <pic:nvPicPr>
+                          <pic:cNvPr id="0" name="image.png"/>
+                          <pic:cNvPicPr/>
+                        </pic:nvPicPr>
+                        <pic:blipFill>
+                          <a:blip r:embed="rId12"/>
+                          <a:stretch>
+                            <a:fillRect/>
+                          </a:stretch>
+                        </pic:blipFill>
+                        <pic:spPr>
+                          <a:xfrm>
+                            <a:off x="0" y="0"/>
+                            <a:ext cx="251459" cy="252730"/>
+                          </a:xfrm>
+                          <a:prstGeom prst="rect"/>
+                        </pic:spPr>
+                      </pic:pic>
+                    </a:graphicData>
+                  </a:graphic>
+                </wp:inline>
+              </w:drawing>
+            </w:r>
+          </w:p>
+        </w:tc>
+        <w:tc>
+          <w:tcPr>
+            <w:tcW w:type="dxa" w:w="2460"/>
+            <w:vMerge w:val="restart"/>
+            <w:tcBorders/>
+            <w:tcMar>
+              <w:start w:w="0" w:type="dxa"/>
+              <w:end w:w="0" w:type="dxa"/>
+            </w:tcMar>
+            <w:tcMar>
+              <w:start w:w="0" w:type="dxa"/>
+              <w:end w:w="0" w:type="dxa"/>
+            </w:tcMar>
+          </w:tcPr>
+          <w:p>
+            <w:pPr>
+              <w:autoSpaceDN w:val="0"/>
+              <w:autoSpaceDE w:val="0"/>
+              <w:widowControl/>
+              <w:spacing w:line="197" w:lineRule="auto" w:before="248" w:after="0"/>
+              <w:ind w:left="48" w:right="0" w:firstLine="0"/>
+              <w:jc w:val="left"/>
+            </w:pPr>
+            <w:r>
+              <w:rPr>
+                <w:rFonts w:ascii="Calibri" w:hAnsi="Calibri" w:eastAsia="Calibri"/>
+                <w:b w:val="0"/>
+                <w:i w:val="0"/>
+                <w:color w:val="A09F9F"/>
+                <w:sz w:val="16"/>
+              </w:rPr>
+              <w:t>Abu Dhabi, United Arab Emirates</w:t>
+            </w:r>
+          </w:p>
+        </w:tc>
+        <w:tc>
+          <w:tcPr>
+            <w:tcW w:type="dxa" w:w="980"/>
+            <w:vMerge w:val="restart"/>
+            <w:tcBorders/>
+            <w:tcMar>
+              <w:start w:w="0" w:type="dxa"/>
+              <w:end w:w="0" w:type="dxa"/>
+            </w:tcMar>
+            <w:tcMar>
+              <w:start w:w="0" w:type="dxa"/>
+              <w:end w:w="0" w:type="dxa"/>
+            </w:tcMar>
+          </w:tcPr>
+          <w:p>
+            <w:pPr>
+              <w:autoSpaceDN w:val="0"/>
+              <w:autoSpaceDE w:val="0"/>
+              <w:widowControl/>
+              <w:spacing w:line="240" w:lineRule="auto" w:before="78" w:after="0"/>
+              <w:ind w:left="0" w:right="112" w:firstLine="0"/>
+              <w:jc w:val="right"/>
+            </w:pPr>
+            <w:r>
+              <w:drawing>
+                <wp:inline xmlns:a="http://schemas.openxmlformats.org/drawingml/2006/main" xmlns:pic="http://schemas.openxmlformats.org/drawingml/2006/picture">
+                  <wp:extent cx="251460" cy="252729"/>
+                  <wp:docPr id="11" name="Picture 11"/>
+                  <wp:cNvGraphicFramePr>
+                    <a:graphicFrameLocks noChangeAspect="1"/>
+                  </wp:cNvGraphicFramePr>
+                  <a:graphic>
+                    <a:graphicData uri="http://schemas.openxmlformats.org/drawingml/2006/picture">
+                      <pic:pic>
+                        <pic:nvPicPr>
+                          <pic:cNvPr id="0" name="image.png"/>
+                          <pic:cNvPicPr/>
+                        </pic:nvPicPr>
+                        <pic:blipFill>
+                          <a:blip r:embed="rId13"/>
+                          <a:stretch>
+                            <a:fillRect/>
+                          </a:stretch>
+                        </pic:blipFill>
+                        <pic:spPr>
+                          <a:xfrm>
+                            <a:off x="0" y="0"/>
+                            <a:ext cx="251460" cy="252729"/>
+                          </a:xfrm>
+                          <a:prstGeom prst="rect"/>
+                        </pic:spPr>
+                      </pic:pic>
+                    </a:graphicData>
+                  </a:graphic>
+                </wp:inline>
+              </w:drawing>
+            </w:r>
+          </w:p>
+        </w:tc>
+        <w:tc>
+          <w:tcPr>
+            <w:tcW w:type="dxa" w:w="2200"/>
+            <w:tcBorders/>
+            <w:tcMar>
+              <w:start w:w="0" w:type="dxa"/>
+              <w:end w:w="0" w:type="dxa"/>
+            </w:tcMar>
+          </w:tcPr>
+          <w:p>
+            <w:pPr>
+              <w:autoSpaceDN w:val="0"/>
+              <w:autoSpaceDE w:val="0"/>
+              <w:widowControl/>
+              <w:spacing w:line="175" w:lineRule="auto" w:before="48" w:after="0"/>
+              <w:ind w:left="136" w:right="0" w:firstLine="0"/>
+              <w:jc w:val="left"/>
+            </w:pPr>
+            <w:r>
+              <w:rPr>
+                <w:rFonts w:ascii="Myanmar Text" w:hAnsi="Myanmar Text" w:eastAsia="Myanmar Text"/>
+                <w:b w:val="0"/>
+                <w:i w:val="0"/>
+                <w:color w:val="A09F9F"/>
+                <w:sz w:val="18"/>
+              </w:rPr>
+              <w:hyperlink r:id="rId14" w:history="1">
+                <w:r>
+                  <w:rPr>
+                    <w:rStyle w:val="Hyperlink"/>
+                  </w:rPr>
+                  <w:t>info@gss-group.net</w:t>
+                </w:r>
+              </w:hyperlink>
+            </w:r>
+          </w:p>
+        </w:tc>
+        <w:tc>
+          <w:tcPr>
+            <w:tcW w:type="dxa" w:w="1120"/>
+            <w:vMerge w:val="restart"/>
+            <w:tcBorders/>
+            <w:tcMar>
+              <w:start w:w="0" w:type="dxa"/>
+              <w:end w:w="0" w:type="dxa"/>
+            </w:tcMar>
+            <w:tcMar>
+              <w:start w:w="0" w:type="dxa"/>
+              <w:end w:w="0" w:type="dxa"/>
+            </w:tcMar>
+          </w:tcPr>
+          <w:p>
+            <w:pPr>
+              <w:autoSpaceDN w:val="0"/>
+              <w:autoSpaceDE w:val="0"/>
+              <w:widowControl/>
+              <w:spacing w:line="240" w:lineRule="auto" w:before="92" w:after="0"/>
+              <w:ind w:left="0" w:right="76" w:firstLine="0"/>
+              <w:jc w:val="right"/>
+            </w:pPr>
+            <w:r>
+              <w:drawing>
+                <wp:inline xmlns:a="http://schemas.openxmlformats.org/drawingml/2006/main" xmlns:pic="http://schemas.openxmlformats.org/drawingml/2006/picture">
+                  <wp:extent cx="251460" cy="252729"/>
+                  <wp:docPr id="12" name="Picture 12"/>
+                  <wp:cNvGraphicFramePr>
+                    <a:graphicFrameLocks noChangeAspect="1"/>
+                  </wp:cNvGraphicFramePr>
+                  <a:graphic>
+                    <a:graphicData uri="http://schemas.openxmlformats.org/drawingml/2006/picture">
+                      <pic:pic>
+                        <pic:nvPicPr>
+                          <pic:cNvPr id="0" name="image.png"/>
+                          <pic:cNvPicPr/>
+                        </pic:nvPicPr>
+                        <pic:blipFill>
+                          <a:blip r:embed="rId15"/>
+                          <a:stretch>
+                            <a:fillRect/>
+                          </a:stretch>
+                        </pic:blipFill>
+                        <pic:spPr>
+                          <a:xfrm>
+                            <a:off x="0" y="0"/>
+                            <a:ext cx="251460" cy="252729"/>
+                          </a:xfrm>
+                          <a:prstGeom prst="rect"/>
+                        </pic:spPr>
+                      </pic:pic>
+                    </a:graphicData>
+                  </a:graphic>
+                </wp:inline>
+              </w:drawing>
+            </w:r>
+          </w:p>
+        </w:tc>
+        <w:tc>
+          <w:tcPr>
+            <w:tcW w:type="dxa" w:w="2600"/>
+            <w:tcBorders/>
+            <w:tcMar>
+              <w:start w:w="0" w:type="dxa"/>
+              <w:end w:w="0" w:type="dxa"/>
+            </w:tcMar>
+          </w:tcPr>
+          <w:p>
+            <w:pPr>
+              <w:autoSpaceDN w:val="0"/>
+              <w:autoSpaceDE w:val="0"/>
+              <w:widowControl/>
+              <w:spacing w:line="175" w:lineRule="auto" w:before="46" w:after="0"/>
+              <w:ind w:left="112" w:right="0" w:firstLine="0"/>
+              <w:jc w:val="left"/>
+            </w:pPr>
+            <w:r>
+              <w:rPr>
+                <w:rFonts w:ascii="Myanmar Text" w:hAnsi="Myanmar Text" w:eastAsia="Myanmar Text"/>
+                <w:b w:val="0"/>
+                <w:i w:val="0"/>
+                <w:color w:val="A09F9F"/>
+                <w:sz w:val="18"/>
+              </w:rPr>
+              <w:t>Phone: +9712 6666898</w:t>
+            </w:r>
+          </w:p>
+        </w:tc>
+      </w:tr>
+      <w:tr>
+        <w:trPr>
+          <w:trHeight w:hRule="exact" w:val="220"/>
+        </w:trPr>
+        <w:tc>
+          <w:tcPr>
+            <w:tcW w:type="dxa" w:w="1504"/>
+            <w:vMerge/>
+            <w:tcBorders/>
+          </w:tcPr>
+          <w:p/>
+        </w:tc>
+        <w:tc>
+          <w:tcPr>
+            <w:tcW w:type="dxa" w:w="1504"/>
+            <w:vMerge/>
+            <w:tcBorders/>
+          </w:tcPr>
+          <w:p/>
+        </w:tc>
+        <w:tc>
+          <w:tcPr>
+            <w:tcW w:type="dxa" w:w="1504"/>
+            <w:vMerge/>
+            <w:tcBorders/>
+          </w:tcPr>
+          <w:p/>
+        </w:tc>
+        <w:tc>
+          <w:tcPr>
+            <w:tcW w:type="dxa" w:w="2200"/>
+            <w:tcBorders/>
+            <w:tcMar>
+              <w:start w:w="0" w:type="dxa"/>
+              <w:end w:w="0" w:type="dxa"/>
+            </w:tcMar>
+          </w:tcPr>
+          <w:p>
+            <w:pPr>
+              <w:autoSpaceDN w:val="0"/>
+              <w:autoSpaceDE w:val="0"/>
+              <w:widowControl/>
+              <w:spacing w:line="175" w:lineRule="auto" w:before="0" w:after="0"/>
+              <w:ind w:left="152" w:right="0" w:firstLine="0"/>
+              <w:jc w:val="left"/>
+            </w:pPr>
+            <w:r>
+              <w:rPr>
+                <w:rFonts w:ascii="Myanmar Text" w:hAnsi="Myanmar Text" w:eastAsia="Myanmar Text"/>
+                <w:b w:val="0"/>
+                <w:i w:val="0"/>
+                <w:color w:val="A09F9F"/>
+                <w:sz w:val="18"/>
+              </w:rPr>
+              <w:hyperlink r:id="rId14" w:history="1">
+                <w:r>
+                  <w:rPr>
+                    <w:rStyle w:val="Hyperlink"/>
+                  </w:rPr>
+                  <w:t>www.gss-group.net</w:t>
+                </w:r>
+              </w:hyperlink>
+            </w:r>
+          </w:p>
+        </w:tc>
+        <w:tc>
+          <w:tcPr>
+            <w:tcW w:type="dxa" w:w="1504"/>
+            <w:vMerge/>
+            <w:tcBorders/>
+          </w:tcPr>
+          <w:p/>
+        </w:tc>
+        <w:tc>
+          <w:tcPr>
+            <w:tcW w:type="dxa" w:w="2600"/>
+            <w:tcBorders/>
+            <w:tcMar>
+              <w:start w:w="0" w:type="dxa"/>
+              <w:end w:w="0" w:type="dxa"/>
+            </w:tcMar>
+          </w:tcPr>
+          <w:p>
+            <w:pPr>
+              <w:autoSpaceDN w:val="0"/>
+              <w:autoSpaceDE w:val="0"/>
+              <w:widowControl/>
+              <w:spacing w:line="240" w:lineRule="auto" w:before="0" w:after="0"/>
+              <w:ind w:left="112" w:right="0" w:firstLine="0"/>
+              <w:jc w:val="left"/>
+            </w:pPr>
+            <w:r>
+              <w:rPr>
+                <w:rFonts w:ascii="Gill Sans MT" w:hAnsi="Gill Sans MT" w:eastAsia="Gill Sans MT"/>
+                <w:b w:val="0"/>
+                <w:i w:val="0"/>
+                <w:color w:val="A09F9F"/>
+                <w:sz w:val="19"/>
+              </w:rPr>
+              <w:t>Fax: +971 2 666 8980</w:t>
             </w:r>
           </w:p>
         </w:tc>
       </w:tr>
     </w:tbl>
+    <w:p>
+      <w:pPr>
+        <w:autoSpaceDN w:val="0"/>
+        <w:autoSpaceDE w:val="0"/>
+        <w:widowControl/>
+        <w:spacing w:line="14" w:lineRule="exact" w:before="0" w:after="0"/>
+        <w:ind w:left="0" w:right="0"/>
+      </w:pPr>
+    </w:p>
+    <w:p>
+      <w:pPr>
+        <w:sectPr>
+          <w:pgSz w:w="11906" w:h="16838"/>
+          <w:pgMar w:top="440" w:right="0" w:bottom="226" w:left="0" w:header="720" w:footer="720" w:gutter="0"/>
+          <w:cols/>
+          <w:docGrid w:linePitch="360"/>
+        </w:sectPr>
+      </w:pPr>
+    </w:p>
+    <w:p>
+      <w:pPr>
+        <w:autoSpaceDN w:val="0"/>
+        <w:autoSpaceDE w:val="0"/>
+        <w:widowControl/>
+        <w:spacing w:line="220" w:lineRule="exact" w:before="0" w:after="220"/>
+        <w:ind w:left="0" w:right="0"/>
+      </w:pPr>
+    </w:p>
+    <w:p>
+      <w:pPr>
+        <w:autoSpaceDN w:val="0"/>
+        <w:autoSpaceDE w:val="0"/>
+        <w:widowControl/>
+        <w:spacing w:line="240" w:lineRule="auto" w:before="0" w:after="0"/>
+        <w:ind w:left="800" w:right="0" w:firstLine="0"/>
+        <w:jc w:val="left"/>
+      </w:pPr>
+      <w:r>
+        <w:drawing>
+          <wp:inline xmlns:a="http://schemas.openxmlformats.org/drawingml/2006/main" xmlns:pic="http://schemas.openxmlformats.org/drawingml/2006/picture">
+            <wp:extent cx="2070100" cy="457200"/>
+            <wp:docPr id="13" name="Picture 13"/>
+            <wp:cNvGraphicFramePr>
+              <a:graphicFrameLocks noChangeAspect="1"/>
+            </wp:cNvGraphicFramePr>
+            <a:graphic>
+              <a:graphicData uri="http://schemas.openxmlformats.org/drawingml/2006/picture">
+                <pic:pic>
+                  <pic:nvPicPr>
+                    <pic:cNvPr id="0" name="image.png"/>
+                    <pic:cNvPicPr/>
+                  </pic:nvPicPr>
+                  <pic:blipFill>
+                    <a:blip r:embed="rId16"/>
+                    <a:stretch>
+                      <a:fillRect/>
+                    </a:stretch>
+                  </pic:blipFill>
+                  <pic:spPr>
+                    <a:xfrm>
+                      <a:off x="0" y="0"/>
+                      <a:ext cx="2070100" cy="457200"/>
+                    </a:xfrm>
+                    <a:prstGeom prst="rect"/>
+                  </pic:spPr>
+                </pic:pic>
+              </a:graphicData>
+            </a:graphic>
+          </wp:inline>
+        </w:drawing>
+      </w:r>
+    </w:p>
+    <w:p>
+      <w:pPr>
+        <w:autoSpaceDN w:val="0"/>
+        <w:autoSpaceDE w:val="0"/>
+        <w:widowControl/>
+        <w:spacing w:line="240" w:lineRule="auto" w:before="380" w:after="362"/>
+        <w:ind w:left="1420" w:right="0" w:firstLine="0"/>
+        <w:jc w:val="left"/>
+      </w:pPr>
+      <w:r>
+        <w:drawing>
+          <wp:inline xmlns:a="http://schemas.openxmlformats.org/drawingml/2006/main" xmlns:pic="http://schemas.openxmlformats.org/drawingml/2006/picture">
+            <wp:extent cx="6654800" cy="203200"/>
+            <wp:docPr id="14" name="Picture 14"/>
+            <wp:cNvGraphicFramePr>
+              <a:graphicFrameLocks noChangeAspect="1"/>
+            </wp:cNvGraphicFramePr>
+            <a:graphic>
+              <a:graphicData uri="http://schemas.openxmlformats.org/drawingml/2006/picture">
+                <pic:pic>
+                  <pic:nvPicPr>
+                    <pic:cNvPr id="0" name="image.png"/>
+                    <pic:cNvPicPr/>
+                  </pic:nvPicPr>
+                  <pic:blipFill>
+                    <a:blip r:embed="rId17"/>
+                    <a:stretch>
+                      <a:fillRect/>
+                    </a:stretch>
+                  </pic:blipFill>
+                  <pic:spPr>
+                    <a:xfrm>
+                      <a:off x="0" y="0"/>
+                      <a:ext cx="6654800" cy="203200"/>
+                    </a:xfrm>
+                    <a:prstGeom prst="rect"/>
+                  </pic:spPr>
+                </pic:pic>
+              </a:graphicData>
+            </a:graphic>
+          </wp:inline>
+        </w:drawing>
+      </w:r>
+    </w:p>
+    <w:tbl>
+      <w:tblPr>
+        <w:tblW w:type="auto" w:w="0"/>
+        <w:tblLayout w:type="fixed"/>
+        <w:tblLook w:firstColumn="1" w:firstRow="1" w:lastColumn="0" w:lastRow="0" w:noHBand="0" w:noVBand="1" w:val="04A0"/>
+        <w:tblInd w:w="810.0" w:type="dxa"/>
+      </w:tblPr>
+      <w:tblGrid>
+        <w:gridCol w:w="1289"/>
+        <w:gridCol w:w="1289"/>
+        <w:gridCol w:w="1289"/>
+        <w:gridCol w:w="1289"/>
+        <w:gridCol w:w="1289"/>
+        <w:gridCol w:w="1289"/>
+        <w:gridCol w:w="1289"/>
+      </w:tblGrid>
+      <w:tr>
+        <w:trPr>
+          <w:trHeight w:hRule="exact" w:val="426"/>
+        </w:trPr>
+        <w:tc>
+          <w:tcPr>
+            <w:tcW w:type="dxa" w:w="10484"/>
+            <w:gridSpan w:val="7"/>
+            <w:tcBorders>
+              <w:start w:sz="4.0" w:val="single" w:color="#000000"/>
+              <w:top w:sz="4.0" w:val="single" w:color="#000000"/>
+              <w:end w:sz="3.199999999999818" w:val="single" w:color="#000000"/>
+              <w:bottom w:sz="4.0" w:val="single" w:color="#000000"/>
+            </w:tcBorders>
+            <w:shd w:fill="c00000"/>
+            <w:tcMar>
+              <w:start w:w="0" w:type="dxa"/>
+              <w:end w:w="0" w:type="dxa"/>
+            </w:tcMar>
+            <w:tcMar>
+              <w:start w:w="0" w:type="dxa"/>
+              <w:end w:w="0" w:type="dxa"/>
+            </w:tcMar>
+            <w:tcMar>
+              <w:start w:w="0" w:type="dxa"/>
+              <w:end w:w="0" w:type="dxa"/>
+            </w:tcMar>
+            <w:tcMar>
+              <w:start w:w="0" w:type="dxa"/>
+              <w:end w:w="0" w:type="dxa"/>
+            </w:tcMar>
+            <w:tcMar>
+              <w:start w:w="0" w:type="dxa"/>
+              <w:end w:w="0" w:type="dxa"/>
+            </w:tcMar>
+            <w:tcMar>
+              <w:start w:w="0" w:type="dxa"/>
+              <w:end w:w="0" w:type="dxa"/>
+            </w:tcMar>
+            <w:tcMar>
+              <w:start w:w="0" w:type="dxa"/>
+              <w:end w:w="0" w:type="dxa"/>
+            </w:tcMar>
+          </w:tcPr>
+          <w:p>
+            <w:pPr>
+              <w:autoSpaceDN w:val="0"/>
+              <w:autoSpaceDE w:val="0"/>
+              <w:widowControl/>
+              <w:spacing w:line="197" w:lineRule="auto" w:before="128" w:after="0"/>
+              <w:ind w:left="0" w:right="0" w:firstLine="0"/>
+              <w:jc w:val="center"/>
+            </w:pPr>
+            <w:r>
+              <w:rPr>
+                <w:rFonts w:ascii="Calibri" w:hAnsi="Calibri" w:eastAsia="Calibri"/>
+                <w:b/>
+                <w:i w:val="0"/>
+                <w:color w:val="FFFFFF"/>
+                <w:sz w:val="20"/>
+              </w:rPr>
+              <w:t xml:space="preserve">Work History </w:t>
+            </w:r>
+          </w:p>
+        </w:tc>
+      </w:tr>
+      <w:tr>
+        <w:trPr>
+          <w:trHeight w:hRule="exact" w:val="556"/>
+        </w:trPr>
+        <w:tc>
+          <w:tcPr>
+            <w:tcW w:type="dxa" w:w="2978"/>
+            <w:tcBorders>
+              <w:start w:sz="4.0" w:val="single" w:color="#000000"/>
+              <w:top w:sz="4.0" w:val="single" w:color="#000000"/>
+              <w:end w:sz="4.0" w:val="single" w:color="#000000"/>
+              <w:bottom w:sz="4.0" w:val="single" w:color="#000000"/>
+            </w:tcBorders>
+            <w:shd w:fill="d8d9d8"/>
+            <w:tcMar>
+              <w:start w:w="0" w:type="dxa"/>
+              <w:end w:w="0" w:type="dxa"/>
+            </w:tcMar>
+          </w:tcPr>
+          <w:p>
+            <w:pPr>
+              <w:autoSpaceDN w:val="0"/>
+              <w:autoSpaceDE w:val="0"/>
+              <w:widowControl/>
+              <w:spacing w:line="197" w:lineRule="auto" w:before="194" w:after="0"/>
+              <w:ind w:left="100" w:right="0" w:firstLine="0"/>
+              <w:jc w:val="left"/>
+            </w:pPr>
+            <w:r>
+              <w:rPr>
+                <w:rFonts w:ascii="Calibri" w:hAnsi="Calibri" w:eastAsia="Calibri"/>
+                <w:b/>
+                <w:i w:val="0"/>
+                <w:color w:val="000000"/>
+                <w:sz w:val="20"/>
+              </w:rPr>
+              <w:t xml:space="preserve">Companies worked for </w:t>
+            </w:r>
+          </w:p>
+        </w:tc>
+        <w:tc>
+          <w:tcPr>
+            <w:tcW w:type="dxa" w:w="2554"/>
+            <w:gridSpan w:val="4"/>
+            <w:tcBorders>
+              <w:start w:sz="4.0" w:val="single" w:color="#000000"/>
+              <w:top w:sz="4.0" w:val="single" w:color="#000000"/>
+              <w:end w:sz="4.0" w:val="single" w:color="#000000"/>
+              <w:bottom w:sz="4.0" w:val="single" w:color="#000000"/>
+            </w:tcBorders>
+            <w:shd w:fill="ffffff"/>
+            <w:tcMar>
+              <w:start w:w="0" w:type="dxa"/>
+              <w:end w:w="0" w:type="dxa"/>
+            </w:tcMar>
+            <w:tcMar>
+              <w:start w:w="0" w:type="dxa"/>
+              <w:end w:w="0" w:type="dxa"/>
+            </w:tcMar>
+            <w:tcMar>
+              <w:start w:w="0" w:type="dxa"/>
+              <w:end w:w="0" w:type="dxa"/>
+            </w:tcMar>
+            <w:tcMar>
+              <w:start w:w="0" w:type="dxa"/>
+              <w:end w:w="0" w:type="dxa"/>
+            </w:tcMar>
+          </w:tcPr>
+          <w:p>
+            <w:pPr>
+              <w:autoSpaceDN w:val="0"/>
+              <w:autoSpaceDE w:val="0"/>
+              <w:widowControl/>
+              <w:spacing w:line="197" w:lineRule="auto" w:before="194" w:after="0"/>
+              <w:ind w:left="102" w:right="0" w:firstLine="0"/>
+              <w:jc w:val="left"/>
+            </w:pPr>
+            <w:r>
+              <w:rPr>
+                <w:rFonts w:ascii="Calibri" w:hAnsi="Calibri" w:eastAsia="Calibri"/>
+                <w:b/>
+                <w:i w:val="0"/>
+                <w:color w:val="000000"/>
+                <w:sz w:val="20"/>
+              </w:rPr>
+              <w:t xml:space="preserve">1. </w:t>
+            </w:r>
+          </w:p>
+        </w:tc>
+        <w:tc>
+          <w:tcPr>
+            <w:tcW w:type="dxa" w:w="2552"/>
+            <w:tcBorders>
+              <w:start w:sz="4.0" w:val="single" w:color="#000000"/>
+              <w:top w:sz="4.0" w:val="single" w:color="#000000"/>
+              <w:end w:sz="3.199999999999818" w:val="single" w:color="#000000"/>
+              <w:bottom w:sz="4.0" w:val="single" w:color="#000000"/>
+            </w:tcBorders>
+            <w:shd w:fill="ffffff"/>
+            <w:tcMar>
+              <w:start w:w="0" w:type="dxa"/>
+              <w:end w:w="0" w:type="dxa"/>
+            </w:tcMar>
+          </w:tcPr>
+          <w:p>
+            <w:pPr>
+              <w:autoSpaceDN w:val="0"/>
+              <w:autoSpaceDE w:val="0"/>
+              <w:widowControl/>
+              <w:spacing w:line="197" w:lineRule="auto" w:before="194" w:after="0"/>
+              <w:ind w:left="100" w:right="0" w:firstLine="0"/>
+              <w:jc w:val="left"/>
+            </w:pPr>
+            <w:r>
+              <w:rPr>
+                <w:rFonts w:ascii="Calibri" w:hAnsi="Calibri" w:eastAsia="Calibri"/>
+                <w:b/>
+                <w:i w:val="0"/>
+                <w:color w:val="000000"/>
+                <w:sz w:val="20"/>
+              </w:rPr>
+              <w:t xml:space="preserve">2. </w:t>
+            </w:r>
+          </w:p>
+        </w:tc>
+        <w:tc>
+          <w:tcPr>
+            <w:tcW w:type="dxa" w:w="2400"/>
+            <w:tcBorders>
+              <w:start w:sz="3.199999999999818" w:val="single" w:color="#000000"/>
+              <w:top w:sz="4.0" w:val="single" w:color="#000000"/>
+              <w:end w:sz="3.199999999999818" w:val="single" w:color="#000000"/>
+              <w:bottom w:sz="4.0" w:val="single" w:color="#000000"/>
+            </w:tcBorders>
+            <w:shd w:fill="ffffff"/>
+            <w:tcMar>
+              <w:start w:w="0" w:type="dxa"/>
+              <w:end w:w="0" w:type="dxa"/>
+            </w:tcMar>
+          </w:tcPr>
+          <w:p>
+            <w:pPr>
+              <w:autoSpaceDN w:val="0"/>
+              <w:autoSpaceDE w:val="0"/>
+              <w:widowControl/>
+              <w:spacing w:line="197" w:lineRule="auto" w:before="194" w:after="0"/>
+              <w:ind w:left="102" w:right="0" w:firstLine="0"/>
+              <w:jc w:val="left"/>
+            </w:pPr>
+            <w:r>
+              <w:rPr>
+                <w:rFonts w:ascii="Calibri" w:hAnsi="Calibri" w:eastAsia="Calibri"/>
+                <w:b/>
+                <w:i w:val="0"/>
+                <w:color w:val="000000"/>
+                <w:sz w:val="20"/>
+              </w:rPr>
+              <w:t xml:space="preserve">3. </w:t>
+            </w:r>
+          </w:p>
+        </w:tc>
+      </w:tr>
+      <w:tr>
+        <w:trPr>
+          <w:trHeight w:hRule="exact" w:val="558"/>
+        </w:trPr>
+        <w:tc>
+          <w:tcPr>
+            <w:tcW w:type="dxa" w:w="2978"/>
+            <w:tcBorders>
+              <w:start w:sz="4.0" w:val="single" w:color="#000000"/>
+              <w:top w:sz="4.0" w:val="single" w:color="#000000"/>
+              <w:end w:sz="4.0" w:val="single" w:color="#000000"/>
+              <w:bottom w:sz="4.0" w:val="single" w:color="#000000"/>
+            </w:tcBorders>
+            <w:shd w:fill="d8d9d8"/>
+            <w:tcMar>
+              <w:start w:w="0" w:type="dxa"/>
+              <w:end w:w="0" w:type="dxa"/>
+            </w:tcMar>
+          </w:tcPr>
+          <w:p>
+            <w:pPr>
+              <w:autoSpaceDN w:val="0"/>
+              <w:autoSpaceDE w:val="0"/>
+              <w:widowControl/>
+              <w:spacing w:line="194" w:lineRule="auto" w:before="194" w:after="0"/>
+              <w:ind w:left="100" w:right="0" w:firstLine="0"/>
+              <w:jc w:val="left"/>
+            </w:pPr>
+            <w:r>
+              <w:rPr>
+                <w:rFonts w:ascii="Calibri" w:hAnsi="Calibri" w:eastAsia="Calibri"/>
+                <w:b/>
+                <w:i w:val="0"/>
+                <w:color w:val="000000"/>
+                <w:sz w:val="20"/>
+              </w:rPr>
+              <w:t xml:space="preserve">Countries worked in </w:t>
+            </w:r>
+          </w:p>
+        </w:tc>
+        <w:tc>
+          <w:tcPr>
+            <w:tcW w:type="dxa" w:w="2554"/>
+            <w:gridSpan w:val="4"/>
+            <w:tcBorders>
+              <w:start w:sz="4.0" w:val="single" w:color="#000000"/>
+              <w:top w:sz="4.0" w:val="single" w:color="#000000"/>
+              <w:end w:sz="4.0" w:val="single" w:color="#000000"/>
+              <w:bottom w:sz="4.0" w:val="single" w:color="#000000"/>
+            </w:tcBorders>
+            <w:shd w:fill="ffffff"/>
+            <w:tcMar>
+              <w:start w:w="0" w:type="dxa"/>
+              <w:end w:w="0" w:type="dxa"/>
+            </w:tcMar>
+            <w:tcMar>
+              <w:start w:w="0" w:type="dxa"/>
+              <w:end w:w="0" w:type="dxa"/>
+            </w:tcMar>
+            <w:tcMar>
+              <w:start w:w="0" w:type="dxa"/>
+              <w:end w:w="0" w:type="dxa"/>
+            </w:tcMar>
+            <w:tcMar>
+              <w:start w:w="0" w:type="dxa"/>
+              <w:end w:w="0" w:type="dxa"/>
+            </w:tcMar>
+          </w:tcPr>
+          <w:p>
+            <w:pPr>
+              <w:autoSpaceDN w:val="0"/>
+              <w:autoSpaceDE w:val="0"/>
+              <w:widowControl/>
+              <w:spacing w:line="194" w:lineRule="auto" w:before="194" w:after="0"/>
+              <w:ind w:left="102" w:right="0" w:firstLine="0"/>
+              <w:jc w:val="left"/>
+            </w:pPr>
+            <w:r>
+              <w:rPr>
+                <w:rFonts w:ascii="Calibri" w:hAnsi="Calibri" w:eastAsia="Calibri"/>
+                <w:b/>
+                <w:i w:val="0"/>
+                <w:color w:val="000000"/>
+                <w:sz w:val="20"/>
+              </w:rPr>
+              <w:t xml:space="preserve">1. </w:t>
+            </w:r>
+          </w:p>
+        </w:tc>
+        <w:tc>
+          <w:tcPr>
+            <w:tcW w:type="dxa" w:w="2552"/>
+            <w:tcBorders>
+              <w:start w:sz="4.0" w:val="single" w:color="#000000"/>
+              <w:top w:sz="4.0" w:val="single" w:color="#000000"/>
+              <w:end w:sz="3.199999999999818" w:val="single" w:color="#000000"/>
+              <w:bottom w:sz="4.0" w:val="single" w:color="#000000"/>
+            </w:tcBorders>
+            <w:shd w:fill="ffffff"/>
+            <w:tcMar>
+              <w:start w:w="0" w:type="dxa"/>
+              <w:end w:w="0" w:type="dxa"/>
+            </w:tcMar>
+          </w:tcPr>
+          <w:p>
+            <w:pPr>
+              <w:autoSpaceDN w:val="0"/>
+              <w:autoSpaceDE w:val="0"/>
+              <w:widowControl/>
+              <w:spacing w:line="194" w:lineRule="auto" w:before="194" w:after="0"/>
+              <w:ind w:left="100" w:right="0" w:firstLine="0"/>
+              <w:jc w:val="left"/>
+            </w:pPr>
+            <w:r>
+              <w:rPr>
+                <w:rFonts w:ascii="Calibri" w:hAnsi="Calibri" w:eastAsia="Calibri"/>
+                <w:b/>
+                <w:i w:val="0"/>
+                <w:color w:val="000000"/>
+                <w:sz w:val="20"/>
+              </w:rPr>
+              <w:t xml:space="preserve">2. </w:t>
+            </w:r>
+          </w:p>
+        </w:tc>
+        <w:tc>
+          <w:tcPr>
+            <w:tcW w:type="dxa" w:w="2400"/>
+            <w:tcBorders>
+              <w:start w:sz="3.199999999999818" w:val="single" w:color="#000000"/>
+              <w:top w:sz="4.0" w:val="single" w:color="#000000"/>
+              <w:end w:sz="3.199999999999818" w:val="single" w:color="#000000"/>
+              <w:bottom w:sz="4.0" w:val="single" w:color="#000000"/>
+            </w:tcBorders>
+            <w:shd w:fill="ffffff"/>
+            <w:tcMar>
+              <w:start w:w="0" w:type="dxa"/>
+              <w:end w:w="0" w:type="dxa"/>
+            </w:tcMar>
+          </w:tcPr>
+          <w:p>
+            <w:pPr>
+              <w:autoSpaceDN w:val="0"/>
+              <w:autoSpaceDE w:val="0"/>
+              <w:widowControl/>
+              <w:spacing w:line="194" w:lineRule="auto" w:before="194" w:after="0"/>
+              <w:ind w:left="102" w:right="0" w:firstLine="0"/>
+              <w:jc w:val="left"/>
+            </w:pPr>
+            <w:r>
+              <w:rPr>
+                <w:rFonts w:ascii="Calibri" w:hAnsi="Calibri" w:eastAsia="Calibri"/>
+                <w:b/>
+                <w:i w:val="0"/>
+                <w:color w:val="000000"/>
+                <w:sz w:val="20"/>
+              </w:rPr>
+              <w:t xml:space="preserve">3. </w:t>
+            </w:r>
+          </w:p>
+        </w:tc>
+      </w:tr>
+      <w:tr>
+        <w:trPr>
+          <w:trHeight w:hRule="exact" w:val="558"/>
+        </w:trPr>
+        <w:tc>
+          <w:tcPr>
+            <w:tcW w:type="dxa" w:w="2978"/>
+            <w:tcBorders>
+              <w:start w:sz="4.0" w:val="single" w:color="#000000"/>
+              <w:top w:sz="4.0" w:val="single" w:color="#000000"/>
+              <w:end w:sz="4.0" w:val="single" w:color="#000000"/>
+              <w:bottom w:sz="4.0" w:val="single" w:color="#000000"/>
+            </w:tcBorders>
+            <w:shd w:fill="d8d9d8"/>
+            <w:tcMar>
+              <w:start w:w="0" w:type="dxa"/>
+              <w:end w:w="0" w:type="dxa"/>
+            </w:tcMar>
+          </w:tcPr>
+          <w:p>
+            <w:pPr>
+              <w:autoSpaceDN w:val="0"/>
+              <w:autoSpaceDE w:val="0"/>
+              <w:widowControl/>
+              <w:spacing w:line="197" w:lineRule="auto" w:before="194" w:after="0"/>
+              <w:ind w:left="0" w:right="0" w:firstLine="0"/>
+              <w:jc w:val="center"/>
+            </w:pPr>
+            <w:r>
+              <w:rPr>
+                <w:rFonts w:ascii="Calibri" w:hAnsi="Calibri" w:eastAsia="Calibri"/>
+                <w:b/>
+                <w:i w:val="0"/>
+                <w:color w:val="000000"/>
+                <w:sz w:val="20"/>
+              </w:rPr>
+              <w:t xml:space="preserve">Have you worked in the military? </w:t>
+            </w:r>
+          </w:p>
+        </w:tc>
+        <w:tc>
+          <w:tcPr>
+            <w:tcW w:type="dxa" w:w="638"/>
+            <w:tcBorders>
+              <w:start w:sz="4.0" w:val="single" w:color="#000000"/>
+              <w:top w:sz="4.0" w:val="single" w:color="#000000"/>
+              <w:end w:sz="4.0" w:val="single" w:color="#000000"/>
+              <w:bottom w:sz="4.0" w:val="single" w:color="#000000"/>
+            </w:tcBorders>
+            <w:shd w:fill="ffffff"/>
+            <w:tcMar>
+              <w:start w:w="0" w:type="dxa"/>
+              <w:end w:w="0" w:type="dxa"/>
+            </w:tcMar>
+          </w:tcPr>
+          <w:p>
+            <w:pPr>
+              <w:autoSpaceDN w:val="0"/>
+              <w:autoSpaceDE w:val="0"/>
+              <w:widowControl/>
+              <w:spacing w:line="197" w:lineRule="auto" w:before="194" w:after="0"/>
+              <w:ind w:left="102" w:right="0" w:firstLine="0"/>
+              <w:jc w:val="left"/>
+            </w:pPr>
+            <w:r>
+              <w:rPr>
+                <w:rFonts w:ascii="Calibri" w:hAnsi="Calibri" w:eastAsia="Calibri"/>
+                <w:b/>
+                <w:i w:val="0"/>
+                <w:color w:val="000000"/>
+                <w:sz w:val="20"/>
+              </w:rPr>
+              <w:t xml:space="preserve">Yes </w:t>
+            </w:r>
+          </w:p>
+        </w:tc>
+        <w:tc>
+          <w:tcPr>
+            <w:tcW w:type="dxa" w:w="638"/>
+            <w:tcBorders>
+              <w:start w:sz="4.0" w:val="single" w:color="#000000"/>
+              <w:top w:sz="4.0" w:val="single" w:color="#000000"/>
+              <w:end w:sz="4.0" w:val="single" w:color="#000000"/>
+              <w:bottom w:sz="4.0" w:val="single" w:color="#000000"/>
+            </w:tcBorders>
+            <w:shd w:fill="ffffff"/>
+            <w:tcMar>
+              <w:start w:w="0" w:type="dxa"/>
+              <w:end w:w="0" w:type="dxa"/>
+            </w:tcMar>
+          </w:tcPr>
+          <w:p>
+            <w:pPr>
+              <w:autoSpaceDN w:val="0"/>
+              <w:autoSpaceDE w:val="0"/>
+              <w:widowControl/>
+              <w:spacing w:line="240" w:lineRule="auto" w:before="168" w:after="0"/>
+              <w:ind w:left="128" w:right="0" w:firstLine="0"/>
+              <w:jc w:val="left"/>
+            </w:pPr>
+            <w:r>
+              <w:drawing>
+                <wp:inline xmlns:a="http://schemas.openxmlformats.org/drawingml/2006/main" xmlns:pic="http://schemas.openxmlformats.org/drawingml/2006/picture">
+                  <wp:extent cx="152400" cy="152400"/>
+                  <wp:docPr id="15" name="Picture 15"/>
+                  <wp:cNvGraphicFramePr>
+                    <a:graphicFrameLocks noChangeAspect="1"/>
+                  </wp:cNvGraphicFramePr>
+                  <a:graphic>
+                    <a:graphicData uri="http://schemas.openxmlformats.org/drawingml/2006/picture">
+                      <pic:pic>
+                        <pic:nvPicPr>
+                          <pic:cNvPr id="0" name="image.png"/>
+                          <pic:cNvPicPr/>
+                        </pic:nvPicPr>
+                        <pic:blipFill>
+                          <a:blip r:embed="rId19"/>
+                          <a:stretch>
+                            <a:fillRect/>
+                          </a:stretch>
+                        </pic:blipFill>
+                        <pic:spPr>
+                          <a:xfrm>
+                            <a:off x="0" y="0"/>
+                            <a:ext cx="152400" cy="152400"/>
+                          </a:xfrm>
+                          <a:prstGeom prst="rect"/>
+                        </pic:spPr>
+                      </pic:pic>
+                    </a:graphicData>
+                  </a:graphic>
+                </wp:inline>
+              </w:drawing>
+            </w:r>
+          </w:p>
+        </w:tc>
+        <w:tc>
+          <w:tcPr>
+            <w:tcW w:type="dxa" w:w="638"/>
+            <w:tcBorders>
+              <w:start w:sz="4.0" w:val="single" w:color="#000000"/>
+              <w:top w:sz="4.0" w:val="single" w:color="#000000"/>
+              <w:end w:sz="4.0" w:val="single" w:color="#000000"/>
+              <w:bottom w:sz="4.0" w:val="single" w:color="#000000"/>
+            </w:tcBorders>
+            <w:shd w:fill="ffffff"/>
+            <w:tcMar>
+              <w:start w:w="0" w:type="dxa"/>
+              <w:end w:w="0" w:type="dxa"/>
+            </w:tcMar>
+          </w:tcPr>
+          <w:p>
+            <w:pPr>
+              <w:autoSpaceDN w:val="0"/>
+              <w:autoSpaceDE w:val="0"/>
+              <w:widowControl/>
+              <w:spacing w:line="197" w:lineRule="auto" w:before="194" w:after="0"/>
+              <w:ind w:left="104" w:right="0" w:firstLine="0"/>
+              <w:jc w:val="left"/>
+            </w:pPr>
+            <w:r>
+              <w:rPr>
+                <w:rFonts w:ascii="Calibri" w:hAnsi="Calibri" w:eastAsia="Calibri"/>
+                <w:b/>
+                <w:i w:val="0"/>
+                <w:color w:val="000000"/>
+                <w:sz w:val="20"/>
+              </w:rPr>
+              <w:t xml:space="preserve">No </w:t>
+            </w:r>
+          </w:p>
+        </w:tc>
+        <w:tc>
+          <w:tcPr>
+            <w:tcW w:type="dxa" w:w="640"/>
+            <w:tcBorders>
+              <w:start w:sz="4.0" w:val="single" w:color="#000000"/>
+              <w:top w:sz="4.0" w:val="single" w:color="#000000"/>
+              <w:end w:sz="4.0" w:val="single" w:color="#000000"/>
+              <w:bottom w:sz="4.0" w:val="single" w:color="#000000"/>
+            </w:tcBorders>
+            <w:shd w:fill="ffffff"/>
+            <w:tcMar>
+              <w:start w:w="0" w:type="dxa"/>
+              <w:end w:w="0" w:type="dxa"/>
+            </w:tcMar>
+          </w:tcPr>
+          <w:p>
+            <w:pPr>
+              <w:autoSpaceDN w:val="0"/>
+              <w:autoSpaceDE w:val="0"/>
+              <w:widowControl/>
+              <w:spacing w:line="240" w:lineRule="auto" w:before="148" w:after="0"/>
+              <w:ind w:left="92" w:right="0" w:firstLine="0"/>
+              <w:jc w:val="left"/>
+            </w:pPr>
+            <w:r>
+              <w:drawing>
+                <wp:inline xmlns:a="http://schemas.openxmlformats.org/drawingml/2006/main" xmlns:pic="http://schemas.openxmlformats.org/drawingml/2006/picture">
+                  <wp:extent cx="152400" cy="152400"/>
+                  <wp:docPr id="16" name="Picture 16"/>
+                  <wp:cNvGraphicFramePr>
+                    <a:graphicFrameLocks noChangeAspect="1"/>
+                  </wp:cNvGraphicFramePr>
+                  <a:graphic>
+                    <a:graphicData uri="http://schemas.openxmlformats.org/drawingml/2006/picture">
+                      <pic:pic>
+                        <pic:nvPicPr>
+                          <pic:cNvPr id="0" name="image.png"/>
+                          <pic:cNvPicPr/>
+                        </pic:nvPicPr>
+                        <pic:blipFill>
+                          <a:blip r:embed="rId20"/>
+                          <a:stretch>
+                            <a:fillRect/>
+                          </a:stretch>
+                        </pic:blipFill>
+                        <pic:spPr>
+                          <a:xfrm>
+                            <a:off x="0" y="0"/>
+                            <a:ext cx="152400" cy="152400"/>
+                          </a:xfrm>
+                          <a:prstGeom prst="rect"/>
+                        </pic:spPr>
+                      </pic:pic>
+                    </a:graphicData>
+                  </a:graphic>
+                </wp:inline>
+              </w:drawing>
+            </w:r>
+          </w:p>
+        </w:tc>
+        <w:tc>
+          <w:tcPr>
+            <w:tcW w:type="dxa" w:w="4952"/>
+            <w:gridSpan w:val="2"/>
+            <w:tcBorders>
+              <w:start w:sz="4.0" w:val="single" w:color="#000000"/>
+              <w:top w:sz="4.0" w:val="single" w:color="#000000"/>
+              <w:end w:sz="3.199999999999818" w:val="single" w:color="#000000"/>
+              <w:bottom w:sz="4.0" w:val="single" w:color="#000000"/>
+            </w:tcBorders>
+            <w:shd w:fill="d8d9d8"/>
+            <w:tcMar>
+              <w:start w:w="0" w:type="dxa"/>
+              <w:end w:w="0" w:type="dxa"/>
+            </w:tcMar>
+            <w:tcMar>
+              <w:start w:w="0" w:type="dxa"/>
+              <w:end w:w="0" w:type="dxa"/>
+            </w:tcMar>
+          </w:tcPr>
+          <w:p>
+            <w:pPr>
+              <w:autoSpaceDN w:val="0"/>
+              <w:autoSpaceDE w:val="0"/>
+              <w:widowControl/>
+              <w:spacing w:line="197" w:lineRule="auto" w:before="194" w:after="0"/>
+              <w:ind w:left="0" w:right="0" w:firstLine="0"/>
+              <w:jc w:val="center"/>
+            </w:pPr>
+            <w:r>
+              <w:rPr>
+                <w:rFonts w:ascii="Calibri" w:hAnsi="Calibri" w:eastAsia="Calibri"/>
+                <w:b/>
+                <w:i w:val="0"/>
+                <w:color w:val="000000"/>
+                <w:sz w:val="20"/>
+              </w:rPr>
+              <w:t xml:space="preserve">If yes, Fill the details below </w:t>
+            </w:r>
+          </w:p>
+        </w:tc>
+      </w:tr>
+      <w:tr>
+        <w:trPr>
+          <w:trHeight w:hRule="exact" w:val="558"/>
+        </w:trPr>
+        <w:tc>
+          <w:tcPr>
+            <w:tcW w:type="dxa" w:w="2978"/>
+            <w:tcBorders>
+              <w:start w:sz="4.0" w:val="single" w:color="#000000"/>
+              <w:top w:sz="4.0" w:val="single" w:color="#000000"/>
+              <w:end w:sz="4.0" w:val="single" w:color="#000000"/>
+              <w:bottom w:sz="3.200000000000273" w:val="single" w:color="#000000"/>
+            </w:tcBorders>
+            <w:shd w:fill="d8d9d8"/>
+            <w:tcMar>
+              <w:start w:w="0" w:type="dxa"/>
+              <w:end w:w="0" w:type="dxa"/>
+            </w:tcMar>
+          </w:tcPr>
+          <w:p>
+            <w:pPr>
+              <w:autoSpaceDN w:val="0"/>
+              <w:autoSpaceDE w:val="0"/>
+              <w:widowControl/>
+              <w:spacing w:line="194" w:lineRule="auto" w:before="196" w:after="0"/>
+              <w:ind w:left="100" w:right="0" w:firstLine="0"/>
+              <w:jc w:val="left"/>
+            </w:pPr>
+            <w:r>
+              <w:rPr>
+                <w:rFonts w:ascii="Calibri" w:hAnsi="Calibri" w:eastAsia="Calibri"/>
+                <w:b/>
+                <w:i w:val="0"/>
+                <w:color w:val="000000"/>
+                <w:sz w:val="20"/>
+              </w:rPr>
+              <w:t xml:space="preserve">Country Name </w:t>
+            </w:r>
+          </w:p>
+        </w:tc>
+        <w:tc>
+          <w:tcPr>
+            <w:tcW w:type="dxa" w:w="2554"/>
+            <w:gridSpan w:val="4"/>
+            <w:tcBorders>
+              <w:start w:sz="4.0" w:val="single" w:color="#000000"/>
+              <w:top w:sz="4.0" w:val="single" w:color="#000000"/>
+              <w:end w:sz="4.0" w:val="single" w:color="#000000"/>
+              <w:bottom w:sz="3.200000000000273" w:val="single" w:color="#000000"/>
+            </w:tcBorders>
+            <w:shd w:fill="ffffff"/>
+            <w:tcMar>
+              <w:start w:w="0" w:type="dxa"/>
+              <w:end w:w="0" w:type="dxa"/>
+            </w:tcMar>
+            <w:tcMar>
+              <w:start w:w="0" w:type="dxa"/>
+              <w:end w:w="0" w:type="dxa"/>
+            </w:tcMar>
+            <w:tcMar>
+              <w:start w:w="0" w:type="dxa"/>
+              <w:end w:w="0" w:type="dxa"/>
+            </w:tcMar>
+            <w:tcMar>
+              <w:start w:w="0" w:type="dxa"/>
+              <w:end w:w="0" w:type="dxa"/>
+            </w:tcMar>
+          </w:tcPr>
+          <w:p/>
+        </w:tc>
+        <w:tc>
+          <w:tcPr>
+            <w:tcW w:type="dxa" w:w="2552"/>
+            <w:tcBorders>
+              <w:start w:sz="4.0" w:val="single" w:color="#000000"/>
+              <w:top w:sz="4.0" w:val="single" w:color="#000000"/>
+              <w:end w:sz="3.199999999999818" w:val="single" w:color="#000000"/>
+              <w:bottom w:sz="3.200000000000273" w:val="single" w:color="#000000"/>
+            </w:tcBorders>
+            <w:shd w:fill="d8d9d8"/>
+            <w:tcMar>
+              <w:start w:w="0" w:type="dxa"/>
+              <w:end w:w="0" w:type="dxa"/>
+            </w:tcMar>
+          </w:tcPr>
+          <w:p>
+            <w:pPr>
+              <w:autoSpaceDN w:val="0"/>
+              <w:autoSpaceDE w:val="0"/>
+              <w:widowControl/>
+              <w:spacing w:line="194" w:lineRule="auto" w:before="196" w:after="0"/>
+              <w:ind w:left="100" w:right="0" w:firstLine="0"/>
+              <w:jc w:val="left"/>
+            </w:pPr>
+            <w:r>
+              <w:rPr>
+                <w:rFonts w:ascii="Calibri" w:hAnsi="Calibri" w:eastAsia="Calibri"/>
+                <w:b/>
+                <w:i w:val="0"/>
+                <w:color w:val="000000"/>
+                <w:sz w:val="20"/>
+              </w:rPr>
+              <w:t xml:space="preserve">Type of service </w:t>
+            </w:r>
+          </w:p>
+        </w:tc>
+        <w:tc>
+          <w:tcPr>
+            <w:tcW w:type="dxa" w:w="2400"/>
+            <w:tcBorders>
+              <w:start w:sz="3.199999999999818" w:val="single" w:color="#000000"/>
+              <w:top w:sz="4.0" w:val="single" w:color="#000000"/>
+              <w:end w:sz="3.199999999999818" w:val="single" w:color="#000000"/>
+              <w:bottom w:sz="3.200000000000273" w:val="single" w:color="#000000"/>
+            </w:tcBorders>
+            <w:shd w:fill="ffffff"/>
+            <w:tcMar>
+              <w:start w:w="0" w:type="dxa"/>
+              <w:end w:w="0" w:type="dxa"/>
+            </w:tcMar>
+          </w:tcPr>
+          <w:p/>
+        </w:tc>
+      </w:tr>
+      <w:tr>
+        <w:trPr>
+          <w:trHeight w:hRule="exact" w:val="556"/>
+        </w:trPr>
+        <w:tc>
+          <w:tcPr>
+            <w:tcW w:type="dxa" w:w="2978"/>
+            <w:tcBorders>
+              <w:start w:sz="4.0" w:val="single" w:color="#000000"/>
+              <w:top w:sz="3.200000000000273" w:val="single" w:color="#000000"/>
+              <w:end w:sz="4.0" w:val="single" w:color="#000000"/>
+              <w:bottom w:sz="4.0" w:val="single" w:color="#000000"/>
+            </w:tcBorders>
+            <w:shd w:fill="d8d9d8"/>
+            <w:tcMar>
+              <w:start w:w="0" w:type="dxa"/>
+              <w:end w:w="0" w:type="dxa"/>
+            </w:tcMar>
+          </w:tcPr>
+          <w:p>
+            <w:pPr>
+              <w:autoSpaceDN w:val="0"/>
+              <w:autoSpaceDE w:val="0"/>
+              <w:widowControl/>
+              <w:spacing w:line="197" w:lineRule="auto" w:before="194" w:after="0"/>
+              <w:ind w:left="100" w:right="0" w:firstLine="0"/>
+              <w:jc w:val="left"/>
+            </w:pPr>
+            <w:r>
+              <w:rPr>
+                <w:rFonts w:ascii="Calibri" w:hAnsi="Calibri" w:eastAsia="Calibri"/>
+                <w:b/>
+                <w:i w:val="0"/>
+                <w:color w:val="000000"/>
+                <w:sz w:val="20"/>
+              </w:rPr>
+              <w:t xml:space="preserve">Rank </w:t>
+            </w:r>
+          </w:p>
+        </w:tc>
+        <w:tc>
+          <w:tcPr>
+            <w:tcW w:type="dxa" w:w="2554"/>
+            <w:gridSpan w:val="4"/>
+            <w:tcBorders>
+              <w:start w:sz="4.0" w:val="single" w:color="#000000"/>
+              <w:top w:sz="3.200000000000273" w:val="single" w:color="#000000"/>
+              <w:end w:sz="4.0" w:val="single" w:color="#000000"/>
+              <w:bottom w:sz="4.0" w:val="single" w:color="#000000"/>
+            </w:tcBorders>
+            <w:shd w:fill="ffffff"/>
+            <w:tcMar>
+              <w:start w:w="0" w:type="dxa"/>
+              <w:end w:w="0" w:type="dxa"/>
+            </w:tcMar>
+            <w:tcMar>
+              <w:start w:w="0" w:type="dxa"/>
+              <w:end w:w="0" w:type="dxa"/>
+            </w:tcMar>
+            <w:tcMar>
+              <w:start w:w="0" w:type="dxa"/>
+              <w:end w:w="0" w:type="dxa"/>
+            </w:tcMar>
+            <w:tcMar>
+              <w:start w:w="0" w:type="dxa"/>
+              <w:end w:w="0" w:type="dxa"/>
+            </w:tcMar>
+          </w:tcPr>
+          <w:p/>
+        </w:tc>
+        <w:tc>
+          <w:tcPr>
+            <w:tcW w:type="dxa" w:w="2552"/>
+            <w:tcBorders>
+              <w:start w:sz="4.0" w:val="single" w:color="#000000"/>
+              <w:top w:sz="3.200000000000273" w:val="single" w:color="#000000"/>
+              <w:end w:sz="3.199999999999818" w:val="single" w:color="#000000"/>
+              <w:bottom w:sz="4.0" w:val="single" w:color="#000000"/>
+            </w:tcBorders>
+            <w:shd w:fill="d8d9d8"/>
+            <w:tcMar>
+              <w:start w:w="0" w:type="dxa"/>
+              <w:end w:w="0" w:type="dxa"/>
+            </w:tcMar>
+          </w:tcPr>
+          <w:p>
+            <w:pPr>
+              <w:autoSpaceDN w:val="0"/>
+              <w:autoSpaceDE w:val="0"/>
+              <w:widowControl/>
+              <w:spacing w:line="197" w:lineRule="auto" w:before="194" w:after="0"/>
+              <w:ind w:left="100" w:right="0" w:firstLine="0"/>
+              <w:jc w:val="left"/>
+            </w:pPr>
+            <w:r>
+              <w:rPr>
+                <w:rFonts w:ascii="Calibri" w:hAnsi="Calibri" w:eastAsia="Calibri"/>
+                <w:b/>
+                <w:i w:val="0"/>
+                <w:color w:val="000000"/>
+                <w:sz w:val="20"/>
+              </w:rPr>
+              <w:t xml:space="preserve">Service Duration </w:t>
+            </w:r>
+          </w:p>
+        </w:tc>
+        <w:tc>
+          <w:tcPr>
+            <w:tcW w:type="dxa" w:w="2400"/>
+            <w:tcBorders>
+              <w:start w:sz="3.199999999999818" w:val="single" w:color="#000000"/>
+              <w:top w:sz="3.200000000000273" w:val="single" w:color="#000000"/>
+              <w:end w:sz="3.199999999999818" w:val="single" w:color="#000000"/>
+              <w:bottom w:sz="4.0" w:val="single" w:color="#000000"/>
+            </w:tcBorders>
+            <w:shd w:fill="ffffff"/>
+            <w:tcMar>
+              <w:start w:w="0" w:type="dxa"/>
+              <w:end w:w="0" w:type="dxa"/>
+            </w:tcMar>
+          </w:tcPr>
+          <w:p/>
+        </w:tc>
+      </w:tr>
+      <w:tr>
+        <w:trPr>
+          <w:trHeight w:hRule="exact" w:val="484"/>
+        </w:trPr>
+        <w:tc>
+          <w:tcPr>
+            <w:tcW w:type="dxa" w:w="10484"/>
+            <w:gridSpan w:val="7"/>
+            <w:tcBorders>
+              <w:start w:sz="4.0" w:val="single" w:color="#000000"/>
+              <w:top w:sz="4.0" w:val="single" w:color="#000000"/>
+              <w:end w:sz="3.199999999999818" w:val="single" w:color="#000000"/>
+              <w:bottom w:sz="4.0" w:val="single" w:color="#000000"/>
+            </w:tcBorders>
+            <w:shd w:fill="c00000"/>
+            <w:tcMar>
+              <w:start w:w="0" w:type="dxa"/>
+              <w:end w:w="0" w:type="dxa"/>
+            </w:tcMar>
+            <w:tcMar>
+              <w:start w:w="0" w:type="dxa"/>
+              <w:end w:w="0" w:type="dxa"/>
+            </w:tcMar>
+            <w:tcMar>
+              <w:start w:w="0" w:type="dxa"/>
+              <w:end w:w="0" w:type="dxa"/>
+            </w:tcMar>
+            <w:tcMar>
+              <w:start w:w="0" w:type="dxa"/>
+              <w:end w:w="0" w:type="dxa"/>
+            </w:tcMar>
+            <w:tcMar>
+              <w:start w:w="0" w:type="dxa"/>
+              <w:end w:w="0" w:type="dxa"/>
+            </w:tcMar>
+            <w:tcMar>
+              <w:start w:w="0" w:type="dxa"/>
+              <w:end w:w="0" w:type="dxa"/>
+            </w:tcMar>
+            <w:tcMar>
+              <w:start w:w="0" w:type="dxa"/>
+              <w:end w:w="0" w:type="dxa"/>
+            </w:tcMar>
+          </w:tcPr>
+          <w:p>
+            <w:pPr>
+              <w:autoSpaceDN w:val="0"/>
+              <w:autoSpaceDE w:val="0"/>
+              <w:widowControl/>
+              <w:spacing w:line="197" w:lineRule="auto" w:before="156" w:after="0"/>
+              <w:ind w:left="0" w:right="0" w:firstLine="0"/>
+              <w:jc w:val="center"/>
+            </w:pPr>
+            <w:r>
+              <w:rPr>
+                <w:rFonts w:ascii="Calibri" w:hAnsi="Calibri" w:eastAsia="Calibri"/>
+                <w:b/>
+                <w:i w:val="0"/>
+                <w:color w:val="FFFFFF"/>
+                <w:sz w:val="20"/>
+              </w:rPr>
+              <w:t xml:space="preserve">I UNDERTAKE THAT THE ABOVE-MENTIONED DETAILS ARE CORRECT </w:t>
+            </w:r>
+          </w:p>
+        </w:tc>
+      </w:tr>
+      <w:tr>
+        <w:trPr>
+          <w:trHeight w:hRule="exact" w:val="556"/>
+        </w:trPr>
+        <w:tc>
+          <w:tcPr>
+            <w:tcW w:type="dxa" w:w="2978"/>
+            <w:tcBorders>
+              <w:start w:sz="4.0" w:val="single" w:color="#000000"/>
+              <w:top w:sz="4.0" w:val="single" w:color="#000000"/>
+              <w:end w:sz="4.0" w:val="single" w:color="#000000"/>
+              <w:bottom w:sz="4.0" w:val="single" w:color="#000000"/>
+            </w:tcBorders>
+            <w:shd w:fill="d8d9d8"/>
+            <w:tcMar>
+              <w:start w:w="0" w:type="dxa"/>
+              <w:end w:w="0" w:type="dxa"/>
+            </w:tcMar>
+          </w:tcPr>
+          <w:p>
+            <w:pPr>
+              <w:autoSpaceDN w:val="0"/>
+              <w:autoSpaceDE w:val="0"/>
+              <w:widowControl/>
+              <w:spacing w:line="194" w:lineRule="auto" w:before="192" w:after="0"/>
+              <w:ind w:left="100" w:right="0" w:firstLine="0"/>
+              <w:jc w:val="left"/>
+            </w:pPr>
+            <w:r>
+              <w:rPr>
+                <w:rFonts w:ascii="Calibri" w:hAnsi="Calibri" w:eastAsia="Calibri"/>
+                <w:b/>
+                <w:i w:val="0"/>
+                <w:color w:val="000000"/>
+                <w:sz w:val="20"/>
+              </w:rPr>
+              <w:t xml:space="preserve">Name </w:t>
+            </w:r>
+          </w:p>
+        </w:tc>
+        <w:tc>
+          <w:tcPr>
+            <w:tcW w:type="dxa" w:w="2554"/>
+            <w:gridSpan w:val="4"/>
+            <w:tcBorders>
+              <w:start w:sz="4.0" w:val="single" w:color="#000000"/>
+              <w:top w:sz="4.0" w:val="single" w:color="#000000"/>
+              <w:end w:sz="4.0" w:val="single" w:color="#000000"/>
+              <w:bottom w:sz="4.0" w:val="single" w:color="#000000"/>
+            </w:tcBorders>
+            <w:shd w:fill="ffffff"/>
+            <w:tcMar>
+              <w:start w:w="0" w:type="dxa"/>
+              <w:end w:w="0" w:type="dxa"/>
+            </w:tcMar>
+            <w:tcMar>
+              <w:start w:w="0" w:type="dxa"/>
+              <w:end w:w="0" w:type="dxa"/>
+            </w:tcMar>
+            <w:tcMar>
+              <w:start w:w="0" w:type="dxa"/>
+              <w:end w:w="0" w:type="dxa"/>
+            </w:tcMar>
+            <w:tcMar>
+              <w:start w:w="0" w:type="dxa"/>
+              <w:end w:w="0" w:type="dxa"/>
+            </w:tcMar>
+          </w:tcPr>
+          <w:p>
+            <w:r>
+              <w:t>{{ name }}</w:t>
+            </w:r>
+          </w:p>
+        </w:tc>
+        <w:tc>
+          <w:tcPr>
+            <w:tcW w:type="dxa" w:w="2552"/>
+            <w:tcBorders>
+              <w:start w:sz="4.0" w:val="single" w:color="#000000"/>
+              <w:top w:sz="4.0" w:val="single" w:color="#000000"/>
+              <w:end w:sz="3.199999999999818" w:val="single" w:color="#000000"/>
+              <w:bottom w:sz="4.0" w:val="single" w:color="#000000"/>
+            </w:tcBorders>
+            <w:shd w:fill="d8d9d8"/>
+            <w:tcMar>
+              <w:start w:w="0" w:type="dxa"/>
+              <w:end w:w="0" w:type="dxa"/>
+            </w:tcMar>
+          </w:tcPr>
+          <w:p>
+            <w:pPr>
+              <w:autoSpaceDN w:val="0"/>
+              <w:autoSpaceDE w:val="0"/>
+              <w:widowControl/>
+              <w:spacing w:line="194" w:lineRule="auto" w:before="192" w:after="0"/>
+              <w:ind w:left="100" w:right="0" w:firstLine="0"/>
+              <w:jc w:val="left"/>
+            </w:pPr>
+            <w:r>
+              <w:rPr>
+                <w:rFonts w:ascii="Calibri" w:hAnsi="Calibri" w:eastAsia="Calibri"/>
+                <w:b/>
+                <w:i w:val="0"/>
+                <w:color w:val="000000"/>
+                <w:sz w:val="20"/>
+              </w:rPr>
+              <w:t xml:space="preserve">Signature &amp; Date </w:t>
+            </w:r>
+          </w:p>
+        </w:tc>
+        <w:tc>
+          <w:tcPr>
+            <w:tcW w:type="dxa" w:w="2400"/>
+            <w:tcBorders>
+              <w:start w:sz="3.199999999999818" w:val="single" w:color="#000000"/>
+              <w:top w:sz="4.0" w:val="single" w:color="#000000"/>
+              <w:end w:sz="3.199999999999818" w:val="single" w:color="#000000"/>
+              <w:bottom w:sz="4.0" w:val="single" w:color="#000000"/>
+            </w:tcBorders>
+            <w:shd w:fill="ffffff"/>
+            <w:tcMar>
+              <w:start w:w="0" w:type="dxa"/>
+              <w:end w:w="0" w:type="dxa"/>
+            </w:tcMar>
+          </w:tcPr>
+          <w:p/>
+        </w:tc>
+      </w:tr>
+    </w:tbl>
+    <w:p>
+      <w:pPr>
+        <w:autoSpaceDN w:val="0"/>
+        <w:autoSpaceDE w:val="0"/>
+        <w:widowControl/>
+        <w:spacing w:line="240" w:lineRule="auto" w:before="8218" w:after="396"/>
+        <w:ind w:left="0" w:right="0" w:firstLine="0"/>
+        <w:jc w:val="left"/>
+      </w:pPr>
+      <w:r>
+        <w:drawing>
+          <wp:inline xmlns:a="http://schemas.openxmlformats.org/drawingml/2006/main" xmlns:pic="http://schemas.openxmlformats.org/drawingml/2006/picture">
+            <wp:extent cx="6616700" cy="203200"/>
+            <wp:docPr id="17" name="Picture 17"/>
+            <wp:cNvGraphicFramePr>
+              <a:graphicFrameLocks noChangeAspect="1"/>
+            </wp:cNvGraphicFramePr>
+            <a:graphic>
+              <a:graphicData uri="http://schemas.openxmlformats.org/drawingml/2006/picture">
+                <pic:pic>
+                  <pic:nvPicPr>
+                    <pic:cNvPr id="0" name="image.png"/>
+                    <pic:cNvPicPr/>
+                  </pic:nvPicPr>
+                  <pic:blipFill>
+                    <a:blip r:embed="rId18"/>
+                    <a:stretch>
+                      <a:fillRect/>
+                    </a:stretch>
+                  </pic:blipFill>
+                  <pic:spPr>
+                    <a:xfrm>
+                      <a:off x="0" y="0"/>
+                      <a:ext cx="6616700" cy="203200"/>
+                    </a:xfrm>
+                    <a:prstGeom prst="rect"/>
+                  </pic:spPr>
+                </pic:pic>
+              </a:graphicData>
+            </a:graphic>
+          </wp:inline>
+        </w:drawing>
+      </w:r>
+    </w:p>
+    <w:tbl>
+      <w:tblPr>
+        <w:tblW w:type="auto" w:w="0"/>
+        <w:tblLayout w:type="fixed"/>
+        <w:tblLook w:firstColumn="1" w:firstRow="1" w:lastColumn="0" w:lastRow="0" w:noHBand="0" w:noVBand="1" w:val="04A0"/>
+        <w:tblInd w:w="620.0" w:type="dxa"/>
+      </w:tblPr>
+      <w:tblGrid>
+        <w:gridCol w:w="1504"/>
+        <w:gridCol w:w="1504"/>
+        <w:gridCol w:w="1504"/>
+        <w:gridCol w:w="1504"/>
+        <w:gridCol w:w="1504"/>
+        <w:gridCol w:w="1504"/>
+      </w:tblGrid>
+      <w:tr>
+        <w:trPr>
+          <w:trHeight w:hRule="exact" w:val="292"/>
+        </w:trPr>
+        <w:tc>
+          <w:tcPr>
+            <w:tcW w:type="dxa" w:w="1080"/>
+            <w:vMerge w:val="restart"/>
+            <w:tcBorders/>
+            <w:tcMar>
+              <w:start w:w="0" w:type="dxa"/>
+              <w:end w:w="0" w:type="dxa"/>
+            </w:tcMar>
+            <w:tcMar>
+              <w:start w:w="0" w:type="dxa"/>
+              <w:end w:w="0" w:type="dxa"/>
+            </w:tcMar>
+          </w:tcPr>
+          <w:p>
+            <w:pPr>
+              <w:autoSpaceDN w:val="0"/>
+              <w:autoSpaceDE w:val="0"/>
+              <w:widowControl/>
+              <w:spacing w:line="240" w:lineRule="auto" w:before="110" w:after="0"/>
+              <w:ind w:left="0" w:right="40" w:firstLine="0"/>
+              <w:jc w:val="right"/>
+            </w:pPr>
+            <w:r>
+              <w:drawing>
+                <wp:inline xmlns:a="http://schemas.openxmlformats.org/drawingml/2006/main" xmlns:pic="http://schemas.openxmlformats.org/drawingml/2006/picture">
+                  <wp:extent cx="251459" cy="252730"/>
+                  <wp:docPr id="18" name="Picture 18"/>
+                  <wp:cNvGraphicFramePr>
+                    <a:graphicFrameLocks noChangeAspect="1"/>
+                  </wp:cNvGraphicFramePr>
+                  <a:graphic>
+                    <a:graphicData uri="http://schemas.openxmlformats.org/drawingml/2006/picture">
+                      <pic:pic>
+                        <pic:nvPicPr>
+                          <pic:cNvPr id="0" name="image.png"/>
+                          <pic:cNvPicPr/>
+                        </pic:nvPicPr>
+                        <pic:blipFill>
+                          <a:blip r:embed="rId12"/>
+                          <a:stretch>
+                            <a:fillRect/>
+                          </a:stretch>
+                        </pic:blipFill>
+                        <pic:spPr>
+                          <a:xfrm>
+                            <a:off x="0" y="0"/>
+                            <a:ext cx="251459" cy="252730"/>
+                          </a:xfrm>
+                          <a:prstGeom prst="rect"/>
+                        </pic:spPr>
+                      </pic:pic>
+                    </a:graphicData>
+                  </a:graphic>
+                </wp:inline>
+              </w:drawing>
+            </w:r>
+          </w:p>
+        </w:tc>
+        <w:tc>
+          <w:tcPr>
+            <w:tcW w:type="dxa" w:w="2460"/>
+            <w:vMerge w:val="restart"/>
+            <w:tcBorders/>
+            <w:tcMar>
+              <w:start w:w="0" w:type="dxa"/>
+              <w:end w:w="0" w:type="dxa"/>
+            </w:tcMar>
+            <w:tcMar>
+              <w:start w:w="0" w:type="dxa"/>
+              <w:end w:w="0" w:type="dxa"/>
+            </w:tcMar>
+          </w:tcPr>
+          <w:p>
+            <w:pPr>
+              <w:autoSpaceDN w:val="0"/>
+              <w:autoSpaceDE w:val="0"/>
+              <w:widowControl/>
+              <w:spacing w:line="197" w:lineRule="auto" w:before="248" w:after="0"/>
+              <w:ind w:left="48" w:right="0" w:firstLine="0"/>
+              <w:jc w:val="left"/>
+            </w:pPr>
+            <w:r>
+              <w:rPr>
+                <w:rFonts w:ascii="Calibri" w:hAnsi="Calibri" w:eastAsia="Calibri"/>
+                <w:b w:val="0"/>
+                <w:i w:val="0"/>
+                <w:color w:val="A09F9F"/>
+                <w:sz w:val="16"/>
+              </w:rPr>
+              <w:t>Abu Dhabi, United Arab Emirates</w:t>
+            </w:r>
+          </w:p>
+        </w:tc>
+        <w:tc>
+          <w:tcPr>
+            <w:tcW w:type="dxa" w:w="980"/>
+            <w:vMerge w:val="restart"/>
+            <w:tcBorders/>
+            <w:tcMar>
+              <w:start w:w="0" w:type="dxa"/>
+              <w:end w:w="0" w:type="dxa"/>
+            </w:tcMar>
+            <w:tcMar>
+              <w:start w:w="0" w:type="dxa"/>
+              <w:end w:w="0" w:type="dxa"/>
+            </w:tcMar>
+          </w:tcPr>
+          <w:p>
+            <w:pPr>
+              <w:autoSpaceDN w:val="0"/>
+              <w:autoSpaceDE w:val="0"/>
+              <w:widowControl/>
+              <w:spacing w:line="240" w:lineRule="auto" w:before="78" w:after="0"/>
+              <w:ind w:left="0" w:right="112" w:firstLine="0"/>
+              <w:jc w:val="right"/>
+            </w:pPr>
+            <w:r>
+              <w:drawing>
+                <wp:inline xmlns:a="http://schemas.openxmlformats.org/drawingml/2006/main" xmlns:pic="http://schemas.openxmlformats.org/drawingml/2006/picture">
+                  <wp:extent cx="251460" cy="252729"/>
+                  <wp:docPr id="19" name="Picture 19"/>
+                  <wp:cNvGraphicFramePr>
+                    <a:graphicFrameLocks noChangeAspect="1"/>
+                  </wp:cNvGraphicFramePr>
+                  <a:graphic>
+                    <a:graphicData uri="http://schemas.openxmlformats.org/drawingml/2006/picture">
+                      <pic:pic>
+                        <pic:nvPicPr>
+                          <pic:cNvPr id="0" name="image.png"/>
+                          <pic:cNvPicPr/>
+                        </pic:nvPicPr>
+                        <pic:blipFill>
+                          <a:blip r:embed="rId13"/>
+                          <a:stretch>
+                            <a:fillRect/>
+                          </a:stretch>
+                        </pic:blipFill>
+                        <pic:spPr>
+                          <a:xfrm>
+                            <a:off x="0" y="0"/>
+                            <a:ext cx="251460" cy="252729"/>
+                          </a:xfrm>
+                          <a:prstGeom prst="rect"/>
+                        </pic:spPr>
+                      </pic:pic>
+                    </a:graphicData>
+                  </a:graphic>
+                </wp:inline>
+              </w:drawing>
+            </w:r>
+          </w:p>
+        </w:tc>
+        <w:tc>
+          <w:tcPr>
+            <w:tcW w:type="dxa" w:w="2200"/>
+            <w:tcBorders/>
+            <w:tcMar>
+              <w:start w:w="0" w:type="dxa"/>
+              <w:end w:w="0" w:type="dxa"/>
+            </w:tcMar>
+          </w:tcPr>
+          <w:p>
+            <w:pPr>
+              <w:autoSpaceDN w:val="0"/>
+              <w:autoSpaceDE w:val="0"/>
+              <w:widowControl/>
+              <w:spacing w:line="175" w:lineRule="auto" w:before="48" w:after="0"/>
+              <w:ind w:left="136" w:right="0" w:firstLine="0"/>
+              <w:jc w:val="left"/>
+            </w:pPr>
+            <w:r>
+              <w:rPr>
+                <w:rFonts w:ascii="Myanmar Text" w:hAnsi="Myanmar Text" w:eastAsia="Myanmar Text"/>
+                <w:b w:val="0"/>
+                <w:i w:val="0"/>
+                <w:color w:val="A09F9F"/>
+                <w:sz w:val="18"/>
+              </w:rPr>
+              <w:hyperlink r:id="rId21" w:history="1">
+                <w:r>
+                  <w:rPr>
+                    <w:rStyle w:val="Hyperlink"/>
+                  </w:rPr>
+                  <w:t>info@gss-group.net</w:t>
+                </w:r>
+              </w:hyperlink>
+            </w:r>
+          </w:p>
+        </w:tc>
+        <w:tc>
+          <w:tcPr>
+            <w:tcW w:type="dxa" w:w="1120"/>
+            <w:vMerge w:val="restart"/>
+            <w:tcBorders/>
+            <w:tcMar>
+              <w:start w:w="0" w:type="dxa"/>
+              <w:end w:w="0" w:type="dxa"/>
+            </w:tcMar>
+            <w:tcMar>
+              <w:start w:w="0" w:type="dxa"/>
+              <w:end w:w="0" w:type="dxa"/>
+            </w:tcMar>
+          </w:tcPr>
+          <w:p>
+            <w:pPr>
+              <w:autoSpaceDN w:val="0"/>
+              <w:autoSpaceDE w:val="0"/>
+              <w:widowControl/>
+              <w:spacing w:line="240" w:lineRule="auto" w:before="92" w:after="0"/>
+              <w:ind w:left="0" w:right="76" w:firstLine="0"/>
+              <w:jc w:val="right"/>
+            </w:pPr>
+            <w:r>
+              <w:drawing>
+                <wp:inline xmlns:a="http://schemas.openxmlformats.org/drawingml/2006/main" xmlns:pic="http://schemas.openxmlformats.org/drawingml/2006/picture">
+                  <wp:extent cx="251460" cy="252729"/>
+                  <wp:docPr id="20" name="Picture 20"/>
+                  <wp:cNvGraphicFramePr>
+                    <a:graphicFrameLocks noChangeAspect="1"/>
+                  </wp:cNvGraphicFramePr>
+                  <a:graphic>
+                    <a:graphicData uri="http://schemas.openxmlformats.org/drawingml/2006/picture">
+                      <pic:pic>
+                        <pic:nvPicPr>
+                          <pic:cNvPr id="0" name="image.png"/>
+                          <pic:cNvPicPr/>
+                        </pic:nvPicPr>
+                        <pic:blipFill>
+                          <a:blip r:embed="rId15"/>
+                          <a:stretch>
+                            <a:fillRect/>
+                          </a:stretch>
+                        </pic:blipFill>
+                        <pic:spPr>
+                          <a:xfrm>
+                            <a:off x="0" y="0"/>
+                            <a:ext cx="251460" cy="252729"/>
+                          </a:xfrm>
+                          <a:prstGeom prst="rect"/>
+                        </pic:spPr>
+                      </pic:pic>
+                    </a:graphicData>
+                  </a:graphic>
+                </wp:inline>
+              </w:drawing>
+            </w:r>
+          </w:p>
+        </w:tc>
+        <w:tc>
+          <w:tcPr>
+            <w:tcW w:type="dxa" w:w="2600"/>
+            <w:tcBorders/>
+            <w:tcMar>
+              <w:start w:w="0" w:type="dxa"/>
+              <w:end w:w="0" w:type="dxa"/>
+            </w:tcMar>
+          </w:tcPr>
+          <w:p>
+            <w:pPr>
+              <w:autoSpaceDN w:val="0"/>
+              <w:autoSpaceDE w:val="0"/>
+              <w:widowControl/>
+              <w:spacing w:line="175" w:lineRule="auto" w:before="46" w:after="0"/>
+              <w:ind w:left="112" w:right="0" w:firstLine="0"/>
+              <w:jc w:val="left"/>
+            </w:pPr>
+            <w:r>
+              <w:rPr>
+                <w:rFonts w:ascii="Myanmar Text" w:hAnsi="Myanmar Text" w:eastAsia="Myanmar Text"/>
+                <w:b w:val="0"/>
+                <w:i w:val="0"/>
+                <w:color w:val="A09F9F"/>
+                <w:sz w:val="18"/>
+              </w:rPr>
+              <w:t>Phone: +9712 6666898</w:t>
+            </w:r>
+          </w:p>
+        </w:tc>
+      </w:tr>
+      <w:tr>
+        <w:trPr>
+          <w:trHeight w:hRule="exact" w:val="220"/>
+        </w:trPr>
+        <w:tc>
+          <w:tcPr>
+            <w:tcW w:type="dxa" w:w="1504"/>
+            <w:vMerge/>
+            <w:tcBorders/>
+          </w:tcPr>
+          <w:p/>
+        </w:tc>
+        <w:tc>
+          <w:tcPr>
+            <w:tcW w:type="dxa" w:w="1504"/>
+            <w:vMerge/>
+            <w:tcBorders/>
+          </w:tcPr>
+          <w:p/>
+        </w:tc>
+        <w:tc>
+          <w:tcPr>
+            <w:tcW w:type="dxa" w:w="1504"/>
+            <w:vMerge/>
+            <w:tcBorders/>
+          </w:tcPr>
+          <w:p/>
+        </w:tc>
+        <w:tc>
+          <w:tcPr>
+            <w:tcW w:type="dxa" w:w="2200"/>
+            <w:tcBorders/>
+            <w:tcMar>
+              <w:start w:w="0" w:type="dxa"/>
+              <w:end w:w="0" w:type="dxa"/>
+            </w:tcMar>
+          </w:tcPr>
+          <w:p>
+            <w:pPr>
+              <w:autoSpaceDN w:val="0"/>
+              <w:autoSpaceDE w:val="0"/>
+              <w:widowControl/>
+              <w:spacing w:line="175" w:lineRule="auto" w:before="0" w:after="0"/>
+              <w:ind w:left="152" w:right="0" w:firstLine="0"/>
+              <w:jc w:val="left"/>
+            </w:pPr>
+            <w:r>
+              <w:rPr>
+                <w:rFonts w:ascii="Myanmar Text" w:hAnsi="Myanmar Text" w:eastAsia="Myanmar Text"/>
+                <w:b w:val="0"/>
+                <w:i w:val="0"/>
+                <w:color w:val="A09F9F"/>
+                <w:sz w:val="18"/>
+              </w:rPr>
+              <w:hyperlink r:id="rId14" w:history="1">
+                <w:r>
+                  <w:rPr>
+                    <w:rStyle w:val="Hyperlink"/>
+                  </w:rPr>
+                  <w:t>www.gss-group.net</w:t>
+                </w:r>
+              </w:hyperlink>
+            </w:r>
+          </w:p>
+        </w:tc>
+        <w:tc>
+          <w:tcPr>
+            <w:tcW w:type="dxa" w:w="1504"/>
+            <w:vMerge/>
+            <w:tcBorders/>
+          </w:tcPr>
+          <w:p/>
+        </w:tc>
+        <w:tc>
+          <w:tcPr>
+            <w:tcW w:type="dxa" w:w="2600"/>
+            <w:tcBorders/>
+            <w:tcMar>
+              <w:start w:w="0" w:type="dxa"/>
+              <w:end w:w="0" w:type="dxa"/>
+            </w:tcMar>
+          </w:tcPr>
+          <w:p>
+            <w:pPr>
+              <w:autoSpaceDN w:val="0"/>
+              <w:autoSpaceDE w:val="0"/>
+              <w:widowControl/>
+              <w:spacing w:line="240" w:lineRule="auto" w:before="0" w:after="0"/>
+              <w:ind w:left="112" w:right="0" w:firstLine="0"/>
+              <w:jc w:val="left"/>
+            </w:pPr>
+            <w:r>
+              <w:rPr>
+                <w:rFonts w:ascii="Gill Sans MT" w:hAnsi="Gill Sans MT" w:eastAsia="Gill Sans MT"/>
+                <w:b w:val="0"/>
+                <w:i w:val="0"/>
+                <w:color w:val="A09F9F"/>
+                <w:sz w:val="19"/>
+              </w:rPr>
+              <w:t>Fax: +971 2 666 8980</w:t>
+            </w:r>
+          </w:p>
+        </w:tc>
+      </w:tr>
+    </w:tbl>
+    <w:p>
+      <w:pPr>
+        <w:autoSpaceDN w:val="0"/>
+        <w:autoSpaceDE w:val="0"/>
+        <w:widowControl/>
+        <w:spacing w:line="14" w:lineRule="exact" w:before="0" w:after="0"/>
+        <w:ind w:left="0" w:right="0"/>
+      </w:pPr>
+    </w:p>
     <w:sectPr>
-      <w:pgSz w:w="12240" w:h="15840"/>
-      <w:pgMar w:top="1440" w:right="1800" w:bottom="1440" w:left="1800" w:header="720" w:footer="720" w:gutter="0"/>
-      <w:cols w:space="720"/>
+      <w:pgSz w:w="11906" w:h="16838"/>
+      <w:pgMar w:top="440" w:right="0" w:bottom="226" w:left="0" w:header="720" w:footer="720" w:gutter="0"/>
+      <w:cols/>
       <w:docGrid w:linePitch="360"/>
     </w:sectPr>
   </w:body>
@@ -1660,10 +8929,6 @@
     <w:name w:val="Normal"/>
     <w:qFormat/>
     <w:rsid w:val="00FC693F"/>
-    <w:rPr>
-      <w:rFonts w:ascii="Arial" w:hAnsi="Arial"/>
-      <w:sz w:val="20"/>
-    </w:rPr>
   </w:style>
   <w:style w:type="paragraph" w:styleId="Header">
     <w:name w:val="header"/>

--- a/backend/templates/GSSG-HR_300-019_Employee_Information_Form.docx
+++ b/backend/templates/GSSG-HR_300-019_Employee_Information_Form.docx
@@ -2269,7 +2269,7 @@
       </w:tr>
       <w:tr>
         <w:trPr>
-          <w:trHeight w:hRule="exact" w:val="568"/>
+          <w:trHeight w:hRule="exact" w:val="700"/>
         </w:trPr>
         <w:tc>
           <w:tcPr>
@@ -2342,6 +2342,9 @@
               <w:t xml:space="preserve">1. </w:t>
             </w:r>
             <w:r>
+              <w:rPr>
+                <w:sz w:val="16"/>
+              </w:rPr>
               <w:t>{{ spoken_languages }}</w:t>
             </w:r>
           </w:p>
@@ -3702,7 +3705,7 @@
       </w:tr>
       <w:tr>
         <w:trPr>
-          <w:trHeight w:hRule="exact" w:val="554"/>
+          <w:trHeight w:hRule="exact" w:val="700"/>
         </w:trPr>
         <w:tc>
           <w:tcPr>
@@ -3794,6 +3797,9 @@
               <w:t xml:space="preserve">1. </w:t>
             </w:r>
             <w:r>
+              <w:rPr>
+                <w:sz w:val="16"/>
+              </w:rPr>
               <w:t>{{ children_names }}</w:t>
             </w:r>
           </w:p>
@@ -4934,7 +4940,8 @@
         </w:trPr>
         <w:tc>
           <w:tcPr>
-            <w:tcW w:type="dxa" w:w="2096"/>
+            <w:tcW w:type="dxa" w:w="10484"/>
+            <w:gridSpan w:val="8"/>
             <w:tcBorders>
               <w:start w:sz="4.0" w:val="single" w:color="#000000"/>
               <w:top w:sz="4.0" w:val="single" w:color="#000000"/>
@@ -4958,36 +4965,11 @@
             </w:pPr>
             <w:r>
               <w:rPr>
-                <w:rFonts w:ascii="Calibri" w:hAnsi="Calibri" w:eastAsia="Calibri"/>
                 <w:b/>
-                <w:i w:val="0"/>
-                <w:color w:val="000000"/>
-                <w:sz w:val="20"/>
               </w:rPr>
-              <w:t xml:space="preserve">Name </w:t>
+              <w:t>Details (name, nationality, relation, workplace, contact)</w:t>
             </w:r>
           </w:p>
-        </w:tc>
-        <w:tc>
-          <w:tcPr>
-            <w:tcW w:type="dxa" w:w="2098"/>
-            <w:gridSpan w:val="2"/>
-            <w:tcBorders>
-              <w:start w:sz="4.0" w:val="single" w:color="#000000"/>
-              <w:top w:sz="4.0" w:val="single" w:color="#000000"/>
-              <w:end w:sz="4.0" w:val="single" w:color="#000000"/>
-              <w:bottom w:sz="4.0" w:val="single" w:color="#000000"/>
-            </w:tcBorders>
-            <w:shd w:fill="d8d9d8"/>
-            <w:tcMar>
-              <w:start w:w="0" w:type="dxa"/>
-              <w:end w:w="0" w:type="dxa"/>
-            </w:tcMar>
-            <w:tcMar>
-              <w:start w:w="0" w:type="dxa"/>
-              <w:end w:w="0" w:type="dxa"/>
-            </w:tcMar>
-          </w:tcPr>
           <w:p>
             <w:pPr>
               <w:autoSpaceDN w:val="0"/>
@@ -5008,27 +4990,6 @@
               <w:t xml:space="preserve">Nationality </w:t>
             </w:r>
           </w:p>
-        </w:tc>
-        <w:tc>
-          <w:tcPr>
-            <w:tcW w:type="dxa" w:w="2098"/>
-            <w:gridSpan w:val="2"/>
-            <w:tcBorders>
-              <w:start w:sz="4.0" w:val="single" w:color="#000000"/>
-              <w:top w:sz="4.0" w:val="single" w:color="#000000"/>
-              <w:end w:sz="4.0" w:val="single" w:color="#000000"/>
-              <w:bottom w:sz="4.0" w:val="single" w:color="#000000"/>
-            </w:tcBorders>
-            <w:shd w:fill="d8d9d8"/>
-            <w:tcMar>
-              <w:start w:w="0" w:type="dxa"/>
-              <w:end w:w="0" w:type="dxa"/>
-            </w:tcMar>
-            <w:tcMar>
-              <w:start w:w="0" w:type="dxa"/>
-              <w:end w:w="0" w:type="dxa"/>
-            </w:tcMar>
-          </w:tcPr>
           <w:p>
             <w:pPr>
               <w:autoSpaceDN w:val="0"/>
@@ -5049,27 +5010,6 @@
               <w:t xml:space="preserve">Relation </w:t>
             </w:r>
           </w:p>
-        </w:tc>
-        <w:tc>
-          <w:tcPr>
-            <w:tcW w:type="dxa" w:w="2096"/>
-            <w:gridSpan w:val="2"/>
-            <w:tcBorders>
-              <w:start w:sz="4.0" w:val="single" w:color="#000000"/>
-              <w:top w:sz="4.0" w:val="single" w:color="#000000"/>
-              <w:end w:sz="4.0" w:val="single" w:color="#000000"/>
-              <w:bottom w:sz="4.0" w:val="single" w:color="#000000"/>
-            </w:tcBorders>
-            <w:shd w:fill="d8d9d8"/>
-            <w:tcMar>
-              <w:start w:w="0" w:type="dxa"/>
-              <w:end w:w="0" w:type="dxa"/>
-            </w:tcMar>
-            <w:tcMar>
-              <w:start w:w="0" w:type="dxa"/>
-              <w:end w:w="0" w:type="dxa"/>
-            </w:tcMar>
-          </w:tcPr>
           <w:p>
             <w:pPr>
               <w:autoSpaceDN w:val="0"/>
@@ -5090,22 +5030,6 @@
               <w:t xml:space="preserve">Workplace </w:t>
             </w:r>
           </w:p>
-        </w:tc>
-        <w:tc>
-          <w:tcPr>
-            <w:tcW w:type="dxa" w:w="2096"/>
-            <w:tcBorders>
-              <w:start w:sz="4.0" w:val="single" w:color="#000000"/>
-              <w:top w:sz="4.0" w:val="single" w:color="#000000"/>
-              <w:end w:sz="3.199999999999818" w:val="single" w:color="#000000"/>
-              <w:bottom w:sz="4.0" w:val="single" w:color="#000000"/>
-            </w:tcBorders>
-            <w:shd w:fill="d8d9d8"/>
-            <w:tcMar>
-              <w:start w:w="0" w:type="dxa"/>
-              <w:end w:w="0" w:type="dxa"/>
-            </w:tcMar>
-          </w:tcPr>
           <w:p>
             <w:pPr>
               <w:autoSpaceDN w:val="0"/>
@@ -5130,11 +5054,12 @@
       </w:tr>
       <w:tr>
         <w:trPr>
-          <w:trHeight w:hRule="exact" w:val="558"/>
+          <w:trHeight w:hRule="exact"/>
         </w:trPr>
         <w:tc>
           <w:tcPr>
-            <w:tcW w:type="dxa" w:w="2096"/>
+            <w:tcW w:type="dxa" w:w="10484"/>
+            <w:gridSpan w:val="8"/>
             <w:tcBorders>
               <w:start w:sz="4.0" w:val="single" w:color="#000000"/>
               <w:top w:sz="4.0" w:val="single" w:color="#000000"/>
@@ -5152,89 +5077,6 @@
               <w:t>{{ relatives_uae }}</w:t>
             </w:r>
           </w:p>
-        </w:tc>
-        <w:tc>
-          <w:tcPr>
-            <w:tcW w:type="dxa" w:w="2098"/>
-            <w:gridSpan w:val="2"/>
-            <w:tcBorders>
-              <w:start w:sz="4.0" w:val="single" w:color="#000000"/>
-              <w:top w:sz="4.0" w:val="single" w:color="#000000"/>
-              <w:end w:sz="4.0" w:val="single" w:color="#000000"/>
-              <w:bottom w:sz="4.0" w:val="single" w:color="#000000"/>
-            </w:tcBorders>
-            <w:shd w:fill="ffffff"/>
-            <w:tcMar>
-              <w:start w:w="0" w:type="dxa"/>
-              <w:end w:w="0" w:type="dxa"/>
-            </w:tcMar>
-            <w:tcMar>
-              <w:start w:w="0" w:type="dxa"/>
-              <w:end w:w="0" w:type="dxa"/>
-            </w:tcMar>
-          </w:tcPr>
-          <w:p/>
-        </w:tc>
-        <w:tc>
-          <w:tcPr>
-            <w:tcW w:type="dxa" w:w="2098"/>
-            <w:gridSpan w:val="2"/>
-            <w:tcBorders>
-              <w:start w:sz="4.0" w:val="single" w:color="#000000"/>
-              <w:top w:sz="4.0" w:val="single" w:color="#000000"/>
-              <w:end w:sz="4.0" w:val="single" w:color="#000000"/>
-              <w:bottom w:sz="4.0" w:val="single" w:color="#000000"/>
-            </w:tcBorders>
-            <w:shd w:fill="ffffff"/>
-            <w:tcMar>
-              <w:start w:w="0" w:type="dxa"/>
-              <w:end w:w="0" w:type="dxa"/>
-            </w:tcMar>
-            <w:tcMar>
-              <w:start w:w="0" w:type="dxa"/>
-              <w:end w:w="0" w:type="dxa"/>
-            </w:tcMar>
-          </w:tcPr>
-          <w:p/>
-        </w:tc>
-        <w:tc>
-          <w:tcPr>
-            <w:tcW w:type="dxa" w:w="2096"/>
-            <w:gridSpan w:val="2"/>
-            <w:tcBorders>
-              <w:start w:sz="4.0" w:val="single" w:color="#000000"/>
-              <w:top w:sz="4.0" w:val="single" w:color="#000000"/>
-              <w:end w:sz="4.0" w:val="single" w:color="#000000"/>
-              <w:bottom w:sz="4.0" w:val="single" w:color="#000000"/>
-            </w:tcBorders>
-            <w:shd w:fill="ffffff"/>
-            <w:tcMar>
-              <w:start w:w="0" w:type="dxa"/>
-              <w:end w:w="0" w:type="dxa"/>
-            </w:tcMar>
-            <w:tcMar>
-              <w:start w:w="0" w:type="dxa"/>
-              <w:end w:w="0" w:type="dxa"/>
-            </w:tcMar>
-          </w:tcPr>
-          <w:p/>
-        </w:tc>
-        <w:tc>
-          <w:tcPr>
-            <w:tcW w:type="dxa" w:w="2096"/>
-            <w:tcBorders>
-              <w:start w:sz="4.0" w:val="single" w:color="#000000"/>
-              <w:top w:sz="4.0" w:val="single" w:color="#000000"/>
-              <w:end w:sz="3.199999999999818" w:val="single" w:color="#000000"/>
-              <w:bottom w:sz="4.0" w:val="single" w:color="#000000"/>
-            </w:tcBorders>
-            <w:shd w:fill="ffffff"/>
-            <w:tcMar>
-              <w:start w:w="0" w:type="dxa"/>
-              <w:end w:w="0" w:type="dxa"/>
-            </w:tcMar>
-          </w:tcPr>
-          <w:p/>
         </w:tc>
       </w:tr>
       <w:tr>
@@ -5418,7 +5260,8 @@
         </w:trPr>
         <w:tc>
           <w:tcPr>
-            <w:tcW w:type="dxa" w:w="2096"/>
+            <w:tcW w:type="dxa" w:w="10484"/>
+            <w:gridSpan w:val="8"/>
             <w:tcBorders>
               <w:start w:sz="4.0" w:val="single" w:color="#000000"/>
               <w:top w:sz="4.0" w:val="single" w:color="#000000"/>
@@ -5442,36 +5285,11 @@
             </w:pPr>
             <w:r>
               <w:rPr>
-                <w:rFonts w:ascii="Calibri" w:hAnsi="Calibri" w:eastAsia="Calibri"/>
                 <w:b/>
-                <w:i w:val="0"/>
-                <w:color w:val="000000"/>
-                <w:sz w:val="20"/>
               </w:rPr>
-              <w:t xml:space="preserve">Name </w:t>
+              <w:t>Details (name, nationality, relation, workplace, contact)</w:t>
             </w:r>
           </w:p>
-        </w:tc>
-        <w:tc>
-          <w:tcPr>
-            <w:tcW w:type="dxa" w:w="2098"/>
-            <w:gridSpan w:val="2"/>
-            <w:tcBorders>
-              <w:start w:sz="4.0" w:val="single" w:color="#000000"/>
-              <w:top w:sz="4.0" w:val="single" w:color="#000000"/>
-              <w:end w:sz="4.0" w:val="single" w:color="#000000"/>
-              <w:bottom w:sz="4.0" w:val="single" w:color="#000000"/>
-            </w:tcBorders>
-            <w:shd w:fill="d8d9d8"/>
-            <w:tcMar>
-              <w:start w:w="0" w:type="dxa"/>
-              <w:end w:w="0" w:type="dxa"/>
-            </w:tcMar>
-            <w:tcMar>
-              <w:start w:w="0" w:type="dxa"/>
-              <w:end w:w="0" w:type="dxa"/>
-            </w:tcMar>
-          </w:tcPr>
           <w:p>
             <w:pPr>
               <w:autoSpaceDN w:val="0"/>
@@ -5492,27 +5310,6 @@
               <w:t xml:space="preserve">Nationality </w:t>
             </w:r>
           </w:p>
-        </w:tc>
-        <w:tc>
-          <w:tcPr>
-            <w:tcW w:type="dxa" w:w="2098"/>
-            <w:gridSpan w:val="2"/>
-            <w:tcBorders>
-              <w:start w:sz="4.0" w:val="single" w:color="#000000"/>
-              <w:top w:sz="4.0" w:val="single" w:color="#000000"/>
-              <w:end w:sz="4.0" w:val="single" w:color="#000000"/>
-              <w:bottom w:sz="4.0" w:val="single" w:color="#000000"/>
-            </w:tcBorders>
-            <w:shd w:fill="d8d9d8"/>
-            <w:tcMar>
-              <w:start w:w="0" w:type="dxa"/>
-              <w:end w:w="0" w:type="dxa"/>
-            </w:tcMar>
-            <w:tcMar>
-              <w:start w:w="0" w:type="dxa"/>
-              <w:end w:w="0" w:type="dxa"/>
-            </w:tcMar>
-          </w:tcPr>
           <w:p>
             <w:pPr>
               <w:autoSpaceDN w:val="0"/>
@@ -5533,27 +5330,6 @@
               <w:t xml:space="preserve">Relation </w:t>
             </w:r>
           </w:p>
-        </w:tc>
-        <w:tc>
-          <w:tcPr>
-            <w:tcW w:type="dxa" w:w="2096"/>
-            <w:gridSpan w:val="2"/>
-            <w:tcBorders>
-              <w:start w:sz="4.0" w:val="single" w:color="#000000"/>
-              <w:top w:sz="4.0" w:val="single" w:color="#000000"/>
-              <w:end w:sz="4.0" w:val="single" w:color="#000000"/>
-              <w:bottom w:sz="4.0" w:val="single" w:color="#000000"/>
-            </w:tcBorders>
-            <w:shd w:fill="d8d9d8"/>
-            <w:tcMar>
-              <w:start w:w="0" w:type="dxa"/>
-              <w:end w:w="0" w:type="dxa"/>
-            </w:tcMar>
-            <w:tcMar>
-              <w:start w:w="0" w:type="dxa"/>
-              <w:end w:w="0" w:type="dxa"/>
-            </w:tcMar>
-          </w:tcPr>
           <w:p>
             <w:pPr>
               <w:autoSpaceDN w:val="0"/>
@@ -5574,22 +5350,6 @@
               <w:t xml:space="preserve">Workplace </w:t>
             </w:r>
           </w:p>
-        </w:tc>
-        <w:tc>
-          <w:tcPr>
-            <w:tcW w:type="dxa" w:w="2096"/>
-            <w:tcBorders>
-              <w:start w:sz="4.0" w:val="single" w:color="#000000"/>
-              <w:top w:sz="4.0" w:val="single" w:color="#000000"/>
-              <w:end w:sz="3.199999999999818" w:val="single" w:color="#000000"/>
-              <w:bottom w:sz="4.0" w:val="single" w:color="#000000"/>
-            </w:tcBorders>
-            <w:shd w:fill="d8d9d8"/>
-            <w:tcMar>
-              <w:start w:w="0" w:type="dxa"/>
-              <w:end w:w="0" w:type="dxa"/>
-            </w:tcMar>
-          </w:tcPr>
           <w:p>
             <w:pPr>
               <w:autoSpaceDN w:val="0"/>
@@ -5614,11 +5374,12 @@
       </w:tr>
       <w:tr>
         <w:trPr>
-          <w:trHeight w:hRule="exact" w:val="558"/>
+          <w:trHeight w:hRule="exact"/>
         </w:trPr>
         <w:tc>
           <w:tcPr>
-            <w:tcW w:type="dxa" w:w="2096"/>
+            <w:tcW w:type="dxa" w:w="10484"/>
+            <w:gridSpan w:val="8"/>
             <w:tcBorders>
               <w:start w:sz="4.0" w:val="single" w:color="#000000"/>
               <w:top w:sz="4.0" w:val="single" w:color="#000000"/>
@@ -5636,89 +5397,6 @@
               <w:t>{{ relatives_home }}</w:t>
             </w:r>
           </w:p>
-        </w:tc>
-        <w:tc>
-          <w:tcPr>
-            <w:tcW w:type="dxa" w:w="2098"/>
-            <w:gridSpan w:val="2"/>
-            <w:tcBorders>
-              <w:start w:sz="4.0" w:val="single" w:color="#000000"/>
-              <w:top w:sz="4.0" w:val="single" w:color="#000000"/>
-              <w:end w:sz="4.0" w:val="single" w:color="#000000"/>
-              <w:bottom w:sz="4.0" w:val="single" w:color="#000000"/>
-            </w:tcBorders>
-            <w:shd w:fill="ffffff"/>
-            <w:tcMar>
-              <w:start w:w="0" w:type="dxa"/>
-              <w:end w:w="0" w:type="dxa"/>
-            </w:tcMar>
-            <w:tcMar>
-              <w:start w:w="0" w:type="dxa"/>
-              <w:end w:w="0" w:type="dxa"/>
-            </w:tcMar>
-          </w:tcPr>
-          <w:p/>
-        </w:tc>
-        <w:tc>
-          <w:tcPr>
-            <w:tcW w:type="dxa" w:w="2098"/>
-            <w:gridSpan w:val="2"/>
-            <w:tcBorders>
-              <w:start w:sz="4.0" w:val="single" w:color="#000000"/>
-              <w:top w:sz="4.0" w:val="single" w:color="#000000"/>
-              <w:end w:sz="4.0" w:val="single" w:color="#000000"/>
-              <w:bottom w:sz="4.0" w:val="single" w:color="#000000"/>
-            </w:tcBorders>
-            <w:shd w:fill="ffffff"/>
-            <w:tcMar>
-              <w:start w:w="0" w:type="dxa"/>
-              <w:end w:w="0" w:type="dxa"/>
-            </w:tcMar>
-            <w:tcMar>
-              <w:start w:w="0" w:type="dxa"/>
-              <w:end w:w="0" w:type="dxa"/>
-            </w:tcMar>
-          </w:tcPr>
-          <w:p/>
-        </w:tc>
-        <w:tc>
-          <w:tcPr>
-            <w:tcW w:type="dxa" w:w="2096"/>
-            <w:gridSpan w:val="2"/>
-            <w:tcBorders>
-              <w:start w:sz="4.0" w:val="single" w:color="#000000"/>
-              <w:top w:sz="4.0" w:val="single" w:color="#000000"/>
-              <w:end w:sz="4.0" w:val="single" w:color="#000000"/>
-              <w:bottom w:sz="4.0" w:val="single" w:color="#000000"/>
-            </w:tcBorders>
-            <w:shd w:fill="ffffff"/>
-            <w:tcMar>
-              <w:start w:w="0" w:type="dxa"/>
-              <w:end w:w="0" w:type="dxa"/>
-            </w:tcMar>
-            <w:tcMar>
-              <w:start w:w="0" w:type="dxa"/>
-              <w:end w:w="0" w:type="dxa"/>
-            </w:tcMar>
-          </w:tcPr>
-          <w:p/>
-        </w:tc>
-        <w:tc>
-          <w:tcPr>
-            <w:tcW w:type="dxa" w:w="2096"/>
-            <w:tcBorders>
-              <w:start w:sz="4.0" w:val="single" w:color="#000000"/>
-              <w:top w:sz="4.0" w:val="single" w:color="#000000"/>
-              <w:end w:sz="3.199999999999818" w:val="single" w:color="#000000"/>
-              <w:bottom w:sz="4.0" w:val="single" w:color="#000000"/>
-            </w:tcBorders>
-            <w:shd w:fill="ffffff"/>
-            <w:tcMar>
-              <w:start w:w="0" w:type="dxa"/>
-              <w:end w:w="0" w:type="dxa"/>
-            </w:tcMar>
-          </w:tcPr>
-          <w:p/>
         </w:tc>
       </w:tr>
       <w:tr>

--- a/backend/templates/GSSG-HR_300-019_Employee_Information_Form.docx
+++ b/backend/templates/GSSG-HR_300-019_Employee_Information_Form.docx
@@ -563,7 +563,7 @@
       </w:tr>
       <w:tr>
         <w:trPr>
-          <w:trHeight w:hRule="exact" w:val="568"/>
+          <w:trHeight w:hRule="atLeast" w:val="568"/>
         </w:trPr>
         <w:tc>
           <w:tcPr>
@@ -614,8 +614,13 @@
               <w:start w:w="0" w:type="dxa"/>
               <w:end w:w="0" w:type="dxa"/>
             </w:tcMar>
+            <w:vAlign w:val="center"/>
           </w:tcPr>
           <w:p>
+            <w:pPr>
+              <w:spacing w:before="0" w:after="0" w:line="240" w:lineRule="auto"/>
+              <w:jc w:val="center"/>
+            </w:pPr>
             <w:r>
               <w:t>{{ given_name }}</w:t>
             </w:r>
@@ -670,8 +675,13 @@
               <w:start w:w="0" w:type="dxa"/>
               <w:end w:w="0" w:type="dxa"/>
             </w:tcMar>
+            <w:vAlign w:val="center"/>
           </w:tcPr>
           <w:p>
+            <w:pPr>
+              <w:spacing w:before="0" w:after="0" w:line="240" w:lineRule="auto"/>
+              <w:jc w:val="center"/>
+            </w:pPr>
             <w:r>
               <w:t>{{ middle_name }}</w:t>
             </w:r>
@@ -728,7 +738,7 @@
       </w:tr>
       <w:tr>
         <w:trPr>
-          <w:trHeight w:hRule="exact" w:val="568"/>
+          <w:trHeight w:hRule="atLeast" w:val="568"/>
         </w:trPr>
         <w:tc>
           <w:tcPr>
@@ -779,8 +789,13 @@
               <w:start w:w="0" w:type="dxa"/>
               <w:end w:w="0" w:type="dxa"/>
             </w:tcMar>
+            <w:vAlign w:val="center"/>
           </w:tcPr>
           <w:p>
+            <w:pPr>
+              <w:spacing w:before="0" w:after="0" w:line="240" w:lineRule="auto"/>
+              <w:jc w:val="center"/>
+            </w:pPr>
             <w:r>
               <w:t>{{ surname }}</w:t>
             </w:r>
@@ -835,8 +850,13 @@
               <w:start w:w="0" w:type="dxa"/>
               <w:end w:w="0" w:type="dxa"/>
             </w:tcMar>
+            <w:vAlign w:val="center"/>
           </w:tcPr>
           <w:p>
+            <w:pPr>
+              <w:spacing w:before="0" w:after="0" w:line="240" w:lineRule="auto"/>
+              <w:jc w:val="center"/>
+            </w:pPr>
             <w:r>
               <w:t>{{ dob }}</w:t>
             </w:r>
@@ -909,8 +929,13 @@
               <w:start w:w="0" w:type="dxa"/>
               <w:end w:w="0" w:type="dxa"/>
             </w:tcMar>
+            <w:vAlign w:val="center"/>
           </w:tcPr>
           <w:p>
+            <w:pPr>
+              <w:spacing w:before="0" w:after="0" w:line="240" w:lineRule="auto"/>
+              <w:jc w:val="center"/>
+            </w:pPr>
             <w:r>
               <w:t>{{ place_of_birth }}</w:t>
             </w:r>
@@ -965,8 +990,13 @@
               <w:start w:w="0" w:type="dxa"/>
               <w:end w:w="0" w:type="dxa"/>
             </w:tcMar>
+            <w:vAlign w:val="center"/>
           </w:tcPr>
           <w:p>
+            <w:pPr>
+              <w:spacing w:before="0" w:after="0" w:line="240" w:lineRule="auto"/>
+              <w:jc w:val="center"/>
+            </w:pPr>
             <w:r>
               <w:t>{{ religion }}</w:t>
             </w:r>
@@ -1032,15 +1062,15 @@
               <w:start w:w="0" w:type="dxa"/>
               <w:end w:w="0" w:type="dxa"/>
             </w:tcMar>
+            <w:vAlign w:val="center"/>
           </w:tcPr>
           <w:p>
             <w:pPr>
               <w:autoSpaceDN w:val="0"/>
               <w:autoSpaceDE w:val="0"/>
               <w:widowControl/>
-              <w:spacing w:line="197" w:lineRule="auto" w:before="268" w:after="0"/>
-              <w:ind w:left="0" w:right="0" w:firstLine="0"/>
-              <w:jc w:val="left"/>
+              <w:spacing w:before="0" w:after="0" w:line="240" w:lineRule="auto"/>
+              <w:jc w:val="center"/>
             </w:pPr>
             <w:r>
               <w:t>{{ current_nationality }}</w:t>
@@ -1109,8 +1139,13 @@
               <w:start w:w="0" w:type="dxa"/>
               <w:end w:w="0" w:type="dxa"/>
             </w:tcMar>
+            <w:vAlign w:val="center"/>
           </w:tcPr>
           <w:p>
+            <w:pPr>
+              <w:spacing w:before="0" w:after="0" w:line="240" w:lineRule="auto"/>
+              <w:jc w:val="center"/>
+            </w:pPr>
             <w:r>
               <w:t>{{ previous_nationality }}</w:t>
             </w:r>
@@ -1261,8 +1296,13 @@
               <w:start w:w="0" w:type="dxa"/>
               <w:end w:w="0" w:type="dxa"/>
             </w:tcMar>
+            <w:vAlign w:val="center"/>
           </w:tcPr>
           <w:p>
+            <w:pPr>
+              <w:spacing w:before="0" w:after="0" w:line="240" w:lineRule="auto"/>
+              <w:jc w:val="center"/>
+            </w:pPr>
             <w:r>
               <w:t>{{ passport_no }}</w:t>
             </w:r>
@@ -1318,8 +1358,13 @@
               <w:start w:w="0" w:type="dxa"/>
               <w:end w:w="0" w:type="dxa"/>
             </w:tcMar>
+            <w:vAlign w:val="center"/>
           </w:tcPr>
           <w:p>
+            <w:pPr>
+              <w:spacing w:before="0" w:after="0" w:line="240" w:lineRule="auto"/>
+              <w:jc w:val="center"/>
+            </w:pPr>
             <w:r>
               <w:t>{{ passport_place_of_issue }}</w:t>
             </w:r>
@@ -1380,8 +1425,13 @@
               <w:start w:w="0" w:type="dxa"/>
               <w:end w:w="0" w:type="dxa"/>
             </w:tcMar>
+            <w:vAlign w:val="center"/>
           </w:tcPr>
           <w:p>
+            <w:pPr>
+              <w:spacing w:before="0" w:after="0" w:line="240" w:lineRule="auto"/>
+              <w:jc w:val="center"/>
+            </w:pPr>
             <w:r>
               <w:t>{{ passport_issue_date }}</w:t>
             </w:r>
@@ -1437,8 +1487,13 @@
               <w:start w:w="0" w:type="dxa"/>
               <w:end w:w="0" w:type="dxa"/>
             </w:tcMar>
+            <w:vAlign w:val="center"/>
           </w:tcPr>
           <w:p>
+            <w:pPr>
+              <w:spacing w:before="0" w:after="0" w:line="240" w:lineRule="auto"/>
+              <w:jc w:val="center"/>
+            </w:pPr>
             <w:r>
               <w:t>{{ passport_expiry_date }}</w:t>
             </w:r>
@@ -1553,8 +1608,13 @@
               <w:start w:w="0" w:type="dxa"/>
               <w:end w:w="0" w:type="dxa"/>
             </w:tcMar>
+            <w:vAlign w:val="center"/>
           </w:tcPr>
           <w:p>
+            <w:pPr>
+              <w:spacing w:before="0" w:after="0" w:line="240" w:lineRule="auto"/>
+              <w:jc w:val="center"/>
+            </w:pPr>
             <w:r>
               <w:t>{{ uae_entry_date }}</w:t>
             </w:r>
@@ -1610,8 +1670,13 @@
               <w:start w:w="0" w:type="dxa"/>
               <w:end w:w="0" w:type="dxa"/>
             </w:tcMar>
+            <w:vAlign w:val="center"/>
           </w:tcPr>
           <w:p>
+            <w:pPr>
+              <w:spacing w:before="0" w:after="0" w:line="240" w:lineRule="auto"/>
+              <w:jc w:val="center"/>
+            </w:pPr>
             <w:r>
               <w:t>{{ current_workplace }}</w:t>
             </w:r>
@@ -1672,8 +1737,13 @@
               <w:start w:w="0" w:type="dxa"/>
               <w:end w:w="0" w:type="dxa"/>
             </w:tcMar>
+            <w:vAlign w:val="center"/>
           </w:tcPr>
           <w:p>
+            <w:pPr>
+              <w:spacing w:before="0" w:after="0" w:line="240" w:lineRule="auto"/>
+              <w:jc w:val="center"/>
+            </w:pPr>
             <w:r>
               <w:t>{{ current_sponsor }}</w:t>
             </w:r>
@@ -1729,8 +1799,13 @@
               <w:start w:w="0" w:type="dxa"/>
               <w:end w:w="0" w:type="dxa"/>
             </w:tcMar>
+            <w:vAlign w:val="center"/>
           </w:tcPr>
           <w:p>
+            <w:pPr>
+              <w:spacing w:before="0" w:after="0" w:line="240" w:lineRule="auto"/>
+              <w:jc w:val="center"/>
+            </w:pPr>
             <w:r>
               <w:t>{{ current_position }}</w:t>
             </w:r>
@@ -1791,8 +1866,13 @@
               <w:start w:w="0" w:type="dxa"/>
               <w:end w:w="0" w:type="dxa"/>
             </w:tcMar>
+            <w:vAlign w:val="center"/>
           </w:tcPr>
           <w:p>
+            <w:pPr>
+              <w:spacing w:before="0" w:after="0" w:line="240" w:lineRule="auto"/>
+              <w:jc w:val="center"/>
+            </w:pPr>
             <w:r>
               <w:t>{{ resident_visa_no }}</w:t>
             </w:r>
@@ -1848,8 +1928,13 @@
               <w:start w:w="0" w:type="dxa"/>
               <w:end w:w="0" w:type="dxa"/>
             </w:tcMar>
+            <w:vAlign w:val="center"/>
           </w:tcPr>
           <w:p>
+            <w:pPr>
+              <w:spacing w:before="0" w:after="0" w:line="240" w:lineRule="auto"/>
+              <w:jc w:val="center"/>
+            </w:pPr>
             <w:r>
               <w:t>{{ visa_issue_date }}</w:t>
             </w:r>
@@ -1910,8 +1995,13 @@
               <w:start w:w="0" w:type="dxa"/>
               <w:end w:w="0" w:type="dxa"/>
             </w:tcMar>
+            <w:vAlign w:val="center"/>
           </w:tcPr>
           <w:p>
+            <w:pPr>
+              <w:spacing w:before="0" w:after="0" w:line="240" w:lineRule="auto"/>
+              <w:jc w:val="center"/>
+            </w:pPr>
             <w:r>
               <w:t>{{ visa_expiry_date }}</w:t>
             </w:r>
@@ -1967,8 +2057,13 @@
               <w:start w:w="0" w:type="dxa"/>
               <w:end w:w="0" w:type="dxa"/>
             </w:tcMar>
+            <w:vAlign w:val="center"/>
           </w:tcPr>
           <w:p>
+            <w:pPr>
+              <w:spacing w:before="0" w:after="0" w:line="240" w:lineRule="auto"/>
+              <w:jc w:val="center"/>
+            </w:pPr>
             <w:r>
               <w:t>{{ visa_place_of_issue }}</w:t>
             </w:r>
@@ -2083,8 +2178,13 @@
               <w:start w:w="0" w:type="dxa"/>
               <w:end w:w="0" w:type="dxa"/>
             </w:tcMar>
+            <w:vAlign w:val="center"/>
           </w:tcPr>
           <w:p>
+            <w:pPr>
+              <w:spacing w:before="0" w:after="0" w:line="240" w:lineRule="auto"/>
+              <w:jc w:val="center"/>
+            </w:pPr>
             <w:r>
               <w:t>{{ education_level }}</w:t>
             </w:r>
@@ -2140,8 +2240,13 @@
               <w:start w:w="0" w:type="dxa"/>
               <w:end w:w="0" w:type="dxa"/>
             </w:tcMar>
+            <w:vAlign w:val="center"/>
           </w:tcPr>
           <w:p>
+            <w:pPr>
+              <w:spacing w:before="0" w:after="0" w:line="240" w:lineRule="auto"/>
+              <w:jc w:val="center"/>
+            </w:pPr>
             <w:r>
               <w:t>{{ speciality }}</w:t>
             </w:r>
@@ -2202,8 +2307,13 @@
               <w:start w:w="0" w:type="dxa"/>
               <w:end w:w="0" w:type="dxa"/>
             </w:tcMar>
+            <w:vAlign w:val="center"/>
           </w:tcPr>
           <w:p>
+            <w:pPr>
+              <w:spacing w:before="0" w:after="0" w:line="240" w:lineRule="auto"/>
+              <w:jc w:val="center"/>
+            </w:pPr>
             <w:r>
               <w:t>{{ graduation_date }}</w:t>
             </w:r>
@@ -2259,8 +2369,13 @@
               <w:start w:w="0" w:type="dxa"/>
               <w:end w:w="0" w:type="dxa"/>
             </w:tcMar>
+            <w:vAlign w:val="center"/>
           </w:tcPr>
           <w:p>
+            <w:pPr>
+              <w:spacing w:before="0" w:after="0" w:line="240" w:lineRule="auto"/>
+              <w:jc w:val="center"/>
+            </w:pPr>
             <w:r>
               <w:t>{{ school_university }}</w:t>
             </w:r>
@@ -2478,7 +2593,7 @@
       </w:tr>
       <w:tr>
         <w:trPr>
-          <w:trHeight w:hRule="exact" w:val="554"/>
+          <w:trHeight w:hRule="atLeast" w:val="554"/>
         </w:trPr>
         <w:tc>
           <w:tcPr>
@@ -2530,8 +2645,13 @@
               <w:start w:w="0" w:type="dxa"/>
               <w:end w:w="0" w:type="dxa"/>
             </w:tcMar>
+            <w:vAlign w:val="center"/>
           </w:tcPr>
           <w:p>
+            <w:pPr>
+              <w:spacing w:before="0" w:after="0" w:line="240" w:lineRule="auto"/>
+              <w:jc w:val="center"/>
+            </w:pPr>
             <w:r>
               <w:t>{{ marital_status }}</w:t>
             </w:r>
@@ -2587,8 +2707,13 @@
               <w:start w:w="0" w:type="dxa"/>
               <w:end w:w="0" w:type="dxa"/>
             </w:tcMar>
+            <w:vAlign w:val="center"/>
           </w:tcPr>
           <w:p>
+            <w:pPr>
+              <w:spacing w:before="0" w:after="0" w:line="240" w:lineRule="auto"/>
+              <w:jc w:val="center"/>
+            </w:pPr>
             <w:r>
               <w:t>{{ spouse_name }}</w:t>
             </w:r>
@@ -2649,8 +2774,13 @@
               <w:start w:w="0" w:type="dxa"/>
               <w:end w:w="0" w:type="dxa"/>
             </w:tcMar>
+            <w:vAlign w:val="center"/>
           </w:tcPr>
           <w:p>
+            <w:pPr>
+              <w:spacing w:before="0" w:after="0" w:line="240" w:lineRule="auto"/>
+              <w:jc w:val="center"/>
+            </w:pPr>
             <w:r>
               <w:t>{{ spouse_nationality }}</w:t>
             </w:r>
@@ -2716,8 +2846,13 @@
               <w:start w:w="0" w:type="dxa"/>
               <w:end w:w="0" w:type="dxa"/>
             </w:tcMar>
+            <w:vAlign w:val="center"/>
           </w:tcPr>
           <w:p>
+            <w:pPr>
+              <w:spacing w:before="0" w:after="0" w:line="240" w:lineRule="auto"/>
+              <w:jc w:val="center"/>
+            </w:pPr>
             <w:r>
               <w:t>{{ spouse_dob }}</w:t>
             </w:r>
@@ -2726,7 +2861,7 @@
       </w:tr>
       <w:tr>
         <w:trPr>
-          <w:trHeight w:hRule="exact" w:val="558"/>
+          <w:trHeight w:hRule="atLeast" w:val="558"/>
         </w:trPr>
         <w:tc>
           <w:tcPr>
@@ -2778,8 +2913,13 @@
               <w:start w:w="0" w:type="dxa"/>
               <w:end w:w="0" w:type="dxa"/>
             </w:tcMar>
+            <w:vAlign w:val="center"/>
           </w:tcPr>
           <w:p>
+            <w:pPr>
+              <w:spacing w:before="0" w:after="0" w:line="240" w:lineRule="auto"/>
+              <w:jc w:val="center"/>
+            </w:pPr>
             <w:r>
               <w:t>{{ father_name }}</w:t>
             </w:r>
@@ -2835,458 +2975,15 @@
               <w:start w:w="0" w:type="dxa"/>
               <w:end w:w="0" w:type="dxa"/>
             </w:tcMar>
-          </w:tcPr>
-          <w:p>
-            <w:r>
-              <w:t>{{ father_nationality }}</w:t>
-            </w:r>
-          </w:p>
-        </w:tc>
-      </w:tr>
-    </w:tbl>
-    <w:p>
-      <w:pPr>
-        <w:autoSpaceDN w:val="0"/>
-        <w:autoSpaceDE w:val="0"/>
-        <w:widowControl/>
-        <w:spacing w:line="240" w:lineRule="auto" w:before="478" w:after="356"/>
-        <w:ind w:left="0" w:right="0" w:firstLine="0"/>
-        <w:jc w:val="left"/>
-      </w:pPr>
-      <w:r>
-        <w:drawing>
-          <wp:inline xmlns:a="http://schemas.openxmlformats.org/drawingml/2006/main" xmlns:pic="http://schemas.openxmlformats.org/drawingml/2006/picture">
-            <wp:extent cx="6616700" cy="203200"/>
-            <wp:docPr id="3" name="Picture 3"/>
-            <wp:cNvGraphicFramePr>
-              <a:graphicFrameLocks noChangeAspect="1"/>
-            </wp:cNvGraphicFramePr>
-            <a:graphic>
-              <a:graphicData uri="http://schemas.openxmlformats.org/drawingml/2006/picture">
-                <pic:pic>
-                  <pic:nvPicPr>
-                    <pic:cNvPr id="0" name="image.png"/>
-                    <pic:cNvPicPr/>
-                  </pic:nvPicPr>
-                  <pic:blipFill>
-                    <a:blip r:embed="rId11"/>
-                    <a:stretch>
-                      <a:fillRect/>
-                    </a:stretch>
-                  </pic:blipFill>
-                  <pic:spPr>
-                    <a:xfrm>
-                      <a:off x="0" y="0"/>
-                      <a:ext cx="6616700" cy="203200"/>
-                    </a:xfrm>
-                    <a:prstGeom prst="rect"/>
-                  </pic:spPr>
-                </pic:pic>
-              </a:graphicData>
-            </a:graphic>
-          </wp:inline>
-        </w:drawing>
-      </w:r>
-    </w:p>
-    <w:tbl>
-      <w:tblPr>
-        <w:tblW w:type="auto" w:w="0"/>
-        <w:tblLayout w:type="fixed"/>
-        <w:tblLook w:firstColumn="1" w:firstRow="1" w:lastColumn="0" w:lastRow="0" w:noHBand="0" w:noVBand="1" w:val="04A0"/>
-        <w:tblInd w:w="620.0" w:type="dxa"/>
-      </w:tblPr>
-      <w:tblGrid>
-        <w:gridCol w:w="1504"/>
-        <w:gridCol w:w="1504"/>
-        <w:gridCol w:w="1504"/>
-        <w:gridCol w:w="1504"/>
-        <w:gridCol w:w="1504"/>
-        <w:gridCol w:w="1504"/>
-      </w:tblGrid>
-      <w:tr>
-        <w:trPr>
-          <w:trHeight w:hRule="exact" w:val="292"/>
-        </w:trPr>
-        <w:tc>
-          <w:tcPr>
-            <w:tcW w:type="dxa" w:w="1080"/>
-            <w:vMerge w:val="restart"/>
-            <w:tcBorders/>
-            <w:tcMar>
-              <w:start w:w="0" w:type="dxa"/>
-              <w:end w:w="0" w:type="dxa"/>
-            </w:tcMar>
-            <w:tcMar>
-              <w:start w:w="0" w:type="dxa"/>
-              <w:end w:w="0" w:type="dxa"/>
-            </w:tcMar>
+            <w:vAlign w:val="center"/>
           </w:tcPr>
           <w:p>
             <w:pPr>
-              <w:autoSpaceDN w:val="0"/>
-              <w:autoSpaceDE w:val="0"/>
-              <w:widowControl/>
-              <w:spacing w:line="240" w:lineRule="auto" w:before="110" w:after="0"/>
-              <w:ind w:left="0" w:right="40" w:firstLine="0"/>
-              <w:jc w:val="right"/>
+              <w:spacing w:before="0" w:after="0" w:line="240" w:lineRule="auto"/>
+              <w:jc w:val="center"/>
             </w:pPr>
             <w:r>
-              <w:drawing>
-                <wp:inline xmlns:a="http://schemas.openxmlformats.org/drawingml/2006/main" xmlns:pic="http://schemas.openxmlformats.org/drawingml/2006/picture">
-                  <wp:extent cx="251459" cy="252730"/>
-                  <wp:docPr id="4" name="Picture 4"/>
-                  <wp:cNvGraphicFramePr>
-                    <a:graphicFrameLocks noChangeAspect="1"/>
-                  </wp:cNvGraphicFramePr>
-                  <a:graphic>
-                    <a:graphicData uri="http://schemas.openxmlformats.org/drawingml/2006/picture">
-                      <pic:pic>
-                        <pic:nvPicPr>
-                          <pic:cNvPr id="0" name="image.png"/>
-                          <pic:cNvPicPr/>
-                        </pic:nvPicPr>
-                        <pic:blipFill>
-                          <a:blip r:embed="rId12"/>
-                          <a:stretch>
-                            <a:fillRect/>
-                          </a:stretch>
-                        </pic:blipFill>
-                        <pic:spPr>
-                          <a:xfrm>
-                            <a:off x="0" y="0"/>
-                            <a:ext cx="251459" cy="252730"/>
-                          </a:xfrm>
-                          <a:prstGeom prst="rect"/>
-                        </pic:spPr>
-                      </pic:pic>
-                    </a:graphicData>
-                  </a:graphic>
-                </wp:inline>
-              </w:drawing>
-            </w:r>
-          </w:p>
-        </w:tc>
-        <w:tc>
-          <w:tcPr>
-            <w:tcW w:type="dxa" w:w="2460"/>
-            <w:vMerge w:val="restart"/>
-            <w:tcBorders/>
-            <w:tcMar>
-              <w:start w:w="0" w:type="dxa"/>
-              <w:end w:w="0" w:type="dxa"/>
-            </w:tcMar>
-            <w:tcMar>
-              <w:start w:w="0" w:type="dxa"/>
-              <w:end w:w="0" w:type="dxa"/>
-            </w:tcMar>
-          </w:tcPr>
-          <w:p>
-            <w:pPr>
-              <w:autoSpaceDN w:val="0"/>
-              <w:autoSpaceDE w:val="0"/>
-              <w:widowControl/>
-              <w:spacing w:line="197" w:lineRule="auto" w:before="248" w:after="0"/>
-              <w:ind w:left="48" w:right="0" w:firstLine="0"/>
-              <w:jc w:val="left"/>
-            </w:pPr>
-            <w:r>
-              <w:rPr>
-                <w:rFonts w:ascii="Calibri" w:hAnsi="Calibri" w:eastAsia="Calibri"/>
-                <w:b w:val="0"/>
-                <w:i w:val="0"/>
-                <w:color w:val="A09F9F"/>
-                <w:sz w:val="16"/>
-              </w:rPr>
-              <w:t>Abu Dhabi, United Arab Emirates</w:t>
-            </w:r>
-          </w:p>
-        </w:tc>
-        <w:tc>
-          <w:tcPr>
-            <w:tcW w:type="dxa" w:w="980"/>
-            <w:vMerge w:val="restart"/>
-            <w:tcBorders/>
-            <w:tcMar>
-              <w:start w:w="0" w:type="dxa"/>
-              <w:end w:w="0" w:type="dxa"/>
-            </w:tcMar>
-            <w:tcMar>
-              <w:start w:w="0" w:type="dxa"/>
-              <w:end w:w="0" w:type="dxa"/>
-            </w:tcMar>
-          </w:tcPr>
-          <w:p>
-            <w:pPr>
-              <w:autoSpaceDN w:val="0"/>
-              <w:autoSpaceDE w:val="0"/>
-              <w:widowControl/>
-              <w:spacing w:line="240" w:lineRule="auto" w:before="78" w:after="0"/>
-              <w:ind w:left="0" w:right="112" w:firstLine="0"/>
-              <w:jc w:val="right"/>
-            </w:pPr>
-            <w:r>
-              <w:drawing>
-                <wp:inline xmlns:a="http://schemas.openxmlformats.org/drawingml/2006/main" xmlns:pic="http://schemas.openxmlformats.org/drawingml/2006/picture">
-                  <wp:extent cx="251460" cy="252729"/>
-                  <wp:docPr id="5" name="Picture 5"/>
-                  <wp:cNvGraphicFramePr>
-                    <a:graphicFrameLocks noChangeAspect="1"/>
-                  </wp:cNvGraphicFramePr>
-                  <a:graphic>
-                    <a:graphicData uri="http://schemas.openxmlformats.org/drawingml/2006/picture">
-                      <pic:pic>
-                        <pic:nvPicPr>
-                          <pic:cNvPr id="0" name="image.png"/>
-                          <pic:cNvPicPr/>
-                        </pic:nvPicPr>
-                        <pic:blipFill>
-                          <a:blip r:embed="rId13"/>
-                          <a:stretch>
-                            <a:fillRect/>
-                          </a:stretch>
-                        </pic:blipFill>
-                        <pic:spPr>
-                          <a:xfrm>
-                            <a:off x="0" y="0"/>
-                            <a:ext cx="251460" cy="252729"/>
-                          </a:xfrm>
-                          <a:prstGeom prst="rect"/>
-                        </pic:spPr>
-                      </pic:pic>
-                    </a:graphicData>
-                  </a:graphic>
-                </wp:inline>
-              </w:drawing>
-            </w:r>
-          </w:p>
-        </w:tc>
-        <w:tc>
-          <w:tcPr>
-            <w:tcW w:type="dxa" w:w="2200"/>
-            <w:tcBorders/>
-            <w:tcMar>
-              <w:start w:w="0" w:type="dxa"/>
-              <w:end w:w="0" w:type="dxa"/>
-            </w:tcMar>
-          </w:tcPr>
-          <w:p>
-            <w:pPr>
-              <w:autoSpaceDN w:val="0"/>
-              <w:autoSpaceDE w:val="0"/>
-              <w:widowControl/>
-              <w:spacing w:line="175" w:lineRule="auto" w:before="48" w:after="0"/>
-              <w:ind w:left="136" w:right="0" w:firstLine="0"/>
-              <w:jc w:val="left"/>
-            </w:pPr>
-            <w:r>
-              <w:rPr>
-                <w:rFonts w:ascii="Myanmar Text" w:hAnsi="Myanmar Text" w:eastAsia="Myanmar Text"/>
-                <w:b w:val="0"/>
-                <w:i w:val="0"/>
-                <w:color w:val="A09F9F"/>
-                <w:sz w:val="18"/>
-              </w:rPr>
-              <w:hyperlink r:id="rId14" w:history="1">
-                <w:r>
-                  <w:rPr>
-                    <w:rStyle w:val="Hyperlink"/>
-                  </w:rPr>
-                  <w:t>info@gss-group.net</w:t>
-                </w:r>
-              </w:hyperlink>
-            </w:r>
-          </w:p>
-        </w:tc>
-        <w:tc>
-          <w:tcPr>
-            <w:tcW w:type="dxa" w:w="1120"/>
-            <w:vMerge w:val="restart"/>
-            <w:tcBorders/>
-            <w:tcMar>
-              <w:start w:w="0" w:type="dxa"/>
-              <w:end w:w="0" w:type="dxa"/>
-            </w:tcMar>
-            <w:tcMar>
-              <w:start w:w="0" w:type="dxa"/>
-              <w:end w:w="0" w:type="dxa"/>
-            </w:tcMar>
-          </w:tcPr>
-          <w:p>
-            <w:pPr>
-              <w:autoSpaceDN w:val="0"/>
-              <w:autoSpaceDE w:val="0"/>
-              <w:widowControl/>
-              <w:spacing w:line="240" w:lineRule="auto" w:before="92" w:after="0"/>
-              <w:ind w:left="0" w:right="76" w:firstLine="0"/>
-              <w:jc w:val="right"/>
-            </w:pPr>
-            <w:r>
-              <w:drawing>
-                <wp:inline xmlns:a="http://schemas.openxmlformats.org/drawingml/2006/main" xmlns:pic="http://schemas.openxmlformats.org/drawingml/2006/picture">
-                  <wp:extent cx="251460" cy="252729"/>
-                  <wp:docPr id="6" name="Picture 6"/>
-                  <wp:cNvGraphicFramePr>
-                    <a:graphicFrameLocks noChangeAspect="1"/>
-                  </wp:cNvGraphicFramePr>
-                  <a:graphic>
-                    <a:graphicData uri="http://schemas.openxmlformats.org/drawingml/2006/picture">
-                      <pic:pic>
-                        <pic:nvPicPr>
-                          <pic:cNvPr id="0" name="image.png"/>
-                          <pic:cNvPicPr/>
-                        </pic:nvPicPr>
-                        <pic:blipFill>
-                          <a:blip r:embed="rId15"/>
-                          <a:stretch>
-                            <a:fillRect/>
-                          </a:stretch>
-                        </pic:blipFill>
-                        <pic:spPr>
-                          <a:xfrm>
-                            <a:off x="0" y="0"/>
-                            <a:ext cx="251460" cy="252729"/>
-                          </a:xfrm>
-                          <a:prstGeom prst="rect"/>
-                        </pic:spPr>
-                      </pic:pic>
-                    </a:graphicData>
-                  </a:graphic>
-                </wp:inline>
-              </w:drawing>
-            </w:r>
-          </w:p>
-        </w:tc>
-        <w:tc>
-          <w:tcPr>
-            <w:tcW w:type="dxa" w:w="2600"/>
-            <w:tcBorders/>
-            <w:tcMar>
-              <w:start w:w="0" w:type="dxa"/>
-              <w:end w:w="0" w:type="dxa"/>
-            </w:tcMar>
-          </w:tcPr>
-          <w:p>
-            <w:pPr>
-              <w:autoSpaceDN w:val="0"/>
-              <w:autoSpaceDE w:val="0"/>
-              <w:widowControl/>
-              <w:spacing w:line="175" w:lineRule="auto" w:before="46" w:after="0"/>
-              <w:ind w:left="112" w:right="0" w:firstLine="0"/>
-              <w:jc w:val="left"/>
-            </w:pPr>
-            <w:r>
-              <w:rPr>
-                <w:rFonts w:ascii="Myanmar Text" w:hAnsi="Myanmar Text" w:eastAsia="Myanmar Text"/>
-                <w:b w:val="0"/>
-                <w:i w:val="0"/>
-                <w:color w:val="A09F9F"/>
-                <w:sz w:val="18"/>
-              </w:rPr>
-              <w:t>Phone: +9712 6666898</w:t>
-            </w:r>
-          </w:p>
-        </w:tc>
-      </w:tr>
-      <w:tr>
-        <w:trPr>
-          <w:trHeight w:hRule="exact" w:val="220"/>
-        </w:trPr>
-        <w:tc>
-          <w:tcPr>
-            <w:tcW w:type="dxa" w:w="1504"/>
-            <w:vMerge/>
-            <w:tcBorders/>
-          </w:tcPr>
-          <w:p/>
-        </w:tc>
-        <w:tc>
-          <w:tcPr>
-            <w:tcW w:type="dxa" w:w="1504"/>
-            <w:vMerge/>
-            <w:tcBorders/>
-          </w:tcPr>
-          <w:p/>
-        </w:tc>
-        <w:tc>
-          <w:tcPr>
-            <w:tcW w:type="dxa" w:w="1504"/>
-            <w:vMerge/>
-            <w:tcBorders/>
-          </w:tcPr>
-          <w:p/>
-        </w:tc>
-        <w:tc>
-          <w:tcPr>
-            <w:tcW w:type="dxa" w:w="2200"/>
-            <w:tcBorders/>
-            <w:tcMar>
-              <w:start w:w="0" w:type="dxa"/>
-              <w:end w:w="0" w:type="dxa"/>
-            </w:tcMar>
-          </w:tcPr>
-          <w:p>
-            <w:pPr>
-              <w:autoSpaceDN w:val="0"/>
-              <w:autoSpaceDE w:val="0"/>
-              <w:widowControl/>
-              <w:spacing w:line="175" w:lineRule="auto" w:before="0" w:after="0"/>
-              <w:ind w:left="152" w:right="0" w:firstLine="0"/>
-              <w:jc w:val="left"/>
-            </w:pPr>
-            <w:r>
-              <w:rPr>
-                <w:rFonts w:ascii="Myanmar Text" w:hAnsi="Myanmar Text" w:eastAsia="Myanmar Text"/>
-                <w:b w:val="0"/>
-                <w:i w:val="0"/>
-                <w:color w:val="A09F9F"/>
-                <w:sz w:val="18"/>
-              </w:rPr>
-              <w:hyperlink r:id="rId14" w:history="1">
-                <w:r>
-                  <w:rPr>
-                    <w:rStyle w:val="Hyperlink"/>
-                  </w:rPr>
-                  <w:t>www.gss-group.net</w:t>
-                </w:r>
-              </w:hyperlink>
-            </w:r>
-          </w:p>
-        </w:tc>
-        <w:tc>
-          <w:tcPr>
-            <w:tcW w:type="dxa" w:w="1504"/>
-            <w:vMerge/>
-            <w:tcBorders/>
-          </w:tcPr>
-          <w:p/>
-        </w:tc>
-        <w:tc>
-          <w:tcPr>
-            <w:tcW w:type="dxa" w:w="2600"/>
-            <w:tcBorders/>
-            <w:tcMar>
-              <w:start w:w="0" w:type="dxa"/>
-              <w:end w:w="0" w:type="dxa"/>
-            </w:tcMar>
-          </w:tcPr>
-          <w:p>
-            <w:pPr>
-              <w:autoSpaceDN w:val="0"/>
-              <w:autoSpaceDE w:val="0"/>
-              <w:widowControl/>
-              <w:spacing w:line="240" w:lineRule="auto" w:before="0" w:after="0"/>
-              <w:ind w:left="112" w:right="0" w:firstLine="0"/>
-              <w:jc w:val="left"/>
-            </w:pPr>
-            <w:r>
-              <w:rPr>
-                <w:rFonts w:ascii="Gill Sans MT" w:hAnsi="Gill Sans MT" w:eastAsia="Gill Sans MT"/>
-                <w:b w:val="0"/>
-                <w:i w:val="0"/>
-                <w:color w:val="A09F9F"/>
-                <w:sz w:val="19"/>
-              </w:rPr>
-              <w:t>Fax: +971 2 666 8980</w:t>
+              <w:t>{{ father_nationality }}</w:t>
             </w:r>
           </w:p>
         </w:tc>
@@ -3304,8 +3001,9 @@
     <w:p>
       <w:pPr>
         <w:sectPr>
+          <w:footerReference w:type="default" r:id="rIdFtr1"/>
           <w:pgSz w:w="11906" w:h="16838"/>
-          <w:pgMar w:top="300" w:right="0" w:bottom="226" w:left="0" w:header="720" w:footer="720" w:gutter="0"/>
+          <w:pgMar w:top="300" w:right="0" w:bottom="1440" w:left="0" w:header="720" w:footer="200" w:gutter="0"/>
           <w:cols/>
           <w:docGrid w:linePitch="360"/>
         </w:sectPr>
@@ -3427,7 +3125,7 @@
       </w:tblGrid>
       <w:tr>
         <w:trPr>
-          <w:trHeight w:hRule="exact" w:val="558"/>
+          <w:trHeight w:hRule="atLeast" w:val="558"/>
         </w:trPr>
         <w:tc>
           <w:tcPr>
@@ -3489,8 +3187,13 @@
               <w:start w:w="0" w:type="dxa"/>
               <w:end w:w="0" w:type="dxa"/>
             </w:tcMar>
+            <w:vAlign w:val="center"/>
           </w:tcPr>
           <w:p>
+            <w:pPr>
+              <w:spacing w:before="0" w:after="0" w:line="240" w:lineRule="auto"/>
+              <w:jc w:val="center"/>
+            </w:pPr>
             <w:r>
               <w:t>{{ father_dob }}</w:t>
             </w:r>
@@ -3556,8 +3259,13 @@
               <w:start w:w="0" w:type="dxa"/>
               <w:end w:w="0" w:type="dxa"/>
             </w:tcMar>
+            <w:vAlign w:val="center"/>
           </w:tcPr>
           <w:p>
+            <w:pPr>
+              <w:spacing w:before="0" w:after="0" w:line="240" w:lineRule="auto"/>
+              <w:jc w:val="center"/>
+            </w:pPr>
             <w:r>
               <w:t>{{ mother_name }}</w:t>
             </w:r>
@@ -3628,8 +3336,13 @@
               <w:start w:w="0" w:type="dxa"/>
               <w:end w:w="0" w:type="dxa"/>
             </w:tcMar>
+            <w:vAlign w:val="center"/>
           </w:tcPr>
           <w:p>
+            <w:pPr>
+              <w:spacing w:before="0" w:after="0" w:line="240" w:lineRule="auto"/>
+              <w:jc w:val="center"/>
+            </w:pPr>
             <w:r>
               <w:t>{{ mother_nationality }}</w:t>
             </w:r>
@@ -3695,8 +3408,13 @@
               <w:start w:w="0" w:type="dxa"/>
               <w:end w:w="0" w:type="dxa"/>
             </w:tcMar>
+            <w:vAlign w:val="center"/>
           </w:tcPr>
           <w:p>
+            <w:pPr>
+              <w:spacing w:before="0" w:after="0" w:line="240" w:lineRule="auto"/>
+              <w:jc w:val="center"/>
+            </w:pPr>
             <w:r>
               <w:t>{{ mother_dob }}</w:t>
             </w:r>
@@ -4163,8 +3881,13 @@
               <w:start w:w="0" w:type="dxa"/>
               <w:end w:w="0" w:type="dxa"/>
             </w:tcMar>
+            <w:vAlign w:val="center"/>
           </w:tcPr>
           <w:p>
+            <w:pPr>
+              <w:spacing w:before="0" w:after="0" w:line="240" w:lineRule="auto"/>
+              <w:jc w:val="center"/>
+            </w:pPr>
             <w:r>
               <w:t>{{ emirate }}</w:t>
             </w:r>
@@ -4230,8 +3953,13 @@
               <w:start w:w="0" w:type="dxa"/>
               <w:end w:w="0" w:type="dxa"/>
             </w:tcMar>
+            <w:vAlign w:val="center"/>
           </w:tcPr>
           <w:p>
+            <w:pPr>
+              <w:spacing w:before="0" w:after="0" w:line="240" w:lineRule="auto"/>
+              <w:jc w:val="center"/>
+            </w:pPr>
             <w:r>
               <w:t>{{ city }}</w:t>
             </w:r>
@@ -4302,8 +4030,13 @@
               <w:start w:w="0" w:type="dxa"/>
               <w:end w:w="0" w:type="dxa"/>
             </w:tcMar>
+            <w:vAlign w:val="center"/>
           </w:tcPr>
           <w:p>
+            <w:pPr>
+              <w:spacing w:before="0" w:after="0" w:line="240" w:lineRule="auto"/>
+              <w:jc w:val="center"/>
+            </w:pPr>
             <w:r>
               <w:t>{{ area }}</w:t>
             </w:r>
@@ -4369,8 +4102,13 @@
               <w:start w:w="0" w:type="dxa"/>
               <w:end w:w="0" w:type="dxa"/>
             </w:tcMar>
+            <w:vAlign w:val="center"/>
           </w:tcPr>
           <w:p>
+            <w:pPr>
+              <w:spacing w:before="0" w:after="0" w:line="240" w:lineRule="auto"/>
+              <w:jc w:val="center"/>
+            </w:pPr>
             <w:r>
               <w:t>{{ street }}</w:t>
             </w:r>
@@ -4441,8 +4179,13 @@
               <w:start w:w="0" w:type="dxa"/>
               <w:end w:w="0" w:type="dxa"/>
             </w:tcMar>
+            <w:vAlign w:val="center"/>
           </w:tcPr>
           <w:p>
+            <w:pPr>
+              <w:spacing w:before="0" w:after="0" w:line="240" w:lineRule="auto"/>
+              <w:jc w:val="center"/>
+            </w:pPr>
             <w:r>
               <w:t>{{ building_villa_no }}</w:t>
             </w:r>
@@ -4508,8 +4251,13 @@
               <w:start w:w="0" w:type="dxa"/>
               <w:end w:w="0" w:type="dxa"/>
             </w:tcMar>
+            <w:vAlign w:val="center"/>
           </w:tcPr>
           <w:p>
+            <w:pPr>
+              <w:spacing w:before="0" w:after="0" w:line="240" w:lineRule="auto"/>
+              <w:jc w:val="center"/>
+            </w:pPr>
             <w:r>
               <w:t>{{ flat_no }}</w:t>
             </w:r>
@@ -4650,8 +4398,13 @@
               <w:start w:w="0" w:type="dxa"/>
               <w:end w:w="0" w:type="dxa"/>
             </w:tcMar>
+            <w:vAlign w:val="center"/>
           </w:tcPr>
           <w:p>
+            <w:pPr>
+              <w:spacing w:before="0" w:after="0" w:line="240" w:lineRule="auto"/>
+              <w:jc w:val="center"/>
+            </w:pPr>
             <w:r>
               <w:t>{{ mobile_no }}</w:t>
             </w:r>
@@ -4717,8 +4470,13 @@
               <w:start w:w="0" w:type="dxa"/>
               <w:end w:w="0" w:type="dxa"/>
             </w:tcMar>
+            <w:vAlign w:val="center"/>
           </w:tcPr>
           <w:p>
+            <w:pPr>
+              <w:spacing w:before="0" w:after="0" w:line="240" w:lineRule="auto"/>
+              <w:jc w:val="center"/>
+            </w:pPr>
             <w:r>
               <w:t>{{ alt_mobile_no }}</w:t>
             </w:r>
@@ -4789,8 +4547,13 @@
               <w:start w:w="0" w:type="dxa"/>
               <w:end w:w="0" w:type="dxa"/>
             </w:tcMar>
+            <w:vAlign w:val="center"/>
           </w:tcPr>
           <w:p>
+            <w:pPr>
+              <w:spacing w:before="0" w:after="0" w:line="240" w:lineRule="auto"/>
+              <w:jc w:val="center"/>
+            </w:pPr>
             <w:r>
               <w:t>{{ landline_no }}</w:t>
             </w:r>
@@ -4856,8 +4619,13 @@
               <w:start w:w="0" w:type="dxa"/>
               <w:end w:w="0" w:type="dxa"/>
             </w:tcMar>
+            <w:vAlign w:val="center"/>
           </w:tcPr>
           <w:p>
+            <w:pPr>
+              <w:spacing w:before="0" w:after="0" w:line="240" w:lineRule="auto"/>
+              <w:jc w:val="center"/>
+            </w:pPr>
             <w:r>
               <w:t>{{ email }}</w:t>
             </w:r>
@@ -5071,8 +4839,13 @@
               <w:start w:w="0" w:type="dxa"/>
               <w:end w:w="0" w:type="dxa"/>
             </w:tcMar>
+            <w:vAlign w:val="center"/>
           </w:tcPr>
           <w:p>
+            <w:pPr>
+              <w:spacing w:before="0" w:after="0" w:line="240" w:lineRule="auto"/>
+              <w:jc w:val="center"/>
+            </w:pPr>
             <w:r>
               <w:t>{{ relatives_uae }}</w:t>
             </w:r>
@@ -5391,8 +5164,13 @@
               <w:start w:w="0" w:type="dxa"/>
               <w:end w:w="0" w:type="dxa"/>
             </w:tcMar>
+            <w:vAlign w:val="center"/>
           </w:tcPr>
           <w:p>
+            <w:pPr>
+              <w:spacing w:before="0" w:after="0" w:line="240" w:lineRule="auto"/>
+              <w:jc w:val="center"/>
+            </w:pPr>
             <w:r>
               <w:t>{{ relatives_home }}</w:t>
             </w:r>
@@ -6095,454 +5873,6 @@
         <w:autoSpaceDN w:val="0"/>
         <w:autoSpaceDE w:val="0"/>
         <w:widowControl/>
-        <w:spacing w:line="240" w:lineRule="auto" w:before="76" w:after="396"/>
-        <w:ind w:left="0" w:right="0" w:firstLine="0"/>
-        <w:jc w:val="left"/>
-      </w:pPr>
-      <w:r>
-        <w:drawing>
-          <wp:inline xmlns:a="http://schemas.openxmlformats.org/drawingml/2006/main" xmlns:pic="http://schemas.openxmlformats.org/drawingml/2006/picture">
-            <wp:extent cx="6616700" cy="203200"/>
-            <wp:docPr id="9" name="Picture 9"/>
-            <wp:cNvGraphicFramePr>
-              <a:graphicFrameLocks noChangeAspect="1"/>
-            </wp:cNvGraphicFramePr>
-            <a:graphic>
-              <a:graphicData uri="http://schemas.openxmlformats.org/drawingml/2006/picture">
-                <pic:pic>
-                  <pic:nvPicPr>
-                    <pic:cNvPr id="0" name="image.png"/>
-                    <pic:cNvPicPr/>
-                  </pic:nvPicPr>
-                  <pic:blipFill>
-                    <a:blip r:embed="rId18"/>
-                    <a:stretch>
-                      <a:fillRect/>
-                    </a:stretch>
-                  </pic:blipFill>
-                  <pic:spPr>
-                    <a:xfrm>
-                      <a:off x="0" y="0"/>
-                      <a:ext cx="6616700" cy="203200"/>
-                    </a:xfrm>
-                    <a:prstGeom prst="rect"/>
-                  </pic:spPr>
-                </pic:pic>
-              </a:graphicData>
-            </a:graphic>
-          </wp:inline>
-        </w:drawing>
-      </w:r>
-    </w:p>
-    <w:tbl>
-      <w:tblPr>
-        <w:tblW w:type="auto" w:w="0"/>
-        <w:tblLayout w:type="fixed"/>
-        <w:tblLook w:firstColumn="1" w:firstRow="1" w:lastColumn="0" w:lastRow="0" w:noHBand="0" w:noVBand="1" w:val="04A0"/>
-        <w:tblInd w:w="620.0" w:type="dxa"/>
-      </w:tblPr>
-      <w:tblGrid>
-        <w:gridCol w:w="1504"/>
-        <w:gridCol w:w="1504"/>
-        <w:gridCol w:w="1504"/>
-        <w:gridCol w:w="1504"/>
-        <w:gridCol w:w="1504"/>
-        <w:gridCol w:w="1504"/>
-      </w:tblGrid>
-      <w:tr>
-        <w:trPr>
-          <w:trHeight w:hRule="exact" w:val="292"/>
-        </w:trPr>
-        <w:tc>
-          <w:tcPr>
-            <w:tcW w:type="dxa" w:w="1080"/>
-            <w:vMerge w:val="restart"/>
-            <w:tcBorders/>
-            <w:tcMar>
-              <w:start w:w="0" w:type="dxa"/>
-              <w:end w:w="0" w:type="dxa"/>
-            </w:tcMar>
-            <w:tcMar>
-              <w:start w:w="0" w:type="dxa"/>
-              <w:end w:w="0" w:type="dxa"/>
-            </w:tcMar>
-          </w:tcPr>
-          <w:p>
-            <w:pPr>
-              <w:autoSpaceDN w:val="0"/>
-              <w:autoSpaceDE w:val="0"/>
-              <w:widowControl/>
-              <w:spacing w:line="240" w:lineRule="auto" w:before="110" w:after="0"/>
-              <w:ind w:left="0" w:right="40" w:firstLine="0"/>
-              <w:jc w:val="right"/>
-            </w:pPr>
-            <w:r>
-              <w:drawing>
-                <wp:inline xmlns:a="http://schemas.openxmlformats.org/drawingml/2006/main" xmlns:pic="http://schemas.openxmlformats.org/drawingml/2006/picture">
-                  <wp:extent cx="251459" cy="252730"/>
-                  <wp:docPr id="10" name="Picture 10"/>
-                  <wp:cNvGraphicFramePr>
-                    <a:graphicFrameLocks noChangeAspect="1"/>
-                  </wp:cNvGraphicFramePr>
-                  <a:graphic>
-                    <a:graphicData uri="http://schemas.openxmlformats.org/drawingml/2006/picture">
-                      <pic:pic>
-                        <pic:nvPicPr>
-                          <pic:cNvPr id="0" name="image.png"/>
-                          <pic:cNvPicPr/>
-                        </pic:nvPicPr>
-                        <pic:blipFill>
-                          <a:blip r:embed="rId12"/>
-                          <a:stretch>
-                            <a:fillRect/>
-                          </a:stretch>
-                        </pic:blipFill>
-                        <pic:spPr>
-                          <a:xfrm>
-                            <a:off x="0" y="0"/>
-                            <a:ext cx="251459" cy="252730"/>
-                          </a:xfrm>
-                          <a:prstGeom prst="rect"/>
-                        </pic:spPr>
-                      </pic:pic>
-                    </a:graphicData>
-                  </a:graphic>
-                </wp:inline>
-              </w:drawing>
-            </w:r>
-          </w:p>
-        </w:tc>
-        <w:tc>
-          <w:tcPr>
-            <w:tcW w:type="dxa" w:w="2460"/>
-            <w:vMerge w:val="restart"/>
-            <w:tcBorders/>
-            <w:tcMar>
-              <w:start w:w="0" w:type="dxa"/>
-              <w:end w:w="0" w:type="dxa"/>
-            </w:tcMar>
-            <w:tcMar>
-              <w:start w:w="0" w:type="dxa"/>
-              <w:end w:w="0" w:type="dxa"/>
-            </w:tcMar>
-          </w:tcPr>
-          <w:p>
-            <w:pPr>
-              <w:autoSpaceDN w:val="0"/>
-              <w:autoSpaceDE w:val="0"/>
-              <w:widowControl/>
-              <w:spacing w:line="197" w:lineRule="auto" w:before="248" w:after="0"/>
-              <w:ind w:left="48" w:right="0" w:firstLine="0"/>
-              <w:jc w:val="left"/>
-            </w:pPr>
-            <w:r>
-              <w:rPr>
-                <w:rFonts w:ascii="Calibri" w:hAnsi="Calibri" w:eastAsia="Calibri"/>
-                <w:b w:val="0"/>
-                <w:i w:val="0"/>
-                <w:color w:val="A09F9F"/>
-                <w:sz w:val="16"/>
-              </w:rPr>
-              <w:t>Abu Dhabi, United Arab Emirates</w:t>
-            </w:r>
-          </w:p>
-        </w:tc>
-        <w:tc>
-          <w:tcPr>
-            <w:tcW w:type="dxa" w:w="980"/>
-            <w:vMerge w:val="restart"/>
-            <w:tcBorders/>
-            <w:tcMar>
-              <w:start w:w="0" w:type="dxa"/>
-              <w:end w:w="0" w:type="dxa"/>
-            </w:tcMar>
-            <w:tcMar>
-              <w:start w:w="0" w:type="dxa"/>
-              <w:end w:w="0" w:type="dxa"/>
-            </w:tcMar>
-          </w:tcPr>
-          <w:p>
-            <w:pPr>
-              <w:autoSpaceDN w:val="0"/>
-              <w:autoSpaceDE w:val="0"/>
-              <w:widowControl/>
-              <w:spacing w:line="240" w:lineRule="auto" w:before="78" w:after="0"/>
-              <w:ind w:left="0" w:right="112" w:firstLine="0"/>
-              <w:jc w:val="right"/>
-            </w:pPr>
-            <w:r>
-              <w:drawing>
-                <wp:inline xmlns:a="http://schemas.openxmlformats.org/drawingml/2006/main" xmlns:pic="http://schemas.openxmlformats.org/drawingml/2006/picture">
-                  <wp:extent cx="251460" cy="252729"/>
-                  <wp:docPr id="11" name="Picture 11"/>
-                  <wp:cNvGraphicFramePr>
-                    <a:graphicFrameLocks noChangeAspect="1"/>
-                  </wp:cNvGraphicFramePr>
-                  <a:graphic>
-                    <a:graphicData uri="http://schemas.openxmlformats.org/drawingml/2006/picture">
-                      <pic:pic>
-                        <pic:nvPicPr>
-                          <pic:cNvPr id="0" name="image.png"/>
-                          <pic:cNvPicPr/>
-                        </pic:nvPicPr>
-                        <pic:blipFill>
-                          <a:blip r:embed="rId13"/>
-                          <a:stretch>
-                            <a:fillRect/>
-                          </a:stretch>
-                        </pic:blipFill>
-                        <pic:spPr>
-                          <a:xfrm>
-                            <a:off x="0" y="0"/>
-                            <a:ext cx="251460" cy="252729"/>
-                          </a:xfrm>
-                          <a:prstGeom prst="rect"/>
-                        </pic:spPr>
-                      </pic:pic>
-                    </a:graphicData>
-                  </a:graphic>
-                </wp:inline>
-              </w:drawing>
-            </w:r>
-          </w:p>
-        </w:tc>
-        <w:tc>
-          <w:tcPr>
-            <w:tcW w:type="dxa" w:w="2200"/>
-            <w:tcBorders/>
-            <w:tcMar>
-              <w:start w:w="0" w:type="dxa"/>
-              <w:end w:w="0" w:type="dxa"/>
-            </w:tcMar>
-          </w:tcPr>
-          <w:p>
-            <w:pPr>
-              <w:autoSpaceDN w:val="0"/>
-              <w:autoSpaceDE w:val="0"/>
-              <w:widowControl/>
-              <w:spacing w:line="175" w:lineRule="auto" w:before="48" w:after="0"/>
-              <w:ind w:left="136" w:right="0" w:firstLine="0"/>
-              <w:jc w:val="left"/>
-            </w:pPr>
-            <w:r>
-              <w:rPr>
-                <w:rFonts w:ascii="Myanmar Text" w:hAnsi="Myanmar Text" w:eastAsia="Myanmar Text"/>
-                <w:b w:val="0"/>
-                <w:i w:val="0"/>
-                <w:color w:val="A09F9F"/>
-                <w:sz w:val="18"/>
-              </w:rPr>
-              <w:hyperlink r:id="rId14" w:history="1">
-                <w:r>
-                  <w:rPr>
-                    <w:rStyle w:val="Hyperlink"/>
-                  </w:rPr>
-                  <w:t>info@gss-group.net</w:t>
-                </w:r>
-              </w:hyperlink>
-            </w:r>
-          </w:p>
-        </w:tc>
-        <w:tc>
-          <w:tcPr>
-            <w:tcW w:type="dxa" w:w="1120"/>
-            <w:vMerge w:val="restart"/>
-            <w:tcBorders/>
-            <w:tcMar>
-              <w:start w:w="0" w:type="dxa"/>
-              <w:end w:w="0" w:type="dxa"/>
-            </w:tcMar>
-            <w:tcMar>
-              <w:start w:w="0" w:type="dxa"/>
-              <w:end w:w="0" w:type="dxa"/>
-            </w:tcMar>
-          </w:tcPr>
-          <w:p>
-            <w:pPr>
-              <w:autoSpaceDN w:val="0"/>
-              <w:autoSpaceDE w:val="0"/>
-              <w:widowControl/>
-              <w:spacing w:line="240" w:lineRule="auto" w:before="92" w:after="0"/>
-              <w:ind w:left="0" w:right="76" w:firstLine="0"/>
-              <w:jc w:val="right"/>
-            </w:pPr>
-            <w:r>
-              <w:drawing>
-                <wp:inline xmlns:a="http://schemas.openxmlformats.org/drawingml/2006/main" xmlns:pic="http://schemas.openxmlformats.org/drawingml/2006/picture">
-                  <wp:extent cx="251460" cy="252729"/>
-                  <wp:docPr id="12" name="Picture 12"/>
-                  <wp:cNvGraphicFramePr>
-                    <a:graphicFrameLocks noChangeAspect="1"/>
-                  </wp:cNvGraphicFramePr>
-                  <a:graphic>
-                    <a:graphicData uri="http://schemas.openxmlformats.org/drawingml/2006/picture">
-                      <pic:pic>
-                        <pic:nvPicPr>
-                          <pic:cNvPr id="0" name="image.png"/>
-                          <pic:cNvPicPr/>
-                        </pic:nvPicPr>
-                        <pic:blipFill>
-                          <a:blip r:embed="rId15"/>
-                          <a:stretch>
-                            <a:fillRect/>
-                          </a:stretch>
-                        </pic:blipFill>
-                        <pic:spPr>
-                          <a:xfrm>
-                            <a:off x="0" y="0"/>
-                            <a:ext cx="251460" cy="252729"/>
-                          </a:xfrm>
-                          <a:prstGeom prst="rect"/>
-                        </pic:spPr>
-                      </pic:pic>
-                    </a:graphicData>
-                  </a:graphic>
-                </wp:inline>
-              </w:drawing>
-            </w:r>
-          </w:p>
-        </w:tc>
-        <w:tc>
-          <w:tcPr>
-            <w:tcW w:type="dxa" w:w="2600"/>
-            <w:tcBorders/>
-            <w:tcMar>
-              <w:start w:w="0" w:type="dxa"/>
-              <w:end w:w="0" w:type="dxa"/>
-            </w:tcMar>
-          </w:tcPr>
-          <w:p>
-            <w:pPr>
-              <w:autoSpaceDN w:val="0"/>
-              <w:autoSpaceDE w:val="0"/>
-              <w:widowControl/>
-              <w:spacing w:line="175" w:lineRule="auto" w:before="46" w:after="0"/>
-              <w:ind w:left="112" w:right="0" w:firstLine="0"/>
-              <w:jc w:val="left"/>
-            </w:pPr>
-            <w:r>
-              <w:rPr>
-                <w:rFonts w:ascii="Myanmar Text" w:hAnsi="Myanmar Text" w:eastAsia="Myanmar Text"/>
-                <w:b w:val="0"/>
-                <w:i w:val="0"/>
-                <w:color w:val="A09F9F"/>
-                <w:sz w:val="18"/>
-              </w:rPr>
-              <w:t>Phone: +9712 6666898</w:t>
-            </w:r>
-          </w:p>
-        </w:tc>
-      </w:tr>
-      <w:tr>
-        <w:trPr>
-          <w:trHeight w:hRule="exact" w:val="220"/>
-        </w:trPr>
-        <w:tc>
-          <w:tcPr>
-            <w:tcW w:type="dxa" w:w="1504"/>
-            <w:vMerge/>
-            <w:tcBorders/>
-          </w:tcPr>
-          <w:p/>
-        </w:tc>
-        <w:tc>
-          <w:tcPr>
-            <w:tcW w:type="dxa" w:w="1504"/>
-            <w:vMerge/>
-            <w:tcBorders/>
-          </w:tcPr>
-          <w:p/>
-        </w:tc>
-        <w:tc>
-          <w:tcPr>
-            <w:tcW w:type="dxa" w:w="1504"/>
-            <w:vMerge/>
-            <w:tcBorders/>
-          </w:tcPr>
-          <w:p/>
-        </w:tc>
-        <w:tc>
-          <w:tcPr>
-            <w:tcW w:type="dxa" w:w="2200"/>
-            <w:tcBorders/>
-            <w:tcMar>
-              <w:start w:w="0" w:type="dxa"/>
-              <w:end w:w="0" w:type="dxa"/>
-            </w:tcMar>
-          </w:tcPr>
-          <w:p>
-            <w:pPr>
-              <w:autoSpaceDN w:val="0"/>
-              <w:autoSpaceDE w:val="0"/>
-              <w:widowControl/>
-              <w:spacing w:line="175" w:lineRule="auto" w:before="0" w:after="0"/>
-              <w:ind w:left="152" w:right="0" w:firstLine="0"/>
-              <w:jc w:val="left"/>
-            </w:pPr>
-            <w:r>
-              <w:rPr>
-                <w:rFonts w:ascii="Myanmar Text" w:hAnsi="Myanmar Text" w:eastAsia="Myanmar Text"/>
-                <w:b w:val="0"/>
-                <w:i w:val="0"/>
-                <w:color w:val="A09F9F"/>
-                <w:sz w:val="18"/>
-              </w:rPr>
-              <w:hyperlink r:id="rId14" w:history="1">
-                <w:r>
-                  <w:rPr>
-                    <w:rStyle w:val="Hyperlink"/>
-                  </w:rPr>
-                  <w:t>www.gss-group.net</w:t>
-                </w:r>
-              </w:hyperlink>
-            </w:r>
-          </w:p>
-        </w:tc>
-        <w:tc>
-          <w:tcPr>
-            <w:tcW w:type="dxa" w:w="1504"/>
-            <w:vMerge/>
-            <w:tcBorders/>
-          </w:tcPr>
-          <w:p/>
-        </w:tc>
-        <w:tc>
-          <w:tcPr>
-            <w:tcW w:type="dxa" w:w="2600"/>
-            <w:tcBorders/>
-            <w:tcMar>
-              <w:start w:w="0" w:type="dxa"/>
-              <w:end w:w="0" w:type="dxa"/>
-            </w:tcMar>
-          </w:tcPr>
-          <w:p>
-            <w:pPr>
-              <w:autoSpaceDN w:val="0"/>
-              <w:autoSpaceDE w:val="0"/>
-              <w:widowControl/>
-              <w:spacing w:line="240" w:lineRule="auto" w:before="0" w:after="0"/>
-              <w:ind w:left="112" w:right="0" w:firstLine="0"/>
-              <w:jc w:val="left"/>
-            </w:pPr>
-            <w:r>
-              <w:rPr>
-                <w:rFonts w:ascii="Gill Sans MT" w:hAnsi="Gill Sans MT" w:eastAsia="Gill Sans MT"/>
-                <w:b w:val="0"/>
-                <w:i w:val="0"/>
-                <w:color w:val="A09F9F"/>
-                <w:sz w:val="19"/>
-              </w:rPr>
-              <w:t>Fax: +971 2 666 8980</w:t>
-            </w:r>
-          </w:p>
-        </w:tc>
-      </w:tr>
-    </w:tbl>
-    <w:p>
-      <w:pPr>
-        <w:autoSpaceDN w:val="0"/>
-        <w:autoSpaceDE w:val="0"/>
-        <w:widowControl/>
         <w:spacing w:line="14" w:lineRule="exact" w:before="0" w:after="0"/>
         <w:ind w:left="0" w:right="0"/>
       </w:pPr>
@@ -6550,8 +5880,9 @@
     <w:p>
       <w:pPr>
         <w:sectPr>
+          <w:footerReference w:type="default" r:id="rIdFtr1"/>
           <w:pgSz w:w="11906" w:h="16838"/>
-          <w:pgMar w:top="440" w:right="0" w:bottom="226" w:left="0" w:header="720" w:footer="720" w:gutter="0"/>
+          <w:pgMar w:top="440" w:right="0" w:bottom="1440" w:left="0" w:header="720" w:footer="200" w:gutter="0"/>
           <w:cols/>
           <w:docGrid w:linePitch="360"/>
         </w:sectPr>
@@ -7650,7 +6981,7 @@
       </w:tr>
       <w:tr>
         <w:trPr>
-          <w:trHeight w:hRule="exact" w:val="556"/>
+          <w:trHeight w:hRule="atLeast" w:val="556"/>
         </w:trPr>
         <w:tc>
           <w:tcPr>
@@ -7715,8 +7046,13 @@
               <w:start w:w="0" w:type="dxa"/>
               <w:end w:w="0" w:type="dxa"/>
             </w:tcMar>
+            <w:vAlign w:val="center"/>
           </w:tcPr>
           <w:p>
+            <w:pPr>
+              <w:spacing w:before="0" w:after="0" w:line="240" w:lineRule="auto"/>
+              <w:jc w:val="center"/>
+            </w:pPr>
             <w:r>
               <w:t>{{ name }}</w:t>
             </w:r>
@@ -7782,466 +7118,477 @@
         <w:autoSpaceDN w:val="0"/>
         <w:autoSpaceDE w:val="0"/>
         <w:widowControl/>
-        <w:spacing w:line="240" w:lineRule="auto" w:before="8218" w:after="396"/>
-        <w:ind w:left="0" w:right="0" w:firstLine="0"/>
-        <w:jc w:val="left"/>
-      </w:pPr>
-      <w:r>
-        <w:drawing>
-          <wp:inline xmlns:a="http://schemas.openxmlformats.org/drawingml/2006/main" xmlns:pic="http://schemas.openxmlformats.org/drawingml/2006/picture">
-            <wp:extent cx="6616700" cy="203200"/>
-            <wp:docPr id="17" name="Picture 17"/>
-            <wp:cNvGraphicFramePr>
-              <a:graphicFrameLocks noChangeAspect="1"/>
-            </wp:cNvGraphicFramePr>
-            <a:graphic>
-              <a:graphicData uri="http://schemas.openxmlformats.org/drawingml/2006/picture">
-                <pic:pic>
-                  <pic:nvPicPr>
-                    <pic:cNvPr id="0" name="image.png"/>
-                    <pic:cNvPicPr/>
-                  </pic:nvPicPr>
-                  <pic:blipFill>
-                    <a:blip r:embed="rId18"/>
-                    <a:stretch>
-                      <a:fillRect/>
-                    </a:stretch>
-                  </pic:blipFill>
-                  <pic:spPr>
-                    <a:xfrm>
-                      <a:off x="0" y="0"/>
-                      <a:ext cx="6616700" cy="203200"/>
-                    </a:xfrm>
-                    <a:prstGeom prst="rect"/>
-                  </pic:spPr>
-                </pic:pic>
-              </a:graphicData>
-            </a:graphic>
-          </wp:inline>
-        </w:drawing>
-      </w:r>
-    </w:p>
-    <w:tbl>
-      <w:tblPr>
-        <w:tblW w:type="auto" w:w="0"/>
-        <w:tblLayout w:type="fixed"/>
-        <w:tblLook w:firstColumn="1" w:firstRow="1" w:lastColumn="0" w:lastRow="0" w:noHBand="0" w:noVBand="1" w:val="04A0"/>
-        <w:tblInd w:w="620.0" w:type="dxa"/>
-      </w:tblPr>
-      <w:tblGrid>
-        <w:gridCol w:w="1504"/>
-        <w:gridCol w:w="1504"/>
-        <w:gridCol w:w="1504"/>
-        <w:gridCol w:w="1504"/>
-        <w:gridCol w:w="1504"/>
-        <w:gridCol w:w="1504"/>
-      </w:tblGrid>
-      <w:tr>
-        <w:trPr>
-          <w:trHeight w:hRule="exact" w:val="292"/>
-        </w:trPr>
-        <w:tc>
-          <w:tcPr>
-            <w:tcW w:type="dxa" w:w="1080"/>
-            <w:vMerge w:val="restart"/>
-            <w:tcBorders/>
-            <w:tcMar>
-              <w:start w:w="0" w:type="dxa"/>
-              <w:end w:w="0" w:type="dxa"/>
-            </w:tcMar>
-            <w:tcMar>
-              <w:start w:w="0" w:type="dxa"/>
-              <w:end w:w="0" w:type="dxa"/>
-            </w:tcMar>
-          </w:tcPr>
-          <w:p>
-            <w:pPr>
-              <w:autoSpaceDN w:val="0"/>
-              <w:autoSpaceDE w:val="0"/>
-              <w:widowControl/>
-              <w:spacing w:line="240" w:lineRule="auto" w:before="110" w:after="0"/>
-              <w:ind w:left="0" w:right="40" w:firstLine="0"/>
-              <w:jc w:val="right"/>
-            </w:pPr>
-            <w:r>
-              <w:drawing>
-                <wp:inline xmlns:a="http://schemas.openxmlformats.org/drawingml/2006/main" xmlns:pic="http://schemas.openxmlformats.org/drawingml/2006/picture">
-                  <wp:extent cx="251459" cy="252730"/>
-                  <wp:docPr id="18" name="Picture 18"/>
-                  <wp:cNvGraphicFramePr>
-                    <a:graphicFrameLocks noChangeAspect="1"/>
-                  </wp:cNvGraphicFramePr>
-                  <a:graphic>
-                    <a:graphicData uri="http://schemas.openxmlformats.org/drawingml/2006/picture">
-                      <pic:pic>
-                        <pic:nvPicPr>
-                          <pic:cNvPr id="0" name="image.png"/>
-                          <pic:cNvPicPr/>
-                        </pic:nvPicPr>
-                        <pic:blipFill>
-                          <a:blip r:embed="rId12"/>
-                          <a:stretch>
-                            <a:fillRect/>
-                          </a:stretch>
-                        </pic:blipFill>
-                        <pic:spPr>
-                          <a:xfrm>
-                            <a:off x="0" y="0"/>
-                            <a:ext cx="251459" cy="252730"/>
-                          </a:xfrm>
-                          <a:prstGeom prst="rect"/>
-                        </pic:spPr>
-                      </pic:pic>
-                    </a:graphicData>
-                  </a:graphic>
-                </wp:inline>
-              </w:drawing>
-            </w:r>
-          </w:p>
-        </w:tc>
-        <w:tc>
-          <w:tcPr>
-            <w:tcW w:type="dxa" w:w="2460"/>
-            <w:vMerge w:val="restart"/>
-            <w:tcBorders/>
-            <w:tcMar>
-              <w:start w:w="0" w:type="dxa"/>
-              <w:end w:w="0" w:type="dxa"/>
-            </w:tcMar>
-            <w:tcMar>
-              <w:start w:w="0" w:type="dxa"/>
-              <w:end w:w="0" w:type="dxa"/>
-            </w:tcMar>
-          </w:tcPr>
-          <w:p>
-            <w:pPr>
-              <w:autoSpaceDN w:val="0"/>
-              <w:autoSpaceDE w:val="0"/>
-              <w:widowControl/>
-              <w:spacing w:line="197" w:lineRule="auto" w:before="248" w:after="0"/>
-              <w:ind w:left="48" w:right="0" w:firstLine="0"/>
-              <w:jc w:val="left"/>
-            </w:pPr>
-            <w:r>
-              <w:rPr>
-                <w:rFonts w:ascii="Calibri" w:hAnsi="Calibri" w:eastAsia="Calibri"/>
-                <w:b w:val="0"/>
-                <w:i w:val="0"/>
-                <w:color w:val="A09F9F"/>
-                <w:sz w:val="16"/>
-              </w:rPr>
-              <w:t>Abu Dhabi, United Arab Emirates</w:t>
-            </w:r>
-          </w:p>
-        </w:tc>
-        <w:tc>
-          <w:tcPr>
-            <w:tcW w:type="dxa" w:w="980"/>
-            <w:vMerge w:val="restart"/>
-            <w:tcBorders/>
-            <w:tcMar>
-              <w:start w:w="0" w:type="dxa"/>
-              <w:end w:w="0" w:type="dxa"/>
-            </w:tcMar>
-            <w:tcMar>
-              <w:start w:w="0" w:type="dxa"/>
-              <w:end w:w="0" w:type="dxa"/>
-            </w:tcMar>
-          </w:tcPr>
-          <w:p>
-            <w:pPr>
-              <w:autoSpaceDN w:val="0"/>
-              <w:autoSpaceDE w:val="0"/>
-              <w:widowControl/>
-              <w:spacing w:line="240" w:lineRule="auto" w:before="78" w:after="0"/>
-              <w:ind w:left="0" w:right="112" w:firstLine="0"/>
-              <w:jc w:val="right"/>
-            </w:pPr>
-            <w:r>
-              <w:drawing>
-                <wp:inline xmlns:a="http://schemas.openxmlformats.org/drawingml/2006/main" xmlns:pic="http://schemas.openxmlformats.org/drawingml/2006/picture">
-                  <wp:extent cx="251460" cy="252729"/>
-                  <wp:docPr id="19" name="Picture 19"/>
-                  <wp:cNvGraphicFramePr>
-                    <a:graphicFrameLocks noChangeAspect="1"/>
-                  </wp:cNvGraphicFramePr>
-                  <a:graphic>
-                    <a:graphicData uri="http://schemas.openxmlformats.org/drawingml/2006/picture">
-                      <pic:pic>
-                        <pic:nvPicPr>
-                          <pic:cNvPr id="0" name="image.png"/>
-                          <pic:cNvPicPr/>
-                        </pic:nvPicPr>
-                        <pic:blipFill>
-                          <a:blip r:embed="rId13"/>
-                          <a:stretch>
-                            <a:fillRect/>
-                          </a:stretch>
-                        </pic:blipFill>
-                        <pic:spPr>
-                          <a:xfrm>
-                            <a:off x="0" y="0"/>
-                            <a:ext cx="251460" cy="252729"/>
-                          </a:xfrm>
-                          <a:prstGeom prst="rect"/>
-                        </pic:spPr>
-                      </pic:pic>
-                    </a:graphicData>
-                  </a:graphic>
-                </wp:inline>
-              </w:drawing>
-            </w:r>
-          </w:p>
-        </w:tc>
-        <w:tc>
-          <w:tcPr>
-            <w:tcW w:type="dxa" w:w="2200"/>
-            <w:tcBorders/>
-            <w:tcMar>
-              <w:start w:w="0" w:type="dxa"/>
-              <w:end w:w="0" w:type="dxa"/>
-            </w:tcMar>
-          </w:tcPr>
-          <w:p>
-            <w:pPr>
-              <w:autoSpaceDN w:val="0"/>
-              <w:autoSpaceDE w:val="0"/>
-              <w:widowControl/>
-              <w:spacing w:line="175" w:lineRule="auto" w:before="48" w:after="0"/>
-              <w:ind w:left="136" w:right="0" w:firstLine="0"/>
-              <w:jc w:val="left"/>
-            </w:pPr>
-            <w:r>
-              <w:rPr>
-                <w:rFonts w:ascii="Myanmar Text" w:hAnsi="Myanmar Text" w:eastAsia="Myanmar Text"/>
-                <w:b w:val="0"/>
-                <w:i w:val="0"/>
-                <w:color w:val="A09F9F"/>
-                <w:sz w:val="18"/>
-              </w:rPr>
-              <w:hyperlink r:id="rId21" w:history="1">
-                <w:r>
-                  <w:rPr>
-                    <w:rStyle w:val="Hyperlink"/>
-                  </w:rPr>
-                  <w:t>info@gss-group.net</w:t>
-                </w:r>
-              </w:hyperlink>
-            </w:r>
-          </w:p>
-        </w:tc>
-        <w:tc>
-          <w:tcPr>
-            <w:tcW w:type="dxa" w:w="1120"/>
-            <w:vMerge w:val="restart"/>
-            <w:tcBorders/>
-            <w:tcMar>
-              <w:start w:w="0" w:type="dxa"/>
-              <w:end w:w="0" w:type="dxa"/>
-            </w:tcMar>
-            <w:tcMar>
-              <w:start w:w="0" w:type="dxa"/>
-              <w:end w:w="0" w:type="dxa"/>
-            </w:tcMar>
-          </w:tcPr>
-          <w:p>
-            <w:pPr>
-              <w:autoSpaceDN w:val="0"/>
-              <w:autoSpaceDE w:val="0"/>
-              <w:widowControl/>
-              <w:spacing w:line="240" w:lineRule="auto" w:before="92" w:after="0"/>
-              <w:ind w:left="0" w:right="76" w:firstLine="0"/>
-              <w:jc w:val="right"/>
-            </w:pPr>
-            <w:r>
-              <w:drawing>
-                <wp:inline xmlns:a="http://schemas.openxmlformats.org/drawingml/2006/main" xmlns:pic="http://schemas.openxmlformats.org/drawingml/2006/picture">
-                  <wp:extent cx="251460" cy="252729"/>
-                  <wp:docPr id="20" name="Picture 20"/>
-                  <wp:cNvGraphicFramePr>
-                    <a:graphicFrameLocks noChangeAspect="1"/>
-                  </wp:cNvGraphicFramePr>
-                  <a:graphic>
-                    <a:graphicData uri="http://schemas.openxmlformats.org/drawingml/2006/picture">
-                      <pic:pic>
-                        <pic:nvPicPr>
-                          <pic:cNvPr id="0" name="image.png"/>
-                          <pic:cNvPicPr/>
-                        </pic:nvPicPr>
-                        <pic:blipFill>
-                          <a:blip r:embed="rId15"/>
-                          <a:stretch>
-                            <a:fillRect/>
-                          </a:stretch>
-                        </pic:blipFill>
-                        <pic:spPr>
-                          <a:xfrm>
-                            <a:off x="0" y="0"/>
-                            <a:ext cx="251460" cy="252729"/>
-                          </a:xfrm>
-                          <a:prstGeom prst="rect"/>
-                        </pic:spPr>
-                      </pic:pic>
-                    </a:graphicData>
-                  </a:graphic>
-                </wp:inline>
-              </w:drawing>
-            </w:r>
-          </w:p>
-        </w:tc>
-        <w:tc>
-          <w:tcPr>
-            <w:tcW w:type="dxa" w:w="2600"/>
-            <w:tcBorders/>
-            <w:tcMar>
-              <w:start w:w="0" w:type="dxa"/>
-              <w:end w:w="0" w:type="dxa"/>
-            </w:tcMar>
-          </w:tcPr>
-          <w:p>
-            <w:pPr>
-              <w:autoSpaceDN w:val="0"/>
-              <w:autoSpaceDE w:val="0"/>
-              <w:widowControl/>
-              <w:spacing w:line="175" w:lineRule="auto" w:before="46" w:after="0"/>
-              <w:ind w:left="112" w:right="0" w:firstLine="0"/>
-              <w:jc w:val="left"/>
-            </w:pPr>
-            <w:r>
-              <w:rPr>
-                <w:rFonts w:ascii="Myanmar Text" w:hAnsi="Myanmar Text" w:eastAsia="Myanmar Text"/>
-                <w:b w:val="0"/>
-                <w:i w:val="0"/>
-                <w:color w:val="A09F9F"/>
-                <w:sz w:val="18"/>
-              </w:rPr>
-              <w:t>Phone: +9712 6666898</w:t>
-            </w:r>
-          </w:p>
-        </w:tc>
-      </w:tr>
-      <w:tr>
-        <w:trPr>
-          <w:trHeight w:hRule="exact" w:val="220"/>
-        </w:trPr>
-        <w:tc>
-          <w:tcPr>
-            <w:tcW w:type="dxa" w:w="1504"/>
-            <w:vMerge/>
-            <w:tcBorders/>
-          </w:tcPr>
-          <w:p/>
-        </w:tc>
-        <w:tc>
-          <w:tcPr>
-            <w:tcW w:type="dxa" w:w="1504"/>
-            <w:vMerge/>
-            <w:tcBorders/>
-          </w:tcPr>
-          <w:p/>
-        </w:tc>
-        <w:tc>
-          <w:tcPr>
-            <w:tcW w:type="dxa" w:w="1504"/>
-            <w:vMerge/>
-            <w:tcBorders/>
-          </w:tcPr>
-          <w:p/>
-        </w:tc>
-        <w:tc>
-          <w:tcPr>
-            <w:tcW w:type="dxa" w:w="2200"/>
-            <w:tcBorders/>
-            <w:tcMar>
-              <w:start w:w="0" w:type="dxa"/>
-              <w:end w:w="0" w:type="dxa"/>
-            </w:tcMar>
-          </w:tcPr>
-          <w:p>
-            <w:pPr>
-              <w:autoSpaceDN w:val="0"/>
-              <w:autoSpaceDE w:val="0"/>
-              <w:widowControl/>
-              <w:spacing w:line="175" w:lineRule="auto" w:before="0" w:after="0"/>
-              <w:ind w:left="152" w:right="0" w:firstLine="0"/>
-              <w:jc w:val="left"/>
-            </w:pPr>
-            <w:r>
-              <w:rPr>
-                <w:rFonts w:ascii="Myanmar Text" w:hAnsi="Myanmar Text" w:eastAsia="Myanmar Text"/>
-                <w:b w:val="0"/>
-                <w:i w:val="0"/>
-                <w:color w:val="A09F9F"/>
-                <w:sz w:val="18"/>
-              </w:rPr>
-              <w:hyperlink r:id="rId14" w:history="1">
-                <w:r>
-                  <w:rPr>
-                    <w:rStyle w:val="Hyperlink"/>
-                  </w:rPr>
-                  <w:t>www.gss-group.net</w:t>
-                </w:r>
-              </w:hyperlink>
-            </w:r>
-          </w:p>
-        </w:tc>
-        <w:tc>
-          <w:tcPr>
-            <w:tcW w:type="dxa" w:w="1504"/>
-            <w:vMerge/>
-            <w:tcBorders/>
-          </w:tcPr>
-          <w:p/>
-        </w:tc>
-        <w:tc>
-          <w:tcPr>
-            <w:tcW w:type="dxa" w:w="2600"/>
-            <w:tcBorders/>
-            <w:tcMar>
-              <w:start w:w="0" w:type="dxa"/>
-              <w:end w:w="0" w:type="dxa"/>
-            </w:tcMar>
-          </w:tcPr>
-          <w:p>
-            <w:pPr>
-              <w:autoSpaceDN w:val="0"/>
-              <w:autoSpaceDE w:val="0"/>
-              <w:widowControl/>
-              <w:spacing w:line="240" w:lineRule="auto" w:before="0" w:after="0"/>
-              <w:ind w:left="112" w:right="0" w:firstLine="0"/>
-              <w:jc w:val="left"/>
-            </w:pPr>
-            <w:r>
-              <w:rPr>
-                <w:rFonts w:ascii="Gill Sans MT" w:hAnsi="Gill Sans MT" w:eastAsia="Gill Sans MT"/>
-                <w:b w:val="0"/>
-                <w:i w:val="0"/>
-                <w:color w:val="A09F9F"/>
-                <w:sz w:val="19"/>
-              </w:rPr>
-              <w:t>Fax: +971 2 666 8980</w:t>
-            </w:r>
-          </w:p>
-        </w:tc>
-      </w:tr>
-    </w:tbl>
-    <w:p>
-      <w:pPr>
-        <w:autoSpaceDN w:val="0"/>
-        <w:autoSpaceDE w:val="0"/>
-        <w:widowControl/>
         <w:spacing w:line="14" w:lineRule="exact" w:before="0" w:after="0"/>
         <w:ind w:left="0" w:right="0"/>
       </w:pPr>
     </w:p>
     <w:sectPr>
+      <w:footerReference w:type="default" r:id="rIdFtr1"/>
       <w:pgSz w:w="11906" w:h="16838"/>
-      <w:pgMar w:top="440" w:right="0" w:bottom="226" w:left="0" w:header="720" w:footer="720" w:gutter="0"/>
+      <w:pgMar w:top="440" w:right="0" w:bottom="1440" w:left="0" w:header="720" w:footer="200" w:gutter="0"/>
       <w:cols/>
       <w:docGrid w:linePitch="360"/>
     </w:sectPr>
   </w:body>
 </w:document>
+</file>
+
+<file path=word/footer1.xml><?xml version="1.0" encoding="utf-8"?>
+<w:ftr xmlns:wpc="http://schemas.microsoft.com/office/word/2010/wordprocessingCanvas" xmlns:mo="http://schemas.microsoft.com/office/mac/office/2008/main" xmlns:mc="http://schemas.openxmlformats.org/markup-compatibility/2006" xmlns:mv="urn:schemas-microsoft-com:mac:vml" xmlns:o="urn:schemas-microsoft-com:office:office" xmlns:r="http://schemas.openxmlformats.org/officeDocument/2006/relationships" xmlns:m="http://schemas.openxmlformats.org/officeDocument/2006/math" xmlns:v="urn:schemas-microsoft-com:vml" xmlns:wp14="http://schemas.microsoft.com/office/word/2010/wordprocessingDrawing" xmlns:wp="http://schemas.openxmlformats.org/drawingml/2006/wordprocessingDrawing" xmlns:w10="urn:schemas-microsoft-com:office:word" xmlns:w="http://schemas.openxmlformats.org/wordprocessingml/2006/main" xmlns:w14="http://schemas.microsoft.com/office/word/2010/wordml" xmlns:wpg="http://schemas.microsoft.com/office/word/2010/wordprocessingGroup" xmlns:wpi="http://schemas.microsoft.com/office/word/2010/wordprocessingInk" xmlns:wne="http://schemas.microsoft.com/office/word/2006/wordml" xmlns:wps="http://schemas.microsoft.com/office/word/2010/wordprocessingShape">
+  <w:p>
+    <w:pPr>
+      <w:autoSpaceDN w:val="0"/>
+      <w:autoSpaceDE w:val="0"/>
+      <w:widowControl/>
+      <w:spacing w:line="240" w:lineRule="auto" w:before="0" w:after="120"/>
+      <w:ind w:left="0" w:right="0" w:firstLine="0"/>
+      <w:jc w:val="left"/>
+    </w:pPr>
+    <w:r>
+      <w:drawing>
+        <wp:inline xmlns:a="http://schemas.openxmlformats.org/drawingml/2006/main" xmlns:pic="http://schemas.openxmlformats.org/drawingml/2006/picture">
+          <wp:extent cx="6616700" cy="203200"/>
+          <wp:docPr id="3" name="Picture 3"/>
+          <wp:cNvGraphicFramePr>
+            <a:graphicFrameLocks noChangeAspect="1"/>
+          </wp:cNvGraphicFramePr>
+          <a:graphic>
+            <a:graphicData uri="http://schemas.openxmlformats.org/drawingml/2006/picture">
+              <pic:pic>
+                <pic:nvPicPr>
+                  <pic:cNvPr id="0" name="image.png"/>
+                  <pic:cNvPicPr/>
+                </pic:nvPicPr>
+                <pic:blipFill>
+                  <a:blip r:embed="rId11"/>
+                  <a:stretch>
+                    <a:fillRect/>
+                  </a:stretch>
+                </pic:blipFill>
+                <pic:spPr>
+                  <a:xfrm>
+                    <a:off x="0" y="0"/>
+                    <a:ext cx="6616700" cy="203200"/>
+                  </a:xfrm>
+                  <a:prstGeom prst="rect"/>
+                </pic:spPr>
+              </pic:pic>
+            </a:graphicData>
+          </a:graphic>
+        </wp:inline>
+      </w:drawing>
+    </w:r>
+  </w:p>
+  <w:tbl>
+    <w:tblPr>
+      <w:tblW w:type="auto" w:w="0"/>
+      <w:tblLayout w:type="fixed"/>
+      <w:tblLook w:firstColumn="1" w:firstRow="1" w:lastColumn="0" w:lastRow="0" w:noHBand="0" w:noVBand="1" w:val="04A0"/>
+      <w:tblInd w:w="620.0" w:type="dxa"/>
+    </w:tblPr>
+    <w:tblGrid>
+      <w:gridCol w:w="1504"/>
+      <w:gridCol w:w="1504"/>
+      <w:gridCol w:w="1504"/>
+      <w:gridCol w:w="1504"/>
+      <w:gridCol w:w="1504"/>
+      <w:gridCol w:w="1504"/>
+    </w:tblGrid>
+    <w:tr>
+      <w:trPr>
+        <w:trHeight w:hRule="exact" w:val="292"/>
+      </w:trPr>
+      <w:tc>
+        <w:tcPr>
+          <w:tcW w:type="dxa" w:w="1080"/>
+          <w:vMerge w:val="restart"/>
+          <w:tcBorders/>
+          <w:tcMar>
+            <w:start w:w="0" w:type="dxa"/>
+            <w:end w:w="0" w:type="dxa"/>
+          </w:tcMar>
+          <w:tcMar>
+            <w:start w:w="0" w:type="dxa"/>
+            <w:end w:w="0" w:type="dxa"/>
+          </w:tcMar>
+        </w:tcPr>
+        <w:p>
+          <w:pPr>
+            <w:autoSpaceDN w:val="0"/>
+            <w:autoSpaceDE w:val="0"/>
+            <w:widowControl/>
+            <w:spacing w:line="240" w:lineRule="auto" w:before="110" w:after="0"/>
+            <w:ind w:left="0" w:right="40" w:firstLine="0"/>
+            <w:jc w:val="right"/>
+          </w:pPr>
+          <w:r>
+            <w:drawing>
+              <wp:inline xmlns:a="http://schemas.openxmlformats.org/drawingml/2006/main" xmlns:pic="http://schemas.openxmlformats.org/drawingml/2006/picture">
+                <wp:extent cx="251459" cy="252730"/>
+                <wp:docPr id="4" name="Picture 4"/>
+                <wp:cNvGraphicFramePr>
+                  <a:graphicFrameLocks noChangeAspect="1"/>
+                </wp:cNvGraphicFramePr>
+                <a:graphic>
+                  <a:graphicData uri="http://schemas.openxmlformats.org/drawingml/2006/picture">
+                    <pic:pic>
+                      <pic:nvPicPr>
+                        <pic:cNvPr id="0" name="image.png"/>
+                        <pic:cNvPicPr/>
+                      </pic:nvPicPr>
+                      <pic:blipFill>
+                        <a:blip r:embed="rId12"/>
+                        <a:stretch>
+                          <a:fillRect/>
+                        </a:stretch>
+                      </pic:blipFill>
+                      <pic:spPr>
+                        <a:xfrm>
+                          <a:off x="0" y="0"/>
+                          <a:ext cx="251459" cy="252730"/>
+                        </a:xfrm>
+                        <a:prstGeom prst="rect"/>
+                      </pic:spPr>
+                    </pic:pic>
+                  </a:graphicData>
+                </a:graphic>
+              </wp:inline>
+            </w:drawing>
+          </w:r>
+        </w:p>
+      </w:tc>
+      <w:tc>
+        <w:tcPr>
+          <w:tcW w:type="dxa" w:w="2460"/>
+          <w:vMerge w:val="restart"/>
+          <w:tcBorders/>
+          <w:tcMar>
+            <w:start w:w="0" w:type="dxa"/>
+            <w:end w:w="0" w:type="dxa"/>
+          </w:tcMar>
+          <w:tcMar>
+            <w:start w:w="0" w:type="dxa"/>
+            <w:end w:w="0" w:type="dxa"/>
+          </w:tcMar>
+        </w:tcPr>
+        <w:p>
+          <w:pPr>
+            <w:autoSpaceDN w:val="0"/>
+            <w:autoSpaceDE w:val="0"/>
+            <w:widowControl/>
+            <w:spacing w:line="197" w:lineRule="auto" w:before="248" w:after="0"/>
+            <w:ind w:left="48" w:right="0" w:firstLine="0"/>
+            <w:jc w:val="left"/>
+          </w:pPr>
+          <w:r>
+            <w:rPr>
+              <w:rFonts w:ascii="Calibri" w:hAnsi="Calibri" w:eastAsia="Calibri"/>
+              <w:b w:val="0"/>
+              <w:i w:val="0"/>
+              <w:color w:val="A09F9F"/>
+              <w:sz w:val="16"/>
+            </w:rPr>
+            <w:t>Abu Dhabi, United Arab Emirates</w:t>
+          </w:r>
+        </w:p>
+      </w:tc>
+      <w:tc>
+        <w:tcPr>
+          <w:tcW w:type="dxa" w:w="980"/>
+          <w:vMerge w:val="restart"/>
+          <w:tcBorders/>
+          <w:tcMar>
+            <w:start w:w="0" w:type="dxa"/>
+            <w:end w:w="0" w:type="dxa"/>
+          </w:tcMar>
+          <w:tcMar>
+            <w:start w:w="0" w:type="dxa"/>
+            <w:end w:w="0" w:type="dxa"/>
+          </w:tcMar>
+        </w:tcPr>
+        <w:p>
+          <w:pPr>
+            <w:autoSpaceDN w:val="0"/>
+            <w:autoSpaceDE w:val="0"/>
+            <w:widowControl/>
+            <w:spacing w:line="240" w:lineRule="auto" w:before="78" w:after="0"/>
+            <w:ind w:left="0" w:right="112" w:firstLine="0"/>
+            <w:jc w:val="right"/>
+          </w:pPr>
+          <w:r>
+            <w:drawing>
+              <wp:inline xmlns:a="http://schemas.openxmlformats.org/drawingml/2006/main" xmlns:pic="http://schemas.openxmlformats.org/drawingml/2006/picture">
+                <wp:extent cx="251460" cy="252729"/>
+                <wp:docPr id="5" name="Picture 5"/>
+                <wp:cNvGraphicFramePr>
+                  <a:graphicFrameLocks noChangeAspect="1"/>
+                </wp:cNvGraphicFramePr>
+                <a:graphic>
+                  <a:graphicData uri="http://schemas.openxmlformats.org/drawingml/2006/picture">
+                    <pic:pic>
+                      <pic:nvPicPr>
+                        <pic:cNvPr id="0" name="image.png"/>
+                        <pic:cNvPicPr/>
+                      </pic:nvPicPr>
+                      <pic:blipFill>
+                        <a:blip r:embed="rId13"/>
+                        <a:stretch>
+                          <a:fillRect/>
+                        </a:stretch>
+                      </pic:blipFill>
+                      <pic:spPr>
+                        <a:xfrm>
+                          <a:off x="0" y="0"/>
+                          <a:ext cx="251460" cy="252729"/>
+                        </a:xfrm>
+                        <a:prstGeom prst="rect"/>
+                      </pic:spPr>
+                    </pic:pic>
+                  </a:graphicData>
+                </a:graphic>
+              </wp:inline>
+            </w:drawing>
+          </w:r>
+        </w:p>
+      </w:tc>
+      <w:tc>
+        <w:tcPr>
+          <w:tcW w:type="dxa" w:w="2200"/>
+          <w:tcBorders/>
+          <w:tcMar>
+            <w:start w:w="0" w:type="dxa"/>
+            <w:end w:w="0" w:type="dxa"/>
+          </w:tcMar>
+        </w:tcPr>
+        <w:p>
+          <w:pPr>
+            <w:autoSpaceDN w:val="0"/>
+            <w:autoSpaceDE w:val="0"/>
+            <w:widowControl/>
+            <w:spacing w:line="175" w:lineRule="auto" w:before="48" w:after="0"/>
+            <w:ind w:left="136" w:right="0" w:firstLine="0"/>
+            <w:jc w:val="left"/>
+          </w:pPr>
+          <w:r>
+            <w:rPr>
+              <w:rFonts w:ascii="Myanmar Text" w:hAnsi="Myanmar Text" w:eastAsia="Myanmar Text"/>
+              <w:b w:val="0"/>
+              <w:i w:val="0"/>
+              <w:color w:val="A09F9F"/>
+              <w:sz w:val="18"/>
+            </w:rPr>
+            <w:hyperlink r:id="rId14" w:history="1">
+              <w:r>
+                <w:rPr>
+                  <w:rStyle w:val="Hyperlink"/>
+                </w:rPr>
+                <w:t>info@gss-group.net</w:t>
+              </w:r>
+            </w:hyperlink>
+          </w:r>
+        </w:p>
+      </w:tc>
+      <w:tc>
+        <w:tcPr>
+          <w:tcW w:type="dxa" w:w="1120"/>
+          <w:vMerge w:val="restart"/>
+          <w:tcBorders/>
+          <w:tcMar>
+            <w:start w:w="0" w:type="dxa"/>
+            <w:end w:w="0" w:type="dxa"/>
+          </w:tcMar>
+          <w:tcMar>
+            <w:start w:w="0" w:type="dxa"/>
+            <w:end w:w="0" w:type="dxa"/>
+          </w:tcMar>
+        </w:tcPr>
+        <w:p>
+          <w:pPr>
+            <w:autoSpaceDN w:val="0"/>
+            <w:autoSpaceDE w:val="0"/>
+            <w:widowControl/>
+            <w:spacing w:line="240" w:lineRule="auto" w:before="92" w:after="0"/>
+            <w:ind w:left="0" w:right="76" w:firstLine="0"/>
+            <w:jc w:val="right"/>
+          </w:pPr>
+          <w:r>
+            <w:drawing>
+              <wp:inline xmlns:a="http://schemas.openxmlformats.org/drawingml/2006/main" xmlns:pic="http://schemas.openxmlformats.org/drawingml/2006/picture">
+                <wp:extent cx="251460" cy="252729"/>
+                <wp:docPr id="6" name="Picture 6"/>
+                <wp:cNvGraphicFramePr>
+                  <a:graphicFrameLocks noChangeAspect="1"/>
+                </wp:cNvGraphicFramePr>
+                <a:graphic>
+                  <a:graphicData uri="http://schemas.openxmlformats.org/drawingml/2006/picture">
+                    <pic:pic>
+                      <pic:nvPicPr>
+                        <pic:cNvPr id="0" name="image.png"/>
+                        <pic:cNvPicPr/>
+                      </pic:nvPicPr>
+                      <pic:blipFill>
+                        <a:blip r:embed="rId15"/>
+                        <a:stretch>
+                          <a:fillRect/>
+                        </a:stretch>
+                      </pic:blipFill>
+                      <pic:spPr>
+                        <a:xfrm>
+                          <a:off x="0" y="0"/>
+                          <a:ext cx="251460" cy="252729"/>
+                        </a:xfrm>
+                        <a:prstGeom prst="rect"/>
+                      </pic:spPr>
+                    </pic:pic>
+                  </a:graphicData>
+                </a:graphic>
+              </wp:inline>
+            </w:drawing>
+          </w:r>
+        </w:p>
+      </w:tc>
+      <w:tc>
+        <w:tcPr>
+          <w:tcW w:type="dxa" w:w="2600"/>
+          <w:tcBorders/>
+          <w:tcMar>
+            <w:start w:w="0" w:type="dxa"/>
+            <w:end w:w="0" w:type="dxa"/>
+          </w:tcMar>
+        </w:tcPr>
+        <w:p>
+          <w:pPr>
+            <w:autoSpaceDN w:val="0"/>
+            <w:autoSpaceDE w:val="0"/>
+            <w:widowControl/>
+            <w:spacing w:line="175" w:lineRule="auto" w:before="46" w:after="0"/>
+            <w:ind w:left="112" w:right="0" w:firstLine="0"/>
+            <w:jc w:val="left"/>
+          </w:pPr>
+          <w:r>
+            <w:rPr>
+              <w:rFonts w:ascii="Myanmar Text" w:hAnsi="Myanmar Text" w:eastAsia="Myanmar Text"/>
+              <w:b w:val="0"/>
+              <w:i w:val="0"/>
+              <w:color w:val="A09F9F"/>
+              <w:sz w:val="18"/>
+            </w:rPr>
+            <w:t>Phone: +9712 6666898</w:t>
+          </w:r>
+        </w:p>
+      </w:tc>
+    </w:tr>
+    <w:tr>
+      <w:trPr>
+        <w:trHeight w:hRule="exact" w:val="220"/>
+      </w:trPr>
+      <w:tc>
+        <w:tcPr>
+          <w:tcW w:type="dxa" w:w="1504"/>
+          <w:vMerge/>
+          <w:tcBorders/>
+        </w:tcPr>
+        <w:p/>
+      </w:tc>
+      <w:tc>
+        <w:tcPr>
+          <w:tcW w:type="dxa" w:w="1504"/>
+          <w:vMerge/>
+          <w:tcBorders/>
+        </w:tcPr>
+        <w:p/>
+      </w:tc>
+      <w:tc>
+        <w:tcPr>
+          <w:tcW w:type="dxa" w:w="1504"/>
+          <w:vMerge/>
+          <w:tcBorders/>
+        </w:tcPr>
+        <w:p/>
+      </w:tc>
+      <w:tc>
+        <w:tcPr>
+          <w:tcW w:type="dxa" w:w="2200"/>
+          <w:tcBorders/>
+          <w:tcMar>
+            <w:start w:w="0" w:type="dxa"/>
+            <w:end w:w="0" w:type="dxa"/>
+          </w:tcMar>
+        </w:tcPr>
+        <w:p>
+          <w:pPr>
+            <w:autoSpaceDN w:val="0"/>
+            <w:autoSpaceDE w:val="0"/>
+            <w:widowControl/>
+            <w:spacing w:line="175" w:lineRule="auto" w:before="0" w:after="0"/>
+            <w:ind w:left="152" w:right="0" w:firstLine="0"/>
+            <w:jc w:val="left"/>
+          </w:pPr>
+          <w:r>
+            <w:rPr>
+              <w:rFonts w:ascii="Myanmar Text" w:hAnsi="Myanmar Text" w:eastAsia="Myanmar Text"/>
+              <w:b w:val="0"/>
+              <w:i w:val="0"/>
+              <w:color w:val="A09F9F"/>
+              <w:sz w:val="18"/>
+            </w:rPr>
+            <w:hyperlink r:id="rId14" w:history="1">
+              <w:r>
+                <w:rPr>
+                  <w:rStyle w:val="Hyperlink"/>
+                </w:rPr>
+                <w:t>www.gss-group.net</w:t>
+              </w:r>
+            </w:hyperlink>
+          </w:r>
+        </w:p>
+      </w:tc>
+      <w:tc>
+        <w:tcPr>
+          <w:tcW w:type="dxa" w:w="1504"/>
+          <w:vMerge/>
+          <w:tcBorders/>
+        </w:tcPr>
+        <w:p/>
+      </w:tc>
+      <w:tc>
+        <w:tcPr>
+          <w:tcW w:type="dxa" w:w="2600"/>
+          <w:tcBorders/>
+          <w:tcMar>
+            <w:start w:w="0" w:type="dxa"/>
+            <w:end w:w="0" w:type="dxa"/>
+          </w:tcMar>
+        </w:tcPr>
+        <w:p>
+          <w:pPr>
+            <w:autoSpaceDN w:val="0"/>
+            <w:autoSpaceDE w:val="0"/>
+            <w:widowControl/>
+            <w:spacing w:line="240" w:lineRule="auto" w:before="0" w:after="0"/>
+            <w:ind w:left="112" w:right="0" w:firstLine="0"/>
+            <w:jc w:val="left"/>
+          </w:pPr>
+          <w:r>
+            <w:rPr>
+              <w:rFonts w:ascii="Gill Sans MT" w:hAnsi="Gill Sans MT" w:eastAsia="Gill Sans MT"/>
+              <w:b w:val="0"/>
+              <w:i w:val="0"/>
+              <w:color w:val="A09F9F"/>
+              <w:sz w:val="19"/>
+            </w:rPr>
+            <w:t>Fax: +971 2 666 8980</w:t>
+          </w:r>
+        </w:p>
+      </w:tc>
+    </w:tr>
+  </w:tbl>
+  <w:p>
+    <w:pPr>
+      <w:spacing w:before="0" w:after="0" w:line="14" w:lineRule="exact"/>
+    </w:pPr>
+  </w:p>
+</w:ftr>
 </file>
 
 <file path=word/numbering.xml><?xml version="1.0" encoding="utf-8"?>
